--- a/新泰週報20260712[2628]B4F.docx
+++ b/新泰週報20260712[2628]B4F.docx
@@ -1,6 +1,6 @@
 
 <file path=word/document.xml><?xml version="1.0" encoding="utf-8"?>
-<w:document xmlns:wpc="http://schemas.microsoft.com/office/word/2010/wordprocessingCanvas" xmlns:mc="http://schemas.openxmlformats.org/markup-compatibility/2006" xmlns:o="urn:schemas-microsoft-com:office:office" xmlns:r="http://schemas.openxmlformats.org/officeDocument/2006/relationships" xmlns:m="http://schemas.openxmlformats.org/officeDocument/2006/math" xmlns:v="urn:schemas-microsoft-com:vml" xmlns:wp14="http://schemas.microsoft.com/office/word/2010/wordprocessingDrawing" xmlns:wp="http://schemas.openxmlformats.org/drawingml/2006/wordprocessingDrawing" xmlns:w10="urn:schemas-microsoft-com:office:word" xmlns:w="http://schemas.openxmlformats.org/wordprocessingml/2006/main" xmlns:w14="http://schemas.microsoft.com/office/word/2010/wordml" xmlns:w15="http://schemas.microsoft.com/office/word/2012/wordml" xmlns:wpg="http://schemas.microsoft.com/office/word/2010/wordprocessingGroup" xmlns:wpi="http://schemas.microsoft.com/office/word/2010/wordprocessingInk" xmlns:wne="http://schemas.microsoft.com/office/word/2006/wordml" xmlns:wps="http://schemas.microsoft.com/office/word/2010/wordprocessingShape" mc:Ignorable="w14 w15 wp14">
+<w:document xmlns:wpc="http://schemas.microsoft.com/office/word/2010/wordprocessingCanvas" xmlns:cx="http://schemas.microsoft.com/office/drawing/2014/chartex" xmlns:cx1="http://schemas.microsoft.com/office/drawing/2015/9/8/chartex" xmlns:cx2="http://schemas.microsoft.com/office/drawing/2015/10/21/chartex" xmlns:cx3="http://schemas.microsoft.com/office/drawing/2016/5/9/chartex" xmlns:cx4="http://schemas.microsoft.com/office/drawing/2016/5/10/chartex" xmlns:cx5="http://schemas.microsoft.com/office/drawing/2016/5/11/chartex" xmlns:cx6="http://schemas.microsoft.com/office/drawing/2016/5/12/chartex" xmlns:cx7="http://schemas.microsoft.com/office/drawing/2016/5/13/chartex" xmlns:cx8="http://schemas.microsoft.com/office/drawing/2016/5/14/chartex" xmlns:mc="http://schemas.openxmlformats.org/markup-compatibility/2006" xmlns:aink="http://schemas.microsoft.com/office/drawing/2016/ink" xmlns:am3d="http://schemas.microsoft.com/office/drawing/2017/model3d" xmlns:o="urn:schemas-microsoft-com:office:office" xmlns:oel="http://schemas.microsoft.com/office/2019/extlst" xmlns:r="http://schemas.openxmlformats.org/officeDocument/2006/relationships" xmlns:m="http://schemas.openxmlformats.org/officeDocument/2006/math" xmlns:v="urn:schemas-microsoft-com:vml" xmlns:wp14="http://schemas.microsoft.com/office/word/2010/wordprocessingDrawing" xmlns:wp="http://schemas.openxmlformats.org/drawingml/2006/wordprocessingDrawing" xmlns:w10="urn:schemas-microsoft-com:office:word" xmlns:w="http://schemas.openxmlformats.org/wordprocessingml/2006/main" xmlns:w14="http://schemas.microsoft.com/office/word/2010/wordml" xmlns:w15="http://schemas.microsoft.com/office/word/2012/wordml" xmlns:w16cex="http://schemas.microsoft.com/office/word/2018/wordml/cex" xmlns:w16cid="http://schemas.microsoft.com/office/word/2016/wordml/cid" xmlns:w16="http://schemas.microsoft.com/office/word/2018/wordml" xmlns:w16sdtdh="http://schemas.microsoft.com/office/word/2020/wordml/sdtdatahash" xmlns:w16se="http://schemas.microsoft.com/office/word/2015/wordml/symex" xmlns:wpg="http://schemas.microsoft.com/office/word/2010/wordprocessingGroup" xmlns:wpi="http://schemas.microsoft.com/office/word/2010/wordprocessingInk" xmlns:wne="http://schemas.microsoft.com/office/word/2006/wordml" xmlns:wps="http://schemas.microsoft.com/office/word/2010/wordprocessingShape" mc:Ignorable="w14 w15 w16se w16cid w16 w16cex w16sdtdh wp14">
   <w:body>
     <w:p>
       <w:pPr>
@@ -3389,7 +3389,7 @@
           <w:sz w:val="26"/>
           <w:szCs w:val="26"/>
         </w:rPr>
-        <w:t>舉頭讚美我石磐</w:t>
+        <w:t>我是何人</w:t>
       </w:r>
       <w:r>
         <w:rPr>
@@ -3408,22 +3408,110 @@
         <w:spacing w:line="300" w:lineRule="exact"/>
         <w:ind w:leftChars="-59" w:left="-142"/>
         <w:rPr>
-          <w:rFonts w:asciiTheme="majorBidi" w:eastAsia="標楷體" w:hAnsiTheme="majorBidi" w:cstheme="majorBidi"/>
-          <w:bCs/>
-          <w:w w:val="80"/>
-          <w:sz w:val="26"/>
-          <w:szCs w:val="26"/>
-        </w:rPr>
-      </w:pPr>
-      <w:r>
-        <w:rPr>
           <w:rFonts w:asciiTheme="majorBidi" w:eastAsia="標楷體" w:hAnsiTheme="majorBidi" w:cstheme="majorBidi" w:hint="eastAsia"/>
           <w:bCs/>
           <w:w w:val="80"/>
           <w:sz w:val="26"/>
           <w:szCs w:val="26"/>
         </w:rPr>
-        <w:t>涼風輕輕吹，腳步真輕鬆。</w:t>
+      </w:pPr>
+      <w:r>
+        <w:rPr>
+          <w:rFonts w:asciiTheme="majorBidi" w:eastAsia="標楷體" w:hAnsiTheme="majorBidi" w:cstheme="majorBidi" w:hint="eastAsia"/>
+          <w:bCs/>
+          <w:w w:val="80"/>
+          <w:sz w:val="26"/>
+          <w:szCs w:val="26"/>
+        </w:rPr>
+        <w:t>我是</w:t>
+      </w:r>
+      <w:proofErr w:type="gramStart"/>
+      <w:r>
+        <w:rPr>
+          <w:rFonts w:asciiTheme="majorBidi" w:eastAsia="標楷體" w:hAnsiTheme="majorBidi" w:cstheme="majorBidi" w:hint="eastAsia"/>
+          <w:bCs/>
+          <w:w w:val="80"/>
+          <w:sz w:val="26"/>
+          <w:szCs w:val="26"/>
+        </w:rPr>
+        <w:t>何人，</w:t>
+      </w:r>
+      <w:proofErr w:type="gramEnd"/>
+      <w:r>
+        <w:rPr>
+          <w:rFonts w:asciiTheme="majorBidi" w:eastAsia="標楷體" w:hAnsiTheme="majorBidi" w:cstheme="majorBidi" w:hint="eastAsia"/>
+          <w:bCs/>
+          <w:w w:val="80"/>
+          <w:sz w:val="26"/>
+          <w:szCs w:val="26"/>
+        </w:rPr>
+        <w:t>竟然能夠得著救主這麼</w:t>
+      </w:r>
+      <w:proofErr w:type="gramStart"/>
+      <w:r>
+        <w:rPr>
+          <w:rFonts w:asciiTheme="majorBidi" w:eastAsia="標楷體" w:hAnsiTheme="majorBidi" w:cstheme="majorBidi" w:hint="eastAsia"/>
+          <w:bCs/>
+          <w:w w:val="80"/>
+          <w:sz w:val="26"/>
+          <w:szCs w:val="26"/>
+        </w:rPr>
+        <w:t>大愛疼</w:t>
+      </w:r>
+      <w:proofErr w:type="gramEnd"/>
+      <w:r>
+        <w:rPr>
+          <w:rFonts w:asciiTheme="majorBidi" w:eastAsia="標楷體" w:hAnsiTheme="majorBidi" w:cstheme="majorBidi" w:hint="eastAsia"/>
+          <w:bCs/>
+          <w:w w:val="80"/>
+          <w:sz w:val="26"/>
+          <w:szCs w:val="26"/>
+        </w:rPr>
+        <w:t>？我是何人，</w:t>
+      </w:r>
+      <w:proofErr w:type="gramStart"/>
+      <w:r>
+        <w:rPr>
+          <w:rFonts w:asciiTheme="majorBidi" w:eastAsia="標楷體" w:hAnsiTheme="majorBidi" w:cstheme="majorBidi" w:hint="eastAsia"/>
+          <w:bCs/>
+          <w:w w:val="80"/>
+          <w:sz w:val="26"/>
+          <w:szCs w:val="26"/>
+        </w:rPr>
+        <w:t>祂</w:t>
+      </w:r>
+      <w:proofErr w:type="gramEnd"/>
+      <w:r>
+        <w:rPr>
+          <w:rFonts w:asciiTheme="majorBidi" w:eastAsia="標楷體" w:hAnsiTheme="majorBidi" w:cstheme="majorBidi" w:hint="eastAsia"/>
+          <w:bCs/>
+          <w:w w:val="80"/>
+          <w:sz w:val="26"/>
+          <w:szCs w:val="26"/>
+        </w:rPr>
+        <w:t>甘願</w:t>
+      </w:r>
+      <w:proofErr w:type="gramStart"/>
+      <w:r>
+        <w:rPr>
+          <w:rFonts w:asciiTheme="majorBidi" w:eastAsia="標楷體" w:hAnsiTheme="majorBidi" w:cstheme="majorBidi" w:hint="eastAsia"/>
+          <w:bCs/>
+          <w:w w:val="80"/>
+          <w:sz w:val="26"/>
+          <w:szCs w:val="26"/>
+        </w:rPr>
+        <w:t>為著</w:t>
+      </w:r>
+      <w:proofErr w:type="gramEnd"/>
+      <w:r>
+        <w:rPr>
+          <w:rFonts w:asciiTheme="majorBidi" w:eastAsia="標楷體" w:hAnsiTheme="majorBidi" w:cstheme="majorBidi" w:hint="eastAsia"/>
+          <w:bCs/>
+          <w:w w:val="80"/>
+          <w:sz w:val="26"/>
+          <w:szCs w:val="26"/>
+        </w:rPr>
+        <w:t>拯救我來到世間？</w:t>
       </w:r>
     </w:p>
     <w:p>
@@ -3432,22 +3520,66 @@
         <w:spacing w:line="300" w:lineRule="exact"/>
         <w:ind w:leftChars="-59" w:left="-142"/>
         <w:rPr>
-          <w:rFonts w:asciiTheme="majorBidi" w:eastAsia="標楷體" w:hAnsiTheme="majorBidi" w:cstheme="majorBidi"/>
-          <w:bCs/>
-          <w:w w:val="80"/>
-          <w:sz w:val="26"/>
-          <w:szCs w:val="26"/>
-        </w:rPr>
-      </w:pPr>
-      <w:r>
-        <w:rPr>
           <w:rFonts w:asciiTheme="majorBidi" w:eastAsia="標楷體" w:hAnsiTheme="majorBidi" w:cstheme="majorBidi" w:hint="eastAsia"/>
           <w:bCs/>
           <w:w w:val="80"/>
           <w:sz w:val="26"/>
           <w:szCs w:val="26"/>
         </w:rPr>
-        <w:t>主耶穌替我拭去眼淚，擔當所有的重擔。</w:t>
+      </w:pPr>
+      <w:r>
+        <w:rPr>
+          <w:rFonts w:asciiTheme="majorBidi" w:eastAsia="標楷體" w:hAnsiTheme="majorBidi" w:cstheme="majorBidi" w:hint="eastAsia"/>
+          <w:bCs/>
+          <w:w w:val="80"/>
+          <w:sz w:val="26"/>
+          <w:szCs w:val="26"/>
+        </w:rPr>
+        <w:t>我的才能、機會、成就，</w:t>
+      </w:r>
+      <w:proofErr w:type="gramStart"/>
+      <w:r>
+        <w:rPr>
+          <w:rFonts w:asciiTheme="majorBidi" w:eastAsia="標楷體" w:hAnsiTheme="majorBidi" w:cstheme="majorBidi" w:hint="eastAsia"/>
+          <w:bCs/>
+          <w:w w:val="80"/>
+          <w:sz w:val="26"/>
+          <w:szCs w:val="26"/>
+        </w:rPr>
+        <w:t>豈攏靠</w:t>
+      </w:r>
+      <w:proofErr w:type="gramEnd"/>
+      <w:r>
+        <w:rPr>
+          <w:rFonts w:asciiTheme="majorBidi" w:eastAsia="標楷體" w:hAnsiTheme="majorBidi" w:cstheme="majorBidi" w:hint="eastAsia"/>
+          <w:bCs/>
+          <w:w w:val="80"/>
+          <w:sz w:val="26"/>
+          <w:szCs w:val="26"/>
+        </w:rPr>
+        <w:t>我自己來賺得？謙卑來主面前，感謝</w:t>
+      </w:r>
+      <w:proofErr w:type="gramStart"/>
+      <w:r>
+        <w:rPr>
+          <w:rFonts w:asciiTheme="majorBidi" w:eastAsia="標楷體" w:hAnsiTheme="majorBidi" w:cstheme="majorBidi" w:hint="eastAsia"/>
+          <w:bCs/>
+          <w:w w:val="80"/>
+          <w:sz w:val="26"/>
+          <w:szCs w:val="26"/>
+        </w:rPr>
+        <w:t>祂</w:t>
+      </w:r>
+      <w:proofErr w:type="gramEnd"/>
+      <w:r>
+        <w:rPr>
+          <w:rFonts w:asciiTheme="majorBidi" w:eastAsia="標楷體" w:hAnsiTheme="majorBidi" w:cstheme="majorBidi" w:hint="eastAsia"/>
+          <w:bCs/>
+          <w:w w:val="80"/>
+          <w:sz w:val="26"/>
+          <w:szCs w:val="26"/>
+        </w:rPr>
+        <w:t>極大恩惠。</w:t>
       </w:r>
     </w:p>
     <w:p>
@@ -3456,22 +3588,132 @@
         <w:spacing w:line="300" w:lineRule="exact"/>
         <w:ind w:leftChars="-59" w:left="-142"/>
         <w:rPr>
-          <w:rFonts w:asciiTheme="majorBidi" w:eastAsia="標楷體" w:hAnsiTheme="majorBidi" w:cstheme="majorBidi"/>
-          <w:bCs/>
-          <w:w w:val="80"/>
-          <w:sz w:val="26"/>
-          <w:szCs w:val="26"/>
-        </w:rPr>
-      </w:pPr>
-      <w:r>
-        <w:rPr>
           <w:rFonts w:asciiTheme="majorBidi" w:eastAsia="標楷體" w:hAnsiTheme="majorBidi" w:cstheme="majorBidi" w:hint="eastAsia"/>
           <w:bCs/>
           <w:w w:val="80"/>
           <w:sz w:val="26"/>
           <w:szCs w:val="26"/>
         </w:rPr>
-        <w:t>我已經成做新創造的人。</w:t>
+      </w:pPr>
+      <w:r>
+        <w:rPr>
+          <w:rFonts w:asciiTheme="majorBidi" w:eastAsia="標楷體" w:hAnsiTheme="majorBidi" w:cstheme="majorBidi" w:hint="eastAsia"/>
+          <w:bCs/>
+          <w:w w:val="80"/>
+          <w:sz w:val="26"/>
+          <w:szCs w:val="26"/>
+        </w:rPr>
+        <w:t>我是</w:t>
+      </w:r>
+      <w:proofErr w:type="gramStart"/>
+      <w:r>
+        <w:rPr>
+          <w:rFonts w:asciiTheme="majorBidi" w:eastAsia="標楷體" w:hAnsiTheme="majorBidi" w:cstheme="majorBidi" w:hint="eastAsia"/>
+          <w:bCs/>
+          <w:w w:val="80"/>
+          <w:sz w:val="26"/>
+          <w:szCs w:val="26"/>
+        </w:rPr>
+        <w:t>何人，</w:t>
+      </w:r>
+      <w:proofErr w:type="gramEnd"/>
+      <w:r>
+        <w:rPr>
+          <w:rFonts w:asciiTheme="majorBidi" w:eastAsia="標楷體" w:hAnsiTheme="majorBidi" w:cstheme="majorBidi" w:hint="eastAsia"/>
+          <w:bCs/>
+          <w:w w:val="80"/>
+          <w:sz w:val="26"/>
+          <w:szCs w:val="26"/>
+        </w:rPr>
+        <w:t>能夠得著榮耀權柄成做</w:t>
+      </w:r>
+      <w:proofErr w:type="gramStart"/>
+      <w:r>
+        <w:rPr>
+          <w:rFonts w:asciiTheme="majorBidi" w:eastAsia="標楷體" w:hAnsiTheme="majorBidi" w:cstheme="majorBidi" w:hint="eastAsia"/>
+          <w:bCs/>
+          <w:w w:val="80"/>
+          <w:sz w:val="26"/>
+          <w:szCs w:val="26"/>
+        </w:rPr>
+        <w:t>祂</w:t>
+      </w:r>
+      <w:proofErr w:type="gramEnd"/>
+      <w:r>
+        <w:rPr>
+          <w:rFonts w:asciiTheme="majorBidi" w:eastAsia="標楷體" w:hAnsiTheme="majorBidi" w:cstheme="majorBidi" w:hint="eastAsia"/>
+          <w:bCs/>
+          <w:w w:val="80"/>
+          <w:sz w:val="26"/>
+          <w:szCs w:val="26"/>
+        </w:rPr>
+        <w:t>子兒？我是</w:t>
+      </w:r>
+      <w:proofErr w:type="gramStart"/>
+      <w:r>
+        <w:rPr>
+          <w:rFonts w:asciiTheme="majorBidi" w:eastAsia="標楷體" w:hAnsiTheme="majorBidi" w:cstheme="majorBidi" w:hint="eastAsia"/>
+          <w:bCs/>
+          <w:w w:val="80"/>
+          <w:sz w:val="26"/>
+          <w:szCs w:val="26"/>
+        </w:rPr>
+        <w:t>何人，</w:t>
+      </w:r>
+      <w:proofErr w:type="gramEnd"/>
+      <w:r>
+        <w:rPr>
+          <w:rFonts w:asciiTheme="majorBidi" w:eastAsia="標楷體" w:hAnsiTheme="majorBidi" w:cstheme="majorBidi" w:hint="eastAsia"/>
+          <w:bCs/>
+          <w:w w:val="80"/>
+          <w:sz w:val="26"/>
+          <w:szCs w:val="26"/>
+        </w:rPr>
+        <w:t>能夠進入</w:t>
+      </w:r>
+      <w:proofErr w:type="gramStart"/>
+      <w:r>
+        <w:rPr>
+          <w:rFonts w:asciiTheme="majorBidi" w:eastAsia="標楷體" w:hAnsiTheme="majorBidi" w:cstheme="majorBidi" w:hint="eastAsia"/>
+          <w:bCs/>
+          <w:w w:val="80"/>
+          <w:sz w:val="26"/>
+          <w:szCs w:val="26"/>
+        </w:rPr>
+        <w:t>祂</w:t>
+      </w:r>
+      <w:proofErr w:type="gramEnd"/>
+      <w:r>
+        <w:rPr>
+          <w:rFonts w:asciiTheme="majorBidi" w:eastAsia="標楷體" w:hAnsiTheme="majorBidi" w:cstheme="majorBidi" w:hint="eastAsia"/>
+          <w:bCs/>
+          <w:w w:val="80"/>
+          <w:sz w:val="26"/>
+          <w:szCs w:val="26"/>
+        </w:rPr>
+        <w:t>的國度來服事</w:t>
+      </w:r>
+      <w:proofErr w:type="gramStart"/>
+      <w:r>
+        <w:rPr>
+          <w:rFonts w:asciiTheme="majorBidi" w:eastAsia="標楷體" w:hAnsiTheme="majorBidi" w:cstheme="majorBidi" w:hint="eastAsia"/>
+          <w:bCs/>
+          <w:w w:val="80"/>
+          <w:sz w:val="26"/>
+          <w:szCs w:val="26"/>
+        </w:rPr>
+        <w:t>祂</w:t>
+      </w:r>
+      <w:proofErr w:type="gramEnd"/>
+      <w:r>
+        <w:rPr>
+          <w:rFonts w:asciiTheme="majorBidi" w:eastAsia="標楷體" w:hAnsiTheme="majorBidi" w:cstheme="majorBidi" w:hint="eastAsia"/>
+          <w:bCs/>
+          <w:w w:val="80"/>
+          <w:sz w:val="26"/>
+          <w:szCs w:val="26"/>
+        </w:rPr>
+        <w:t>？</w:t>
       </w:r>
     </w:p>
     <w:p>
@@ -3480,22 +3722,44 @@
         <w:spacing w:line="300" w:lineRule="exact"/>
         <w:ind w:leftChars="-59" w:left="-142"/>
         <w:rPr>
-          <w:rFonts w:asciiTheme="majorBidi" w:eastAsia="標楷體" w:hAnsiTheme="majorBidi" w:cstheme="majorBidi"/>
-          <w:bCs/>
-          <w:w w:val="80"/>
-          <w:sz w:val="26"/>
-          <w:szCs w:val="26"/>
-        </w:rPr>
-      </w:pPr>
-      <w:r>
-        <w:rPr>
           <w:rFonts w:asciiTheme="majorBidi" w:eastAsia="標楷體" w:hAnsiTheme="majorBidi" w:cstheme="majorBidi" w:hint="eastAsia"/>
           <w:bCs/>
           <w:w w:val="80"/>
           <w:sz w:val="26"/>
           <w:szCs w:val="26"/>
         </w:rPr>
-        <w:t>同齊行天路，我與主耶穌。</w:t>
+      </w:pPr>
+      <w:r>
+        <w:rPr>
+          <w:rFonts w:asciiTheme="majorBidi" w:eastAsia="標楷體" w:hAnsiTheme="majorBidi" w:cstheme="majorBidi" w:hint="eastAsia"/>
+          <w:bCs/>
+          <w:w w:val="80"/>
+          <w:sz w:val="26"/>
+          <w:szCs w:val="26"/>
+        </w:rPr>
+        <w:t>我的家庭、朋友、健康，攏是主的賞賜。歡喜來主面前，感謝</w:t>
+      </w:r>
+      <w:proofErr w:type="gramStart"/>
+      <w:r>
+        <w:rPr>
+          <w:rFonts w:asciiTheme="majorBidi" w:eastAsia="標楷體" w:hAnsiTheme="majorBidi" w:cstheme="majorBidi" w:hint="eastAsia"/>
+          <w:bCs/>
+          <w:w w:val="80"/>
+          <w:sz w:val="26"/>
+          <w:szCs w:val="26"/>
+        </w:rPr>
+        <w:t>祂</w:t>
+      </w:r>
+      <w:proofErr w:type="gramEnd"/>
+      <w:r>
+        <w:rPr>
+          <w:rFonts w:asciiTheme="majorBidi" w:eastAsia="標楷體" w:hAnsiTheme="majorBidi" w:cstheme="majorBidi" w:hint="eastAsia"/>
+          <w:bCs/>
+          <w:w w:val="80"/>
+          <w:sz w:val="26"/>
+          <w:szCs w:val="26"/>
+        </w:rPr>
+        <w:t>極大恩惠。</w:t>
       </w:r>
     </w:p>
     <w:p>
@@ -3511,6 +3775,7 @@
           <w:szCs w:val="26"/>
         </w:rPr>
       </w:pPr>
+      <w:proofErr w:type="gramStart"/>
       <w:r>
         <w:rPr>
           <w:rFonts w:asciiTheme="majorBidi" w:eastAsia="標楷體" w:hAnsiTheme="majorBidi" w:cstheme="majorBidi" w:hint="eastAsia"/>
@@ -3519,9 +3784,9 @@
           <w:sz w:val="26"/>
           <w:szCs w:val="26"/>
         </w:rPr>
-        <w:t>滿心歡喜，</w:t>
-      </w:r>
-      <w:proofErr w:type="gramStart"/>
+        <w:t>主啊</w:t>
+      </w:r>
+      <w:proofErr w:type="gramEnd"/>
       <w:r>
         <w:rPr>
           <w:rFonts w:asciiTheme="majorBidi" w:eastAsia="標楷體" w:hAnsiTheme="majorBidi" w:cstheme="majorBidi" w:hint="eastAsia"/>
@@ -3530,18 +3795,7 @@
           <w:sz w:val="26"/>
           <w:szCs w:val="26"/>
         </w:rPr>
-        <w:t>逐時唱歌</w:t>
-      </w:r>
-      <w:proofErr w:type="gramEnd"/>
-      <w:r>
-        <w:rPr>
-          <w:rFonts w:asciiTheme="majorBidi" w:eastAsia="標楷體" w:hAnsiTheme="majorBidi" w:cstheme="majorBidi" w:hint="eastAsia"/>
-          <w:bCs/>
-          <w:w w:val="80"/>
-          <w:sz w:val="26"/>
-          <w:szCs w:val="26"/>
-        </w:rPr>
-        <w:t>，舉頭讚美我石磐，</w:t>
+        <w:t>，我感謝祢，我感謝祢的愛疼！祢願意揀選我，祢揀選我做祢的工！</w:t>
       </w:r>
     </w:p>
     <w:p>
@@ -3557,7 +3811,6 @@
           <w:szCs w:val="26"/>
         </w:rPr>
       </w:pPr>
-      <w:proofErr w:type="gramStart"/>
       <w:r>
         <w:rPr>
           <w:rFonts w:asciiTheme="majorBidi" w:eastAsia="標楷體" w:hAnsiTheme="majorBidi" w:cstheme="majorBidi" w:hint="eastAsia"/>
@@ -3566,18 +3819,7 @@
           <w:sz w:val="26"/>
           <w:szCs w:val="26"/>
         </w:rPr>
-        <w:t>祂</w:t>
-      </w:r>
-      <w:proofErr w:type="gramEnd"/>
-      <w:r>
-        <w:rPr>
-          <w:rFonts w:asciiTheme="majorBidi" w:eastAsia="標楷體" w:hAnsiTheme="majorBidi" w:cstheme="majorBidi" w:hint="eastAsia"/>
-          <w:bCs/>
-          <w:w w:val="80"/>
-          <w:sz w:val="26"/>
-          <w:szCs w:val="26"/>
-        </w:rPr>
-        <w:t>的活命充滿我。</w:t>
+        <w:t>我要聽祢的聲，隨祢來行，為祢來活！我深知我是祢所疼的人。</w:t>
       </w:r>
     </w:p>
     <w:p>
@@ -3586,13 +3828,107 @@
         <w:spacing w:line="300" w:lineRule="exact"/>
         <w:ind w:leftChars="-59" w:left="-142"/>
         <w:rPr>
-          <w:rFonts w:asciiTheme="majorBidi" w:eastAsia="標楷體" w:hAnsiTheme="majorBidi" w:cstheme="majorBidi"/>
+          <w:rFonts w:asciiTheme="majorBidi" w:eastAsia="標楷體" w:hAnsiTheme="majorBidi" w:cstheme="majorBidi" w:hint="eastAsia"/>
           <w:bCs/>
           <w:w w:val="80"/>
           <w:sz w:val="26"/>
           <w:szCs w:val="26"/>
         </w:rPr>
       </w:pPr>
+      <w:r>
+        <w:rPr>
+          <w:rFonts w:asciiTheme="majorBidi" w:eastAsia="標楷體" w:hAnsiTheme="majorBidi" w:cstheme="majorBidi" w:hint="eastAsia"/>
+          <w:bCs/>
+          <w:w w:val="80"/>
+          <w:sz w:val="26"/>
+          <w:szCs w:val="26"/>
+        </w:rPr>
+        <w:t>我拿什麼</w:t>
+      </w:r>
+      <w:r>
+        <w:rPr>
+          <w:rFonts w:asciiTheme="majorBidi" w:eastAsia="標楷體" w:hAnsiTheme="majorBidi" w:cstheme="majorBidi" w:hint="eastAsia"/>
+          <w:bCs/>
+          <w:w w:val="80"/>
+          <w:sz w:val="26"/>
+          <w:szCs w:val="26"/>
+        </w:rPr>
+        <w:t xml:space="preserve"> </w:t>
+      </w:r>
+      <w:r>
+        <w:rPr>
+          <w:rFonts w:asciiTheme="majorBidi" w:eastAsia="標楷體" w:hAnsiTheme="majorBidi" w:cstheme="majorBidi" w:hint="eastAsia"/>
+          <w:bCs/>
+          <w:w w:val="80"/>
+          <w:sz w:val="26"/>
+          <w:szCs w:val="26"/>
+        </w:rPr>
+        <w:t>來獻給親愛的救主做永遠禮物？我拿什麼</w:t>
+      </w:r>
+      <w:r>
+        <w:rPr>
+          <w:rFonts w:asciiTheme="majorBidi" w:eastAsia="標楷體" w:hAnsiTheme="majorBidi" w:cstheme="majorBidi" w:hint="eastAsia"/>
+          <w:bCs/>
+          <w:w w:val="80"/>
+          <w:sz w:val="26"/>
+          <w:szCs w:val="26"/>
+        </w:rPr>
+        <w:t xml:space="preserve"> </w:t>
+      </w:r>
+      <w:r>
+        <w:rPr>
+          <w:rFonts w:asciiTheme="majorBidi" w:eastAsia="標楷體" w:hAnsiTheme="majorBidi" w:cstheme="majorBidi" w:hint="eastAsia"/>
+          <w:bCs/>
+          <w:w w:val="80"/>
+          <w:sz w:val="26"/>
+          <w:szCs w:val="26"/>
+        </w:rPr>
+        <w:t>來</w:t>
+      </w:r>
+      <w:proofErr w:type="gramStart"/>
+      <w:r>
+        <w:rPr>
+          <w:rFonts w:asciiTheme="majorBidi" w:eastAsia="標楷體" w:hAnsiTheme="majorBidi" w:cstheme="majorBidi" w:hint="eastAsia"/>
+          <w:bCs/>
+          <w:w w:val="80"/>
+          <w:sz w:val="26"/>
+          <w:szCs w:val="26"/>
+        </w:rPr>
+        <w:t>報答疼</w:t>
+      </w:r>
+      <w:proofErr w:type="gramEnd"/>
+      <w:r>
+        <w:rPr>
+          <w:rFonts w:asciiTheme="majorBidi" w:eastAsia="標楷體" w:hAnsiTheme="majorBidi" w:cstheme="majorBidi" w:hint="eastAsia"/>
+          <w:bCs/>
+          <w:w w:val="80"/>
+          <w:sz w:val="26"/>
+          <w:szCs w:val="26"/>
+        </w:rPr>
+        <w:t>我的救主，能使</w:t>
+      </w:r>
+      <w:proofErr w:type="gramStart"/>
+      <w:r>
+        <w:rPr>
+          <w:rFonts w:asciiTheme="majorBidi" w:eastAsia="標楷體" w:hAnsiTheme="majorBidi" w:cstheme="majorBidi" w:hint="eastAsia"/>
+          <w:bCs/>
+          <w:w w:val="80"/>
+          <w:sz w:val="26"/>
+          <w:szCs w:val="26"/>
+        </w:rPr>
+        <w:t>祂</w:t>
+      </w:r>
+      <w:proofErr w:type="gramEnd"/>
+      <w:r>
+        <w:rPr>
+          <w:rFonts w:asciiTheme="majorBidi" w:eastAsia="標楷體" w:hAnsiTheme="majorBidi" w:cstheme="majorBidi" w:hint="eastAsia"/>
+          <w:bCs/>
+          <w:w w:val="80"/>
+          <w:sz w:val="26"/>
+          <w:szCs w:val="26"/>
+        </w:rPr>
+        <w:t>歡喜？</w:t>
+      </w:r>
     </w:p>
     <w:p>
       <w:pPr>
@@ -3615,29 +3951,7 @@
           <w:sz w:val="26"/>
           <w:szCs w:val="26"/>
         </w:rPr>
-        <w:t>雖然主無應允逐日好天，也無</w:t>
-      </w:r>
-      <w:proofErr w:type="gramStart"/>
-      <w:r>
-        <w:rPr>
-          <w:rFonts w:asciiTheme="majorBidi" w:eastAsia="標楷體" w:hAnsiTheme="majorBidi" w:cstheme="majorBidi" w:hint="eastAsia"/>
-          <w:bCs/>
-          <w:w w:val="80"/>
-          <w:sz w:val="26"/>
-          <w:szCs w:val="26"/>
-        </w:rPr>
-        <w:t>應允逐時順利</w:t>
-      </w:r>
-      <w:proofErr w:type="gramEnd"/>
-      <w:r>
-        <w:rPr>
-          <w:rFonts w:asciiTheme="majorBidi" w:eastAsia="標楷體" w:hAnsiTheme="majorBidi" w:cstheme="majorBidi" w:hint="eastAsia"/>
-          <w:bCs/>
-          <w:w w:val="80"/>
-          <w:sz w:val="26"/>
-          <w:szCs w:val="26"/>
-        </w:rPr>
-        <w:t>。</w:t>
+        <w:t>喔，主耶穌，我要盡一生服事祢，日日隨祢來行，見證祢極大恩惠。</w:t>
       </w:r>
     </w:p>
     <w:p>
@@ -3653,6 +3967,7 @@
           <w:szCs w:val="26"/>
         </w:rPr>
       </w:pPr>
+      <w:proofErr w:type="gramStart"/>
       <w:r>
         <w:rPr>
           <w:rFonts w:asciiTheme="majorBidi" w:eastAsia="標楷體" w:hAnsiTheme="majorBidi" w:cstheme="majorBidi" w:hint="eastAsia"/>
@@ -3661,9 +3976,9 @@
           <w:sz w:val="26"/>
           <w:szCs w:val="26"/>
         </w:rPr>
-        <w:t>我有主做我的幫助，</w:t>
-      </w:r>
-      <w:proofErr w:type="gramStart"/>
+        <w:t>主啊</w:t>
+      </w:r>
+      <w:proofErr w:type="gramEnd"/>
       <w:r>
         <w:rPr>
           <w:rFonts w:asciiTheme="majorBidi" w:eastAsia="標楷體" w:hAnsiTheme="majorBidi" w:cstheme="majorBidi" w:hint="eastAsia"/>
@@ -3672,18 +3987,7 @@
           <w:sz w:val="26"/>
           <w:szCs w:val="26"/>
         </w:rPr>
-        <w:t>祂</w:t>
-      </w:r>
-      <w:proofErr w:type="gramEnd"/>
-      <w:r>
-        <w:rPr>
-          <w:rFonts w:asciiTheme="majorBidi" w:eastAsia="標楷體" w:hAnsiTheme="majorBidi" w:cstheme="majorBidi" w:hint="eastAsia"/>
-          <w:bCs/>
-          <w:w w:val="80"/>
-          <w:sz w:val="26"/>
-          <w:szCs w:val="26"/>
-        </w:rPr>
-        <w:t>賜我氣力贏過艱難。</w:t>
+        <w:t>，我感謝祢，我感謝祢的愛疼！祢願意揀選我，祢揀選我做祢的工！</w:t>
       </w:r>
     </w:p>
     <w:p>
@@ -3707,7 +4011,7 @@
           <w:sz w:val="26"/>
           <w:szCs w:val="26"/>
         </w:rPr>
-        <w:t>同齊行天路，我與主耶穌。</w:t>
+        <w:t>我要聽祢的聲，隨祢來行，為祢來活！我深知我是祢所疼的人。</w:t>
       </w:r>
     </w:p>
     <w:p>
@@ -3731,277 +4035,7 @@
           <w:sz w:val="26"/>
           <w:szCs w:val="26"/>
         </w:rPr>
-        <w:t>滿心歡喜，</w:t>
-      </w:r>
-      <w:proofErr w:type="gramStart"/>
-      <w:r>
-        <w:rPr>
-          <w:rFonts w:asciiTheme="majorBidi" w:eastAsia="標楷體" w:hAnsiTheme="majorBidi" w:cstheme="majorBidi" w:hint="eastAsia"/>
-          <w:bCs/>
-          <w:w w:val="80"/>
-          <w:sz w:val="26"/>
-          <w:szCs w:val="26"/>
-        </w:rPr>
-        <w:t>逐時唱歌</w:t>
-      </w:r>
-      <w:proofErr w:type="gramEnd"/>
-      <w:r>
-        <w:rPr>
-          <w:rFonts w:asciiTheme="majorBidi" w:eastAsia="標楷體" w:hAnsiTheme="majorBidi" w:cstheme="majorBidi" w:hint="eastAsia"/>
-          <w:bCs/>
-          <w:w w:val="80"/>
-          <w:sz w:val="26"/>
-          <w:szCs w:val="26"/>
-        </w:rPr>
-        <w:t>，舉頭讚美我石磐，</w:t>
-      </w:r>
-    </w:p>
-    <w:p>
-      <w:pPr>
-        <w:snapToGrid w:val="0"/>
-        <w:spacing w:line="300" w:lineRule="exact"/>
-        <w:ind w:leftChars="-59" w:left="-142"/>
-        <w:rPr>
-          <w:rFonts w:asciiTheme="majorBidi" w:eastAsia="標楷體" w:hAnsiTheme="majorBidi" w:cstheme="majorBidi"/>
-          <w:bCs/>
-          <w:w w:val="80"/>
-          <w:sz w:val="26"/>
-          <w:szCs w:val="26"/>
-        </w:rPr>
-      </w:pPr>
-      <w:proofErr w:type="gramStart"/>
-      <w:r>
-        <w:rPr>
-          <w:rFonts w:asciiTheme="majorBidi" w:eastAsia="標楷體" w:hAnsiTheme="majorBidi" w:cstheme="majorBidi" w:hint="eastAsia"/>
-          <w:bCs/>
-          <w:w w:val="80"/>
-          <w:sz w:val="26"/>
-          <w:szCs w:val="26"/>
-        </w:rPr>
-        <w:t>祂</w:t>
-      </w:r>
-      <w:proofErr w:type="gramEnd"/>
-      <w:r>
-        <w:rPr>
-          <w:rFonts w:asciiTheme="majorBidi" w:eastAsia="標楷體" w:hAnsiTheme="majorBidi" w:cstheme="majorBidi" w:hint="eastAsia"/>
-          <w:bCs/>
-          <w:w w:val="80"/>
-          <w:sz w:val="26"/>
-          <w:szCs w:val="26"/>
-        </w:rPr>
-        <w:t>的活命充滿我。</w:t>
-      </w:r>
-    </w:p>
-    <w:p>
-      <w:pPr>
-        <w:snapToGrid w:val="0"/>
-        <w:spacing w:line="300" w:lineRule="exact"/>
-        <w:ind w:leftChars="-59" w:left="-142"/>
-        <w:rPr>
-          <w:rFonts w:asciiTheme="majorBidi" w:eastAsia="標楷體" w:hAnsiTheme="majorBidi" w:cstheme="majorBidi"/>
-          <w:bCs/>
-          <w:w w:val="80"/>
-          <w:sz w:val="26"/>
-          <w:szCs w:val="26"/>
-        </w:rPr>
-      </w:pPr>
-    </w:p>
-    <w:p>
-      <w:pPr>
-        <w:snapToGrid w:val="0"/>
-        <w:spacing w:line="300" w:lineRule="exact"/>
-        <w:ind w:leftChars="-59" w:left="-142"/>
-        <w:rPr>
-          <w:rFonts w:asciiTheme="majorBidi" w:eastAsia="標楷體" w:hAnsiTheme="majorBidi" w:cstheme="majorBidi"/>
-          <w:bCs/>
-          <w:w w:val="80"/>
-          <w:sz w:val="26"/>
-          <w:szCs w:val="26"/>
-        </w:rPr>
-      </w:pPr>
-      <w:r>
-        <w:rPr>
-          <w:rFonts w:asciiTheme="majorBidi" w:eastAsia="標楷體" w:hAnsiTheme="majorBidi" w:cstheme="majorBidi" w:hint="eastAsia"/>
-          <w:bCs/>
-          <w:w w:val="80"/>
-          <w:sz w:val="26"/>
-          <w:szCs w:val="26"/>
-        </w:rPr>
-        <w:t>主</w:t>
-      </w:r>
-      <w:proofErr w:type="gramStart"/>
-      <w:r>
-        <w:rPr>
-          <w:rFonts w:asciiTheme="majorBidi" w:eastAsia="標楷體" w:hAnsiTheme="majorBidi" w:cstheme="majorBidi" w:hint="eastAsia"/>
-          <w:bCs/>
-          <w:w w:val="80"/>
-          <w:sz w:val="26"/>
-          <w:szCs w:val="26"/>
-        </w:rPr>
-        <w:t>應允逐時在</w:t>
-      </w:r>
-      <w:proofErr w:type="gramEnd"/>
-      <w:r>
-        <w:rPr>
-          <w:rFonts w:asciiTheme="majorBidi" w:eastAsia="標楷體" w:hAnsiTheme="majorBidi" w:cstheme="majorBidi" w:hint="eastAsia"/>
-          <w:bCs/>
-          <w:w w:val="80"/>
-          <w:sz w:val="26"/>
-          <w:szCs w:val="26"/>
-        </w:rPr>
-        <w:t>我身邊，也應允</w:t>
-      </w:r>
-      <w:proofErr w:type="gramStart"/>
-      <w:r>
-        <w:rPr>
-          <w:rFonts w:asciiTheme="majorBidi" w:eastAsia="標楷體" w:hAnsiTheme="majorBidi" w:cstheme="majorBidi" w:hint="eastAsia"/>
-          <w:bCs/>
-          <w:w w:val="80"/>
-          <w:sz w:val="26"/>
-          <w:szCs w:val="26"/>
-        </w:rPr>
-        <w:t>慈愛無離</w:t>
-      </w:r>
-      <w:proofErr w:type="gramEnd"/>
-      <w:r>
-        <w:rPr>
-          <w:rFonts w:asciiTheme="majorBidi" w:eastAsia="標楷體" w:hAnsiTheme="majorBidi" w:cstheme="majorBidi" w:hint="eastAsia"/>
-          <w:bCs/>
-          <w:w w:val="80"/>
-          <w:sz w:val="26"/>
-          <w:szCs w:val="26"/>
-        </w:rPr>
-        <w:t>。</w:t>
-      </w:r>
-    </w:p>
-    <w:p>
-      <w:pPr>
-        <w:snapToGrid w:val="0"/>
-        <w:spacing w:line="300" w:lineRule="exact"/>
-        <w:ind w:leftChars="-59" w:left="-142"/>
-        <w:rPr>
-          <w:rFonts w:asciiTheme="majorBidi" w:eastAsia="標楷體" w:hAnsiTheme="majorBidi" w:cstheme="majorBidi"/>
-          <w:bCs/>
-          <w:w w:val="80"/>
-          <w:sz w:val="26"/>
-          <w:szCs w:val="26"/>
-        </w:rPr>
-      </w:pPr>
-      <w:r>
-        <w:rPr>
-          <w:rFonts w:asciiTheme="majorBidi" w:eastAsia="標楷體" w:hAnsiTheme="majorBidi" w:cstheme="majorBidi" w:hint="eastAsia"/>
-          <w:bCs/>
-          <w:w w:val="80"/>
-          <w:sz w:val="26"/>
-          <w:szCs w:val="26"/>
-        </w:rPr>
-        <w:t>有一日，我完成使命，主導我進入燦爛天庭。</w:t>
-      </w:r>
-    </w:p>
-    <w:p>
-      <w:pPr>
-        <w:snapToGrid w:val="0"/>
-        <w:spacing w:line="300" w:lineRule="exact"/>
-        <w:ind w:leftChars="-59" w:left="-142"/>
-        <w:rPr>
-          <w:rFonts w:asciiTheme="majorBidi" w:eastAsia="標楷體" w:hAnsiTheme="majorBidi" w:cstheme="majorBidi"/>
-          <w:bCs/>
-          <w:w w:val="80"/>
-          <w:sz w:val="26"/>
-          <w:szCs w:val="26"/>
-        </w:rPr>
-      </w:pPr>
-      <w:r>
-        <w:rPr>
-          <w:rFonts w:asciiTheme="majorBidi" w:eastAsia="標楷體" w:hAnsiTheme="majorBidi" w:cstheme="majorBidi" w:hint="eastAsia"/>
-          <w:bCs/>
-          <w:w w:val="80"/>
-          <w:sz w:val="26"/>
-          <w:szCs w:val="26"/>
-        </w:rPr>
-        <w:t>同齊行天路，我與主耶穌。</w:t>
-      </w:r>
-    </w:p>
-    <w:p>
-      <w:pPr>
-        <w:snapToGrid w:val="0"/>
-        <w:spacing w:line="300" w:lineRule="exact"/>
-        <w:ind w:leftChars="-59" w:left="-142"/>
-        <w:rPr>
-          <w:rFonts w:asciiTheme="majorBidi" w:eastAsia="標楷體" w:hAnsiTheme="majorBidi" w:cstheme="majorBidi"/>
-          <w:bCs/>
-          <w:w w:val="80"/>
-          <w:sz w:val="26"/>
-          <w:szCs w:val="26"/>
-        </w:rPr>
-      </w:pPr>
-      <w:r>
-        <w:rPr>
-          <w:rFonts w:asciiTheme="majorBidi" w:eastAsia="標楷體" w:hAnsiTheme="majorBidi" w:cstheme="majorBidi" w:hint="eastAsia"/>
-          <w:bCs/>
-          <w:w w:val="80"/>
-          <w:sz w:val="26"/>
-          <w:szCs w:val="26"/>
-        </w:rPr>
-        <w:t>滿心歡喜，</w:t>
-      </w:r>
-      <w:proofErr w:type="gramStart"/>
-      <w:r>
-        <w:rPr>
-          <w:rFonts w:asciiTheme="majorBidi" w:eastAsia="標楷體" w:hAnsiTheme="majorBidi" w:cstheme="majorBidi" w:hint="eastAsia"/>
-          <w:bCs/>
-          <w:w w:val="80"/>
-          <w:sz w:val="26"/>
-          <w:szCs w:val="26"/>
-        </w:rPr>
-        <w:t>逐時唱歌</w:t>
-      </w:r>
-      <w:proofErr w:type="gramEnd"/>
-      <w:r>
-        <w:rPr>
-          <w:rFonts w:asciiTheme="majorBidi" w:eastAsia="標楷體" w:hAnsiTheme="majorBidi" w:cstheme="majorBidi" w:hint="eastAsia"/>
-          <w:bCs/>
-          <w:w w:val="80"/>
-          <w:sz w:val="26"/>
-          <w:szCs w:val="26"/>
-        </w:rPr>
-        <w:t>，舉頭讚美我石磐，</w:t>
-      </w:r>
-    </w:p>
-    <w:p>
-      <w:pPr>
-        <w:snapToGrid w:val="0"/>
-        <w:spacing w:line="300" w:lineRule="exact"/>
-        <w:ind w:leftChars="-59" w:left="-142"/>
-        <w:rPr>
-          <w:rFonts w:asciiTheme="majorBidi" w:eastAsia="標楷體" w:hAnsiTheme="majorBidi" w:cstheme="majorBidi"/>
-          <w:bCs/>
-          <w:w w:val="80"/>
-          <w:sz w:val="26"/>
-          <w:szCs w:val="26"/>
-        </w:rPr>
-      </w:pPr>
-      <w:proofErr w:type="gramStart"/>
-      <w:r>
-        <w:rPr>
-          <w:rFonts w:asciiTheme="majorBidi" w:eastAsia="標楷體" w:hAnsiTheme="majorBidi" w:cstheme="majorBidi" w:hint="eastAsia"/>
-          <w:bCs/>
-          <w:w w:val="80"/>
-          <w:sz w:val="26"/>
-          <w:szCs w:val="26"/>
-        </w:rPr>
-        <w:t>祂</w:t>
-      </w:r>
-      <w:proofErr w:type="gramEnd"/>
-      <w:r>
-        <w:rPr>
-          <w:rFonts w:asciiTheme="majorBidi" w:eastAsia="標楷體" w:hAnsiTheme="majorBidi" w:cstheme="majorBidi" w:hint="eastAsia"/>
-          <w:bCs/>
-          <w:w w:val="80"/>
-          <w:sz w:val="26"/>
-          <w:szCs w:val="26"/>
-        </w:rPr>
-        <w:t>的活命充滿我。</w:t>
+        <w:t>祢的愛感動我！祢的愛充滿我！喔，主，我永遠屬於祢。我永遠屬於祢。</w:t>
       </w:r>
     </w:p>
     <w:p>
@@ -4233,7 +4267,7 @@
           </mc:Choice>
           <mc:Fallback>
             <w:pict>
-              <v:group w14:anchorId="789743EB" id="群組 21" o:spid="_x0000_s1026" style="position:absolute;margin-left:538.15pt;margin-top:28.9pt;width:134.65pt;height:261.65pt;z-index:251664384;mso-position-horizontal-relative:page;mso-position-vertical-relative:page;mso-width-relative:margin;mso-height-relative:margin" coordsize="17094,33223" o:gfxdata="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">
+              <v:group w14:anchorId="789743EB" id="群組 21" o:spid="_x0000_s1026" style="position:absolute;margin-left:538.15pt;margin-top:28.9pt;width:134.65pt;height:261.65pt;z-index:251664384;mso-position-horizontal-relative:page;mso-position-vertical-relative:page;mso-width-relative:margin;mso-height-relative:margin" coordsize="17094,33223" o:gfxdata="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">
                 <v:shapetype id="_x0000_t75" coordsize="21600,21600" o:spt="75" o:preferrelative="t" path="m@4@5l@4@11@9@11@9@5xe" filled="f" stroked="f">
                   <v:stroke joinstyle="miter"/>
                   <v:formulas>
@@ -4253,11 +4287,10 @@
                   <v:path o:extrusionok="f" gradientshapeok="t" o:connecttype="rect"/>
                   <o:lock v:ext="edit" aspectratio="t"/>
                 </v:shapetype>
-                <v:shape id="圖片 18" o:spid="_x0000_s1027" type="#_x0000_t75" style="position:absolute;left:-8065;top:8065;width:33223;height:17094;rotation:90;visibility:visible;mso-wrap-style:square" o:gfxdata="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">
+                <v:shape id="圖片 18" o:spid="_x0000_s1027" type="#_x0000_t75" style="position:absolute;left:-8065;top:8065;width:33223;height:17094;rotation:90;visibility:visible;mso-wrap-style:square" o:gfxdata="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">
                   <v:imagedata r:id="rId9" o:title=""/>
-                  <v:path arrowok="t"/>
                 </v:shape>
-                <v:roundrect id="圓角矩形 7" o:spid="_x0000_s1028" style="position:absolute;left:1666;top:2875;width:14086;height:28296;visibility:visible;mso-wrap-style:square;v-text-anchor:top" arcsize="3131f" o:gfxdata="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" filled="f" stroked="f" strokeweight="2.5pt">
+                <v:roundrect id="圓角矩形 7" o:spid="_x0000_s1028" style="position:absolute;left:1666;top:2875;width:14086;height:28296;visibility:visible;mso-wrap-style:square;v-text-anchor:top" arcsize="3131f" o:gfxdata="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" filled="f" stroked="f" strokeweight="2.5pt">
                   <v:stroke joinstyle="miter"/>
                   <v:textbox style="layout-flow:vertical-ideographic" inset="1mm,1mm,1mm,1mm">
                     <w:txbxContent>
@@ -4359,7 +4392,7 @@
           <w:noProof/>
         </w:rPr>
         <w:drawing>
-          <wp:anchor distT="0" distB="0" distL="114300" distR="114300" simplePos="0" relativeHeight="251660288" behindDoc="0" locked="0" layoutInCell="1" allowOverlap="1" wp14:anchorId="0030E694" wp14:editId="30DCF31A">
+          <wp:anchor distT="0" distB="0" distL="114300" distR="114300" simplePos="0" relativeHeight="251660288" behindDoc="0" locked="0" layoutInCell="1" allowOverlap="1" wp14:anchorId="0030E694" wp14:editId="20BCA934">
             <wp:simplePos x="0" y="0"/>
             <wp:positionH relativeFrom="column">
               <wp:posOffset>2160905</wp:posOffset>
@@ -6309,12 +6342,12 @@
           </mc:Choice>
           <mc:Fallback>
             <w:pict>
-              <v:group w14:anchorId="5DF93223" id="群組 24" o:spid="_x0000_s1029" style="position:absolute;margin-left:533.85pt;margin-top:298.55pt;width:140.3pt;height:259.35pt;z-index:251662336;mso-position-horizontal-relative:page;mso-position-vertical-relative:page;mso-width-relative:margin;mso-height-relative:margin" coordsize="17818,32941" o:gfxdata="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">
+              <v:group w14:anchorId="5DF93223" id="群組 24" o:spid="_x0000_s1029" style="position:absolute;margin-left:533.85pt;margin-top:298.55pt;width:140.3pt;height:259.35pt;z-index:251662336;mso-position-horizontal-relative:page;mso-position-vertical-relative:page;mso-width-relative:margin;mso-height-relative:margin" coordsize="17818,32941" o:gfxdata="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">
                 <v:shapetype id="_x0000_t202" coordsize="21600,21600" o:spt="202" path="m,l,21600r21600,l21600,xe">
                   <v:stroke joinstyle="miter"/>
                   <v:path gradientshapeok="t" o:connecttype="rect"/>
                 </v:shapetype>
-                <v:shape id="_x0000_s1030" type="#_x0000_t202" style="position:absolute;left:351;top:293;width:17279;height:32590;visibility:visible;mso-wrap-style:square;v-text-anchor:top" o:gfxdata="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" stroked="f">
+                <v:shape id="_x0000_s1030" type="#_x0000_t202" style="position:absolute;left:351;top:293;width:17279;height:32590;visibility:visible;mso-wrap-style:square;v-text-anchor:top" o:gfxdata="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" stroked="f">
                   <v:textbox inset="0,0,0,0">
                     <w:txbxContent>
                       <w:p>
@@ -8012,7 +8045,7 @@
                     </w:txbxContent>
                   </v:textbox>
                 </v:shape>
-                <v:roundrect id="圓角矩形 5" o:spid="_x0000_s1031" style="position:absolute;width:17818;height:32941;visibility:visible;mso-wrap-style:square;v-text-anchor:middle" arcsize="2169f" o:gfxdata="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" filled="f" strokecolor="#5a5a5a [2109]" strokeweight="2.5pt">
+                <v:roundrect id="圓角矩形 5" o:spid="_x0000_s1031" style="position:absolute;width:17818;height:32941;visibility:visible;mso-wrap-style:square;v-text-anchor:middle" arcsize="2169f" o:gfxdata="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" filled="f" strokecolor="#5a5a5a [2109]" strokeweight="2.5pt">
                   <v:stroke joinstyle="miter"/>
                 </v:roundrect>
                 <w10:wrap anchorx="page" anchory="page"/>
@@ -9045,8 +9078,8 @@
           </mc:Choice>
           <mc:Fallback>
             <w:pict>
-              <v:group w14:anchorId="0AB0FEB2" id="群組 19" o:spid="_x0000_s1032" style="position:absolute;left:0;text-align:left;margin-left:534.4pt;margin-top:567.3pt;width:140.6pt;height:130.1pt;z-index:251652096;mso-position-horizontal-relative:page;mso-position-vertical-relative:page;mso-width-relative:margin;mso-height-relative:margin" coordorigin="108" coordsize="17868,16510" o:gfxdata="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">
-                <v:shape id="_x0000_s1033" type="#_x0000_t202" style="position:absolute;left:317;top:444;width:17634;height:15621;visibility:visible;mso-wrap-style:square;v-text-anchor:top" o:gfxdata="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" stroked="f">
+              <v:group w14:anchorId="0AB0FEB2" id="群組 19" o:spid="_x0000_s1032" style="position:absolute;left:0;text-align:left;margin-left:534.4pt;margin-top:567.3pt;width:140.6pt;height:130.1pt;z-index:251652096;mso-position-horizontal-relative:page;mso-position-vertical-relative:page;mso-width-relative:margin;mso-height-relative:margin" coordorigin="108" coordsize="17868,16510" o:gfxdata="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">
+                <v:shape id="_x0000_s1033" type="#_x0000_t202" style="position:absolute;left:317;top:444;width:17634;height:15621;visibility:visible;mso-wrap-style:square;v-text-anchor:top" o:gfxdata="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" stroked="f">
                   <v:textbox inset="0,0,0,0">
                     <w:txbxContent>
                       <w:p>
@@ -9908,7 +9941,7 @@
                     </w:txbxContent>
                   </v:textbox>
                 </v:shape>
-                <v:roundrect id="圓角矩形 25" o:spid="_x0000_s1034" style="position:absolute;left:108;width:17869;height:16510;visibility:visible;mso-wrap-style:square;v-text-anchor:middle" arcsize="4542f" o:gfxdata="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" filled="f" strokecolor="#5a5a5a [2109]" strokeweight="2.5pt">
+                <v:roundrect id="圓角矩形 25" o:spid="_x0000_s1034" style="position:absolute;left:108;width:17869;height:16510;visibility:visible;mso-wrap-style:square;v-text-anchor:middle" arcsize="4542f" o:gfxdata="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" filled="f" strokecolor="#5a5a5a [2109]" strokeweight="2.5pt">
                   <v:stroke joinstyle="miter"/>
                 </v:roundrect>
                 <w10:wrap anchorx="page" anchory="page"/>
@@ -10076,7 +10109,7 @@
           </mc:Choice>
           <mc:Fallback>
             <w:pict>
-              <v:shape w14:anchorId="76BD7DFF" id="文字方塊 2" o:spid="_x0000_s1035" type="#_x0000_t202" style="position:absolute;margin-left:31.4pt;margin-top:-54.1pt;width:109.8pt;height:110.6pt;z-index:251667456;visibility:visible;mso-wrap-style:square;mso-width-percent:0;mso-height-percent:200;mso-wrap-distance-left:9pt;mso-wrap-distance-top:3.6pt;mso-wrap-distance-right:9pt;mso-wrap-distance-bottom:3.6pt;mso-position-horizontal:absolute;mso-position-horizontal-relative:text;mso-position-vertical:absolute;mso-position-vertical-relative:text;mso-width-percent:0;mso-height-percent:200;mso-width-relative:margin;mso-height-relative:margin;v-text-anchor:top" o:gfxdata="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" filled="f" stroked="f">
+              <v:shape w14:anchorId="76BD7DFF" id="文字方塊 2" o:spid="_x0000_s1035" type="#_x0000_t202" style="position:absolute;margin-left:31.4pt;margin-top:-54.1pt;width:109.8pt;height:110.6pt;z-index:251667456;visibility:visible;mso-wrap-style:square;mso-width-percent:0;mso-height-percent:200;mso-wrap-distance-left:9pt;mso-wrap-distance-top:3.6pt;mso-wrap-distance-right:9pt;mso-wrap-distance-bottom:3.6pt;mso-position-horizontal:absolute;mso-position-horizontal-relative:text;mso-position-vertical:absolute;mso-position-vertical-relative:text;mso-width-percent:0;mso-height-percent:200;mso-width-relative:margin;mso-height-relative:margin;v-text-anchor:top" o:gfxdata="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" filled="f" stroked="f">
                 <v:textbox style="mso-fit-shape-to-text:t" inset="1mm,1mm,1mm,1mm">
                   <w:txbxContent>
                     <w:p>
@@ -10275,7 +10308,7 @@
           </mc:Choice>
           <mc:Fallback>
             <w:pict>
-              <v:roundrect w14:anchorId="4775AEF3" id="圓角矩形 12" o:spid="_x0000_s1036" style="position:absolute;margin-left:-.9pt;margin-top:16.35pt;width:49.3pt;height:15.45pt;z-index:251648000;visibility:visible;mso-wrap-style:square;mso-width-percent:0;mso-height-percent:0;mso-wrap-distance-left:9pt;mso-wrap-distance-top:0;mso-wrap-distance-right:9pt;mso-wrap-distance-bottom:0;mso-position-horizontal:absolute;mso-position-horizontal-relative:text;mso-position-vertical:absolute;mso-position-vertical-relative:text;mso-width-percent:0;mso-height-percent:0;mso-width-relative:margin;mso-height-relative:margin;v-text-anchor:middle" arcsize="10923f" o:gfxdata="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" fillcolor="#5a5a5a [2109]" stroked="f" strokeweight="1pt">
+              <v:roundrect w14:anchorId="4775AEF3" id="圓角矩形 12" o:spid="_x0000_s1036" style="position:absolute;margin-left:-.9pt;margin-top:16.35pt;width:49.3pt;height:15.45pt;z-index:251648000;visibility:visible;mso-wrap-style:square;mso-width-percent:0;mso-height-percent:0;mso-wrap-distance-left:9pt;mso-wrap-distance-top:0;mso-wrap-distance-right:9pt;mso-wrap-distance-bottom:0;mso-position-horizontal:absolute;mso-position-horizontal-relative:text;mso-position-vertical:absolute;mso-position-vertical-relative:text;mso-width-percent:0;mso-height-percent:0;mso-width-relative:margin;mso-height-relative:margin;v-text-anchor:middle" arcsize="10923f" o:gfxdata="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" fillcolor="#5a5a5a [2109]" stroked="f" strokeweight="1pt">
                 <v:stroke joinstyle="miter"/>
                 <v:textbox inset=".5mm,0,.5mm,0">
                   <w:txbxContent>
@@ -10415,7 +10448,7 @@
           </mc:Choice>
           <mc:Fallback>
             <w:pict>
-              <v:roundrect w14:anchorId="196DC3BF" id="圓角矩形 14" o:spid="_x0000_s1037" style="position:absolute;margin-left:-1.25pt;margin-top:16.7pt;width:83.6pt;height:15.3pt;z-index:251649024;visibility:visible;mso-wrap-style:square;mso-width-percent:0;mso-height-percent:0;mso-wrap-distance-left:9pt;mso-wrap-distance-top:0;mso-wrap-distance-right:9pt;mso-wrap-distance-bottom:0;mso-position-horizontal:absolute;mso-position-horizontal-relative:text;mso-position-vertical:absolute;mso-position-vertical-relative:text;mso-width-percent:0;mso-height-percent:0;mso-width-relative:margin;mso-height-relative:margin;v-text-anchor:middle" arcsize="10923f" o:gfxdata="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" fillcolor="#5a5a5a [2109]" stroked="f" strokeweight="1pt">
+              <v:roundrect w14:anchorId="196DC3BF" id="圓角矩形 14" o:spid="_x0000_s1037" style="position:absolute;margin-left:-1.25pt;margin-top:16.7pt;width:83.6pt;height:15.3pt;z-index:251649024;visibility:visible;mso-wrap-style:square;mso-width-percent:0;mso-height-percent:0;mso-wrap-distance-left:9pt;mso-wrap-distance-top:0;mso-wrap-distance-right:9pt;mso-wrap-distance-bottom:0;mso-position-horizontal:absolute;mso-position-horizontal-relative:text;mso-position-vertical:absolute;mso-position-vertical-relative:text;mso-width-percent:0;mso-height-percent:0;mso-width-relative:margin;mso-height-relative:margin;v-text-anchor:middle" arcsize="10923f" o:gfxdata="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" fillcolor="#5a5a5a [2109]" stroked="f" strokeweight="1pt">
                 <v:stroke joinstyle="miter"/>
                 <v:textbox inset=".5mm,0,.5mm,0">
                   <w:txbxContent>
@@ -10611,7 +10644,7 @@
           </mc:Choice>
           <mc:Fallback>
             <w:pict>
-              <v:roundrect w14:anchorId="1A4DC044" id="圓角矩形 9" o:spid="_x0000_s1038" style="position:absolute;margin-left:-.6pt;margin-top:16.6pt;width:30.35pt;height:15.3pt;z-index:251650048;visibility:visible;mso-wrap-style:square;mso-width-percent:0;mso-height-percent:0;mso-wrap-distance-left:9pt;mso-wrap-distance-top:0;mso-wrap-distance-right:9pt;mso-wrap-distance-bottom:0;mso-position-horizontal:absolute;mso-position-horizontal-relative:text;mso-position-vertical:absolute;mso-position-vertical-relative:text;mso-width-percent:0;mso-height-percent:0;mso-width-relative:margin;mso-height-relative:margin;v-text-anchor:middle" arcsize="10923f" o:gfxdata="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" fillcolor="#5a5a5a [2109]" stroked="f" strokeweight="1pt">
+              <v:roundrect w14:anchorId="1A4DC044" id="圓角矩形 9" o:spid="_x0000_s1038" style="position:absolute;margin-left:-.6pt;margin-top:16.6pt;width:30.35pt;height:15.3pt;z-index:251650048;visibility:visible;mso-wrap-style:square;mso-width-percent:0;mso-height-percent:0;mso-wrap-distance-left:9pt;mso-wrap-distance-top:0;mso-wrap-distance-right:9pt;mso-wrap-distance-bottom:0;mso-position-horizontal:absolute;mso-position-horizontal-relative:text;mso-position-vertical:absolute;mso-position-vertical-relative:text;mso-width-percent:0;mso-height-percent:0;mso-width-relative:margin;mso-height-relative:margin;v-text-anchor:middle" arcsize="10923f" o:gfxdata="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" fillcolor="#5a5a5a [2109]" stroked="f" strokeweight="1pt">
                 <v:stroke joinstyle="miter"/>
                 <v:textbox inset=".5mm,0,.5mm,0">
                   <w:txbxContent>
@@ -10875,7 +10908,7 @@
           </mc:Choice>
           <mc:Fallback>
             <w:pict>
-              <v:roundrect w14:anchorId="03BFD3A3" id="圓角矩形 13" o:spid="_x0000_s1039" style="position:absolute;margin-left:-.4pt;margin-top:16.65pt;width:49.3pt;height:15.3pt;z-index:251651072;visibility:visible;mso-wrap-style:square;mso-width-percent:0;mso-height-percent:0;mso-wrap-distance-left:9pt;mso-wrap-distance-top:0;mso-wrap-distance-right:9pt;mso-wrap-distance-bottom:0;mso-position-horizontal:absolute;mso-position-horizontal-relative:text;mso-position-vertical:absolute;mso-position-vertical-relative:text;mso-width-percent:0;mso-height-percent:0;mso-width-relative:margin;mso-height-relative:margin;v-text-anchor:middle" arcsize="10923f" o:gfxdata="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" fillcolor="#5a5a5a [2109]" stroked="f" strokeweight="1pt">
+              <v:roundrect w14:anchorId="03BFD3A3" id="圓角矩形 13" o:spid="_x0000_s1039" style="position:absolute;margin-left:-.4pt;margin-top:16.65pt;width:49.3pt;height:15.3pt;z-index:251651072;visibility:visible;mso-wrap-style:square;mso-width-percent:0;mso-height-percent:0;mso-wrap-distance-left:9pt;mso-wrap-distance-top:0;mso-wrap-distance-right:9pt;mso-wrap-distance-bottom:0;mso-position-horizontal:absolute;mso-position-horizontal-relative:text;mso-position-vertical:absolute;mso-position-vertical-relative:text;mso-width-percent:0;mso-height-percent:0;mso-width-relative:margin;mso-height-relative:margin;v-text-anchor:middle" arcsize="10923f" o:gfxdata="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" fillcolor="#5a5a5a [2109]" stroked="f" strokeweight="1pt">
                 <v:stroke joinstyle="miter"/>
                 <v:textbox inset=".5mm,0,.5mm,0">
                   <w:txbxContent>
@@ -11115,7 +11148,7 @@
           </mc:Choice>
           <mc:Fallback>
             <w:pict>
-              <v:shape w14:anchorId="77C1E33A" id="_x0000_s1040" type="#_x0000_t202" style="position:absolute;margin-left:107.25pt;margin-top:6.2pt;width:125.55pt;height:16.3pt;z-index:251666432;visibility:visible;mso-wrap-style:square;mso-width-percent:0;mso-height-percent:0;mso-wrap-distance-left:9pt;mso-wrap-distance-top:3.6pt;mso-wrap-distance-right:9pt;mso-wrap-distance-bottom:3.6pt;mso-position-horizontal:absolute;mso-position-horizontal-relative:text;mso-position-vertical:absolute;mso-position-vertical-relative:text;mso-width-percent:0;mso-height-percent:0;mso-width-relative:margin;mso-height-relative:margin;v-text-anchor:top" o:gfxdata="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" filled="f" stroked="f">
+              <v:shape w14:anchorId="77C1E33A" id="_x0000_s1040" type="#_x0000_t202" style="position:absolute;margin-left:107.25pt;margin-top:6.2pt;width:125.55pt;height:16.3pt;z-index:251666432;visibility:visible;mso-wrap-style:square;mso-width-percent:0;mso-height-percent:0;mso-wrap-distance-left:9pt;mso-wrap-distance-top:3.6pt;mso-wrap-distance-right:9pt;mso-wrap-distance-bottom:3.6pt;mso-position-horizontal:absolute;mso-position-horizontal-relative:text;mso-position-vertical:absolute;mso-position-vertical-relative:text;mso-width-percent:0;mso-height-percent:0;mso-width-relative:margin;mso-height-relative:margin;v-text-anchor:top" o:gfxdata="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" filled="f" stroked="f">
                 <v:textbox inset="0,0,0,0">
                   <w:txbxContent>
                     <w:p>
@@ -11192,19 +11225,8 @@
           <w:sz w:val="28"/>
           <w:szCs w:val="28"/>
         </w:rPr>
-        <w:t xml:space="preserve"> </w:t>
-      </w:r>
-      <w:proofErr w:type="gramStart"/>
-      <w:r>
-        <w:rPr>
-          <w:rFonts w:ascii="Old English Text MT" w:hAnsi="Old English Text MT"/>
-          <w:color w:val="404040" w:themeColor="text1" w:themeTint="BF"/>
-          <w:sz w:val="28"/>
-          <w:szCs w:val="28"/>
-        </w:rPr>
-        <w:t>Weekly</w:t>
-      </w:r>
-      <w:proofErr w:type="gramEnd"/>
+        <w:t xml:space="preserve"> Weekly</w:t>
+      </w:r>
     </w:p>
     <w:p>
       <w:pPr>
@@ -12084,7 +12106,7 @@
                 </mc:Choice>
                 <mc:Fallback>
                   <w:pict>
-                    <v:rect w14:anchorId="343BC9BA" id="矩形 8" o:spid="_x0000_s1041" style="position:absolute;left:0;text-align:left;margin-left:-.7pt;margin-top:2.7pt;width:18.75pt;height:92.3pt;z-index:251663360;visibility:visible;mso-wrap-style:square;mso-width-percent:0;mso-height-percent:0;mso-wrap-distance-left:9pt;mso-wrap-distance-top:0;mso-wrap-distance-right:9pt;mso-wrap-distance-bottom:0;mso-position-horizontal:absolute;mso-position-horizontal-relative:text;mso-position-vertical:absolute;mso-position-vertical-relative:text;mso-width-percent:0;mso-height-percent:0;mso-width-relative:margin;mso-height-relative:margin;v-text-anchor:middle" o:gfxdata="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" fillcolor="#5a5a5a [2109]" stroked="f" strokeweight="1pt">
+                    <v:rect w14:anchorId="343BC9BA" id="矩形 8" o:spid="_x0000_s1041" style="position:absolute;left:0;text-align:left;margin-left:-.7pt;margin-top:2.7pt;width:18.75pt;height:92.3pt;z-index:251663360;visibility:visible;mso-wrap-style:square;mso-width-percent:0;mso-height-percent:0;mso-wrap-distance-left:9pt;mso-wrap-distance-top:0;mso-wrap-distance-right:9pt;mso-wrap-distance-bottom:0;mso-position-horizontal:absolute;mso-position-horizontal-relative:text;mso-position-vertical:absolute;mso-position-vertical-relative:text;mso-width-percent:0;mso-height-percent:0;mso-width-relative:margin;mso-height-relative:margin;v-text-anchor:middle" o:gfxdata="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" fillcolor="#5a5a5a [2109]" stroked="f" strokeweight="1pt">
                       <v:textbox style="layout-flow:vertical-ideographic" inset="1mm,1mm,1mm,1mm">
                         <w:txbxContent>
                           <w:p>
@@ -13152,7 +13174,7 @@
                 </mc:Choice>
                 <mc:Fallback>
                   <w:pict>
-                    <v:rect w14:anchorId="363672F5" id="矩形 10" o:spid="_x0000_s1042" style="position:absolute;left:0;text-align:left;margin-left:-.7pt;margin-top:12.9pt;width:19.25pt;height:42.9pt;z-index:251659264;visibility:visible;mso-wrap-style:square;mso-width-percent:0;mso-height-percent:0;mso-wrap-distance-left:9pt;mso-wrap-distance-top:0;mso-wrap-distance-right:9pt;mso-wrap-distance-bottom:0;mso-position-horizontal:absolute;mso-position-horizontal-relative:text;mso-position-vertical:absolute;mso-position-vertical-relative:text;mso-width-percent:0;mso-height-percent:0;mso-width-relative:margin;mso-height-relative:margin;v-text-anchor:middle" o:gfxdata="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" fillcolor="#5a5a5a [2109]" stroked="f" strokeweight="1pt">
+                    <v:rect w14:anchorId="363672F5" id="矩形 10" o:spid="_x0000_s1042" style="position:absolute;left:0;text-align:left;margin-left:-.7pt;margin-top:12.9pt;width:19.25pt;height:42.9pt;z-index:251659264;visibility:visible;mso-wrap-style:square;mso-width-percent:0;mso-height-percent:0;mso-wrap-distance-left:9pt;mso-wrap-distance-top:0;mso-wrap-distance-right:9pt;mso-wrap-distance-bottom:0;mso-position-horizontal:absolute;mso-position-horizontal-relative:text;mso-position-vertical:absolute;mso-position-vertical-relative:text;mso-width-percent:0;mso-height-percent:0;mso-width-relative:margin;mso-height-relative:margin;v-text-anchor:middle" o:gfxdata="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" fillcolor="#5a5a5a [2109]" stroked="f" strokeweight="1pt">
                       <v:textbox style="layout-flow:vertical-ideographic" inset="1mm,1mm,1mm,1mm">
                         <w:txbxContent>
                           <w:p>
@@ -13259,7 +13281,7 @@
                 <w:sz w:val="20"/>
                 <w:szCs w:val="20"/>
               </w:rPr>
-              <w:t>舉頭讚美我石磐</w:t>
+              <w:t>我是何人</w:t>
             </w:r>
           </w:p>
         </w:tc>
@@ -13928,7 +13950,7 @@
                 </mc:Choice>
                 <mc:Fallback>
                   <w:pict>
-                    <v:rect w14:anchorId="4D37C684" id="矩形 11" o:spid="_x0000_s1043" style="position:absolute;left:0;text-align:left;margin-left:-.7pt;margin-top:1.65pt;width:19.25pt;height:111.25pt;z-index:251657216;visibility:visible;mso-wrap-style:square;mso-width-percent:0;mso-height-percent:0;mso-wrap-distance-left:9pt;mso-wrap-distance-top:0;mso-wrap-distance-right:9pt;mso-wrap-distance-bottom:0;mso-position-horizontal:absolute;mso-position-horizontal-relative:text;mso-position-vertical:absolute;mso-position-vertical-relative:text;mso-width-percent:0;mso-height-percent:0;mso-width-relative:margin;mso-height-relative:margin;v-text-anchor:middle" o:gfxdata="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" fillcolor="#5a5a5a [2109]" stroked="f" strokeweight="1pt">
+                    <v:rect w14:anchorId="4D37C684" id="矩形 11" o:spid="_x0000_s1043" style="position:absolute;left:0;text-align:left;margin-left:-.7pt;margin-top:1.65pt;width:19.25pt;height:111.25pt;z-index:251657216;visibility:visible;mso-wrap-style:square;mso-width-percent:0;mso-height-percent:0;mso-wrap-distance-left:9pt;mso-wrap-distance-top:0;mso-wrap-distance-right:9pt;mso-wrap-distance-bottom:0;mso-position-horizontal:absolute;mso-position-horizontal-relative:text;mso-position-vertical:absolute;mso-position-vertical-relative:text;mso-width-percent:0;mso-height-percent:0;mso-width-relative:margin;mso-height-relative:margin;v-text-anchor:middle" o:gfxdata="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" fillcolor="#5a5a5a [2109]" stroked="f" strokeweight="1pt">
                       <v:textbox style="layout-flow:vertical-ideographic" inset="1mm,1mm,1mm,1mm">
                         <w:txbxContent>
                           <w:p>
@@ -15692,7 +15714,7 @@
           </mc:Choice>
           <mc:Fallback>
             <w:pict>
-              <v:line w14:anchorId="7DC9D10B" id="直線接點 2" o:spid="_x0000_s1026" style="position:absolute;z-index:251654144;visibility:visible;mso-wrap-style:square;mso-height-percent:0;mso-wrap-distance-left:9pt;mso-wrap-distance-top:0;mso-wrap-distance-right:9pt;mso-wrap-distance-bottom:0;mso-position-horizontal:absolute;mso-position-horizontal-relative:page;mso-position-vertical:absolute;mso-position-vertical-relative:page;mso-height-percent:0;mso-height-relative:margin" from="687.75pt,19.85pt" to="687.75pt,709.8pt" o:gfxdata="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" strokecolor="black [3213]" strokeweight=".5pt">
+              <v:line w14:anchorId="17F18FD9" id="直線接點 2" o:spid="_x0000_s1026" style="position:absolute;z-index:251654144;visibility:visible;mso-wrap-style:square;mso-height-percent:0;mso-wrap-distance-left:9pt;mso-wrap-distance-top:0;mso-wrap-distance-right:9pt;mso-wrap-distance-bottom:0;mso-position-horizontal:absolute;mso-position-horizontal-relative:page;mso-position-vertical:absolute;mso-position-vertical-relative:page;mso-height-percent:0;mso-height-relative:margin" from="687.75pt,19.85pt" to="687.75pt,709.8pt" o:gfxdata="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" strokecolor="black [3213]" strokeweight=".5pt">
                 <v:stroke dashstyle="3 1" joinstyle="miter"/>
                 <w10:wrap anchorx="page" anchory="page"/>
               </v:line>
@@ -21784,8 +21806,6 @@
               </w:rPr>
               <w:t>85</w:t>
             </w:r>
-            <w:bookmarkStart w:id="6" w:name="_GoBack"/>
-            <w:bookmarkEnd w:id="6"/>
             <w:r>
               <w:rPr>
                 <w:rFonts w:ascii="Barlow Condensed Medium" w:eastAsia="華康中黑體" w:hAnsi="Barlow Condensed Medium" w:cs="Times New Roman" w:hint="eastAsia"/>
@@ -25390,8 +25410,8 @@
         <w:tblLook w:val="04A0" w:firstRow="1" w:lastRow="0" w:firstColumn="1" w:lastColumn="0" w:noHBand="0" w:noVBand="1"/>
       </w:tblPr>
       <w:tblGrid>
-        <w:gridCol w:w="839"/>
-        <w:gridCol w:w="1978"/>
+        <w:gridCol w:w="911"/>
+        <w:gridCol w:w="1904"/>
       </w:tblGrid>
       <w:tr>
         <w:tc>
@@ -27914,7 +27934,7 @@
           </mc:Choice>
           <mc:Fallback>
             <w:pict>
-              <v:line w14:anchorId="50FA69A3" id="直線接點 6" o:spid="_x0000_s1026" style="position:absolute;z-index:251665408;visibility:visible;mso-wrap-style:square;mso-width-percent:0;mso-height-percent:0;mso-wrap-distance-left:9pt;mso-wrap-distance-top:0;mso-wrap-distance-right:9pt;mso-wrap-distance-bottom:0;mso-position-horizontal:absolute;mso-position-horizontal-relative:page;mso-position-vertical:absolute;mso-position-vertical-relative:page;mso-width-percent:0;mso-height-percent:0;mso-width-relative:margin;mso-height-relative:margin" from="343.9pt,19.85pt" to="345.05pt,710.95pt" o:gfxdata="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" strokecolor="black [3213]" strokeweight=".5pt">
+              <v:line w14:anchorId="75116C2C" id="直線接點 6" o:spid="_x0000_s1026" style="position:absolute;z-index:251665408;visibility:visible;mso-wrap-style:square;mso-width-percent:0;mso-height-percent:0;mso-wrap-distance-left:9pt;mso-wrap-distance-top:0;mso-wrap-distance-right:9pt;mso-wrap-distance-bottom:0;mso-position-horizontal:absolute;mso-position-horizontal-relative:page;mso-position-vertical:absolute;mso-position-vertical-relative:page;mso-width-percent:0;mso-height-percent:0;mso-width-relative:margin;mso-height-relative:margin" from="343.9pt,19.85pt" to="345.05pt,710.95pt" o:gfxdata="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" strokecolor="black [3213]" strokeweight=".5pt">
                 <v:stroke dashstyle="3 1" joinstyle="miter"/>
                 <w10:wrap anchorx="page" anchory="page"/>
               </v:line>
@@ -27991,7 +28011,7 @@
           </mc:Choice>
           <mc:Fallback>
             <w:pict>
-              <v:line w14:anchorId="076AD30C" id="直線接點 4" o:spid="_x0000_s1026" style="position:absolute;z-index:251661312;visibility:visible;mso-wrap-style:square;mso-width-percent:0;mso-height-percent:0;mso-wrap-distance-left:9pt;mso-wrap-distance-top:0;mso-wrap-distance-right:9pt;mso-wrap-distance-bottom:0;mso-position-horizontal:absolute;mso-position-horizontal-relative:page;mso-position-vertical:absolute;mso-position-vertical-relative:page;mso-width-percent:0;mso-height-percent:0;mso-width-relative:margin;mso-height-relative:margin" from="343.9pt,19.85pt" to="345.05pt,710.95pt" o:gfxdata="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" strokecolor="black [3213]" strokeweight=".5pt">
+              <v:line w14:anchorId="3381A121" id="直線接點 4" o:spid="_x0000_s1026" style="position:absolute;z-index:251661312;visibility:visible;mso-wrap-style:square;mso-width-percent:0;mso-height-percent:0;mso-wrap-distance-left:9pt;mso-wrap-distance-top:0;mso-wrap-distance-right:9pt;mso-wrap-distance-bottom:0;mso-position-horizontal:absolute;mso-position-horizontal-relative:page;mso-position-vertical:absolute;mso-position-vertical-relative:page;mso-width-percent:0;mso-height-percent:0;mso-width-relative:margin;mso-height-relative:margin" from="343.9pt,19.85pt" to="345.05pt,710.95pt" o:gfxdata="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" strokecolor="black [3213]" strokeweight=".5pt">
                 <v:stroke dashstyle="3 1" joinstyle="miter"/>
                 <w10:wrap anchorx="page" anchory="page"/>
               </v:line>
@@ -29581,7 +29601,7 @@
 </file>
 
 <file path=word/endnotes.xml><?xml version="1.0" encoding="utf-8"?>
-<w:endnotes xmlns:wpc="http://schemas.microsoft.com/office/word/2010/wordprocessingCanvas" xmlns:mc="http://schemas.openxmlformats.org/markup-compatibility/2006" xmlns:o="urn:schemas-microsoft-com:office:office" xmlns:r="http://schemas.openxmlformats.org/officeDocument/2006/relationships" xmlns:m="http://schemas.openxmlformats.org/officeDocument/2006/math" xmlns:v="urn:schemas-microsoft-com:vml" xmlns:wp14="http://schemas.microsoft.com/office/word/2010/wordprocessingDrawing" xmlns:wp="http://schemas.openxmlformats.org/drawingml/2006/wordprocessingDrawing" xmlns:w10="urn:schemas-microsoft-com:office:word" xmlns:w="http://schemas.openxmlformats.org/wordprocessingml/2006/main" xmlns:w14="http://schemas.microsoft.com/office/word/2010/wordml" xmlns:w15="http://schemas.microsoft.com/office/word/2012/wordml" xmlns:wpg="http://schemas.microsoft.com/office/word/2010/wordprocessingGroup" xmlns:wpi="http://schemas.microsoft.com/office/word/2010/wordprocessingInk" xmlns:wne="http://schemas.microsoft.com/office/word/2006/wordml" xmlns:wps="http://schemas.microsoft.com/office/word/2010/wordprocessingShape" mc:Ignorable="w14 w15 wp14">
+<w:endnotes xmlns:wpc="http://schemas.microsoft.com/office/word/2010/wordprocessingCanvas" xmlns:cx="http://schemas.microsoft.com/office/drawing/2014/chartex" xmlns:cx1="http://schemas.microsoft.com/office/drawing/2015/9/8/chartex" xmlns:cx2="http://schemas.microsoft.com/office/drawing/2015/10/21/chartex" xmlns:cx3="http://schemas.microsoft.com/office/drawing/2016/5/9/chartex" xmlns:cx4="http://schemas.microsoft.com/office/drawing/2016/5/10/chartex" xmlns:cx5="http://schemas.microsoft.com/office/drawing/2016/5/11/chartex" xmlns:cx6="http://schemas.microsoft.com/office/drawing/2016/5/12/chartex" xmlns:cx7="http://schemas.microsoft.com/office/drawing/2016/5/13/chartex" xmlns:cx8="http://schemas.microsoft.com/office/drawing/2016/5/14/chartex" xmlns:mc="http://schemas.openxmlformats.org/markup-compatibility/2006" xmlns:aink="http://schemas.microsoft.com/office/drawing/2016/ink" xmlns:am3d="http://schemas.microsoft.com/office/drawing/2017/model3d" xmlns:o="urn:schemas-microsoft-com:office:office" xmlns:oel="http://schemas.microsoft.com/office/2019/extlst" xmlns:r="http://schemas.openxmlformats.org/officeDocument/2006/relationships" xmlns:m="http://schemas.openxmlformats.org/officeDocument/2006/math" xmlns:v="urn:schemas-microsoft-com:vml" xmlns:wp14="http://schemas.microsoft.com/office/word/2010/wordprocessingDrawing" xmlns:wp="http://schemas.openxmlformats.org/drawingml/2006/wordprocessingDrawing" xmlns:w10="urn:schemas-microsoft-com:office:word" xmlns:w="http://schemas.openxmlformats.org/wordprocessingml/2006/main" xmlns:w14="http://schemas.microsoft.com/office/word/2010/wordml" xmlns:w15="http://schemas.microsoft.com/office/word/2012/wordml" xmlns:w16cex="http://schemas.microsoft.com/office/word/2018/wordml/cex" xmlns:w16cid="http://schemas.microsoft.com/office/word/2016/wordml/cid" xmlns:w16="http://schemas.microsoft.com/office/word/2018/wordml" xmlns:w16sdtdh="http://schemas.microsoft.com/office/word/2020/wordml/sdtdatahash" xmlns:w16se="http://schemas.microsoft.com/office/word/2015/wordml/symex" xmlns:wpg="http://schemas.microsoft.com/office/word/2010/wordprocessingGroup" xmlns:wpi="http://schemas.microsoft.com/office/word/2010/wordprocessingInk" xmlns:wne="http://schemas.microsoft.com/office/word/2006/wordml" xmlns:wps="http://schemas.microsoft.com/office/word/2010/wordprocessingShape" mc:Ignorable="w14 w15 w16se w16cid w16 w16cex w16sdtdh wp14">
   <w:endnote w:type="separator" w:id="-1">
     <w:p>
       <w:r>
@@ -29600,7 +29620,7 @@
 </file>
 
 <file path=word/footnotes.xml><?xml version="1.0" encoding="utf-8"?>
-<w:footnotes xmlns:wpc="http://schemas.microsoft.com/office/word/2010/wordprocessingCanvas" xmlns:mc="http://schemas.openxmlformats.org/markup-compatibility/2006" xmlns:o="urn:schemas-microsoft-com:office:office" xmlns:r="http://schemas.openxmlformats.org/officeDocument/2006/relationships" xmlns:m="http://schemas.openxmlformats.org/officeDocument/2006/math" xmlns:v="urn:schemas-microsoft-com:vml" xmlns:wp14="http://schemas.microsoft.com/office/word/2010/wordprocessingDrawing" xmlns:wp="http://schemas.openxmlformats.org/drawingml/2006/wordprocessingDrawing" xmlns:w10="urn:schemas-microsoft-com:office:word" xmlns:w="http://schemas.openxmlformats.org/wordprocessingml/2006/main" xmlns:w14="http://schemas.microsoft.com/office/word/2010/wordml" xmlns:w15="http://schemas.microsoft.com/office/word/2012/wordml" xmlns:wpg="http://schemas.microsoft.com/office/word/2010/wordprocessingGroup" xmlns:wpi="http://schemas.microsoft.com/office/word/2010/wordprocessingInk" xmlns:wne="http://schemas.microsoft.com/office/word/2006/wordml" xmlns:wps="http://schemas.microsoft.com/office/word/2010/wordprocessingShape" mc:Ignorable="w14 w15 wp14">
+<w:footnotes xmlns:wpc="http://schemas.microsoft.com/office/word/2010/wordprocessingCanvas" xmlns:cx="http://schemas.microsoft.com/office/drawing/2014/chartex" xmlns:cx1="http://schemas.microsoft.com/office/drawing/2015/9/8/chartex" xmlns:cx2="http://schemas.microsoft.com/office/drawing/2015/10/21/chartex" xmlns:cx3="http://schemas.microsoft.com/office/drawing/2016/5/9/chartex" xmlns:cx4="http://schemas.microsoft.com/office/drawing/2016/5/10/chartex" xmlns:cx5="http://schemas.microsoft.com/office/drawing/2016/5/11/chartex" xmlns:cx6="http://schemas.microsoft.com/office/drawing/2016/5/12/chartex" xmlns:cx7="http://schemas.microsoft.com/office/drawing/2016/5/13/chartex" xmlns:cx8="http://schemas.microsoft.com/office/drawing/2016/5/14/chartex" xmlns:mc="http://schemas.openxmlformats.org/markup-compatibility/2006" xmlns:aink="http://schemas.microsoft.com/office/drawing/2016/ink" xmlns:am3d="http://schemas.microsoft.com/office/drawing/2017/model3d" xmlns:o="urn:schemas-microsoft-com:office:office" xmlns:oel="http://schemas.microsoft.com/office/2019/extlst" xmlns:r="http://schemas.openxmlformats.org/officeDocument/2006/relationships" xmlns:m="http://schemas.openxmlformats.org/officeDocument/2006/math" xmlns:v="urn:schemas-microsoft-com:vml" xmlns:wp14="http://schemas.microsoft.com/office/word/2010/wordprocessingDrawing" xmlns:wp="http://schemas.openxmlformats.org/drawingml/2006/wordprocessingDrawing" xmlns:w10="urn:schemas-microsoft-com:office:word" xmlns:w="http://schemas.openxmlformats.org/wordprocessingml/2006/main" xmlns:w14="http://schemas.microsoft.com/office/word/2010/wordml" xmlns:w15="http://schemas.microsoft.com/office/word/2012/wordml" xmlns:w16cex="http://schemas.microsoft.com/office/word/2018/wordml/cex" xmlns:w16cid="http://schemas.microsoft.com/office/word/2016/wordml/cid" xmlns:w16="http://schemas.microsoft.com/office/word/2018/wordml" xmlns:w16sdtdh="http://schemas.microsoft.com/office/word/2020/wordml/sdtdatahash" xmlns:w16se="http://schemas.microsoft.com/office/word/2015/wordml/symex" xmlns:wpg="http://schemas.microsoft.com/office/word/2010/wordprocessingGroup" xmlns:wpi="http://schemas.microsoft.com/office/word/2010/wordprocessingInk" xmlns:wne="http://schemas.microsoft.com/office/word/2006/wordml" xmlns:wps="http://schemas.microsoft.com/office/word/2010/wordprocessingShape" mc:Ignorable="w14 w15 w16se w16cid w16 w16cex w16sdtdh wp14">
   <w:footnote w:type="separator" w:id="-1">
     <w:p>
       <w:r>
@@ -29619,7 +29639,7 @@
 </file>
 
 <file path=word/header1.xml><?xml version="1.0" encoding="utf-8"?>
-<w:hdr xmlns:wpc="http://schemas.microsoft.com/office/word/2010/wordprocessingCanvas" xmlns:mc="http://schemas.openxmlformats.org/markup-compatibility/2006" xmlns:o="urn:schemas-microsoft-com:office:office" xmlns:r="http://schemas.openxmlformats.org/officeDocument/2006/relationships" xmlns:m="http://schemas.openxmlformats.org/officeDocument/2006/math" xmlns:v="urn:schemas-microsoft-com:vml" xmlns:wp14="http://schemas.microsoft.com/office/word/2010/wordprocessingDrawing" xmlns:wp="http://schemas.openxmlformats.org/drawingml/2006/wordprocessingDrawing" xmlns:w10="urn:schemas-microsoft-com:office:word" xmlns:w="http://schemas.openxmlformats.org/wordprocessingml/2006/main" xmlns:w14="http://schemas.microsoft.com/office/word/2010/wordml" xmlns:w15="http://schemas.microsoft.com/office/word/2012/wordml" xmlns:wpg="http://schemas.microsoft.com/office/word/2010/wordprocessingGroup" xmlns:wpi="http://schemas.microsoft.com/office/word/2010/wordprocessingInk" xmlns:wne="http://schemas.microsoft.com/office/word/2006/wordml" xmlns:wps="http://schemas.microsoft.com/office/word/2010/wordprocessingShape" mc:Ignorable="w14 w15 wp14">
+<w:hdr xmlns:wpc="http://schemas.microsoft.com/office/word/2010/wordprocessingCanvas" xmlns:cx="http://schemas.microsoft.com/office/drawing/2014/chartex" xmlns:cx1="http://schemas.microsoft.com/office/drawing/2015/9/8/chartex" xmlns:cx2="http://schemas.microsoft.com/office/drawing/2015/10/21/chartex" xmlns:cx3="http://schemas.microsoft.com/office/drawing/2016/5/9/chartex" xmlns:cx4="http://schemas.microsoft.com/office/drawing/2016/5/10/chartex" xmlns:cx5="http://schemas.microsoft.com/office/drawing/2016/5/11/chartex" xmlns:cx6="http://schemas.microsoft.com/office/drawing/2016/5/12/chartex" xmlns:cx7="http://schemas.microsoft.com/office/drawing/2016/5/13/chartex" xmlns:cx8="http://schemas.microsoft.com/office/drawing/2016/5/14/chartex" xmlns:mc="http://schemas.openxmlformats.org/markup-compatibility/2006" xmlns:aink="http://schemas.microsoft.com/office/drawing/2016/ink" xmlns:am3d="http://schemas.microsoft.com/office/drawing/2017/model3d" xmlns:o="urn:schemas-microsoft-com:office:office" xmlns:oel="http://schemas.microsoft.com/office/2019/extlst" xmlns:r="http://schemas.openxmlformats.org/officeDocument/2006/relationships" xmlns:m="http://schemas.openxmlformats.org/officeDocument/2006/math" xmlns:v="urn:schemas-microsoft-com:vml" xmlns:wp14="http://schemas.microsoft.com/office/word/2010/wordprocessingDrawing" xmlns:wp="http://schemas.openxmlformats.org/drawingml/2006/wordprocessingDrawing" xmlns:w10="urn:schemas-microsoft-com:office:word" xmlns:w="http://schemas.openxmlformats.org/wordprocessingml/2006/main" xmlns:w14="http://schemas.microsoft.com/office/word/2010/wordml" xmlns:w15="http://schemas.microsoft.com/office/word/2012/wordml" xmlns:w16cex="http://schemas.microsoft.com/office/word/2018/wordml/cex" xmlns:w16cid="http://schemas.microsoft.com/office/word/2016/wordml/cid" xmlns:w16="http://schemas.microsoft.com/office/word/2018/wordml" xmlns:w16sdtdh="http://schemas.microsoft.com/office/word/2020/wordml/sdtdatahash" xmlns:w16se="http://schemas.microsoft.com/office/word/2015/wordml/symex" xmlns:wpg="http://schemas.microsoft.com/office/word/2010/wordprocessingGroup" xmlns:wpi="http://schemas.microsoft.com/office/word/2010/wordprocessingInk" xmlns:wne="http://schemas.microsoft.com/office/word/2006/wordml" xmlns:wps="http://schemas.microsoft.com/office/word/2010/wordprocessingShape" mc:Ignorable="w14 w15 w16se w16cid w16 w16cex w16sdtdh wp14">
   <w:p>
     <w:pPr>
       <w:pStyle w:val="a4"/>
@@ -30077,7 +30097,7 @@
 </file>
 
 <file path=word/header2.xml><?xml version="1.0" encoding="utf-8"?>
-<w:hdr xmlns:wpc="http://schemas.microsoft.com/office/word/2010/wordprocessingCanvas" xmlns:mc="http://schemas.openxmlformats.org/markup-compatibility/2006" xmlns:o="urn:schemas-microsoft-com:office:office" xmlns:r="http://schemas.openxmlformats.org/officeDocument/2006/relationships" xmlns:m="http://schemas.openxmlformats.org/officeDocument/2006/math" xmlns:v="urn:schemas-microsoft-com:vml" xmlns:wp14="http://schemas.microsoft.com/office/word/2010/wordprocessingDrawing" xmlns:wp="http://schemas.openxmlformats.org/drawingml/2006/wordprocessingDrawing" xmlns:w10="urn:schemas-microsoft-com:office:word" xmlns:w="http://schemas.openxmlformats.org/wordprocessingml/2006/main" xmlns:w14="http://schemas.microsoft.com/office/word/2010/wordml" xmlns:w15="http://schemas.microsoft.com/office/word/2012/wordml" xmlns:wpg="http://schemas.microsoft.com/office/word/2010/wordprocessingGroup" xmlns:wpi="http://schemas.microsoft.com/office/word/2010/wordprocessingInk" xmlns:wne="http://schemas.microsoft.com/office/word/2006/wordml" xmlns:wps="http://schemas.microsoft.com/office/word/2010/wordprocessingShape" mc:Ignorable="w14 w15 wp14">
+<w:hdr xmlns:wpc="http://schemas.microsoft.com/office/word/2010/wordprocessingCanvas" xmlns:cx="http://schemas.microsoft.com/office/drawing/2014/chartex" xmlns:cx1="http://schemas.microsoft.com/office/drawing/2015/9/8/chartex" xmlns:cx2="http://schemas.microsoft.com/office/drawing/2015/10/21/chartex" xmlns:cx3="http://schemas.microsoft.com/office/drawing/2016/5/9/chartex" xmlns:cx4="http://schemas.microsoft.com/office/drawing/2016/5/10/chartex" xmlns:cx5="http://schemas.microsoft.com/office/drawing/2016/5/11/chartex" xmlns:cx6="http://schemas.microsoft.com/office/drawing/2016/5/12/chartex" xmlns:cx7="http://schemas.microsoft.com/office/drawing/2016/5/13/chartex" xmlns:cx8="http://schemas.microsoft.com/office/drawing/2016/5/14/chartex" xmlns:mc="http://schemas.openxmlformats.org/markup-compatibility/2006" xmlns:aink="http://schemas.microsoft.com/office/drawing/2016/ink" xmlns:am3d="http://schemas.microsoft.com/office/drawing/2017/model3d" xmlns:o="urn:schemas-microsoft-com:office:office" xmlns:oel="http://schemas.microsoft.com/office/2019/extlst" xmlns:r="http://schemas.openxmlformats.org/officeDocument/2006/relationships" xmlns:m="http://schemas.openxmlformats.org/officeDocument/2006/math" xmlns:v="urn:schemas-microsoft-com:vml" xmlns:wp14="http://schemas.microsoft.com/office/word/2010/wordprocessingDrawing" xmlns:wp="http://schemas.openxmlformats.org/drawingml/2006/wordprocessingDrawing" xmlns:w10="urn:schemas-microsoft-com:office:word" xmlns:w="http://schemas.openxmlformats.org/wordprocessingml/2006/main" xmlns:w14="http://schemas.microsoft.com/office/word/2010/wordml" xmlns:w15="http://schemas.microsoft.com/office/word/2012/wordml" xmlns:w16cex="http://schemas.microsoft.com/office/word/2018/wordml/cex" xmlns:w16cid="http://schemas.microsoft.com/office/word/2016/wordml/cid" xmlns:w16="http://schemas.microsoft.com/office/word/2018/wordml" xmlns:w16sdtdh="http://schemas.microsoft.com/office/word/2020/wordml/sdtdatahash" xmlns:w16se="http://schemas.microsoft.com/office/word/2015/wordml/symex" xmlns:wpg="http://schemas.microsoft.com/office/word/2010/wordprocessingGroup" xmlns:wpi="http://schemas.microsoft.com/office/word/2010/wordprocessingInk" xmlns:wne="http://schemas.microsoft.com/office/word/2006/wordml" xmlns:wps="http://schemas.microsoft.com/office/word/2010/wordprocessingShape" mc:Ignorable="w14 w15 w16se w16cid w16 w16cex w16sdtdh wp14">
   <w:p>
     <w:pPr>
       <w:pStyle w:val="a4"/>
@@ -30535,7 +30555,7 @@
 </file>
 
 <file path=word/header3.xml><?xml version="1.0" encoding="utf-8"?>
-<w:hdr xmlns:wpc="http://schemas.microsoft.com/office/word/2010/wordprocessingCanvas" xmlns:mc="http://schemas.openxmlformats.org/markup-compatibility/2006" xmlns:o="urn:schemas-microsoft-com:office:office" xmlns:r="http://schemas.openxmlformats.org/officeDocument/2006/relationships" xmlns:m="http://schemas.openxmlformats.org/officeDocument/2006/math" xmlns:v="urn:schemas-microsoft-com:vml" xmlns:wp14="http://schemas.microsoft.com/office/word/2010/wordprocessingDrawing" xmlns:wp="http://schemas.openxmlformats.org/drawingml/2006/wordprocessingDrawing" xmlns:w10="urn:schemas-microsoft-com:office:word" xmlns:w="http://schemas.openxmlformats.org/wordprocessingml/2006/main" xmlns:w14="http://schemas.microsoft.com/office/word/2010/wordml" xmlns:w15="http://schemas.microsoft.com/office/word/2012/wordml" xmlns:wpg="http://schemas.microsoft.com/office/word/2010/wordprocessingGroup" xmlns:wpi="http://schemas.microsoft.com/office/word/2010/wordprocessingInk" xmlns:wne="http://schemas.microsoft.com/office/word/2006/wordml" xmlns:wps="http://schemas.microsoft.com/office/word/2010/wordprocessingShape" mc:Ignorable="w14 w15 wp14">
+<w:hdr xmlns:wpc="http://schemas.microsoft.com/office/word/2010/wordprocessingCanvas" xmlns:cx="http://schemas.microsoft.com/office/drawing/2014/chartex" xmlns:cx1="http://schemas.microsoft.com/office/drawing/2015/9/8/chartex" xmlns:cx2="http://schemas.microsoft.com/office/drawing/2015/10/21/chartex" xmlns:cx3="http://schemas.microsoft.com/office/drawing/2016/5/9/chartex" xmlns:cx4="http://schemas.microsoft.com/office/drawing/2016/5/10/chartex" xmlns:cx5="http://schemas.microsoft.com/office/drawing/2016/5/11/chartex" xmlns:cx6="http://schemas.microsoft.com/office/drawing/2016/5/12/chartex" xmlns:cx7="http://schemas.microsoft.com/office/drawing/2016/5/13/chartex" xmlns:cx8="http://schemas.microsoft.com/office/drawing/2016/5/14/chartex" xmlns:mc="http://schemas.openxmlformats.org/markup-compatibility/2006" xmlns:aink="http://schemas.microsoft.com/office/drawing/2016/ink" xmlns:am3d="http://schemas.microsoft.com/office/drawing/2017/model3d" xmlns:o="urn:schemas-microsoft-com:office:office" xmlns:oel="http://schemas.microsoft.com/office/2019/extlst" xmlns:r="http://schemas.openxmlformats.org/officeDocument/2006/relationships" xmlns:m="http://schemas.openxmlformats.org/officeDocument/2006/math" xmlns:v="urn:schemas-microsoft-com:vml" xmlns:wp14="http://schemas.microsoft.com/office/word/2010/wordprocessingDrawing" xmlns:wp="http://schemas.openxmlformats.org/drawingml/2006/wordprocessingDrawing" xmlns:w10="urn:schemas-microsoft-com:office:word" xmlns:w="http://schemas.openxmlformats.org/wordprocessingml/2006/main" xmlns:w14="http://schemas.microsoft.com/office/word/2010/wordml" xmlns:w15="http://schemas.microsoft.com/office/word/2012/wordml" xmlns:w16cex="http://schemas.microsoft.com/office/word/2018/wordml/cex" xmlns:w16cid="http://schemas.microsoft.com/office/word/2016/wordml/cid" xmlns:w16="http://schemas.microsoft.com/office/word/2018/wordml" xmlns:w16sdtdh="http://schemas.microsoft.com/office/word/2020/wordml/sdtdatahash" xmlns:w16se="http://schemas.microsoft.com/office/word/2015/wordml/symex" xmlns:wpg="http://schemas.microsoft.com/office/word/2010/wordprocessingGroup" xmlns:wpi="http://schemas.microsoft.com/office/word/2010/wordprocessingInk" xmlns:wne="http://schemas.microsoft.com/office/word/2006/wordml" xmlns:wps="http://schemas.microsoft.com/office/word/2010/wordprocessingShape" mc:Ignorable="w14 w15 w16se w16cid w16 w16cex w16sdtdh wp14">
   <w:p>
     <w:pPr>
       <w:pStyle w:val="a4"/>
@@ -30993,7 +31013,7 @@
 </file>
 
 <file path=word/header4.xml><?xml version="1.0" encoding="utf-8"?>
-<w:hdr xmlns:wpc="http://schemas.microsoft.com/office/word/2010/wordprocessingCanvas" xmlns:mc="http://schemas.openxmlformats.org/markup-compatibility/2006" xmlns:o="urn:schemas-microsoft-com:office:office" xmlns:r="http://schemas.openxmlformats.org/officeDocument/2006/relationships" xmlns:m="http://schemas.openxmlformats.org/officeDocument/2006/math" xmlns:v="urn:schemas-microsoft-com:vml" xmlns:wp14="http://schemas.microsoft.com/office/word/2010/wordprocessingDrawing" xmlns:wp="http://schemas.openxmlformats.org/drawingml/2006/wordprocessingDrawing" xmlns:w10="urn:schemas-microsoft-com:office:word" xmlns:w="http://schemas.openxmlformats.org/wordprocessingml/2006/main" xmlns:w14="http://schemas.microsoft.com/office/word/2010/wordml" xmlns:w15="http://schemas.microsoft.com/office/word/2012/wordml" xmlns:wpg="http://schemas.microsoft.com/office/word/2010/wordprocessingGroup" xmlns:wpi="http://schemas.microsoft.com/office/word/2010/wordprocessingInk" xmlns:wne="http://schemas.microsoft.com/office/word/2006/wordml" xmlns:wps="http://schemas.microsoft.com/office/word/2010/wordprocessingShape" mc:Ignorable="w14 w15 wp14">
+<w:hdr xmlns:wpc="http://schemas.microsoft.com/office/word/2010/wordprocessingCanvas" xmlns:cx="http://schemas.microsoft.com/office/drawing/2014/chartex" xmlns:cx1="http://schemas.microsoft.com/office/drawing/2015/9/8/chartex" xmlns:cx2="http://schemas.microsoft.com/office/drawing/2015/10/21/chartex" xmlns:cx3="http://schemas.microsoft.com/office/drawing/2016/5/9/chartex" xmlns:cx4="http://schemas.microsoft.com/office/drawing/2016/5/10/chartex" xmlns:cx5="http://schemas.microsoft.com/office/drawing/2016/5/11/chartex" xmlns:cx6="http://schemas.microsoft.com/office/drawing/2016/5/12/chartex" xmlns:cx7="http://schemas.microsoft.com/office/drawing/2016/5/13/chartex" xmlns:cx8="http://schemas.microsoft.com/office/drawing/2016/5/14/chartex" xmlns:mc="http://schemas.openxmlformats.org/markup-compatibility/2006" xmlns:aink="http://schemas.microsoft.com/office/drawing/2016/ink" xmlns:am3d="http://schemas.microsoft.com/office/drawing/2017/model3d" xmlns:o="urn:schemas-microsoft-com:office:office" xmlns:oel="http://schemas.microsoft.com/office/2019/extlst" xmlns:r="http://schemas.openxmlformats.org/officeDocument/2006/relationships" xmlns:m="http://schemas.openxmlformats.org/officeDocument/2006/math" xmlns:v="urn:schemas-microsoft-com:vml" xmlns:wp14="http://schemas.microsoft.com/office/word/2010/wordprocessingDrawing" xmlns:wp="http://schemas.openxmlformats.org/drawingml/2006/wordprocessingDrawing" xmlns:w10="urn:schemas-microsoft-com:office:word" xmlns:w="http://schemas.openxmlformats.org/wordprocessingml/2006/main" xmlns:w14="http://schemas.microsoft.com/office/word/2010/wordml" xmlns:w15="http://schemas.microsoft.com/office/word/2012/wordml" xmlns:w16cex="http://schemas.microsoft.com/office/word/2018/wordml/cex" xmlns:w16cid="http://schemas.microsoft.com/office/word/2016/wordml/cid" xmlns:w16="http://schemas.microsoft.com/office/word/2018/wordml" xmlns:w16sdtdh="http://schemas.microsoft.com/office/word/2020/wordml/sdtdatahash" xmlns:w16se="http://schemas.microsoft.com/office/word/2015/wordml/symex" xmlns:wpg="http://schemas.microsoft.com/office/word/2010/wordprocessingGroup" xmlns:wpi="http://schemas.microsoft.com/office/word/2010/wordprocessingInk" xmlns:wne="http://schemas.microsoft.com/office/word/2006/wordml" xmlns:wps="http://schemas.microsoft.com/office/word/2010/wordprocessingShape" mc:Ignorable="w14 w15 w16se w16cid w16 w16cex w16sdtdh wp14">
   <w:p>
     <w:pPr>
       <w:pStyle w:val="a4"/>
@@ -31451,7 +31471,7 @@
 </file>
 
 <file path=word/numbering.xml><?xml version="1.0" encoding="utf-8"?>
-<w:numbering xmlns:wpc="http://schemas.microsoft.com/office/word/2010/wordprocessingCanvas" xmlns:mc="http://schemas.openxmlformats.org/markup-compatibility/2006" xmlns:o="urn:schemas-microsoft-com:office:office" xmlns:r="http://schemas.openxmlformats.org/officeDocument/2006/relationships" xmlns:m="http://schemas.openxmlformats.org/officeDocument/2006/math" xmlns:v="urn:schemas-microsoft-com:vml" xmlns:wp14="http://schemas.microsoft.com/office/word/2010/wordprocessingDrawing" xmlns:wp="http://schemas.openxmlformats.org/drawingml/2006/wordprocessingDrawing" xmlns:w10="urn:schemas-microsoft-com:office:word" xmlns:w="http://schemas.openxmlformats.org/wordprocessingml/2006/main" xmlns:w14="http://schemas.microsoft.com/office/word/2010/wordml" xmlns:w15="http://schemas.microsoft.com/office/word/2012/wordml" xmlns:wpg="http://schemas.microsoft.com/office/word/2010/wordprocessingGroup" xmlns:wpi="http://schemas.microsoft.com/office/word/2010/wordprocessingInk" xmlns:wne="http://schemas.microsoft.com/office/word/2006/wordml" xmlns:wps="http://schemas.microsoft.com/office/word/2010/wordprocessingShape" mc:Ignorable="w14 w15 wp14">
+<w:numbering xmlns:wpc="http://schemas.microsoft.com/office/word/2010/wordprocessingCanvas" xmlns:cx="http://schemas.microsoft.com/office/drawing/2014/chartex" xmlns:cx1="http://schemas.microsoft.com/office/drawing/2015/9/8/chartex" xmlns:cx2="http://schemas.microsoft.com/office/drawing/2015/10/21/chartex" xmlns:cx3="http://schemas.microsoft.com/office/drawing/2016/5/9/chartex" xmlns:cx4="http://schemas.microsoft.com/office/drawing/2016/5/10/chartex" xmlns:cx5="http://schemas.microsoft.com/office/drawing/2016/5/11/chartex" xmlns:cx6="http://schemas.microsoft.com/office/drawing/2016/5/12/chartex" xmlns:cx7="http://schemas.microsoft.com/office/drawing/2016/5/13/chartex" xmlns:cx8="http://schemas.microsoft.com/office/drawing/2016/5/14/chartex" xmlns:mc="http://schemas.openxmlformats.org/markup-compatibility/2006" xmlns:aink="http://schemas.microsoft.com/office/drawing/2016/ink" xmlns:am3d="http://schemas.microsoft.com/office/drawing/2017/model3d" xmlns:o="urn:schemas-microsoft-com:office:office" xmlns:oel="http://schemas.microsoft.com/office/2019/extlst" xmlns:r="http://schemas.openxmlformats.org/officeDocument/2006/relationships" xmlns:m="http://schemas.openxmlformats.org/officeDocument/2006/math" xmlns:v="urn:schemas-microsoft-com:vml" xmlns:wp14="http://schemas.microsoft.com/office/word/2010/wordprocessingDrawing" xmlns:wp="http://schemas.openxmlformats.org/drawingml/2006/wordprocessingDrawing" xmlns:w10="urn:schemas-microsoft-com:office:word" xmlns:w="http://schemas.openxmlformats.org/wordprocessingml/2006/main" xmlns:w14="http://schemas.microsoft.com/office/word/2010/wordml" xmlns:w15="http://schemas.microsoft.com/office/word/2012/wordml" xmlns:w16cex="http://schemas.microsoft.com/office/word/2018/wordml/cex" xmlns:w16cid="http://schemas.microsoft.com/office/word/2016/wordml/cid" xmlns:w16="http://schemas.microsoft.com/office/word/2018/wordml" xmlns:w16sdtdh="http://schemas.microsoft.com/office/word/2020/wordml/sdtdatahash" xmlns:w16se="http://schemas.microsoft.com/office/word/2015/wordml/symex" xmlns:wpg="http://schemas.microsoft.com/office/word/2010/wordprocessingGroup" xmlns:wpi="http://schemas.microsoft.com/office/word/2010/wordprocessingInk" xmlns:wne="http://schemas.microsoft.com/office/word/2006/wordml" xmlns:wps="http://schemas.microsoft.com/office/word/2010/wordprocessingShape" mc:Ignorable="w14 w15 w16se w16cid w16 w16cex w16sdtdh wp14">
   <w:abstractNum w:abstractNumId="0" w15:restartNumberingAfterBreak="0">
     <w:nsid w:val="0397573A"/>
     <w:multiLevelType w:val="hybridMultilevel"/>
@@ -33143,68 +33163,68 @@
       </w:pPr>
     </w:lvl>
   </w:abstractNum>
-  <w:num w:numId="1">
+  <w:num w:numId="1" w16cid:durableId="1767071836">
     <w:abstractNumId w:val="18"/>
   </w:num>
-  <w:num w:numId="2">
+  <w:num w:numId="2" w16cid:durableId="1255280274">
     <w:abstractNumId w:val="5"/>
   </w:num>
-  <w:num w:numId="3">
+  <w:num w:numId="3" w16cid:durableId="529995535">
     <w:abstractNumId w:val="9"/>
   </w:num>
-  <w:num w:numId="4">
+  <w:num w:numId="4" w16cid:durableId="689796733">
     <w:abstractNumId w:val="3"/>
   </w:num>
-  <w:num w:numId="5">
+  <w:num w:numId="5" w16cid:durableId="1254434969">
     <w:abstractNumId w:val="10"/>
   </w:num>
-  <w:num w:numId="6">
+  <w:num w:numId="6" w16cid:durableId="818574313">
     <w:abstractNumId w:val="17"/>
   </w:num>
-  <w:num w:numId="7">
+  <w:num w:numId="7" w16cid:durableId="1318804349">
     <w:abstractNumId w:val="16"/>
   </w:num>
-  <w:num w:numId="8">
+  <w:num w:numId="8" w16cid:durableId="668479998">
     <w:abstractNumId w:val="8"/>
   </w:num>
-  <w:num w:numId="9">
+  <w:num w:numId="9" w16cid:durableId="408843920">
     <w:abstractNumId w:val="14"/>
   </w:num>
-  <w:num w:numId="10">
+  <w:num w:numId="10" w16cid:durableId="134219932">
     <w:abstractNumId w:val="4"/>
   </w:num>
-  <w:num w:numId="11">
+  <w:num w:numId="11" w16cid:durableId="2096825914">
     <w:abstractNumId w:val="11"/>
   </w:num>
-  <w:num w:numId="12">
+  <w:num w:numId="12" w16cid:durableId="2130321286">
     <w:abstractNumId w:val="2"/>
   </w:num>
-  <w:num w:numId="13">
+  <w:num w:numId="13" w16cid:durableId="1753156348">
     <w:abstractNumId w:val="12"/>
   </w:num>
-  <w:num w:numId="14">
+  <w:num w:numId="14" w16cid:durableId="805396686">
     <w:abstractNumId w:val="13"/>
   </w:num>
-  <w:num w:numId="15">
+  <w:num w:numId="15" w16cid:durableId="840046732">
     <w:abstractNumId w:val="1"/>
   </w:num>
-  <w:num w:numId="16">
+  <w:num w:numId="16" w16cid:durableId="84155467">
     <w:abstractNumId w:val="0"/>
   </w:num>
-  <w:num w:numId="17">
+  <w:num w:numId="17" w16cid:durableId="1980383587">
     <w:abstractNumId w:val="15"/>
   </w:num>
-  <w:num w:numId="18">
+  <w:num w:numId="18" w16cid:durableId="201091499">
     <w:abstractNumId w:val="7"/>
   </w:num>
-  <w:num w:numId="19">
+  <w:num w:numId="19" w16cid:durableId="436799194">
     <w:abstractNumId w:val="6"/>
   </w:num>
 </w:numbering>
 </file>
 
 <file path=word/styles.xml><?xml version="1.0" encoding="utf-8"?>
-<w:styles xmlns:mc="http://schemas.openxmlformats.org/markup-compatibility/2006" xmlns:r="http://schemas.openxmlformats.org/officeDocument/2006/relationships" xmlns:w="http://schemas.openxmlformats.org/wordprocessingml/2006/main" xmlns:w14="http://schemas.microsoft.com/office/word/2010/wordml" xmlns:w15="http://schemas.microsoft.com/office/word/2012/wordml" mc:Ignorable="w14 w15">
+<w:styles xmlns:mc="http://schemas.openxmlformats.org/markup-compatibility/2006" xmlns:r="http://schemas.openxmlformats.org/officeDocument/2006/relationships" xmlns:w="http://schemas.openxmlformats.org/wordprocessingml/2006/main" xmlns:w14="http://schemas.microsoft.com/office/word/2010/wordml" xmlns:w15="http://schemas.microsoft.com/office/word/2012/wordml" xmlns:w16cex="http://schemas.microsoft.com/office/word/2018/wordml/cex" xmlns:w16cid="http://schemas.microsoft.com/office/word/2016/wordml/cid" xmlns:w16="http://schemas.microsoft.com/office/word/2018/wordml" xmlns:w16sdtdh="http://schemas.microsoft.com/office/word/2020/wordml/sdtdatahash" xmlns:w16se="http://schemas.microsoft.com/office/word/2015/wordml/symex" mc:Ignorable="w14 w15 w16se w16cid w16 w16cex w16sdtdh">
   <w:docDefaults>
     <w:rPrDefault>
       <w:rPr>
@@ -33217,7 +33237,7 @@
     </w:rPrDefault>
     <w:pPrDefault/>
   </w:docDefaults>
-  <w:latentStyles w:defLockedState="0" w:defUIPriority="99" w:defSemiHidden="0" w:defUnhideWhenUsed="0" w:defQFormat="0" w:count="371">
+  <w:latentStyles w:defLockedState="0" w:defUIPriority="99" w:defSemiHidden="0" w:defUnhideWhenUsed="0" w:defQFormat="0" w:count="376">
     <w:lsdException w:name="Normal" w:uiPriority="0" w:qFormat="1"/>
     <w:lsdException w:name="heading 1" w:uiPriority="9" w:qFormat="1"/>
     <w:lsdException w:name="heading 2" w:semiHidden="1" w:uiPriority="9" w:unhideWhenUsed="1" w:qFormat="1"/>
@@ -33589,6 +33609,11 @@
     <w:lsdException w:name="List Table 5 Dark Accent 6" w:uiPriority="50"/>
     <w:lsdException w:name="List Table 6 Colorful Accent 6" w:uiPriority="51"/>
     <w:lsdException w:name="List Table 7 Colorful Accent 6" w:uiPriority="52"/>
+    <w:lsdException w:name="Mention" w:semiHidden="1" w:unhideWhenUsed="1"/>
+    <w:lsdException w:name="Smart Hyperlink" w:semiHidden="1" w:unhideWhenUsed="1"/>
+    <w:lsdException w:name="Hashtag" w:semiHidden="1" w:unhideWhenUsed="1"/>
+    <w:lsdException w:name="Unresolved Mention" w:semiHidden="1" w:unhideWhenUsed="1"/>
+    <w:lsdException w:name="Smart Link" w:semiHidden="1" w:unhideWhenUsed="1"/>
   </w:latentStyles>
   <w:style w:type="paragraph" w:default="1" w:styleId="a">
     <w:name w:val="Normal"/>

--- a/新泰週報20260712[2628]B4F.docx
+++ b/新泰週報20260712[2628]B4F.docx
@@ -1,6 +1,6 @@
 
 <file path=word/document.xml><?xml version="1.0" encoding="utf-8"?>
-<w:document xmlns:wpc="http://schemas.microsoft.com/office/word/2010/wordprocessingCanvas" xmlns:cx="http://schemas.microsoft.com/office/drawing/2014/chartex" xmlns:cx1="http://schemas.microsoft.com/office/drawing/2015/9/8/chartex" xmlns:cx2="http://schemas.microsoft.com/office/drawing/2015/10/21/chartex" xmlns:cx3="http://schemas.microsoft.com/office/drawing/2016/5/9/chartex" xmlns:cx4="http://schemas.microsoft.com/office/drawing/2016/5/10/chartex" xmlns:cx5="http://schemas.microsoft.com/office/drawing/2016/5/11/chartex" xmlns:cx6="http://schemas.microsoft.com/office/drawing/2016/5/12/chartex" xmlns:cx7="http://schemas.microsoft.com/office/drawing/2016/5/13/chartex" xmlns:cx8="http://schemas.microsoft.com/office/drawing/2016/5/14/chartex" xmlns:mc="http://schemas.openxmlformats.org/markup-compatibility/2006" xmlns:aink="http://schemas.microsoft.com/office/drawing/2016/ink" xmlns:am3d="http://schemas.microsoft.com/office/drawing/2017/model3d" xmlns:o="urn:schemas-microsoft-com:office:office" xmlns:oel="http://schemas.microsoft.com/office/2019/extlst" xmlns:r="http://schemas.openxmlformats.org/officeDocument/2006/relationships" xmlns:m="http://schemas.openxmlformats.org/officeDocument/2006/math" xmlns:v="urn:schemas-microsoft-com:vml" xmlns:wp14="http://schemas.microsoft.com/office/word/2010/wordprocessingDrawing" xmlns:wp="http://schemas.openxmlformats.org/drawingml/2006/wordprocessingDrawing" xmlns:w10="urn:schemas-microsoft-com:office:word" xmlns:w="http://schemas.openxmlformats.org/wordprocessingml/2006/main" xmlns:w14="http://schemas.microsoft.com/office/word/2010/wordml" xmlns:w15="http://schemas.microsoft.com/office/word/2012/wordml" xmlns:w16cex="http://schemas.microsoft.com/office/word/2018/wordml/cex" xmlns:w16cid="http://schemas.microsoft.com/office/word/2016/wordml/cid" xmlns:w16="http://schemas.microsoft.com/office/word/2018/wordml" xmlns:w16sdtdh="http://schemas.microsoft.com/office/word/2020/wordml/sdtdatahash" xmlns:w16se="http://schemas.microsoft.com/office/word/2015/wordml/symex" xmlns:wpg="http://schemas.microsoft.com/office/word/2010/wordprocessingGroup" xmlns:wpi="http://schemas.microsoft.com/office/word/2010/wordprocessingInk" xmlns:wne="http://schemas.microsoft.com/office/word/2006/wordml" xmlns:wps="http://schemas.microsoft.com/office/word/2010/wordprocessingShape" mc:Ignorable="w14 w15 w16se w16cid w16 w16cex w16sdtdh wp14">
+<w:document xmlns:wpc="http://schemas.microsoft.com/office/word/2010/wordprocessingCanvas" xmlns:mc="http://schemas.openxmlformats.org/markup-compatibility/2006" xmlns:o="urn:schemas-microsoft-com:office:office" xmlns:r="http://schemas.openxmlformats.org/officeDocument/2006/relationships" xmlns:m="http://schemas.openxmlformats.org/officeDocument/2006/math" xmlns:v="urn:schemas-microsoft-com:vml" xmlns:wp14="http://schemas.microsoft.com/office/word/2010/wordprocessingDrawing" xmlns:wp="http://schemas.openxmlformats.org/drawingml/2006/wordprocessingDrawing" xmlns:w10="urn:schemas-microsoft-com:office:word" xmlns:w="http://schemas.openxmlformats.org/wordprocessingml/2006/main" xmlns:w14="http://schemas.microsoft.com/office/word/2010/wordml" xmlns:w15="http://schemas.microsoft.com/office/word/2012/wordml" xmlns:wpg="http://schemas.microsoft.com/office/word/2010/wordprocessingGroup" xmlns:wpi="http://schemas.microsoft.com/office/word/2010/wordprocessingInk" xmlns:wne="http://schemas.microsoft.com/office/word/2006/wordml" xmlns:wps="http://schemas.microsoft.com/office/word/2010/wordprocessingShape" mc:Ignorable="w14 w15 wp14">
   <w:body>
     <w:p>
       <w:pPr>
@@ -654,244 +654,119 @@
             <w:r>
               <w:rPr>
                 <w:rFonts w:ascii="Barlow Condensed Medium" w:eastAsia="標楷體" w:hAnsi="Barlow Condensed Medium" w:cs="Segoe UI Symbol" w:hint="eastAsia"/>
-                <w:noProof/>
                 <w:w w:val="90"/>
                 <w:sz w:val="26"/>
                 <w:szCs w:val="26"/>
-                <w:lang w:bidi="he-IL"/>
-              </w:rPr>
-              <w:t>2026</w:t>
+              </w:rPr>
+              <w:t>台北中會松年部主辨</w:t>
             </w:r>
             <w:r>
               <w:rPr>
                 <w:rFonts w:ascii="Barlow Condensed Medium" w:eastAsia="標楷體" w:hAnsi="Barlow Condensed Medium" w:cs="Segoe UI Symbol" w:hint="eastAsia"/>
-                <w:noProof/>
                 <w:w w:val="90"/>
                 <w:sz w:val="26"/>
                 <w:szCs w:val="26"/>
-                <w:lang w:bidi="he-IL"/>
-              </w:rPr>
-              <w:t>年全國婦女靈修營「與主同行」將於華語場</w:t>
+              </w:rPr>
+              <w:t>2026</w:t>
             </w:r>
             <w:r>
               <w:rPr>
                 <w:rFonts w:ascii="Barlow Condensed Medium" w:eastAsia="標楷體" w:hAnsi="Barlow Condensed Medium" w:cs="Segoe UI Symbol" w:hint="eastAsia"/>
-                <w:noProof/>
                 <w:w w:val="90"/>
                 <w:sz w:val="26"/>
                 <w:szCs w:val="26"/>
-                <w:lang w:bidi="he-IL"/>
-              </w:rPr>
-              <w:t>6/25-27(</w:t>
+              </w:rPr>
+              <w:t>年父親節感恩禮拜和聯誼活動，將於</w:t>
             </w:r>
             <w:r>
               <w:rPr>
                 <w:rFonts w:ascii="Barlow Condensed Medium" w:eastAsia="標楷體" w:hAnsi="Barlow Condensed Medium" w:cs="Segoe UI Symbol" w:hint="eastAsia"/>
-                <w:noProof/>
                 <w:w w:val="90"/>
                 <w:sz w:val="26"/>
                 <w:szCs w:val="26"/>
-                <w:lang w:bidi="he-IL"/>
-              </w:rPr>
-              <w:t>四</w:t>
+              </w:rPr>
+              <w:t>8/7(</w:t>
             </w:r>
             <w:r>
               <w:rPr>
                 <w:rFonts w:ascii="Barlow Condensed Medium" w:eastAsia="標楷體" w:hAnsi="Barlow Condensed Medium" w:cs="Segoe UI Symbol" w:hint="eastAsia"/>
-                <w:noProof/>
                 <w:w w:val="90"/>
                 <w:sz w:val="26"/>
                 <w:szCs w:val="26"/>
-                <w:lang w:bidi="he-IL"/>
-              </w:rPr>
-              <w:t>~</w:t>
+              </w:rPr>
+              <w:t>五</w:t>
             </w:r>
             <w:r>
               <w:rPr>
                 <w:rFonts w:ascii="Barlow Condensed Medium" w:eastAsia="標楷體" w:hAnsi="Barlow Condensed Medium" w:cs="Segoe UI Symbol" w:hint="eastAsia"/>
-                <w:noProof/>
                 <w:w w:val="90"/>
                 <w:sz w:val="26"/>
                 <w:szCs w:val="26"/>
-                <w:lang w:bidi="he-IL"/>
-              </w:rPr>
-              <w:t>六</w:t>
+              </w:rPr>
+              <w:t>)</w:t>
             </w:r>
             <w:r>
               <w:rPr>
                 <w:rFonts w:ascii="Barlow Condensed Medium" w:eastAsia="標楷體" w:hAnsi="Barlow Condensed Medium" w:cs="Segoe UI Symbol" w:hint="eastAsia"/>
-                <w:noProof/>
                 <w:w w:val="90"/>
                 <w:sz w:val="26"/>
                 <w:szCs w:val="26"/>
-                <w:lang w:bidi="he-IL"/>
-              </w:rPr>
-              <w:t>)</w:t>
+              </w:rPr>
+              <w:t>上午</w:t>
             </w:r>
             <w:r>
               <w:rPr>
                 <w:rFonts w:ascii="Barlow Condensed Medium" w:eastAsia="標楷體" w:hAnsi="Barlow Condensed Medium" w:cs="Segoe UI Symbol" w:hint="eastAsia"/>
-                <w:noProof/>
                 <w:w w:val="90"/>
                 <w:sz w:val="26"/>
                 <w:szCs w:val="26"/>
-                <w:lang w:bidi="he-IL"/>
-              </w:rPr>
-              <w:t>，台語場</w:t>
+              </w:rPr>
+              <w:t>9:30</w:t>
             </w:r>
             <w:r>
               <w:rPr>
                 <w:rFonts w:ascii="Barlow Condensed Medium" w:eastAsia="標楷體" w:hAnsi="Barlow Condensed Medium" w:cs="Segoe UI Symbol" w:hint="eastAsia"/>
-                <w:noProof/>
                 <w:w w:val="90"/>
                 <w:sz w:val="26"/>
                 <w:szCs w:val="26"/>
-                <w:lang w:bidi="he-IL"/>
-              </w:rPr>
-              <w:t>7/23-25(</w:t>
+              </w:rPr>
+              <w:t>在台北馬偕醫院</w:t>
             </w:r>
             <w:r>
               <w:rPr>
                 <w:rFonts w:ascii="Barlow Condensed Medium" w:eastAsia="標楷體" w:hAnsi="Barlow Condensed Medium" w:cs="Segoe UI Symbol" w:hint="eastAsia"/>
-                <w:noProof/>
                 <w:w w:val="90"/>
                 <w:sz w:val="26"/>
                 <w:szCs w:val="26"/>
-                <w:lang w:bidi="he-IL"/>
-              </w:rPr>
-              <w:t>四</w:t>
+              </w:rPr>
+              <w:t>9</w:t>
             </w:r>
             <w:r>
               <w:rPr>
                 <w:rFonts w:ascii="Barlow Condensed Medium" w:eastAsia="標楷體" w:hAnsi="Barlow Condensed Medium" w:cs="Segoe UI Symbol" w:hint="eastAsia"/>
-                <w:noProof/>
                 <w:w w:val="90"/>
                 <w:sz w:val="26"/>
                 <w:szCs w:val="26"/>
-                <w:lang w:bidi="he-IL"/>
-              </w:rPr>
-              <w:t>~</w:t>
+              </w:rPr>
+              <w:t>樓大禮堂舉行。報名至</w:t>
             </w:r>
             <w:r>
               <w:rPr>
                 <w:rFonts w:ascii="Barlow Condensed Medium" w:eastAsia="標楷體" w:hAnsi="Barlow Condensed Medium" w:cs="Segoe UI Symbol" w:hint="eastAsia"/>
-                <w:noProof/>
                 <w:w w:val="90"/>
                 <w:sz w:val="26"/>
                 <w:szCs w:val="26"/>
-                <w:lang w:bidi="he-IL"/>
-              </w:rPr>
-              <w:t>六</w:t>
+              </w:rPr>
+              <w:t>7/26</w:t>
             </w:r>
             <w:r>
               <w:rPr>
                 <w:rFonts w:ascii="Barlow Condensed Medium" w:eastAsia="標楷體" w:hAnsi="Barlow Condensed Medium" w:cs="Segoe UI Symbol" w:hint="eastAsia"/>
-                <w:noProof/>
                 <w:w w:val="90"/>
                 <w:sz w:val="26"/>
                 <w:szCs w:val="26"/>
-                <w:lang w:bidi="he-IL"/>
-              </w:rPr>
-              <w:t>)</w:t>
-            </w:r>
-            <w:r>
-              <w:rPr>
-                <w:rFonts w:ascii="Barlow Condensed Medium" w:eastAsia="標楷體" w:hAnsi="Barlow Condensed Medium" w:cs="Segoe UI Symbol" w:hint="eastAsia"/>
-                <w:noProof/>
-                <w:w w:val="90"/>
-                <w:sz w:val="26"/>
-                <w:szCs w:val="26"/>
-                <w:lang w:bidi="he-IL"/>
-              </w:rPr>
-              <w:t>在花蓮美侖大飯店舉行，報名至</w:t>
-            </w:r>
-            <w:r>
-              <w:rPr>
-                <w:rFonts w:ascii="Barlow Condensed Medium" w:eastAsia="標楷體" w:hAnsi="Barlow Condensed Medium" w:cs="Segoe UI Symbol" w:hint="eastAsia"/>
-                <w:noProof/>
-                <w:w w:val="90"/>
-                <w:sz w:val="26"/>
-                <w:szCs w:val="26"/>
-                <w:lang w:bidi="he-IL"/>
-              </w:rPr>
-              <w:t>6/8(</w:t>
-            </w:r>
-            <w:r>
-              <w:rPr>
-                <w:rFonts w:ascii="Barlow Condensed Medium" w:eastAsia="標楷體" w:hAnsi="Barlow Condensed Medium" w:cs="Segoe UI Symbol" w:hint="eastAsia"/>
-                <w:noProof/>
-                <w:w w:val="90"/>
-                <w:sz w:val="26"/>
-                <w:szCs w:val="26"/>
-                <w:lang w:bidi="he-IL"/>
-              </w:rPr>
-              <w:t>一</w:t>
-            </w:r>
-            <w:r>
-              <w:rPr>
-                <w:rFonts w:ascii="Barlow Condensed Medium" w:eastAsia="標楷體" w:hAnsi="Barlow Condensed Medium" w:cs="Segoe UI Symbol" w:hint="eastAsia"/>
-                <w:noProof/>
-                <w:w w:val="90"/>
-                <w:sz w:val="26"/>
-                <w:szCs w:val="26"/>
-                <w:lang w:bidi="he-IL"/>
-              </w:rPr>
-              <w:t>)</w:t>
-            </w:r>
-            <w:r>
-              <w:rPr>
-                <w:rFonts w:ascii="Barlow Condensed Medium" w:eastAsia="標楷體" w:hAnsi="Barlow Condensed Medium" w:cs="Segoe UI Symbol" w:hint="eastAsia"/>
-                <w:noProof/>
-                <w:w w:val="90"/>
-                <w:sz w:val="26"/>
-                <w:szCs w:val="26"/>
-                <w:lang w:bidi="he-IL"/>
-              </w:rPr>
-              <w:t>和</w:t>
-            </w:r>
-            <w:r>
-              <w:rPr>
-                <w:rFonts w:ascii="Barlow Condensed Medium" w:eastAsia="標楷體" w:hAnsi="Barlow Condensed Medium" w:cs="Segoe UI Symbol" w:hint="eastAsia"/>
-                <w:noProof/>
-                <w:w w:val="90"/>
-                <w:sz w:val="26"/>
-                <w:szCs w:val="26"/>
-                <w:lang w:bidi="he-IL"/>
-              </w:rPr>
-              <w:t>7/6(</w:t>
-            </w:r>
-            <w:r>
-              <w:rPr>
-                <w:rFonts w:ascii="Barlow Condensed Medium" w:eastAsia="標楷體" w:hAnsi="Barlow Condensed Medium" w:cs="Segoe UI Symbol" w:hint="eastAsia"/>
-                <w:noProof/>
-                <w:w w:val="90"/>
-                <w:sz w:val="26"/>
-                <w:szCs w:val="26"/>
-                <w:lang w:bidi="he-IL"/>
-              </w:rPr>
-              <w:t>一</w:t>
-            </w:r>
-            <w:r>
-              <w:rPr>
-                <w:rFonts w:ascii="Barlow Condensed Medium" w:eastAsia="標楷體" w:hAnsi="Barlow Condensed Medium" w:cs="Segoe UI Symbol" w:hint="eastAsia"/>
-                <w:noProof/>
-                <w:w w:val="90"/>
-                <w:sz w:val="26"/>
-                <w:szCs w:val="26"/>
-                <w:lang w:bidi="he-IL"/>
-              </w:rPr>
-              <w:t>)</w:t>
-            </w:r>
-            <w:r>
-              <w:rPr>
-                <w:rFonts w:ascii="Barlow Condensed Medium" w:eastAsia="標楷體" w:hAnsi="Barlow Condensed Medium" w:cs="Segoe UI Symbol" w:hint="eastAsia"/>
-                <w:noProof/>
-                <w:w w:val="90"/>
-                <w:sz w:val="26"/>
-                <w:szCs w:val="26"/>
-                <w:lang w:bidi="he-IL"/>
-              </w:rPr>
-              <w:t>。詳見公佈欄。</w:t>
+              </w:rPr>
+              <w:t>，聯誼活動內容詳見公佈欄。</w:t>
             </w:r>
           </w:p>
         </w:tc>
@@ -966,23 +841,13 @@
             </w:pPr>
             <w:r>
               <w:rPr>
-                <w:rFonts w:ascii="Segoe UI Symbol" w:eastAsia="標楷體" w:hAnsi="Segoe UI Symbol" w:cs="Segoe UI Symbol"/>
-                <w:w w:val="90"/>
-                <w:sz w:val="26"/>
-                <w:szCs w:val="26"/>
-              </w:rPr>
-              <w:t>★</w:t>
-            </w:r>
-            <w:r>
-              <w:rPr>
                 <w:rFonts w:ascii="Barlow Condensed Medium" w:eastAsia="標楷體" w:hAnsi="Barlow Condensed Medium" w:cs="Segoe UI Symbol" w:hint="eastAsia"/>
                 <w:w w:val="90"/>
                 <w:sz w:val="26"/>
                 <w:szCs w:val="26"/>
               </w:rPr>
-              <w:t>台北中</w:t>
-            </w:r>
-            <w:proofErr w:type="gramStart"/>
+              <w:t>台北中會松年部主辨</w:t>
+            </w:r>
             <w:r>
               <w:rPr>
                 <w:rFonts w:ascii="Barlow Condensed Medium" w:eastAsia="標楷體" w:hAnsi="Barlow Condensed Medium" w:cs="Segoe UI Symbol" w:hint="eastAsia"/>
@@ -990,9 +855,8 @@
                 <w:sz w:val="26"/>
                 <w:szCs w:val="26"/>
               </w:rPr>
-              <w:t>會松年部主辨</w:t>
-            </w:r>
-            <w:proofErr w:type="gramEnd"/>
+              <w:t>2026</w:t>
+            </w:r>
             <w:r>
               <w:rPr>
                 <w:rFonts w:ascii="Barlow Condensed Medium" w:eastAsia="標楷體" w:hAnsi="Barlow Condensed Medium" w:cs="Segoe UI Symbol" w:hint="eastAsia"/>
@@ -1000,7 +864,7 @@
                 <w:sz w:val="26"/>
                 <w:szCs w:val="26"/>
               </w:rPr>
-              <w:t>2026</w:t>
+              <w:t>年秋季國內靈修──金門三日遊，將於</w:t>
             </w:r>
             <w:r>
               <w:rPr>
@@ -1009,7 +873,16 @@
                 <w:sz w:val="26"/>
                 <w:szCs w:val="26"/>
               </w:rPr>
-              <w:t>年父親節感恩禮拜和聯誼活動，將於</w:t>
+              <w:t>9/29</w:t>
+            </w:r>
+            <w:r>
+              <w:rPr>
+                <w:rFonts w:ascii="Barlow Condensed Medium" w:eastAsia="標楷體" w:hAnsi="Barlow Condensed Medium" w:cs="Segoe UI Symbol"/>
+                <w:w w:val="90"/>
+                <w:sz w:val="26"/>
+                <w:szCs w:val="26"/>
+              </w:rPr>
+              <w:t>~</w:t>
             </w:r>
             <w:r>
               <w:rPr>
@@ -1018,7 +891,7 @@
                 <w:sz w:val="26"/>
                 <w:szCs w:val="26"/>
               </w:rPr>
-              <w:t>8/7(</w:t>
+              <w:t>10/1(</w:t>
             </w:r>
             <w:r>
               <w:rPr>
@@ -1027,7 +900,7 @@
                 <w:sz w:val="26"/>
                 <w:szCs w:val="26"/>
               </w:rPr>
-              <w:t>五</w:t>
+              <w:t>二</w:t>
             </w:r>
             <w:r>
               <w:rPr>
@@ -1036,7 +909,7 @@
                 <w:sz w:val="26"/>
                 <w:szCs w:val="26"/>
               </w:rPr>
-              <w:t>)</w:t>
+              <w:t>~</w:t>
             </w:r>
             <w:r>
               <w:rPr>
@@ -1045,7 +918,7 @@
                 <w:sz w:val="26"/>
                 <w:szCs w:val="26"/>
               </w:rPr>
-              <w:t>上午</w:t>
+              <w:t>四</w:t>
             </w:r>
             <w:r>
               <w:rPr>
@@ -1054,7 +927,7 @@
                 <w:sz w:val="26"/>
                 <w:szCs w:val="26"/>
               </w:rPr>
-              <w:t>9:30</w:t>
+              <w:t>)</w:t>
             </w:r>
             <w:r>
               <w:rPr>
@@ -1063,7 +936,7 @@
                 <w:sz w:val="26"/>
                 <w:szCs w:val="26"/>
               </w:rPr>
-              <w:t>在台北馬偕醫院</w:t>
+              <w:t>舉行。報名至</w:t>
             </w:r>
             <w:r>
               <w:rPr>
@@ -1072,7 +945,16 @@
                 <w:sz w:val="26"/>
                 <w:szCs w:val="26"/>
               </w:rPr>
-              <w:t>9</w:t>
+              <w:t>7/</w:t>
+            </w:r>
+            <w:r>
+              <w:rPr>
+                <w:rFonts w:ascii="Barlow Condensed Medium" w:eastAsia="標楷體" w:hAnsi="Barlow Condensed Medium" w:cs="Segoe UI Symbol"/>
+                <w:w w:val="90"/>
+                <w:sz w:val="26"/>
+                <w:szCs w:val="26"/>
+              </w:rPr>
+              <w:t>18</w:t>
             </w:r>
             <w:r>
               <w:rPr>
@@ -1081,7 +963,7 @@
                 <w:sz w:val="26"/>
                 <w:szCs w:val="26"/>
               </w:rPr>
-              <w:t>樓大禮堂舉行。報名至</w:t>
+              <w:t>(</w:t>
             </w:r>
             <w:r>
               <w:rPr>
@@ -1090,7 +972,7 @@
                 <w:sz w:val="26"/>
                 <w:szCs w:val="26"/>
               </w:rPr>
-              <w:t>7/26</w:t>
+              <w:t>五</w:t>
             </w:r>
             <w:r>
               <w:rPr>
@@ -1099,7 +981,16 @@
                 <w:sz w:val="26"/>
                 <w:szCs w:val="26"/>
               </w:rPr>
-              <w:t>，聯誼活動內容詳見公佈欄。</w:t>
+              <w:t>)</w:t>
+            </w:r>
+            <w:r>
+              <w:rPr>
+                <w:rFonts w:ascii="Barlow Condensed Medium" w:eastAsia="標楷體" w:hAnsi="Barlow Condensed Medium" w:cs="Segoe UI Symbol" w:hint="eastAsia"/>
+                <w:w w:val="90"/>
+                <w:sz w:val="26"/>
+                <w:szCs w:val="26"/>
+              </w:rPr>
+              <w:t>，費用和行程詳見公佈欄。</w:t>
             </w:r>
           </w:p>
         </w:tc>
@@ -1132,24 +1023,6 @@
                 <w:szCs w:val="26"/>
               </w:rPr>
             </w:pPr>
-            <w:r>
-              <w:rPr>
-                <w:rFonts w:ascii="Barlow Condensed Medium" w:eastAsia="華康細黑體" w:hAnsi="Barlow Condensed Medium" w:hint="eastAsia"/>
-                <w:w w:val="90"/>
-                <w:sz w:val="26"/>
-                <w:szCs w:val="26"/>
-              </w:rPr>
-              <w:t>3</w:t>
-            </w:r>
-            <w:r>
-              <w:rPr>
-                <w:rFonts w:ascii="Barlow Condensed Medium" w:eastAsia="華康細黑體" w:hAnsi="Barlow Condensed Medium" w:hint="eastAsia"/>
-                <w:w w:val="90"/>
-                <w:sz w:val="26"/>
-                <w:szCs w:val="26"/>
-              </w:rPr>
-              <w:t>.</w:t>
-            </w:r>
           </w:p>
         </w:tc>
         <w:tc>
@@ -1181,269 +1054,6 @@
                 <w:lang w:bidi="he-IL"/>
               </w:rPr>
             </w:pPr>
-            <w:r>
-              <w:rPr>
-                <w:rFonts w:ascii="Segoe UI Symbol" w:eastAsia="標楷體" w:hAnsi="Segoe UI Symbol" w:cs="Segoe UI Symbol"/>
-                <w:w w:val="90"/>
-                <w:sz w:val="26"/>
-                <w:szCs w:val="26"/>
-              </w:rPr>
-              <w:t>★</w:t>
-            </w:r>
-            <w:r>
-              <w:rPr>
-                <w:rFonts w:ascii="Barlow Condensed Medium" w:eastAsia="標楷體" w:hAnsi="Barlow Condensed Medium" w:cs="Segoe UI Symbol" w:hint="eastAsia"/>
-                <w:w w:val="90"/>
-                <w:sz w:val="26"/>
-                <w:szCs w:val="26"/>
-              </w:rPr>
-              <w:t>台北中</w:t>
-            </w:r>
-            <w:proofErr w:type="gramStart"/>
-            <w:r>
-              <w:rPr>
-                <w:rFonts w:ascii="Barlow Condensed Medium" w:eastAsia="標楷體" w:hAnsi="Barlow Condensed Medium" w:cs="Segoe UI Symbol" w:hint="eastAsia"/>
-                <w:w w:val="90"/>
-                <w:sz w:val="26"/>
-                <w:szCs w:val="26"/>
-              </w:rPr>
-              <w:t>會松年部主辨</w:t>
-            </w:r>
-            <w:r>
-              <w:rPr>
-                <w:rFonts w:ascii="Barlow Condensed Medium" w:eastAsia="標楷體" w:hAnsi="Barlow Condensed Medium" w:cs="Segoe UI Symbol" w:hint="eastAsia"/>
-                <w:w w:val="90"/>
-                <w:sz w:val="26"/>
-                <w:szCs w:val="26"/>
-              </w:rPr>
-              <w:t>2026</w:t>
-            </w:r>
-            <w:r>
-              <w:rPr>
-                <w:rFonts w:ascii="Barlow Condensed Medium" w:eastAsia="標楷體" w:hAnsi="Barlow Condensed Medium" w:cs="Segoe UI Symbol" w:hint="eastAsia"/>
-                <w:w w:val="90"/>
-                <w:sz w:val="26"/>
-                <w:szCs w:val="26"/>
-              </w:rPr>
-              <w:t>年</w:t>
-            </w:r>
-            <w:r>
-              <w:rPr>
-                <w:rFonts w:ascii="Barlow Condensed Medium" w:eastAsia="標楷體" w:hAnsi="Barlow Condensed Medium" w:cs="Segoe UI Symbol" w:hint="eastAsia"/>
-                <w:w w:val="90"/>
-                <w:sz w:val="26"/>
-                <w:szCs w:val="26"/>
-              </w:rPr>
-              <w:t>秋季國內靈修──</w:t>
-            </w:r>
-            <w:proofErr w:type="gramEnd"/>
-            <w:r>
-              <w:rPr>
-                <w:rFonts w:ascii="Barlow Condensed Medium" w:eastAsia="標楷體" w:hAnsi="Barlow Condensed Medium" w:cs="Segoe UI Symbol" w:hint="eastAsia"/>
-                <w:w w:val="90"/>
-                <w:sz w:val="26"/>
-                <w:szCs w:val="26"/>
-              </w:rPr>
-              <w:t>金門三日遊</w:t>
-            </w:r>
-            <w:r>
-              <w:rPr>
-                <w:rFonts w:ascii="Barlow Condensed Medium" w:eastAsia="標楷體" w:hAnsi="Barlow Condensed Medium" w:cs="Segoe UI Symbol" w:hint="eastAsia"/>
-                <w:w w:val="90"/>
-                <w:sz w:val="26"/>
-                <w:szCs w:val="26"/>
-              </w:rPr>
-              <w:t>，將於</w:t>
-            </w:r>
-            <w:r>
-              <w:rPr>
-                <w:rFonts w:ascii="Barlow Condensed Medium" w:eastAsia="標楷體" w:hAnsi="Barlow Condensed Medium" w:cs="Segoe UI Symbol" w:hint="eastAsia"/>
-                <w:w w:val="90"/>
-                <w:sz w:val="26"/>
-                <w:szCs w:val="26"/>
-              </w:rPr>
-              <w:t>9</w:t>
-            </w:r>
-            <w:r>
-              <w:rPr>
-                <w:rFonts w:ascii="Barlow Condensed Medium" w:eastAsia="標楷體" w:hAnsi="Barlow Condensed Medium" w:cs="Segoe UI Symbol" w:hint="eastAsia"/>
-                <w:w w:val="90"/>
-                <w:sz w:val="26"/>
-                <w:szCs w:val="26"/>
-              </w:rPr>
-              <w:t>/</w:t>
-            </w:r>
-            <w:r>
-              <w:rPr>
-                <w:rFonts w:ascii="Barlow Condensed Medium" w:eastAsia="標楷體" w:hAnsi="Barlow Condensed Medium" w:cs="Segoe UI Symbol" w:hint="eastAsia"/>
-                <w:w w:val="90"/>
-                <w:sz w:val="26"/>
-                <w:szCs w:val="26"/>
-              </w:rPr>
-              <w:t>29</w:t>
-            </w:r>
-            <w:r>
-              <w:rPr>
-                <w:rFonts w:ascii="Barlow Condensed Medium" w:eastAsia="標楷體" w:hAnsi="Barlow Condensed Medium" w:cs="Segoe UI Symbol"/>
-                <w:w w:val="90"/>
-                <w:sz w:val="26"/>
-                <w:szCs w:val="26"/>
-              </w:rPr>
-              <w:t>~</w:t>
-            </w:r>
-            <w:r>
-              <w:rPr>
-                <w:rFonts w:ascii="Barlow Condensed Medium" w:eastAsia="標楷體" w:hAnsi="Barlow Condensed Medium" w:cs="Segoe UI Symbol" w:hint="eastAsia"/>
-                <w:w w:val="90"/>
-                <w:sz w:val="26"/>
-                <w:szCs w:val="26"/>
-              </w:rPr>
-              <w:t>10/1</w:t>
-            </w:r>
-            <w:r>
-              <w:rPr>
-                <w:rFonts w:ascii="Barlow Condensed Medium" w:eastAsia="標楷體" w:hAnsi="Barlow Condensed Medium" w:cs="Segoe UI Symbol" w:hint="eastAsia"/>
-                <w:w w:val="90"/>
-                <w:sz w:val="26"/>
-                <w:szCs w:val="26"/>
-              </w:rPr>
-              <w:t>(</w:t>
-            </w:r>
-            <w:r>
-              <w:rPr>
-                <w:rFonts w:ascii="Barlow Condensed Medium" w:eastAsia="標楷體" w:hAnsi="Barlow Condensed Medium" w:cs="Segoe UI Symbol" w:hint="eastAsia"/>
-                <w:w w:val="90"/>
-                <w:sz w:val="26"/>
-                <w:szCs w:val="26"/>
-              </w:rPr>
-              <w:t>二</w:t>
-            </w:r>
-            <w:r>
-              <w:rPr>
-                <w:rFonts w:ascii="Barlow Condensed Medium" w:eastAsia="標楷體" w:hAnsi="Barlow Condensed Medium" w:cs="Segoe UI Symbol" w:hint="eastAsia"/>
-                <w:w w:val="90"/>
-                <w:sz w:val="26"/>
-                <w:szCs w:val="26"/>
-              </w:rPr>
-              <w:t>~</w:t>
-            </w:r>
-            <w:r>
-              <w:rPr>
-                <w:rFonts w:ascii="Barlow Condensed Medium" w:eastAsia="標楷體" w:hAnsi="Barlow Condensed Medium" w:cs="Segoe UI Symbol" w:hint="eastAsia"/>
-                <w:w w:val="90"/>
-                <w:sz w:val="26"/>
-                <w:szCs w:val="26"/>
-              </w:rPr>
-              <w:t>四</w:t>
-            </w:r>
-            <w:r>
-              <w:rPr>
-                <w:rFonts w:ascii="Barlow Condensed Medium" w:eastAsia="標楷體" w:hAnsi="Barlow Condensed Medium" w:cs="Segoe UI Symbol" w:hint="eastAsia"/>
-                <w:w w:val="90"/>
-                <w:sz w:val="26"/>
-                <w:szCs w:val="26"/>
-              </w:rPr>
-              <w:t>)</w:t>
-            </w:r>
-            <w:r>
-              <w:rPr>
-                <w:rFonts w:ascii="Barlow Condensed Medium" w:eastAsia="標楷體" w:hAnsi="Barlow Condensed Medium" w:cs="Segoe UI Symbol" w:hint="eastAsia"/>
-                <w:w w:val="90"/>
-                <w:sz w:val="26"/>
-                <w:szCs w:val="26"/>
-              </w:rPr>
-              <w:t>舉行</w:t>
-            </w:r>
-            <w:r>
-              <w:rPr>
-                <w:rFonts w:ascii="Barlow Condensed Medium" w:eastAsia="標楷體" w:hAnsi="Barlow Condensed Medium" w:cs="Segoe UI Symbol" w:hint="eastAsia"/>
-                <w:w w:val="90"/>
-                <w:sz w:val="26"/>
-                <w:szCs w:val="26"/>
-              </w:rPr>
-              <w:t>。</w:t>
-            </w:r>
-            <w:r>
-              <w:rPr>
-                <w:rFonts w:ascii="Barlow Condensed Medium" w:eastAsia="標楷體" w:hAnsi="Barlow Condensed Medium" w:cs="Segoe UI Symbol" w:hint="eastAsia"/>
-                <w:w w:val="90"/>
-                <w:sz w:val="26"/>
-                <w:szCs w:val="26"/>
-              </w:rPr>
-              <w:t>報名至</w:t>
-            </w:r>
-            <w:r>
-              <w:rPr>
-                <w:rFonts w:ascii="Barlow Condensed Medium" w:eastAsia="標楷體" w:hAnsi="Barlow Condensed Medium" w:cs="Segoe UI Symbol" w:hint="eastAsia"/>
-                <w:w w:val="90"/>
-                <w:sz w:val="26"/>
-                <w:szCs w:val="26"/>
-              </w:rPr>
-              <w:t>7/</w:t>
-            </w:r>
-            <w:r>
-              <w:rPr>
-                <w:rFonts w:ascii="Barlow Condensed Medium" w:eastAsia="標楷體" w:hAnsi="Barlow Condensed Medium" w:cs="Segoe UI Symbol"/>
-                <w:w w:val="90"/>
-                <w:sz w:val="26"/>
-                <w:szCs w:val="26"/>
-              </w:rPr>
-              <w:t>18</w:t>
-            </w:r>
-            <w:r>
-              <w:rPr>
-                <w:rFonts w:ascii="Barlow Condensed Medium" w:eastAsia="標楷體" w:hAnsi="Barlow Condensed Medium" w:cs="Segoe UI Symbol" w:hint="eastAsia"/>
-                <w:w w:val="90"/>
-                <w:sz w:val="26"/>
-                <w:szCs w:val="26"/>
-              </w:rPr>
-              <w:t>(</w:t>
-            </w:r>
-            <w:r>
-              <w:rPr>
-                <w:rFonts w:ascii="Barlow Condensed Medium" w:eastAsia="標楷體" w:hAnsi="Barlow Condensed Medium" w:cs="Segoe UI Symbol" w:hint="eastAsia"/>
-                <w:w w:val="90"/>
-                <w:sz w:val="26"/>
-                <w:szCs w:val="26"/>
-              </w:rPr>
-              <w:t>五</w:t>
-            </w:r>
-            <w:r>
-              <w:rPr>
-                <w:rFonts w:ascii="Barlow Condensed Medium" w:eastAsia="標楷體" w:hAnsi="Barlow Condensed Medium" w:cs="Segoe UI Symbol" w:hint="eastAsia"/>
-                <w:w w:val="90"/>
-                <w:sz w:val="26"/>
-                <w:szCs w:val="26"/>
-              </w:rPr>
-              <w:t>)</w:t>
-            </w:r>
-            <w:r>
-              <w:rPr>
-                <w:rFonts w:ascii="Barlow Condensed Medium" w:eastAsia="標楷體" w:hAnsi="Barlow Condensed Medium" w:cs="Segoe UI Symbol" w:hint="eastAsia"/>
-                <w:w w:val="90"/>
-                <w:sz w:val="26"/>
-                <w:szCs w:val="26"/>
-              </w:rPr>
-              <w:t>，</w:t>
-            </w:r>
-            <w:r>
-              <w:rPr>
-                <w:rFonts w:ascii="Barlow Condensed Medium" w:eastAsia="標楷體" w:hAnsi="Barlow Condensed Medium" w:cs="Segoe UI Symbol" w:hint="eastAsia"/>
-                <w:w w:val="90"/>
-                <w:sz w:val="26"/>
-                <w:szCs w:val="26"/>
-              </w:rPr>
-              <w:t>費用和行程</w:t>
-            </w:r>
-            <w:r>
-              <w:rPr>
-                <w:rFonts w:ascii="Barlow Condensed Medium" w:eastAsia="標楷體" w:hAnsi="Barlow Condensed Medium" w:cs="Segoe UI Symbol" w:hint="eastAsia"/>
-                <w:w w:val="90"/>
-                <w:sz w:val="26"/>
-                <w:szCs w:val="26"/>
-              </w:rPr>
-              <w:t>詳見公佈欄。</w:t>
-            </w:r>
           </w:p>
         </w:tc>
       </w:tr>
@@ -1639,7 +1249,7 @@
                 <w:sz w:val="26"/>
                 <w:szCs w:val="26"/>
               </w:rPr>
-              <w:t>(7</w:t>
+              <w:t>(7/12)</w:t>
             </w:r>
             <w:r>
               <w:rPr>
@@ -1648,7 +1258,7 @@
                 <w:sz w:val="26"/>
                 <w:szCs w:val="26"/>
               </w:rPr>
-              <w:t>/</w:t>
+              <w:t>下午</w:t>
             </w:r>
             <w:r>
               <w:rPr>
@@ -1657,7 +1267,7 @@
                 <w:sz w:val="26"/>
                 <w:szCs w:val="26"/>
               </w:rPr>
-              <w:t>5</w:t>
+              <w:t>3:00</w:t>
             </w:r>
             <w:r>
               <w:rPr>
@@ -1666,34 +1276,7 @@
                 <w:sz w:val="26"/>
                 <w:szCs w:val="26"/>
               </w:rPr>
-              <w:t>)</w:t>
-            </w:r>
-            <w:r>
-              <w:rPr>
-                <w:rFonts w:ascii="Barlow Condensed Medium" w:eastAsia="標楷體" w:hAnsi="Barlow Condensed Medium" w:cs="Segoe UI Symbol" w:hint="eastAsia"/>
-                <w:w w:val="90"/>
-                <w:sz w:val="26"/>
-                <w:szCs w:val="26"/>
-              </w:rPr>
-              <w:t>為</w:t>
-            </w:r>
-            <w:r>
-              <w:rPr>
-                <w:rFonts w:ascii="Barlow Condensed Medium" w:eastAsia="標楷體" w:hAnsi="Barlow Condensed Medium" w:cs="Segoe UI Symbol" w:hint="eastAsia"/>
-                <w:w w:val="90"/>
-                <w:sz w:val="26"/>
-                <w:szCs w:val="26"/>
-              </w:rPr>
-              <w:t>中會開拓教會</w:t>
-            </w:r>
-            <w:r>
-              <w:rPr>
-                <w:rFonts w:ascii="Barlow Condensed Medium" w:eastAsia="標楷體" w:hAnsi="Barlow Condensed Medium" w:cs="Segoe UI Symbol" w:hint="eastAsia"/>
-                <w:w w:val="90"/>
-                <w:sz w:val="26"/>
-                <w:szCs w:val="26"/>
-              </w:rPr>
-              <w:t>奉獻主日</w:t>
+              <w:t>召開定期長執會和小會，請長、執預備心出席</w:t>
             </w:r>
             <w:r>
               <w:rPr>
@@ -1757,153 +1340,12 @@
             </w:pPr>
             <w:r>
               <w:rPr>
-                <w:rFonts w:ascii="Segoe UI Symbol" w:eastAsia="標楷體" w:hAnsi="Segoe UI Symbol" w:cs="Segoe UI Symbol"/>
-                <w:w w:val="90"/>
-                <w:sz w:val="26"/>
-                <w:szCs w:val="26"/>
-              </w:rPr>
-              <w:t>★</w:t>
-            </w:r>
-            <w:r>
-              <w:rPr>
                 <w:rFonts w:ascii="Barlow Condensed Medium" w:eastAsia="標楷體" w:hAnsi="Barlow Condensed Medium" w:cs="Segoe UI Symbol" w:hint="eastAsia"/>
                 <w:w w:val="90"/>
                 <w:sz w:val="26"/>
                 <w:szCs w:val="26"/>
               </w:rPr>
-              <w:t>下主日</w:t>
-            </w:r>
-            <w:r>
-              <w:rPr>
-                <w:rFonts w:ascii="Barlow Condensed Medium" w:eastAsia="標楷體" w:hAnsi="Barlow Condensed Medium" w:cs="Segoe UI Symbol" w:hint="eastAsia"/>
-                <w:w w:val="90"/>
-                <w:sz w:val="26"/>
-                <w:szCs w:val="26"/>
-              </w:rPr>
-              <w:t>(7/12)</w:t>
-            </w:r>
-            <w:r>
-              <w:rPr>
-                <w:rFonts w:ascii="Barlow Condensed Medium" w:eastAsia="標楷體" w:hAnsi="Barlow Condensed Medium" w:cs="Segoe UI Symbol" w:hint="eastAsia"/>
-                <w:w w:val="90"/>
-                <w:sz w:val="26"/>
-                <w:szCs w:val="26"/>
-              </w:rPr>
-              <w:t>下午</w:t>
-            </w:r>
-            <w:r>
-              <w:rPr>
-                <w:rFonts w:ascii="Barlow Condensed Medium" w:eastAsia="標楷體" w:hAnsi="Barlow Condensed Medium" w:cs="Segoe UI Symbol" w:hint="eastAsia"/>
-                <w:w w:val="90"/>
-                <w:sz w:val="26"/>
-                <w:szCs w:val="26"/>
-              </w:rPr>
-              <w:t>3:00</w:t>
-            </w:r>
-            <w:r>
-              <w:rPr>
-                <w:rFonts w:ascii="Barlow Condensed Medium" w:eastAsia="標楷體" w:hAnsi="Barlow Condensed Medium" w:cs="Segoe UI Symbol" w:hint="eastAsia"/>
-                <w:w w:val="90"/>
-                <w:sz w:val="26"/>
-                <w:szCs w:val="26"/>
-              </w:rPr>
-              <w:t>召開</w:t>
-            </w:r>
-            <w:proofErr w:type="gramStart"/>
-            <w:r>
-              <w:rPr>
-                <w:rFonts w:ascii="Barlow Condensed Medium" w:eastAsia="標楷體" w:hAnsi="Barlow Condensed Medium" w:cs="Segoe UI Symbol" w:hint="eastAsia"/>
-                <w:w w:val="90"/>
-                <w:sz w:val="26"/>
-                <w:szCs w:val="26"/>
-              </w:rPr>
-              <w:t>定期長執會</w:t>
-            </w:r>
-            <w:proofErr w:type="gramEnd"/>
-            <w:r>
-              <w:rPr>
-                <w:rFonts w:ascii="Barlow Condensed Medium" w:eastAsia="標楷體" w:hAnsi="Barlow Condensed Medium" w:cs="Segoe UI Symbol" w:hint="eastAsia"/>
-                <w:w w:val="90"/>
-                <w:sz w:val="26"/>
-                <w:szCs w:val="26"/>
-              </w:rPr>
-              <w:t>和小會，請長、執預備心出席。</w:t>
-            </w:r>
-          </w:p>
-        </w:tc>
-      </w:tr>
-      <w:tr>
-        <w:tc>
-          <w:tcPr>
-            <w:tcW w:w="280" w:type="dxa"/>
-          </w:tcPr>
-          <w:p>
-            <w:pPr>
-              <w:snapToGrid w:val="0"/>
-              <w:spacing w:line="300" w:lineRule="exact"/>
-              <w:ind w:rightChars="11" w:right="26"/>
-              <w:jc w:val="right"/>
-              <w:rPr>
-                <w:rFonts w:ascii="Barlow Condensed Medium" w:eastAsia="華康細黑體" w:hAnsi="Barlow Condensed Medium"/>
-                <w:w w:val="90"/>
-                <w:sz w:val="26"/>
-                <w:szCs w:val="26"/>
-              </w:rPr>
-            </w:pPr>
-            <w:r>
-              <w:rPr>
-                <w:rFonts w:ascii="Barlow Condensed Medium" w:eastAsia="華康細黑體" w:hAnsi="Barlow Condensed Medium" w:hint="eastAsia"/>
-                <w:w w:val="90"/>
-                <w:sz w:val="26"/>
-                <w:szCs w:val="26"/>
-              </w:rPr>
-              <w:t>3</w:t>
-            </w:r>
-            <w:r>
-              <w:rPr>
-                <w:rFonts w:ascii="Barlow Condensed Medium" w:eastAsia="華康細黑體" w:hAnsi="Barlow Condensed Medium" w:hint="eastAsia"/>
-                <w:w w:val="90"/>
-                <w:sz w:val="26"/>
-                <w:szCs w:val="26"/>
-              </w:rPr>
-              <w:t>.</w:t>
-            </w:r>
-          </w:p>
-        </w:tc>
-        <w:tc>
-          <w:tcPr>
-            <w:tcW w:w="5641" w:type="dxa"/>
-          </w:tcPr>
-          <w:p>
-            <w:pPr>
-              <w:kinsoku w:val="0"/>
-              <w:snapToGrid w:val="0"/>
-              <w:spacing w:line="300" w:lineRule="exact"/>
-              <w:jc w:val="both"/>
-              <w:rPr>
-                <w:rFonts w:ascii="Barlow Condensed Medium" w:eastAsia="標楷體" w:hAnsi="Barlow Condensed Medium" w:cs="Segoe UI Symbol"/>
-                <w:w w:val="90"/>
-                <w:sz w:val="26"/>
-                <w:szCs w:val="26"/>
-              </w:rPr>
-            </w:pPr>
-            <w:r>
-              <w:rPr>
-                <w:rFonts w:ascii="Barlow Condensed Medium" w:eastAsia="標楷體" w:hAnsi="Barlow Condensed Medium" w:cs="Segoe UI Symbol" w:hint="eastAsia"/>
-                <w:w w:val="90"/>
-                <w:sz w:val="26"/>
-                <w:szCs w:val="26"/>
-              </w:rPr>
-              <w:t>本會</w:t>
-            </w:r>
-            <w:r>
-              <w:rPr>
-                <w:rFonts w:ascii="Barlow Condensed Medium" w:eastAsia="標楷體" w:hAnsi="Barlow Condensed Medium" w:cs="Segoe UI Symbol" w:hint="eastAsia"/>
-                <w:w w:val="90"/>
-                <w:sz w:val="26"/>
-                <w:szCs w:val="26"/>
-              </w:rPr>
-              <w:t>參加母會</w:t>
+              <w:t>本會參加母會</w:t>
             </w:r>
             <w:r>
               <w:rPr>
@@ -1958,18 +1400,7 @@
                 <w:szCs w:val="26"/>
                 <w:lang w:bidi="he-IL"/>
               </w:rPr>
-              <w:t>在中原大學舉行的野外禮拜，當日本會禮拜暫停，請於招待桌報名</w:t>
-            </w:r>
-            <w:r>
-              <w:rPr>
-                <w:rFonts w:ascii="Barlow Condensed Medium" w:eastAsia="標楷體" w:hAnsi="Barlow Condensed Medium" w:cs="Segoe UI Symbol" w:hint="eastAsia"/>
-                <w:noProof/>
-                <w:w w:val="90"/>
-                <w:sz w:val="26"/>
-                <w:szCs w:val="26"/>
-                <w:lang w:bidi="he-IL"/>
-              </w:rPr>
-              <w:t>。</w:t>
+              <w:t>在中原大學舉行的野外禮拜，當日本會禮拜暫停，請於招待桌報名。</w:t>
             </w:r>
           </w:p>
         </w:tc>
@@ -2033,7 +1464,6 @@
         </w:rPr>
         <w:t>§</w:t>
       </w:r>
-      <w:proofErr w:type="gramStart"/>
       <w:r>
         <w:rPr>
           <w:rFonts w:ascii="Barlow Condensed Medium" w:eastAsia="華康正顏楷體W9" w:hAnsi="Barlow Condensed Medium" w:cstheme="minorHAnsi"/>
@@ -2041,7 +1471,6 @@
         </w:rPr>
         <w:t>公禱事項</w:t>
       </w:r>
-      <w:proofErr w:type="gramEnd"/>
     </w:p>
     <w:tbl>
       <w:tblPr>
@@ -2184,9 +1613,8 @@
                 <w:sz w:val="26"/>
                 <w:szCs w:val="26"/>
               </w:rPr>
-              <w:t xml:space="preserve">、人權和生態永續，願　</w:t>
-            </w:r>
-            <w:proofErr w:type="gramStart"/>
+              <w:t>、人權和生態永續，願　神公義的國度降臨</w:t>
+            </w:r>
             <w:r>
               <w:rPr>
                 <w:rFonts w:ascii="Barlow Condensed Medium" w:eastAsia="標楷體" w:hAnsi="Barlow Condensed Medium" w:cstheme="minorHAnsi" w:hint="eastAsia"/>
@@ -2194,9 +1622,32 @@
                 <w:sz w:val="26"/>
                 <w:szCs w:val="26"/>
               </w:rPr>
-              <w:t>神公義</w:t>
-            </w:r>
-            <w:proofErr w:type="gramEnd"/>
+              <w:t>。</w:t>
+            </w:r>
+          </w:p>
+        </w:tc>
+      </w:tr>
+      <w:tr>
+        <w:tc>
+          <w:tcPr>
+            <w:tcW w:w="266" w:type="dxa"/>
+            <w:tcMar>
+              <w:left w:w="28" w:type="dxa"/>
+              <w:right w:w="28" w:type="dxa"/>
+            </w:tcMar>
+          </w:tcPr>
+          <w:p>
+            <w:pPr>
+              <w:snapToGrid w:val="0"/>
+              <w:spacing w:line="300" w:lineRule="exact"/>
+              <w:jc w:val="right"/>
+              <w:rPr>
+                <w:rFonts w:ascii="Barlow Condensed Medium" w:eastAsia="標楷體" w:hAnsi="Barlow Condensed Medium" w:cstheme="minorHAnsi"/>
+                <w:w w:val="90"/>
+                <w:sz w:val="26"/>
+                <w:szCs w:val="26"/>
+              </w:rPr>
+            </w:pPr>
             <w:r>
               <w:rPr>
                 <w:rFonts w:ascii="Barlow Condensed Medium" w:eastAsia="標楷體" w:hAnsi="Barlow Condensed Medium" w:cstheme="minorHAnsi" w:hint="eastAsia"/>
@@ -2204,8 +1655,39 @@
                 <w:sz w:val="26"/>
                 <w:szCs w:val="26"/>
               </w:rPr>
-              <w:t>的國度降臨</w:t>
-            </w:r>
+              <w:t>2</w:t>
+            </w:r>
+            <w:r>
+              <w:rPr>
+                <w:rFonts w:ascii="Barlow Condensed Medium" w:eastAsia="標楷體" w:hAnsi="Barlow Condensed Medium" w:cstheme="minorHAnsi"/>
+                <w:w w:val="90"/>
+                <w:sz w:val="26"/>
+                <w:szCs w:val="26"/>
+              </w:rPr>
+              <w:t>.</w:t>
+            </w:r>
+          </w:p>
+        </w:tc>
+        <w:tc>
+          <w:tcPr>
+            <w:tcW w:w="5669" w:type="dxa"/>
+            <w:tcMar>
+              <w:left w:w="28" w:type="dxa"/>
+              <w:right w:w="28" w:type="dxa"/>
+            </w:tcMar>
+          </w:tcPr>
+          <w:p>
+            <w:pPr>
+              <w:snapToGrid w:val="0"/>
+              <w:spacing w:line="300" w:lineRule="exact"/>
+              <w:jc w:val="both"/>
+              <w:rPr>
+                <w:rFonts w:ascii="Barlow Condensed Medium" w:eastAsia="標楷體" w:hAnsi="Barlow Condensed Medium" w:cstheme="minorHAnsi"/>
+                <w:w w:val="90"/>
+                <w:sz w:val="26"/>
+                <w:szCs w:val="26"/>
+              </w:rPr>
+            </w:pPr>
             <w:r>
               <w:rPr>
                 <w:rFonts w:ascii="Barlow Condensed Medium" w:eastAsia="標楷體" w:hAnsi="Barlow Condensed Medium" w:cstheme="minorHAnsi" w:hint="eastAsia"/>
@@ -2213,31 +1695,40 @@
                 <w:sz w:val="26"/>
                 <w:szCs w:val="26"/>
               </w:rPr>
-              <w:t>。</w:t>
-            </w:r>
-          </w:p>
-        </w:tc>
-      </w:tr>
-      <w:tr>
-        <w:tc>
-          <w:tcPr>
-            <w:tcW w:w="266" w:type="dxa"/>
-            <w:tcMar>
-              <w:left w:w="28" w:type="dxa"/>
-              <w:right w:w="28" w:type="dxa"/>
-            </w:tcMar>
-          </w:tcPr>
-          <w:p>
-            <w:pPr>
-              <w:snapToGrid w:val="0"/>
-              <w:spacing w:line="300" w:lineRule="exact"/>
-              <w:jc w:val="right"/>
+              <w:t>為非洲伊波拉病毒疫情代禱</w:t>
+            </w:r>
+            <w:r>
               <w:rPr>
                 <w:rFonts w:ascii="Barlow Condensed Medium" w:eastAsia="標楷體" w:hAnsi="Barlow Condensed Medium" w:cstheme="minorHAnsi"/>
                 <w:w w:val="90"/>
                 <w:sz w:val="26"/>
                 <w:szCs w:val="26"/>
               </w:rPr>
+              <w:t>。</w:t>
+            </w:r>
+          </w:p>
+        </w:tc>
+      </w:tr>
+      <w:tr>
+        <w:tc>
+          <w:tcPr>
+            <w:tcW w:w="266" w:type="dxa"/>
+            <w:tcMar>
+              <w:left w:w="28" w:type="dxa"/>
+              <w:right w:w="28" w:type="dxa"/>
+            </w:tcMar>
+          </w:tcPr>
+          <w:p>
+            <w:pPr>
+              <w:snapToGrid w:val="0"/>
+              <w:spacing w:line="300" w:lineRule="exact"/>
+              <w:jc w:val="right"/>
+              <w:rPr>
+                <w:rFonts w:ascii="Barlow Condensed Medium" w:eastAsia="標楷體" w:hAnsi="Barlow Condensed Medium" w:cstheme="minorHAnsi"/>
+                <w:w w:val="90"/>
+                <w:sz w:val="26"/>
+                <w:szCs w:val="26"/>
+              </w:rPr>
             </w:pPr>
             <w:r>
               <w:rPr>
@@ -2246,7 +1737,7 @@
                 <w:sz w:val="26"/>
                 <w:szCs w:val="26"/>
               </w:rPr>
-              <w:t>2</w:t>
+              <w:t>3</w:t>
             </w:r>
             <w:r>
               <w:rPr>
@@ -2286,9 +1777,41 @@
                 <w:sz w:val="26"/>
                 <w:szCs w:val="26"/>
               </w:rPr>
-              <w:t>為非洲伊波拉病毒</w:t>
-            </w:r>
-            <w:proofErr w:type="gramStart"/>
+              <w:t>為委內瑞拉連續強震災情代禱</w:t>
+            </w:r>
+            <w:r>
+              <w:rPr>
+                <w:rFonts w:ascii="Barlow Condensed Medium" w:eastAsia="標楷體" w:hAnsi="Barlow Condensed Medium" w:cstheme="minorHAnsi"/>
+                <w:w w:val="90"/>
+                <w:sz w:val="26"/>
+                <w:szCs w:val="26"/>
+              </w:rPr>
+              <w:t>。</w:t>
+            </w:r>
+          </w:p>
+        </w:tc>
+      </w:tr>
+      <w:tr>
+        <w:tc>
+          <w:tcPr>
+            <w:tcW w:w="266" w:type="dxa"/>
+            <w:tcMar>
+              <w:left w:w="28" w:type="dxa"/>
+              <w:right w:w="28" w:type="dxa"/>
+            </w:tcMar>
+          </w:tcPr>
+          <w:p>
+            <w:pPr>
+              <w:snapToGrid w:val="0"/>
+              <w:spacing w:line="300" w:lineRule="exact"/>
+              <w:jc w:val="right"/>
+              <w:rPr>
+                <w:rFonts w:ascii="Barlow Condensed Medium" w:eastAsia="標楷體" w:hAnsi="Barlow Condensed Medium" w:cstheme="minorHAnsi"/>
+                <w:w w:val="90"/>
+                <w:sz w:val="26"/>
+                <w:szCs w:val="26"/>
+              </w:rPr>
+            </w:pPr>
             <w:r>
               <w:rPr>
                 <w:rFonts w:ascii="Barlow Condensed Medium" w:eastAsia="標楷體" w:hAnsi="Barlow Condensed Medium" w:cstheme="minorHAnsi" w:hint="eastAsia"/>
@@ -2296,9 +1819,8 @@
                 <w:sz w:val="26"/>
                 <w:szCs w:val="26"/>
               </w:rPr>
-              <w:t>疫情代禱</w:t>
-            </w:r>
-            <w:proofErr w:type="gramEnd"/>
+              <w:t>4</w:t>
+            </w:r>
             <w:r>
               <w:rPr>
                 <w:rFonts w:ascii="Barlow Condensed Medium" w:eastAsia="標楷體" w:hAnsi="Barlow Condensed Medium" w:cstheme="minorHAnsi"/>
@@ -2306,15 +1828,13 @@
                 <w:sz w:val="26"/>
                 <w:szCs w:val="26"/>
               </w:rPr>
-              <w:t>。</w:t>
-            </w:r>
-          </w:p>
-        </w:tc>
-      </w:tr>
-      <w:tr>
-        <w:tc>
-          <w:tcPr>
-            <w:tcW w:w="266" w:type="dxa"/>
+              <w:t>.</w:t>
+            </w:r>
+          </w:p>
+        </w:tc>
+        <w:tc>
+          <w:tcPr>
+            <w:tcW w:w="5669" w:type="dxa"/>
             <w:tcMar>
               <w:left w:w="28" w:type="dxa"/>
               <w:right w:w="28" w:type="dxa"/>
@@ -2324,7 +1844,7 @@
             <w:pPr>
               <w:snapToGrid w:val="0"/>
               <w:spacing w:line="300" w:lineRule="exact"/>
-              <w:jc w:val="right"/>
+              <w:jc w:val="both"/>
               <w:rPr>
                 <w:rFonts w:ascii="Barlow Condensed Medium" w:eastAsia="標楷體" w:hAnsi="Barlow Condensed Medium" w:cstheme="minorHAnsi"/>
                 <w:w w:val="90"/>
@@ -2339,7 +1859,34 @@
                 <w:sz w:val="26"/>
                 <w:szCs w:val="26"/>
               </w:rPr>
-              <w:t>3</w:t>
+              <w:t>為</w:t>
+            </w:r>
+            <w:r>
+              <w:rPr>
+                <w:rFonts w:ascii="Barlow Condensed Medium" w:eastAsia="標楷體" w:hAnsi="Barlow Condensed Medium" w:cstheme="minorHAnsi" w:hint="eastAsia"/>
+                <w:w w:val="90"/>
+                <w:sz w:val="26"/>
+                <w:szCs w:val="26"/>
+              </w:rPr>
+              <w:t>歐洲熱浪</w:t>
+            </w:r>
+            <w:r>
+              <w:rPr>
+                <w:rFonts w:ascii="Barlow Condensed Medium" w:eastAsia="標楷體" w:hAnsi="Barlow Condensed Medium" w:cstheme="minorHAnsi" w:hint="eastAsia"/>
+                <w:w w:val="90"/>
+                <w:sz w:val="26"/>
+                <w:szCs w:val="26"/>
+              </w:rPr>
+              <w:t>、森林大火</w:t>
+            </w:r>
+            <w:r>
+              <w:rPr>
+                <w:rFonts w:ascii="Barlow Condensed Medium" w:eastAsia="標楷體" w:hAnsi="Barlow Condensed Medium" w:cstheme="minorHAnsi" w:hint="eastAsia"/>
+                <w:w w:val="90"/>
+                <w:sz w:val="26"/>
+                <w:szCs w:val="26"/>
+              </w:rPr>
+              <w:t>和全球極端氣候代禱</w:t>
             </w:r>
             <w:r>
               <w:rPr>
@@ -2348,13 +1895,15 @@
                 <w:sz w:val="26"/>
                 <w:szCs w:val="26"/>
               </w:rPr>
-              <w:t>.</w:t>
-            </w:r>
-          </w:p>
-        </w:tc>
-        <w:tc>
-          <w:tcPr>
-            <w:tcW w:w="5669" w:type="dxa"/>
+              <w:t>。</w:t>
+            </w:r>
+          </w:p>
+        </w:tc>
+      </w:tr>
+      <w:tr>
+        <w:tc>
+          <w:tcPr>
+            <w:tcW w:w="266" w:type="dxa"/>
             <w:tcMar>
               <w:left w:w="28" w:type="dxa"/>
               <w:right w:w="28" w:type="dxa"/>
@@ -2364,7 +1913,7 @@
             <w:pPr>
               <w:snapToGrid w:val="0"/>
               <w:spacing w:line="300" w:lineRule="exact"/>
-              <w:jc w:val="both"/>
+              <w:jc w:val="right"/>
               <w:rPr>
                 <w:rFonts w:ascii="Barlow Condensed Medium" w:eastAsia="標楷體" w:hAnsi="Barlow Condensed Medium" w:cstheme="minorHAnsi"/>
                 <w:w w:val="90"/>
@@ -2374,6 +1923,373 @@
             </w:pPr>
             <w:r>
               <w:rPr>
+                <w:rFonts w:ascii="Barlow Condensed Medium" w:eastAsia="標楷體" w:hAnsi="Barlow Condensed Medium" w:cstheme="minorHAnsi" w:hint="eastAsia"/>
+                <w:w w:val="90"/>
+                <w:sz w:val="26"/>
+                <w:szCs w:val="26"/>
+              </w:rPr>
+              <w:t>5</w:t>
+            </w:r>
+            <w:r>
+              <w:rPr>
+                <w:rFonts w:ascii="Barlow Condensed Medium" w:eastAsia="標楷體" w:hAnsi="Barlow Condensed Medium" w:cstheme="minorHAnsi"/>
+                <w:w w:val="90"/>
+                <w:sz w:val="26"/>
+                <w:szCs w:val="26"/>
+              </w:rPr>
+              <w:t>.</w:t>
+            </w:r>
+          </w:p>
+        </w:tc>
+        <w:tc>
+          <w:tcPr>
+            <w:tcW w:w="5669" w:type="dxa"/>
+            <w:tcMar>
+              <w:left w:w="28" w:type="dxa"/>
+              <w:right w:w="28" w:type="dxa"/>
+            </w:tcMar>
+          </w:tcPr>
+          <w:p>
+            <w:pPr>
+              <w:snapToGrid w:val="0"/>
+              <w:spacing w:line="300" w:lineRule="exact"/>
+              <w:jc w:val="both"/>
+              <w:rPr>
+                <w:rFonts w:ascii="Barlow Condensed Medium" w:eastAsia="標楷體" w:hAnsi="Barlow Condensed Medium" w:cstheme="minorHAnsi"/>
+                <w:w w:val="90"/>
+                <w:sz w:val="26"/>
+                <w:szCs w:val="26"/>
+              </w:rPr>
+            </w:pPr>
+            <w:r>
+              <w:rPr>
+                <w:rFonts w:ascii="Barlow Condensed Medium" w:eastAsia="標楷體" w:hAnsi="Barlow Condensed Medium" w:cstheme="minorHAnsi" w:hint="eastAsia"/>
+                <w:w w:val="90"/>
+                <w:sz w:val="26"/>
+                <w:szCs w:val="26"/>
+              </w:rPr>
+              <w:t>為台灣祈福，願</w:t>
+            </w:r>
+            <w:r>
+              <w:rPr>
+                <w:rFonts w:ascii="Barlow Condensed Medium" w:eastAsia="標楷體" w:hAnsi="Barlow Condensed Medium" w:cstheme="minorHAnsi" w:hint="eastAsia"/>
+                <w:w w:val="90"/>
+                <w:sz w:val="26"/>
+                <w:szCs w:val="26"/>
+              </w:rPr>
+              <w:t>2026</w:t>
+            </w:r>
+            <w:r>
+              <w:rPr>
+                <w:rFonts w:ascii="Barlow Condensed Medium" w:eastAsia="標楷體" w:hAnsi="Barlow Condensed Medium" w:cstheme="minorHAnsi" w:hint="eastAsia"/>
+                <w:w w:val="90"/>
+                <w:sz w:val="26"/>
+                <w:szCs w:val="26"/>
+              </w:rPr>
+              <w:t>年全民為守護台灣更同心、更團結，求真相除詐騙，以及求真　神棄偶像</w:t>
+            </w:r>
+            <w:r>
+              <w:rPr>
+                <w:rFonts w:ascii="Barlow Condensed Medium" w:eastAsia="標楷體" w:hAnsi="Barlow Condensed Medium" w:cstheme="minorHAnsi"/>
+                <w:w w:val="90"/>
+                <w:sz w:val="26"/>
+                <w:szCs w:val="26"/>
+              </w:rPr>
+              <w:t>。</w:t>
+            </w:r>
+          </w:p>
+        </w:tc>
+      </w:tr>
+      <w:tr>
+        <w:tc>
+          <w:tcPr>
+            <w:tcW w:w="266" w:type="dxa"/>
+            <w:tcMar>
+              <w:left w:w="28" w:type="dxa"/>
+              <w:right w:w="28" w:type="dxa"/>
+            </w:tcMar>
+          </w:tcPr>
+          <w:p>
+            <w:pPr>
+              <w:snapToGrid w:val="0"/>
+              <w:spacing w:line="300" w:lineRule="exact"/>
+              <w:jc w:val="right"/>
+              <w:rPr>
+                <w:rFonts w:ascii="Barlow Condensed Medium" w:eastAsia="標楷體" w:hAnsi="Barlow Condensed Medium" w:cstheme="minorHAnsi"/>
+                <w:w w:val="90"/>
+                <w:sz w:val="26"/>
+                <w:szCs w:val="26"/>
+              </w:rPr>
+            </w:pPr>
+            <w:r>
+              <w:rPr>
+                <w:rFonts w:ascii="Barlow Condensed Medium" w:eastAsia="標楷體" w:hAnsi="Barlow Condensed Medium" w:cstheme="minorHAnsi" w:hint="eastAsia"/>
+                <w:w w:val="90"/>
+                <w:sz w:val="26"/>
+                <w:szCs w:val="26"/>
+              </w:rPr>
+              <w:t>6</w:t>
+            </w:r>
+            <w:r>
+              <w:rPr>
+                <w:rFonts w:ascii="Barlow Condensed Medium" w:eastAsia="標楷體" w:hAnsi="Barlow Condensed Medium" w:cstheme="minorHAnsi"/>
+                <w:w w:val="90"/>
+                <w:sz w:val="26"/>
+                <w:szCs w:val="26"/>
+              </w:rPr>
+              <w:t>.</w:t>
+            </w:r>
+          </w:p>
+        </w:tc>
+        <w:tc>
+          <w:tcPr>
+            <w:tcW w:w="5669" w:type="dxa"/>
+            <w:tcMar>
+              <w:left w:w="28" w:type="dxa"/>
+              <w:right w:w="28" w:type="dxa"/>
+            </w:tcMar>
+          </w:tcPr>
+          <w:p>
+            <w:pPr>
+              <w:snapToGrid w:val="0"/>
+              <w:spacing w:line="300" w:lineRule="exact"/>
+              <w:jc w:val="both"/>
+              <w:rPr>
+                <w:rFonts w:ascii="Barlow Condensed Medium" w:eastAsia="標楷體" w:hAnsi="Barlow Condensed Medium" w:cstheme="minorHAnsi"/>
+                <w:w w:val="90"/>
+                <w:sz w:val="26"/>
+                <w:szCs w:val="26"/>
+              </w:rPr>
+            </w:pPr>
+            <w:r>
+              <w:rPr>
+                <w:rFonts w:ascii="Barlow Condensed Medium" w:eastAsia="標楷體" w:hAnsi="Barlow Condensed Medium" w:cs="Segoe UI Symbol"/>
+                <w:w w:val="90"/>
+                <w:sz w:val="26"/>
+                <w:szCs w:val="26"/>
+              </w:rPr>
+              <w:t>為</w:t>
+            </w:r>
+            <w:r>
+              <w:rPr>
+                <w:rFonts w:ascii="Barlow Condensed Medium" w:eastAsia="標楷體" w:hAnsi="Barlow Condensed Medium" w:cs="Segoe UI Symbol"/>
+                <w:w w:val="90"/>
+                <w:sz w:val="26"/>
+                <w:szCs w:val="26"/>
+              </w:rPr>
+              <w:t>2026</w:t>
+            </w:r>
+            <w:r>
+              <w:rPr>
+                <w:rFonts w:ascii="Barlow Condensed Medium" w:eastAsia="標楷體" w:hAnsi="Barlow Condensed Medium" w:cs="Segoe UI Symbol"/>
+                <w:w w:val="90"/>
+                <w:sz w:val="26"/>
+                <w:szCs w:val="26"/>
+              </w:rPr>
+              <w:t>年本會</w:t>
+            </w:r>
+            <w:r>
+              <w:rPr>
+                <w:rFonts w:ascii="Barlow Condensed Medium" w:eastAsia="標楷體" w:hAnsi="Barlow Condensed Medium" w:cs="Segoe UI Symbol" w:hint="eastAsia"/>
+                <w:w w:val="90"/>
+                <w:sz w:val="26"/>
+                <w:szCs w:val="26"/>
+              </w:rPr>
+              <w:t>各項</w:t>
+            </w:r>
+            <w:r>
+              <w:rPr>
+                <w:rFonts w:ascii="Barlow Condensed Medium" w:eastAsia="標楷體" w:hAnsi="Barlow Condensed Medium" w:cs="Segoe UI Symbol"/>
+                <w:w w:val="90"/>
+                <w:sz w:val="26"/>
+                <w:szCs w:val="26"/>
+              </w:rPr>
+              <w:t>事工代禱</w:t>
+            </w:r>
+            <w:r>
+              <w:rPr>
+                <w:rFonts w:ascii="Barlow Condensed Medium" w:eastAsia="標楷體" w:hAnsi="Barlow Condensed Medium" w:cstheme="minorHAnsi"/>
+                <w:w w:val="90"/>
+                <w:sz w:val="26"/>
+                <w:szCs w:val="26"/>
+              </w:rPr>
+              <w:t>。</w:t>
+            </w:r>
+          </w:p>
+        </w:tc>
+      </w:tr>
+      <w:tr>
+        <w:tc>
+          <w:tcPr>
+            <w:tcW w:w="266" w:type="dxa"/>
+            <w:tcMar>
+              <w:left w:w="28" w:type="dxa"/>
+              <w:right w:w="28" w:type="dxa"/>
+            </w:tcMar>
+          </w:tcPr>
+          <w:p>
+            <w:pPr>
+              <w:snapToGrid w:val="0"/>
+              <w:spacing w:line="300" w:lineRule="exact"/>
+              <w:jc w:val="right"/>
+              <w:rPr>
+                <w:rFonts w:ascii="Barlow Condensed Medium" w:eastAsia="標楷體" w:hAnsi="Barlow Condensed Medium" w:cstheme="minorHAnsi"/>
+                <w:w w:val="90"/>
+                <w:sz w:val="26"/>
+                <w:szCs w:val="26"/>
+              </w:rPr>
+            </w:pPr>
+            <w:r>
+              <w:rPr>
+                <w:rFonts w:ascii="Barlow Condensed Medium" w:eastAsia="標楷體" w:hAnsi="Barlow Condensed Medium" w:cstheme="minorHAnsi" w:hint="eastAsia"/>
+                <w:w w:val="90"/>
+                <w:sz w:val="26"/>
+                <w:szCs w:val="26"/>
+              </w:rPr>
+              <w:t>7</w:t>
+            </w:r>
+            <w:r>
+              <w:rPr>
+                <w:rFonts w:ascii="Barlow Condensed Medium" w:eastAsia="標楷體" w:hAnsi="Barlow Condensed Medium" w:cstheme="minorHAnsi"/>
+                <w:w w:val="90"/>
+                <w:sz w:val="26"/>
+                <w:szCs w:val="26"/>
+              </w:rPr>
+              <w:t>.</w:t>
+            </w:r>
+          </w:p>
+        </w:tc>
+        <w:tc>
+          <w:tcPr>
+            <w:tcW w:w="5669" w:type="dxa"/>
+            <w:tcMar>
+              <w:left w:w="28" w:type="dxa"/>
+              <w:right w:w="28" w:type="dxa"/>
+            </w:tcMar>
+          </w:tcPr>
+          <w:p>
+            <w:pPr>
+              <w:snapToGrid w:val="0"/>
+              <w:spacing w:line="300" w:lineRule="exact"/>
+              <w:jc w:val="both"/>
+              <w:rPr>
+                <w:rFonts w:ascii="Barlow Condensed Medium" w:eastAsia="標楷體" w:hAnsi="Barlow Condensed Medium" w:cstheme="minorHAnsi"/>
+                <w:w w:val="90"/>
+                <w:sz w:val="26"/>
+                <w:szCs w:val="26"/>
+              </w:rPr>
+            </w:pPr>
+            <w:r>
+              <w:rPr>
+                <w:rFonts w:ascii="Barlow Condensed Medium" w:eastAsia="標楷體" w:hAnsi="Barlow Condensed Medium" w:cstheme="minorHAnsi"/>
+                <w:w w:val="90"/>
+                <w:sz w:val="26"/>
+                <w:szCs w:val="26"/>
+              </w:rPr>
+              <w:t>為</w:t>
+            </w:r>
+            <w:r>
+              <w:rPr>
+                <w:rFonts w:ascii="Barlow Condensed Medium" w:eastAsia="標楷體" w:hAnsi="Barlow Condensed Medium" w:cstheme="minorHAnsi" w:hint="eastAsia"/>
+                <w:w w:val="90"/>
+                <w:sz w:val="26"/>
+                <w:szCs w:val="26"/>
+              </w:rPr>
+              <w:t>教會所有</w:t>
+            </w:r>
+            <w:r>
+              <w:rPr>
+                <w:rFonts w:ascii="Barlow Condensed Medium" w:eastAsia="標楷體" w:hAnsi="Barlow Condensed Medium" w:cstheme="minorHAnsi"/>
+                <w:w w:val="90"/>
+                <w:sz w:val="26"/>
+                <w:szCs w:val="26"/>
+              </w:rPr>
+              <w:t>任職同工的事奉</w:t>
+            </w:r>
+            <w:r>
+              <w:rPr>
+                <w:rFonts w:ascii="Barlow Condensed Medium" w:eastAsia="標楷體" w:hAnsi="Barlow Condensed Medium" w:cstheme="minorHAnsi" w:hint="eastAsia"/>
+                <w:w w:val="90"/>
+                <w:sz w:val="26"/>
+                <w:szCs w:val="26"/>
+              </w:rPr>
+              <w:t>、工作</w:t>
+            </w:r>
+            <w:r>
+              <w:rPr>
+                <w:rFonts w:ascii="Barlow Condensed Medium" w:eastAsia="標楷體" w:hAnsi="Barlow Condensed Medium" w:cstheme="minorHAnsi"/>
+                <w:w w:val="90"/>
+                <w:sz w:val="26"/>
+                <w:szCs w:val="26"/>
+              </w:rPr>
+              <w:t>和家庭代禱。</w:t>
+            </w:r>
+          </w:p>
+        </w:tc>
+      </w:tr>
+      <w:tr>
+        <w:tc>
+          <w:tcPr>
+            <w:tcW w:w="266" w:type="dxa"/>
+            <w:tcMar>
+              <w:left w:w="28" w:type="dxa"/>
+              <w:right w:w="28" w:type="dxa"/>
+            </w:tcMar>
+          </w:tcPr>
+          <w:p>
+            <w:pPr>
+              <w:snapToGrid w:val="0"/>
+              <w:spacing w:line="300" w:lineRule="exact"/>
+              <w:jc w:val="right"/>
+              <w:rPr>
+                <w:rFonts w:ascii="Barlow Condensed Medium" w:eastAsia="標楷體" w:hAnsi="Barlow Condensed Medium" w:cstheme="minorHAnsi"/>
+                <w:w w:val="90"/>
+                <w:sz w:val="26"/>
+                <w:szCs w:val="26"/>
+              </w:rPr>
+            </w:pPr>
+            <w:r>
+              <w:rPr>
+                <w:rFonts w:ascii="Barlow Condensed Medium" w:eastAsia="標楷體" w:hAnsi="Barlow Condensed Medium" w:cstheme="minorHAnsi" w:hint="eastAsia"/>
+                <w:w w:val="90"/>
+                <w:sz w:val="26"/>
+                <w:szCs w:val="26"/>
+              </w:rPr>
+              <w:t>8</w:t>
+            </w:r>
+            <w:r>
+              <w:rPr>
+                <w:rFonts w:ascii="Barlow Condensed Medium" w:eastAsia="標楷體" w:hAnsi="Barlow Condensed Medium" w:cstheme="minorHAnsi"/>
+                <w:w w:val="90"/>
+                <w:sz w:val="26"/>
+                <w:szCs w:val="26"/>
+              </w:rPr>
+              <w:t>.</w:t>
+            </w:r>
+          </w:p>
+        </w:tc>
+        <w:tc>
+          <w:tcPr>
+            <w:tcW w:w="5669" w:type="dxa"/>
+            <w:tcMar>
+              <w:left w:w="28" w:type="dxa"/>
+              <w:right w:w="28" w:type="dxa"/>
+            </w:tcMar>
+          </w:tcPr>
+          <w:p>
+            <w:pPr>
+              <w:snapToGrid w:val="0"/>
+              <w:spacing w:line="300" w:lineRule="exact"/>
+              <w:jc w:val="both"/>
+              <w:rPr>
+                <w:rFonts w:ascii="Barlow Condensed Medium" w:eastAsia="標楷體" w:hAnsi="Barlow Condensed Medium" w:cstheme="minorHAnsi"/>
+                <w:w w:val="90"/>
+                <w:sz w:val="26"/>
+                <w:szCs w:val="26"/>
+              </w:rPr>
+            </w:pPr>
+            <w:r>
+              <w:rPr>
                 <w:rFonts w:ascii="Segoe UI Symbol" w:eastAsia="標楷體" w:hAnsi="Segoe UI Symbol" w:cs="Segoe UI Symbol"/>
                 <w:w w:val="90"/>
                 <w:sz w:val="26"/>
@@ -2383,14 +2299,22 @@
             </w:r>
             <w:r>
               <w:rPr>
+                <w:rFonts w:ascii="Barlow Condensed Medium" w:eastAsia="標楷體" w:hAnsi="Barlow Condensed Medium" w:cstheme="minorHAnsi"/>
+                <w:w w:val="90"/>
+                <w:sz w:val="26"/>
+                <w:szCs w:val="26"/>
+              </w:rPr>
+              <w:t>為</w:t>
+            </w:r>
+            <w:r>
+              <w:rPr>
                 <w:rFonts w:ascii="Barlow Condensed Medium" w:eastAsia="標楷體" w:hAnsi="Barlow Condensed Medium" w:cstheme="minorHAnsi" w:hint="eastAsia"/>
                 <w:w w:val="90"/>
                 <w:sz w:val="26"/>
                 <w:szCs w:val="26"/>
               </w:rPr>
-              <w:t>為委內瑞拉連續強震</w:t>
-            </w:r>
-            <w:proofErr w:type="gramStart"/>
+              <w:t>本會大學直考</w:t>
+            </w:r>
             <w:r>
               <w:rPr>
                 <w:rFonts w:ascii="Barlow Condensed Medium" w:eastAsia="標楷體" w:hAnsi="Barlow Condensed Medium" w:cstheme="minorHAnsi" w:hint="eastAsia"/>
@@ -2398,42 +2322,8 @@
                 <w:sz w:val="26"/>
                 <w:szCs w:val="26"/>
               </w:rPr>
-              <w:t>災情代禱</w:t>
-            </w:r>
-            <w:proofErr w:type="gramEnd"/>
-            <w:r>
-              <w:rPr>
-                <w:rFonts w:ascii="Barlow Condensed Medium" w:eastAsia="標楷體" w:hAnsi="Barlow Condensed Medium" w:cstheme="minorHAnsi"/>
-                <w:w w:val="90"/>
-                <w:sz w:val="26"/>
-                <w:szCs w:val="26"/>
-              </w:rPr>
-              <w:t>。</w:t>
-            </w:r>
-          </w:p>
-        </w:tc>
-      </w:tr>
-      <w:tr>
-        <w:tc>
-          <w:tcPr>
-            <w:tcW w:w="266" w:type="dxa"/>
-            <w:tcMar>
-              <w:left w:w="28" w:type="dxa"/>
-              <w:right w:w="28" w:type="dxa"/>
-            </w:tcMar>
-          </w:tcPr>
-          <w:p>
-            <w:pPr>
-              <w:snapToGrid w:val="0"/>
-              <w:spacing w:line="300" w:lineRule="exact"/>
-              <w:jc w:val="right"/>
-              <w:rPr>
-                <w:rFonts w:ascii="Barlow Condensed Medium" w:eastAsia="標楷體" w:hAnsi="Barlow Condensed Medium" w:cstheme="minorHAnsi"/>
-                <w:w w:val="90"/>
-                <w:sz w:val="26"/>
-                <w:szCs w:val="26"/>
-              </w:rPr>
-            </w:pPr>
+              <w:t>(7/13-14)</w:t>
+            </w:r>
             <w:r>
               <w:rPr>
                 <w:rFonts w:ascii="Barlow Condensed Medium" w:eastAsia="標楷體" w:hAnsi="Barlow Condensed Medium" w:cstheme="minorHAnsi" w:hint="eastAsia"/>
@@ -2441,446 +2331,8 @@
                 <w:sz w:val="26"/>
                 <w:szCs w:val="26"/>
               </w:rPr>
-              <w:t>4</w:t>
-            </w:r>
-            <w:r>
-              <w:rPr>
-                <w:rFonts w:ascii="Barlow Condensed Medium" w:eastAsia="標楷體" w:hAnsi="Barlow Condensed Medium" w:cstheme="minorHAnsi"/>
-                <w:w w:val="90"/>
-                <w:sz w:val="26"/>
-                <w:szCs w:val="26"/>
-              </w:rPr>
-              <w:t>.</w:t>
-            </w:r>
-          </w:p>
-        </w:tc>
-        <w:tc>
-          <w:tcPr>
-            <w:tcW w:w="5669" w:type="dxa"/>
-            <w:tcMar>
-              <w:left w:w="28" w:type="dxa"/>
-              <w:right w:w="28" w:type="dxa"/>
-            </w:tcMar>
-          </w:tcPr>
-          <w:p>
-            <w:pPr>
-              <w:snapToGrid w:val="0"/>
-              <w:spacing w:line="300" w:lineRule="exact"/>
-              <w:jc w:val="both"/>
-              <w:rPr>
-                <w:rFonts w:ascii="Barlow Condensed Medium" w:eastAsia="標楷體" w:hAnsi="Barlow Condensed Medium" w:cstheme="minorHAnsi"/>
-                <w:w w:val="90"/>
-                <w:sz w:val="26"/>
-                <w:szCs w:val="26"/>
-              </w:rPr>
-            </w:pPr>
-            <w:r>
-              <w:rPr>
-                <w:rFonts w:ascii="Segoe UI Symbol" w:eastAsia="標楷體" w:hAnsi="Segoe UI Symbol" w:cs="Segoe UI Symbol"/>
-                <w:w w:val="90"/>
-                <w:sz w:val="26"/>
-                <w:szCs w:val="26"/>
-              </w:rPr>
-              <w:t>★</w:t>
-            </w:r>
-            <w:r>
-              <w:rPr>
-                <w:rFonts w:ascii="Barlow Condensed Medium" w:eastAsia="標楷體" w:hAnsi="Barlow Condensed Medium" w:cstheme="minorHAnsi" w:hint="eastAsia"/>
-                <w:w w:val="90"/>
-                <w:sz w:val="26"/>
-                <w:szCs w:val="26"/>
-              </w:rPr>
-              <w:t>為</w:t>
-            </w:r>
-            <w:r>
-              <w:rPr>
-                <w:rFonts w:ascii="Barlow Condensed Medium" w:eastAsia="標楷體" w:hAnsi="Barlow Condensed Medium" w:cstheme="minorHAnsi" w:hint="eastAsia"/>
-                <w:w w:val="90"/>
-                <w:sz w:val="26"/>
-                <w:szCs w:val="26"/>
-              </w:rPr>
-              <w:t>歐洲熱浪和全球極端</w:t>
-            </w:r>
-            <w:proofErr w:type="gramStart"/>
-            <w:r>
-              <w:rPr>
-                <w:rFonts w:ascii="Barlow Condensed Medium" w:eastAsia="標楷體" w:hAnsi="Barlow Condensed Medium" w:cstheme="minorHAnsi" w:hint="eastAsia"/>
-                <w:w w:val="90"/>
-                <w:sz w:val="26"/>
-                <w:szCs w:val="26"/>
-              </w:rPr>
-              <w:t>氣候代禱</w:t>
-            </w:r>
-            <w:proofErr w:type="gramEnd"/>
-            <w:r>
-              <w:rPr>
-                <w:rFonts w:ascii="Barlow Condensed Medium" w:eastAsia="標楷體" w:hAnsi="Barlow Condensed Medium" w:cstheme="minorHAnsi"/>
-                <w:w w:val="90"/>
-                <w:sz w:val="26"/>
-                <w:szCs w:val="26"/>
-              </w:rPr>
-              <w:t>。</w:t>
-            </w:r>
-          </w:p>
-        </w:tc>
-      </w:tr>
-      <w:tr>
-        <w:tc>
-          <w:tcPr>
-            <w:tcW w:w="266" w:type="dxa"/>
-            <w:tcMar>
-              <w:left w:w="28" w:type="dxa"/>
-              <w:right w:w="28" w:type="dxa"/>
-            </w:tcMar>
-          </w:tcPr>
-          <w:p>
-            <w:pPr>
-              <w:snapToGrid w:val="0"/>
-              <w:spacing w:line="300" w:lineRule="exact"/>
-              <w:jc w:val="right"/>
-              <w:rPr>
-                <w:rFonts w:ascii="Barlow Condensed Medium" w:eastAsia="標楷體" w:hAnsi="Barlow Condensed Medium" w:cstheme="minorHAnsi"/>
-                <w:w w:val="90"/>
-                <w:sz w:val="26"/>
-                <w:szCs w:val="26"/>
-              </w:rPr>
-            </w:pPr>
-            <w:r>
-              <w:rPr>
-                <w:rFonts w:ascii="Barlow Condensed Medium" w:eastAsia="標楷體" w:hAnsi="Barlow Condensed Medium" w:cstheme="minorHAnsi" w:hint="eastAsia"/>
-                <w:w w:val="90"/>
-                <w:sz w:val="26"/>
-                <w:szCs w:val="26"/>
-              </w:rPr>
-              <w:t>5</w:t>
-            </w:r>
-            <w:r>
-              <w:rPr>
-                <w:rFonts w:ascii="Barlow Condensed Medium" w:eastAsia="標楷體" w:hAnsi="Barlow Condensed Medium" w:cstheme="minorHAnsi"/>
-                <w:w w:val="90"/>
-                <w:sz w:val="26"/>
-                <w:szCs w:val="26"/>
-              </w:rPr>
-              <w:t>.</w:t>
-            </w:r>
-          </w:p>
-        </w:tc>
-        <w:tc>
-          <w:tcPr>
-            <w:tcW w:w="5669" w:type="dxa"/>
-            <w:tcMar>
-              <w:left w:w="28" w:type="dxa"/>
-              <w:right w:w="28" w:type="dxa"/>
-            </w:tcMar>
-          </w:tcPr>
-          <w:p>
-            <w:pPr>
-              <w:snapToGrid w:val="0"/>
-              <w:spacing w:line="300" w:lineRule="exact"/>
-              <w:jc w:val="both"/>
-              <w:rPr>
-                <w:rFonts w:ascii="Barlow Condensed Medium" w:eastAsia="標楷體" w:hAnsi="Barlow Condensed Medium" w:cstheme="minorHAnsi"/>
-                <w:w w:val="90"/>
-                <w:sz w:val="26"/>
-                <w:szCs w:val="26"/>
-              </w:rPr>
-            </w:pPr>
-            <w:r>
-              <w:rPr>
-                <w:rFonts w:ascii="Barlow Condensed Medium" w:eastAsia="標楷體" w:hAnsi="Barlow Condensed Medium" w:cstheme="minorHAnsi" w:hint="eastAsia"/>
-                <w:w w:val="90"/>
-                <w:sz w:val="26"/>
-                <w:szCs w:val="26"/>
-              </w:rPr>
-              <w:t>為台灣祈福，願</w:t>
-            </w:r>
-            <w:r>
-              <w:rPr>
-                <w:rFonts w:ascii="Barlow Condensed Medium" w:eastAsia="標楷體" w:hAnsi="Barlow Condensed Medium" w:cstheme="minorHAnsi" w:hint="eastAsia"/>
-                <w:w w:val="90"/>
-                <w:sz w:val="26"/>
-                <w:szCs w:val="26"/>
-              </w:rPr>
-              <w:t>2026</w:t>
-            </w:r>
-            <w:r>
-              <w:rPr>
-                <w:rFonts w:ascii="Barlow Condensed Medium" w:eastAsia="標楷體" w:hAnsi="Barlow Condensed Medium" w:cstheme="minorHAnsi" w:hint="eastAsia"/>
-                <w:w w:val="90"/>
-                <w:sz w:val="26"/>
-                <w:szCs w:val="26"/>
-              </w:rPr>
-              <w:t xml:space="preserve">年全民為守護台灣更同心、更團結，求真相除詐騙，以及求真　</w:t>
-            </w:r>
-            <w:proofErr w:type="gramStart"/>
-            <w:r>
-              <w:rPr>
-                <w:rFonts w:ascii="Barlow Condensed Medium" w:eastAsia="標楷體" w:hAnsi="Barlow Condensed Medium" w:cstheme="minorHAnsi" w:hint="eastAsia"/>
-                <w:w w:val="90"/>
-                <w:sz w:val="26"/>
-                <w:szCs w:val="26"/>
-              </w:rPr>
-              <w:t>神棄偶像</w:t>
-            </w:r>
-            <w:proofErr w:type="gramEnd"/>
-            <w:r>
-              <w:rPr>
-                <w:rFonts w:ascii="Barlow Condensed Medium" w:eastAsia="標楷體" w:hAnsi="Barlow Condensed Medium" w:cstheme="minorHAnsi"/>
-                <w:w w:val="90"/>
-                <w:sz w:val="26"/>
-                <w:szCs w:val="26"/>
-              </w:rPr>
-              <w:t>。</w:t>
-            </w:r>
-          </w:p>
-        </w:tc>
-      </w:tr>
-      <w:tr>
-        <w:tc>
-          <w:tcPr>
-            <w:tcW w:w="266" w:type="dxa"/>
-            <w:tcMar>
-              <w:left w:w="28" w:type="dxa"/>
-              <w:right w:w="28" w:type="dxa"/>
-            </w:tcMar>
-          </w:tcPr>
-          <w:p>
-            <w:pPr>
-              <w:snapToGrid w:val="0"/>
-              <w:spacing w:line="300" w:lineRule="exact"/>
-              <w:jc w:val="right"/>
-              <w:rPr>
-                <w:rFonts w:ascii="Barlow Condensed Medium" w:eastAsia="標楷體" w:hAnsi="Barlow Condensed Medium" w:cstheme="minorHAnsi"/>
-                <w:w w:val="90"/>
-                <w:sz w:val="26"/>
-                <w:szCs w:val="26"/>
-              </w:rPr>
-            </w:pPr>
-            <w:r>
-              <w:rPr>
-                <w:rFonts w:ascii="Barlow Condensed Medium" w:eastAsia="標楷體" w:hAnsi="Barlow Condensed Medium" w:cstheme="minorHAnsi" w:hint="eastAsia"/>
-                <w:w w:val="90"/>
-                <w:sz w:val="26"/>
-                <w:szCs w:val="26"/>
-              </w:rPr>
-              <w:t>6</w:t>
-            </w:r>
-            <w:r>
-              <w:rPr>
-                <w:rFonts w:ascii="Barlow Condensed Medium" w:eastAsia="標楷體" w:hAnsi="Barlow Condensed Medium" w:cstheme="minorHAnsi"/>
-                <w:w w:val="90"/>
-                <w:sz w:val="26"/>
-                <w:szCs w:val="26"/>
-              </w:rPr>
-              <w:t>.</w:t>
-            </w:r>
-          </w:p>
-        </w:tc>
-        <w:tc>
-          <w:tcPr>
-            <w:tcW w:w="5669" w:type="dxa"/>
-            <w:tcMar>
-              <w:left w:w="28" w:type="dxa"/>
-              <w:right w:w="28" w:type="dxa"/>
-            </w:tcMar>
-          </w:tcPr>
-          <w:p>
-            <w:pPr>
-              <w:snapToGrid w:val="0"/>
-              <w:spacing w:line="300" w:lineRule="exact"/>
-              <w:jc w:val="both"/>
-              <w:rPr>
-                <w:rFonts w:ascii="Barlow Condensed Medium" w:eastAsia="標楷體" w:hAnsi="Barlow Condensed Medium" w:cstheme="minorHAnsi"/>
-                <w:w w:val="90"/>
-                <w:sz w:val="26"/>
-                <w:szCs w:val="26"/>
-              </w:rPr>
-            </w:pPr>
-            <w:r>
-              <w:rPr>
-                <w:rFonts w:ascii="Barlow Condensed Medium" w:eastAsia="標楷體" w:hAnsi="Barlow Condensed Medium" w:cs="Segoe UI Symbol"/>
-                <w:w w:val="90"/>
-                <w:sz w:val="26"/>
-                <w:szCs w:val="26"/>
-              </w:rPr>
-              <w:t>為</w:t>
-            </w:r>
-            <w:r>
-              <w:rPr>
-                <w:rFonts w:ascii="Barlow Condensed Medium" w:eastAsia="標楷體" w:hAnsi="Barlow Condensed Medium" w:cs="Segoe UI Symbol"/>
-                <w:w w:val="90"/>
-                <w:sz w:val="26"/>
-                <w:szCs w:val="26"/>
-              </w:rPr>
-              <w:t>2026</w:t>
-            </w:r>
-            <w:r>
-              <w:rPr>
-                <w:rFonts w:ascii="Barlow Condensed Medium" w:eastAsia="標楷體" w:hAnsi="Barlow Condensed Medium" w:cs="Segoe UI Symbol"/>
-                <w:w w:val="90"/>
-                <w:sz w:val="26"/>
-                <w:szCs w:val="26"/>
-              </w:rPr>
-              <w:t>年本會</w:t>
-            </w:r>
-            <w:r>
-              <w:rPr>
-                <w:rFonts w:ascii="Barlow Condensed Medium" w:eastAsia="標楷體" w:hAnsi="Barlow Condensed Medium" w:cs="Segoe UI Symbol" w:hint="eastAsia"/>
-                <w:w w:val="90"/>
-                <w:sz w:val="26"/>
-                <w:szCs w:val="26"/>
-              </w:rPr>
-              <w:t>各項</w:t>
-            </w:r>
-            <w:r>
-              <w:rPr>
-                <w:rFonts w:ascii="Barlow Condensed Medium" w:eastAsia="標楷體" w:hAnsi="Barlow Condensed Medium" w:cs="Segoe UI Symbol"/>
-                <w:w w:val="90"/>
-                <w:sz w:val="26"/>
-                <w:szCs w:val="26"/>
-              </w:rPr>
-              <w:t>事</w:t>
-            </w:r>
-            <w:proofErr w:type="gramStart"/>
-            <w:r>
-              <w:rPr>
-                <w:rFonts w:ascii="Barlow Condensed Medium" w:eastAsia="標楷體" w:hAnsi="Barlow Condensed Medium" w:cs="Segoe UI Symbol"/>
-                <w:w w:val="90"/>
-                <w:sz w:val="26"/>
-                <w:szCs w:val="26"/>
-              </w:rPr>
-              <w:t>工代禱</w:t>
-            </w:r>
-            <w:proofErr w:type="gramEnd"/>
-            <w:r>
-              <w:rPr>
-                <w:rFonts w:ascii="Barlow Condensed Medium" w:eastAsia="標楷體" w:hAnsi="Barlow Condensed Medium" w:cstheme="minorHAnsi"/>
-                <w:w w:val="90"/>
-                <w:sz w:val="26"/>
-                <w:szCs w:val="26"/>
-              </w:rPr>
-              <w:t>。</w:t>
-            </w:r>
-          </w:p>
-        </w:tc>
-      </w:tr>
-      <w:tr>
-        <w:tc>
-          <w:tcPr>
-            <w:tcW w:w="266" w:type="dxa"/>
-            <w:tcMar>
-              <w:left w:w="28" w:type="dxa"/>
-              <w:right w:w="28" w:type="dxa"/>
-            </w:tcMar>
-          </w:tcPr>
-          <w:p>
-            <w:pPr>
-              <w:snapToGrid w:val="0"/>
-              <w:spacing w:line="300" w:lineRule="exact"/>
-              <w:jc w:val="right"/>
-              <w:rPr>
-                <w:rFonts w:ascii="Barlow Condensed Medium" w:eastAsia="標楷體" w:hAnsi="Barlow Condensed Medium" w:cstheme="minorHAnsi"/>
-                <w:w w:val="90"/>
-                <w:sz w:val="26"/>
-                <w:szCs w:val="26"/>
-              </w:rPr>
-            </w:pPr>
-            <w:r>
-              <w:rPr>
-                <w:rFonts w:ascii="Barlow Condensed Medium" w:eastAsia="標楷體" w:hAnsi="Barlow Condensed Medium" w:cstheme="minorHAnsi" w:hint="eastAsia"/>
-                <w:w w:val="90"/>
-                <w:sz w:val="26"/>
-                <w:szCs w:val="26"/>
-              </w:rPr>
-              <w:t>7</w:t>
-            </w:r>
-            <w:r>
-              <w:rPr>
-                <w:rFonts w:ascii="Barlow Condensed Medium" w:eastAsia="標楷體" w:hAnsi="Barlow Condensed Medium" w:cstheme="minorHAnsi"/>
-                <w:w w:val="90"/>
-                <w:sz w:val="26"/>
-                <w:szCs w:val="26"/>
-              </w:rPr>
-              <w:t>.</w:t>
-            </w:r>
-          </w:p>
-        </w:tc>
-        <w:tc>
-          <w:tcPr>
-            <w:tcW w:w="5669" w:type="dxa"/>
-            <w:tcMar>
-              <w:left w:w="28" w:type="dxa"/>
-              <w:right w:w="28" w:type="dxa"/>
-            </w:tcMar>
-          </w:tcPr>
-          <w:p>
-            <w:pPr>
-              <w:snapToGrid w:val="0"/>
-              <w:spacing w:line="300" w:lineRule="exact"/>
-              <w:jc w:val="both"/>
-              <w:rPr>
-                <w:rFonts w:ascii="Barlow Condensed Medium" w:eastAsia="標楷體" w:hAnsi="Barlow Condensed Medium" w:cstheme="minorHAnsi"/>
-                <w:w w:val="90"/>
-                <w:sz w:val="26"/>
-                <w:szCs w:val="26"/>
-              </w:rPr>
-            </w:pPr>
-            <w:r>
-              <w:rPr>
-                <w:rFonts w:ascii="Barlow Condensed Medium" w:eastAsia="標楷體" w:hAnsi="Barlow Condensed Medium" w:cstheme="minorHAnsi"/>
-                <w:w w:val="90"/>
-                <w:sz w:val="26"/>
-                <w:szCs w:val="26"/>
-              </w:rPr>
-              <w:t>為</w:t>
-            </w:r>
-            <w:r>
-              <w:rPr>
-                <w:rFonts w:ascii="Barlow Condensed Medium" w:eastAsia="標楷體" w:hAnsi="Barlow Condensed Medium" w:cstheme="minorHAnsi" w:hint="eastAsia"/>
-                <w:w w:val="90"/>
-                <w:sz w:val="26"/>
-                <w:szCs w:val="26"/>
-              </w:rPr>
-              <w:t>教會所有</w:t>
-            </w:r>
-            <w:r>
-              <w:rPr>
-                <w:rFonts w:ascii="Barlow Condensed Medium" w:eastAsia="標楷體" w:hAnsi="Barlow Condensed Medium" w:cstheme="minorHAnsi"/>
-                <w:w w:val="90"/>
-                <w:sz w:val="26"/>
-                <w:szCs w:val="26"/>
-              </w:rPr>
-              <w:t>任職同工的事奉</w:t>
-            </w:r>
-            <w:r>
-              <w:rPr>
-                <w:rFonts w:ascii="Barlow Condensed Medium" w:eastAsia="標楷體" w:hAnsi="Barlow Condensed Medium" w:cstheme="minorHAnsi" w:hint="eastAsia"/>
-                <w:w w:val="90"/>
-                <w:sz w:val="26"/>
-                <w:szCs w:val="26"/>
-              </w:rPr>
-              <w:t>、工作</w:t>
-            </w:r>
-            <w:r>
-              <w:rPr>
-                <w:rFonts w:ascii="Barlow Condensed Medium" w:eastAsia="標楷體" w:hAnsi="Barlow Condensed Medium" w:cstheme="minorHAnsi"/>
-                <w:w w:val="90"/>
-                <w:sz w:val="26"/>
-                <w:szCs w:val="26"/>
-              </w:rPr>
-              <w:t>和</w:t>
-            </w:r>
-            <w:proofErr w:type="gramStart"/>
-            <w:r>
-              <w:rPr>
-                <w:rFonts w:ascii="Barlow Condensed Medium" w:eastAsia="標楷體" w:hAnsi="Barlow Condensed Medium" w:cstheme="minorHAnsi"/>
-                <w:w w:val="90"/>
-                <w:sz w:val="26"/>
-                <w:szCs w:val="26"/>
-              </w:rPr>
-              <w:t>家庭代禱</w:t>
-            </w:r>
-            <w:proofErr w:type="gramEnd"/>
+              <w:t>的學子代禱：盧品瑄、胡辰瑋</w:t>
+            </w:r>
             <w:r>
               <w:rPr>
                 <w:rFonts w:ascii="Barlow Condensed Medium" w:eastAsia="標楷體" w:hAnsi="Barlow Condensed Medium" w:cstheme="minorHAnsi"/>
@@ -3004,9 +2456,8 @@
                 <w:sz w:val="26"/>
                 <w:szCs w:val="26"/>
               </w:rPr>
-              <w:t>兄</w:t>
-            </w:r>
-            <w:proofErr w:type="gramStart"/>
+              <w:t>兄姊</w:t>
+            </w:r>
             <w:r>
               <w:rPr>
                 <w:rFonts w:ascii="Barlow Condensed Medium" w:eastAsia="華康中黑體" w:hAnsi="Barlow Condensed Medium" w:cs="Segoe UI Symbol"/>
@@ -3014,9 +2465,8 @@
                 <w:sz w:val="26"/>
                 <w:szCs w:val="26"/>
               </w:rPr>
-              <w:t>姊</w:t>
-            </w:r>
-            <w:proofErr w:type="gramEnd"/>
+              <w:t>利用代禱卡</w:t>
+            </w:r>
             <w:r>
               <w:rPr>
                 <w:rFonts w:ascii="Barlow Condensed Medium" w:eastAsia="華康中黑體" w:hAnsi="Barlow Condensed Medium" w:cs="Segoe UI Symbol"/>
@@ -3024,9 +2474,8 @@
                 <w:sz w:val="26"/>
                 <w:szCs w:val="26"/>
               </w:rPr>
-              <w:t>利用</w:t>
-            </w:r>
-            <w:proofErr w:type="gramStart"/>
+              <w:t>(</w:t>
+            </w:r>
             <w:r>
               <w:rPr>
                 <w:rFonts w:ascii="Barlow Condensed Medium" w:eastAsia="華康中黑體" w:hAnsi="Barlow Condensed Medium" w:cs="Segoe UI Symbol"/>
@@ -3034,9 +2483,8 @@
                 <w:sz w:val="26"/>
                 <w:szCs w:val="26"/>
               </w:rPr>
-              <w:t>代禱卡</w:t>
-            </w:r>
-            <w:proofErr w:type="gramEnd"/>
+              <w:t>於招待桌上</w:t>
+            </w:r>
             <w:r>
               <w:rPr>
                 <w:rFonts w:ascii="Barlow Condensed Medium" w:eastAsia="華康中黑體" w:hAnsi="Barlow Condensed Medium" w:cs="Segoe UI Symbol"/>
@@ -3044,7 +2492,7 @@
                 <w:sz w:val="26"/>
                 <w:szCs w:val="26"/>
               </w:rPr>
-              <w:t>(</w:t>
+              <w:t>)</w:t>
             </w:r>
             <w:r>
               <w:rPr>
@@ -3053,36 +2501,7 @@
                 <w:sz w:val="26"/>
                 <w:szCs w:val="26"/>
               </w:rPr>
-              <w:t>於招待桌上</w:t>
-            </w:r>
-            <w:r>
-              <w:rPr>
-                <w:rFonts w:ascii="Barlow Condensed Medium" w:eastAsia="華康中黑體" w:hAnsi="Barlow Condensed Medium" w:cs="Segoe UI Symbol"/>
-                <w:w w:val="90"/>
-                <w:sz w:val="26"/>
-                <w:szCs w:val="26"/>
-              </w:rPr>
-              <w:t>)</w:t>
-            </w:r>
-            <w:proofErr w:type="gramStart"/>
-            <w:r>
-              <w:rPr>
-                <w:rFonts w:ascii="Barlow Condensed Medium" w:eastAsia="華康中黑體" w:hAnsi="Barlow Condensed Medium" w:cs="Segoe UI Symbol"/>
-                <w:w w:val="90"/>
-                <w:sz w:val="26"/>
-                <w:szCs w:val="26"/>
-              </w:rPr>
-              <w:t>投代禱</w:t>
-            </w:r>
-            <w:proofErr w:type="gramEnd"/>
-            <w:r>
-              <w:rPr>
-                <w:rFonts w:ascii="Barlow Condensed Medium" w:eastAsia="華康中黑體" w:hAnsi="Barlow Condensed Medium" w:cs="Segoe UI Symbol"/>
-                <w:w w:val="90"/>
-                <w:sz w:val="26"/>
-                <w:szCs w:val="26"/>
-              </w:rPr>
-              <w:t>信箱。</w:t>
+              <w:t>投代禱信箱。</w:t>
             </w:r>
           </w:p>
         </w:tc>
@@ -3323,6 +2742,15 @@
                 <w:sz w:val="26"/>
                 <w:szCs w:val="26"/>
               </w:rPr>
+              <w:t>楊家華</w:t>
+            </w:r>
+            <w:r>
+              <w:rPr>
+                <w:rFonts w:ascii="Barlow Condensed Medium" w:eastAsia="標楷體" w:hAnsi="Barlow Condensed Medium" w:cstheme="minorHAnsi" w:hint="eastAsia"/>
+                <w:w w:val="90"/>
+                <w:sz w:val="26"/>
+                <w:szCs w:val="26"/>
+              </w:rPr>
               <w:t>。</w:t>
             </w:r>
           </w:p>
@@ -3408,110 +2836,22 @@
         <w:spacing w:line="300" w:lineRule="exact"/>
         <w:ind w:leftChars="-59" w:left="-142"/>
         <w:rPr>
+          <w:rFonts w:asciiTheme="majorBidi" w:eastAsia="標楷體" w:hAnsiTheme="majorBidi" w:cstheme="majorBidi"/>
+          <w:bCs/>
+          <w:w w:val="80"/>
+          <w:sz w:val="26"/>
+          <w:szCs w:val="26"/>
+        </w:rPr>
+      </w:pPr>
+      <w:r>
+        <w:rPr>
           <w:rFonts w:asciiTheme="majorBidi" w:eastAsia="標楷體" w:hAnsiTheme="majorBidi" w:cstheme="majorBidi" w:hint="eastAsia"/>
           <w:bCs/>
           <w:w w:val="80"/>
           <w:sz w:val="26"/>
           <w:szCs w:val="26"/>
         </w:rPr>
-      </w:pPr>
-      <w:r>
-        <w:rPr>
-          <w:rFonts w:asciiTheme="majorBidi" w:eastAsia="標楷體" w:hAnsiTheme="majorBidi" w:cstheme="majorBidi" w:hint="eastAsia"/>
-          <w:bCs/>
-          <w:w w:val="80"/>
-          <w:sz w:val="26"/>
-          <w:szCs w:val="26"/>
-        </w:rPr>
-        <w:t>我是</w:t>
-      </w:r>
-      <w:proofErr w:type="gramStart"/>
-      <w:r>
-        <w:rPr>
-          <w:rFonts w:asciiTheme="majorBidi" w:eastAsia="標楷體" w:hAnsiTheme="majorBidi" w:cstheme="majorBidi" w:hint="eastAsia"/>
-          <w:bCs/>
-          <w:w w:val="80"/>
-          <w:sz w:val="26"/>
-          <w:szCs w:val="26"/>
-        </w:rPr>
-        <w:t>何人，</w:t>
-      </w:r>
-      <w:proofErr w:type="gramEnd"/>
-      <w:r>
-        <w:rPr>
-          <w:rFonts w:asciiTheme="majorBidi" w:eastAsia="標楷體" w:hAnsiTheme="majorBidi" w:cstheme="majorBidi" w:hint="eastAsia"/>
-          <w:bCs/>
-          <w:w w:val="80"/>
-          <w:sz w:val="26"/>
-          <w:szCs w:val="26"/>
-        </w:rPr>
-        <w:t>竟然能夠得著救主這麼</w:t>
-      </w:r>
-      <w:proofErr w:type="gramStart"/>
-      <w:r>
-        <w:rPr>
-          <w:rFonts w:asciiTheme="majorBidi" w:eastAsia="標楷體" w:hAnsiTheme="majorBidi" w:cstheme="majorBidi" w:hint="eastAsia"/>
-          <w:bCs/>
-          <w:w w:val="80"/>
-          <w:sz w:val="26"/>
-          <w:szCs w:val="26"/>
-        </w:rPr>
-        <w:t>大愛疼</w:t>
-      </w:r>
-      <w:proofErr w:type="gramEnd"/>
-      <w:r>
-        <w:rPr>
-          <w:rFonts w:asciiTheme="majorBidi" w:eastAsia="標楷體" w:hAnsiTheme="majorBidi" w:cstheme="majorBidi" w:hint="eastAsia"/>
-          <w:bCs/>
-          <w:w w:val="80"/>
-          <w:sz w:val="26"/>
-          <w:szCs w:val="26"/>
-        </w:rPr>
-        <w:t>？我是何人，</w:t>
-      </w:r>
-      <w:proofErr w:type="gramStart"/>
-      <w:r>
-        <w:rPr>
-          <w:rFonts w:asciiTheme="majorBidi" w:eastAsia="標楷體" w:hAnsiTheme="majorBidi" w:cstheme="majorBidi" w:hint="eastAsia"/>
-          <w:bCs/>
-          <w:w w:val="80"/>
-          <w:sz w:val="26"/>
-          <w:szCs w:val="26"/>
-        </w:rPr>
-        <w:t>祂</w:t>
-      </w:r>
-      <w:proofErr w:type="gramEnd"/>
-      <w:r>
-        <w:rPr>
-          <w:rFonts w:asciiTheme="majorBidi" w:eastAsia="標楷體" w:hAnsiTheme="majorBidi" w:cstheme="majorBidi" w:hint="eastAsia"/>
-          <w:bCs/>
-          <w:w w:val="80"/>
-          <w:sz w:val="26"/>
-          <w:szCs w:val="26"/>
-        </w:rPr>
-        <w:t>甘願</w:t>
-      </w:r>
-      <w:proofErr w:type="gramStart"/>
-      <w:r>
-        <w:rPr>
-          <w:rFonts w:asciiTheme="majorBidi" w:eastAsia="標楷體" w:hAnsiTheme="majorBidi" w:cstheme="majorBidi" w:hint="eastAsia"/>
-          <w:bCs/>
-          <w:w w:val="80"/>
-          <w:sz w:val="26"/>
-          <w:szCs w:val="26"/>
-        </w:rPr>
-        <w:t>為著</w:t>
-      </w:r>
-      <w:proofErr w:type="gramEnd"/>
-      <w:r>
-        <w:rPr>
-          <w:rFonts w:asciiTheme="majorBidi" w:eastAsia="標楷體" w:hAnsiTheme="majorBidi" w:cstheme="majorBidi" w:hint="eastAsia"/>
-          <w:bCs/>
-          <w:w w:val="80"/>
-          <w:sz w:val="26"/>
-          <w:szCs w:val="26"/>
-        </w:rPr>
-        <w:t>拯救我來到世間？</w:t>
+        <w:t>我是何人，竟然能夠得著救主這麼大愛疼？我是何人，祂甘願為著拯救我來到世間？</w:t>
       </w:r>
     </w:p>
     <w:p>
@@ -3520,66 +2860,22 @@
         <w:spacing w:line="300" w:lineRule="exact"/>
         <w:ind w:leftChars="-59" w:left="-142"/>
         <w:rPr>
+          <w:rFonts w:asciiTheme="majorBidi" w:eastAsia="標楷體" w:hAnsiTheme="majorBidi" w:cstheme="majorBidi"/>
+          <w:bCs/>
+          <w:w w:val="80"/>
+          <w:sz w:val="26"/>
+          <w:szCs w:val="26"/>
+        </w:rPr>
+      </w:pPr>
+      <w:r>
+        <w:rPr>
           <w:rFonts w:asciiTheme="majorBidi" w:eastAsia="標楷體" w:hAnsiTheme="majorBidi" w:cstheme="majorBidi" w:hint="eastAsia"/>
           <w:bCs/>
           <w:w w:val="80"/>
           <w:sz w:val="26"/>
           <w:szCs w:val="26"/>
         </w:rPr>
-      </w:pPr>
-      <w:r>
-        <w:rPr>
-          <w:rFonts w:asciiTheme="majorBidi" w:eastAsia="標楷體" w:hAnsiTheme="majorBidi" w:cstheme="majorBidi" w:hint="eastAsia"/>
-          <w:bCs/>
-          <w:w w:val="80"/>
-          <w:sz w:val="26"/>
-          <w:szCs w:val="26"/>
-        </w:rPr>
-        <w:t>我的才能、機會、成就，</w:t>
-      </w:r>
-      <w:proofErr w:type="gramStart"/>
-      <w:r>
-        <w:rPr>
-          <w:rFonts w:asciiTheme="majorBidi" w:eastAsia="標楷體" w:hAnsiTheme="majorBidi" w:cstheme="majorBidi" w:hint="eastAsia"/>
-          <w:bCs/>
-          <w:w w:val="80"/>
-          <w:sz w:val="26"/>
-          <w:szCs w:val="26"/>
-        </w:rPr>
-        <w:t>豈攏靠</w:t>
-      </w:r>
-      <w:proofErr w:type="gramEnd"/>
-      <w:r>
-        <w:rPr>
-          <w:rFonts w:asciiTheme="majorBidi" w:eastAsia="標楷體" w:hAnsiTheme="majorBidi" w:cstheme="majorBidi" w:hint="eastAsia"/>
-          <w:bCs/>
-          <w:w w:val="80"/>
-          <w:sz w:val="26"/>
-          <w:szCs w:val="26"/>
-        </w:rPr>
-        <w:t>我自己來賺得？謙卑來主面前，感謝</w:t>
-      </w:r>
-      <w:proofErr w:type="gramStart"/>
-      <w:r>
-        <w:rPr>
-          <w:rFonts w:asciiTheme="majorBidi" w:eastAsia="標楷體" w:hAnsiTheme="majorBidi" w:cstheme="majorBidi" w:hint="eastAsia"/>
-          <w:bCs/>
-          <w:w w:val="80"/>
-          <w:sz w:val="26"/>
-          <w:szCs w:val="26"/>
-        </w:rPr>
-        <w:t>祂</w:t>
-      </w:r>
-      <w:proofErr w:type="gramEnd"/>
-      <w:r>
-        <w:rPr>
-          <w:rFonts w:asciiTheme="majorBidi" w:eastAsia="標楷體" w:hAnsiTheme="majorBidi" w:cstheme="majorBidi" w:hint="eastAsia"/>
-          <w:bCs/>
-          <w:w w:val="80"/>
-          <w:sz w:val="26"/>
-          <w:szCs w:val="26"/>
-        </w:rPr>
-        <w:t>極大恩惠。</w:t>
+        <w:t>我的才能、機會、成就，豈攏靠我自己來賺得？謙卑來主面前，感謝祂極大恩惠。</w:t>
       </w:r>
     </w:p>
     <w:p>
@@ -3588,132 +2884,22 @@
         <w:spacing w:line="300" w:lineRule="exact"/>
         <w:ind w:leftChars="-59" w:left="-142"/>
         <w:rPr>
+          <w:rFonts w:asciiTheme="majorBidi" w:eastAsia="標楷體" w:hAnsiTheme="majorBidi" w:cstheme="majorBidi"/>
+          <w:bCs/>
+          <w:w w:val="80"/>
+          <w:sz w:val="26"/>
+          <w:szCs w:val="26"/>
+        </w:rPr>
+      </w:pPr>
+      <w:r>
+        <w:rPr>
           <w:rFonts w:asciiTheme="majorBidi" w:eastAsia="標楷體" w:hAnsiTheme="majorBidi" w:cstheme="majorBidi" w:hint="eastAsia"/>
           <w:bCs/>
           <w:w w:val="80"/>
           <w:sz w:val="26"/>
           <w:szCs w:val="26"/>
         </w:rPr>
-      </w:pPr>
-      <w:r>
-        <w:rPr>
-          <w:rFonts w:asciiTheme="majorBidi" w:eastAsia="標楷體" w:hAnsiTheme="majorBidi" w:cstheme="majorBidi" w:hint="eastAsia"/>
-          <w:bCs/>
-          <w:w w:val="80"/>
-          <w:sz w:val="26"/>
-          <w:szCs w:val="26"/>
-        </w:rPr>
-        <w:t>我是</w:t>
-      </w:r>
-      <w:proofErr w:type="gramStart"/>
-      <w:r>
-        <w:rPr>
-          <w:rFonts w:asciiTheme="majorBidi" w:eastAsia="標楷體" w:hAnsiTheme="majorBidi" w:cstheme="majorBidi" w:hint="eastAsia"/>
-          <w:bCs/>
-          <w:w w:val="80"/>
-          <w:sz w:val="26"/>
-          <w:szCs w:val="26"/>
-        </w:rPr>
-        <w:t>何人，</w:t>
-      </w:r>
-      <w:proofErr w:type="gramEnd"/>
-      <w:r>
-        <w:rPr>
-          <w:rFonts w:asciiTheme="majorBidi" w:eastAsia="標楷體" w:hAnsiTheme="majorBidi" w:cstheme="majorBidi" w:hint="eastAsia"/>
-          <w:bCs/>
-          <w:w w:val="80"/>
-          <w:sz w:val="26"/>
-          <w:szCs w:val="26"/>
-        </w:rPr>
-        <w:t>能夠得著榮耀權柄成做</w:t>
-      </w:r>
-      <w:proofErr w:type="gramStart"/>
-      <w:r>
-        <w:rPr>
-          <w:rFonts w:asciiTheme="majorBidi" w:eastAsia="標楷體" w:hAnsiTheme="majorBidi" w:cstheme="majorBidi" w:hint="eastAsia"/>
-          <w:bCs/>
-          <w:w w:val="80"/>
-          <w:sz w:val="26"/>
-          <w:szCs w:val="26"/>
-        </w:rPr>
-        <w:t>祂</w:t>
-      </w:r>
-      <w:proofErr w:type="gramEnd"/>
-      <w:r>
-        <w:rPr>
-          <w:rFonts w:asciiTheme="majorBidi" w:eastAsia="標楷體" w:hAnsiTheme="majorBidi" w:cstheme="majorBidi" w:hint="eastAsia"/>
-          <w:bCs/>
-          <w:w w:val="80"/>
-          <w:sz w:val="26"/>
-          <w:szCs w:val="26"/>
-        </w:rPr>
-        <w:t>子兒？我是</w:t>
-      </w:r>
-      <w:proofErr w:type="gramStart"/>
-      <w:r>
-        <w:rPr>
-          <w:rFonts w:asciiTheme="majorBidi" w:eastAsia="標楷體" w:hAnsiTheme="majorBidi" w:cstheme="majorBidi" w:hint="eastAsia"/>
-          <w:bCs/>
-          <w:w w:val="80"/>
-          <w:sz w:val="26"/>
-          <w:szCs w:val="26"/>
-        </w:rPr>
-        <w:t>何人，</w:t>
-      </w:r>
-      <w:proofErr w:type="gramEnd"/>
-      <w:r>
-        <w:rPr>
-          <w:rFonts w:asciiTheme="majorBidi" w:eastAsia="標楷體" w:hAnsiTheme="majorBidi" w:cstheme="majorBidi" w:hint="eastAsia"/>
-          <w:bCs/>
-          <w:w w:val="80"/>
-          <w:sz w:val="26"/>
-          <w:szCs w:val="26"/>
-        </w:rPr>
-        <w:t>能夠進入</w:t>
-      </w:r>
-      <w:proofErr w:type="gramStart"/>
-      <w:r>
-        <w:rPr>
-          <w:rFonts w:asciiTheme="majorBidi" w:eastAsia="標楷體" w:hAnsiTheme="majorBidi" w:cstheme="majorBidi" w:hint="eastAsia"/>
-          <w:bCs/>
-          <w:w w:val="80"/>
-          <w:sz w:val="26"/>
-          <w:szCs w:val="26"/>
-        </w:rPr>
-        <w:t>祂</w:t>
-      </w:r>
-      <w:proofErr w:type="gramEnd"/>
-      <w:r>
-        <w:rPr>
-          <w:rFonts w:asciiTheme="majorBidi" w:eastAsia="標楷體" w:hAnsiTheme="majorBidi" w:cstheme="majorBidi" w:hint="eastAsia"/>
-          <w:bCs/>
-          <w:w w:val="80"/>
-          <w:sz w:val="26"/>
-          <w:szCs w:val="26"/>
-        </w:rPr>
-        <w:t>的國度來服事</w:t>
-      </w:r>
-      <w:proofErr w:type="gramStart"/>
-      <w:r>
-        <w:rPr>
-          <w:rFonts w:asciiTheme="majorBidi" w:eastAsia="標楷體" w:hAnsiTheme="majorBidi" w:cstheme="majorBidi" w:hint="eastAsia"/>
-          <w:bCs/>
-          <w:w w:val="80"/>
-          <w:sz w:val="26"/>
-          <w:szCs w:val="26"/>
-        </w:rPr>
-        <w:t>祂</w:t>
-      </w:r>
-      <w:proofErr w:type="gramEnd"/>
-      <w:r>
-        <w:rPr>
-          <w:rFonts w:asciiTheme="majorBidi" w:eastAsia="標楷體" w:hAnsiTheme="majorBidi" w:cstheme="majorBidi" w:hint="eastAsia"/>
-          <w:bCs/>
-          <w:w w:val="80"/>
-          <w:sz w:val="26"/>
-          <w:szCs w:val="26"/>
-        </w:rPr>
-        <w:t>？</w:t>
+        <w:t>我是何人，能夠得著榮耀權柄成做祂子兒？我是何人，能夠進入祂的國度來服事祂？</w:t>
       </w:r>
     </w:p>
     <w:p>
@@ -3722,44 +2908,22 @@
         <w:spacing w:line="300" w:lineRule="exact"/>
         <w:ind w:leftChars="-59" w:left="-142"/>
         <w:rPr>
+          <w:rFonts w:asciiTheme="majorBidi" w:eastAsia="標楷體" w:hAnsiTheme="majorBidi" w:cstheme="majorBidi"/>
+          <w:bCs/>
+          <w:w w:val="80"/>
+          <w:sz w:val="26"/>
+          <w:szCs w:val="26"/>
+        </w:rPr>
+      </w:pPr>
+      <w:r>
+        <w:rPr>
           <w:rFonts w:asciiTheme="majorBidi" w:eastAsia="標楷體" w:hAnsiTheme="majorBidi" w:cstheme="majorBidi" w:hint="eastAsia"/>
           <w:bCs/>
           <w:w w:val="80"/>
           <w:sz w:val="26"/>
           <w:szCs w:val="26"/>
         </w:rPr>
-      </w:pPr>
-      <w:r>
-        <w:rPr>
-          <w:rFonts w:asciiTheme="majorBidi" w:eastAsia="標楷體" w:hAnsiTheme="majorBidi" w:cstheme="majorBidi" w:hint="eastAsia"/>
-          <w:bCs/>
-          <w:w w:val="80"/>
-          <w:sz w:val="26"/>
-          <w:szCs w:val="26"/>
-        </w:rPr>
-        <w:t>我的家庭、朋友、健康，攏是主的賞賜。歡喜來主面前，感謝</w:t>
-      </w:r>
-      <w:proofErr w:type="gramStart"/>
-      <w:r>
-        <w:rPr>
-          <w:rFonts w:asciiTheme="majorBidi" w:eastAsia="標楷體" w:hAnsiTheme="majorBidi" w:cstheme="majorBidi" w:hint="eastAsia"/>
-          <w:bCs/>
-          <w:w w:val="80"/>
-          <w:sz w:val="26"/>
-          <w:szCs w:val="26"/>
-        </w:rPr>
-        <w:t>祂</w:t>
-      </w:r>
-      <w:proofErr w:type="gramEnd"/>
-      <w:r>
-        <w:rPr>
-          <w:rFonts w:asciiTheme="majorBidi" w:eastAsia="標楷體" w:hAnsiTheme="majorBidi" w:cstheme="majorBidi" w:hint="eastAsia"/>
-          <w:bCs/>
-          <w:w w:val="80"/>
-          <w:sz w:val="26"/>
-          <w:szCs w:val="26"/>
-        </w:rPr>
-        <w:t>極大恩惠。</w:t>
+        <w:t>我的家庭、朋友、健康，攏是主的賞賜。歡喜來主面前，感謝祂極大恩惠。</w:t>
       </w:r>
     </w:p>
     <w:p>
@@ -3775,7 +2939,6 @@
           <w:szCs w:val="26"/>
         </w:rPr>
       </w:pPr>
-      <w:proofErr w:type="gramStart"/>
       <w:r>
         <w:rPr>
           <w:rFonts w:asciiTheme="majorBidi" w:eastAsia="標楷體" w:hAnsiTheme="majorBidi" w:cstheme="majorBidi" w:hint="eastAsia"/>
@@ -3784,18 +2947,7 @@
           <w:sz w:val="26"/>
           <w:szCs w:val="26"/>
         </w:rPr>
-        <w:t>主啊</w:t>
-      </w:r>
-      <w:proofErr w:type="gramEnd"/>
-      <w:r>
-        <w:rPr>
-          <w:rFonts w:asciiTheme="majorBidi" w:eastAsia="標楷體" w:hAnsiTheme="majorBidi" w:cstheme="majorBidi" w:hint="eastAsia"/>
-          <w:bCs/>
-          <w:w w:val="80"/>
-          <w:sz w:val="26"/>
-          <w:szCs w:val="26"/>
-        </w:rPr>
-        <w:t>，我感謝祢，我感謝祢的愛疼！祢願意揀選我，祢揀選我做祢的工！</w:t>
+        <w:t>主啊，我感謝祢，我感謝祢的愛疼！祢願意揀選我，祢揀選我做祢的工！</w:t>
       </w:r>
     </w:p>
     <w:p>
@@ -3828,13 +2980,23 @@
         <w:spacing w:line="300" w:lineRule="exact"/>
         <w:ind w:leftChars="-59" w:left="-142"/>
         <w:rPr>
+          <w:rFonts w:asciiTheme="majorBidi" w:eastAsia="標楷體" w:hAnsiTheme="majorBidi" w:cstheme="majorBidi"/>
+          <w:bCs/>
+          <w:w w:val="80"/>
+          <w:sz w:val="26"/>
+          <w:szCs w:val="26"/>
+        </w:rPr>
+      </w:pPr>
+      <w:r>
+        <w:rPr>
           <w:rFonts w:asciiTheme="majorBidi" w:eastAsia="標楷體" w:hAnsiTheme="majorBidi" w:cstheme="majorBidi" w:hint="eastAsia"/>
           <w:bCs/>
           <w:w w:val="80"/>
           <w:sz w:val="26"/>
           <w:szCs w:val="26"/>
         </w:rPr>
-      </w:pPr>
+        <w:t>我拿什麼</w:t>
+      </w:r>
       <w:r>
         <w:rPr>
           <w:rFonts w:asciiTheme="majorBidi" w:eastAsia="標楷體" w:hAnsiTheme="majorBidi" w:cstheme="majorBidi" w:hint="eastAsia"/>
@@ -3843,7 +3005,7 @@
           <w:sz w:val="26"/>
           <w:szCs w:val="26"/>
         </w:rPr>
-        <w:t>我拿什麼</w:t>
+        <w:t xml:space="preserve"> </w:t>
       </w:r>
       <w:r>
         <w:rPr>
@@ -3853,7 +3015,7 @@
           <w:sz w:val="26"/>
           <w:szCs w:val="26"/>
         </w:rPr>
-        <w:t xml:space="preserve"> </w:t>
+        <w:t>來獻給親愛的救主做永遠禮物？我拿什麼</w:t>
       </w:r>
       <w:r>
         <w:rPr>
@@ -3863,7 +3025,7 @@
           <w:sz w:val="26"/>
           <w:szCs w:val="26"/>
         </w:rPr>
-        <w:t>來獻給親愛的救主做永遠禮物？我拿什麼</w:t>
+        <w:t xml:space="preserve"> </w:t>
       </w:r>
       <w:r>
         <w:rPr>
@@ -3873,61 +3035,7 @@
           <w:sz w:val="26"/>
           <w:szCs w:val="26"/>
         </w:rPr>
-        <w:t xml:space="preserve"> </w:t>
-      </w:r>
-      <w:r>
-        <w:rPr>
-          <w:rFonts w:asciiTheme="majorBidi" w:eastAsia="標楷體" w:hAnsiTheme="majorBidi" w:cstheme="majorBidi" w:hint="eastAsia"/>
-          <w:bCs/>
-          <w:w w:val="80"/>
-          <w:sz w:val="26"/>
-          <w:szCs w:val="26"/>
-        </w:rPr>
-        <w:t>來</w:t>
-      </w:r>
-      <w:proofErr w:type="gramStart"/>
-      <w:r>
-        <w:rPr>
-          <w:rFonts w:asciiTheme="majorBidi" w:eastAsia="標楷體" w:hAnsiTheme="majorBidi" w:cstheme="majorBidi" w:hint="eastAsia"/>
-          <w:bCs/>
-          <w:w w:val="80"/>
-          <w:sz w:val="26"/>
-          <w:szCs w:val="26"/>
-        </w:rPr>
-        <w:t>報答疼</w:t>
-      </w:r>
-      <w:proofErr w:type="gramEnd"/>
-      <w:r>
-        <w:rPr>
-          <w:rFonts w:asciiTheme="majorBidi" w:eastAsia="標楷體" w:hAnsiTheme="majorBidi" w:cstheme="majorBidi" w:hint="eastAsia"/>
-          <w:bCs/>
-          <w:w w:val="80"/>
-          <w:sz w:val="26"/>
-          <w:szCs w:val="26"/>
-        </w:rPr>
-        <w:t>我的救主，能使</w:t>
-      </w:r>
-      <w:proofErr w:type="gramStart"/>
-      <w:r>
-        <w:rPr>
-          <w:rFonts w:asciiTheme="majorBidi" w:eastAsia="標楷體" w:hAnsiTheme="majorBidi" w:cstheme="majorBidi" w:hint="eastAsia"/>
-          <w:bCs/>
-          <w:w w:val="80"/>
-          <w:sz w:val="26"/>
-          <w:szCs w:val="26"/>
-        </w:rPr>
-        <w:t>祂</w:t>
-      </w:r>
-      <w:proofErr w:type="gramEnd"/>
-      <w:r>
-        <w:rPr>
-          <w:rFonts w:asciiTheme="majorBidi" w:eastAsia="標楷體" w:hAnsiTheme="majorBidi" w:cstheme="majorBidi" w:hint="eastAsia"/>
-          <w:bCs/>
-          <w:w w:val="80"/>
-          <w:sz w:val="26"/>
-          <w:szCs w:val="26"/>
-        </w:rPr>
-        <w:t>歡喜？</w:t>
+        <w:t>來報答疼我的救主，能使祂歡喜？</w:t>
       </w:r>
     </w:p>
     <w:p>
@@ -3967,7 +3075,6 @@
           <w:szCs w:val="26"/>
         </w:rPr>
       </w:pPr>
-      <w:proofErr w:type="gramStart"/>
       <w:r>
         <w:rPr>
           <w:rFonts w:asciiTheme="majorBidi" w:eastAsia="標楷體" w:hAnsiTheme="majorBidi" w:cstheme="majorBidi" w:hint="eastAsia"/>
@@ -3976,18 +3083,7 @@
           <w:sz w:val="26"/>
           <w:szCs w:val="26"/>
         </w:rPr>
-        <w:t>主啊</w:t>
-      </w:r>
-      <w:proofErr w:type="gramEnd"/>
-      <w:r>
-        <w:rPr>
-          <w:rFonts w:asciiTheme="majorBidi" w:eastAsia="標楷體" w:hAnsiTheme="majorBidi" w:cstheme="majorBidi" w:hint="eastAsia"/>
-          <w:bCs/>
-          <w:w w:val="80"/>
-          <w:sz w:val="26"/>
-          <w:szCs w:val="26"/>
-        </w:rPr>
-        <w:t>，我感謝祢，我感謝祢的愛疼！祢願意揀選我，祢揀選我做祢的工！</w:t>
+        <w:t>主啊，我感謝祢，我感謝祢的愛疼！祢願意揀選我，祢揀選我做祢的工！</w:t>
       </w:r>
     </w:p>
     <w:p>
@@ -4066,6 +3162,7 @@
       <w:r>
         <w:rPr>
           <w:noProof/>
+          <w:lang w:bidi="he-IL"/>
         </w:rPr>
         <mc:AlternateContent>
           <mc:Choice Requires="wpg">
@@ -4201,47 +3298,7 @@
                                   <w:w w:val="90"/>
                                   <w:szCs w:val="24"/>
                                 </w:rPr>
-                                <w:t>我們因信主耶穌基督而蒙　神國福音的恩典，成為基督的肢體，並按主的命令彼此相愛。因此我們奉獻自己成為基督的教會的</w:t>
-                              </w:r>
-                              <w:proofErr w:type="gramStart"/>
-                              <w:r>
-                                <w:rPr>
-                                  <w:rFonts w:ascii="文鼎粗魏碑" w:eastAsia="文鼎粗魏碑" w:cstheme="minorHAnsi" w:hint="eastAsia"/>
-                                  <w:color w:val="0D0D0D" w:themeColor="text1" w:themeTint="F2"/>
-                                  <w:w w:val="90"/>
-                                  <w:szCs w:val="24"/>
-                                </w:rPr>
-                                <w:t>事奉者</w:t>
-                              </w:r>
-                              <w:proofErr w:type="gramEnd"/>
-                              <w:r>
-                                <w:rPr>
-                                  <w:rFonts w:ascii="文鼎粗魏碑" w:eastAsia="文鼎粗魏碑" w:cstheme="minorHAnsi" w:hint="eastAsia"/>
-                                  <w:color w:val="0D0D0D" w:themeColor="text1" w:themeTint="F2"/>
-                                  <w:w w:val="90"/>
-                                  <w:szCs w:val="24"/>
-                                </w:rPr>
-                                <w:t>，用彼此事奉、彼此順服、彼此成全，和彼此學習的心，效法基督成為服事人的僕人。將服事會眾的事看為優先，以服事</w:t>
-                              </w:r>
-                              <w:proofErr w:type="gramStart"/>
-                              <w:r>
-                                <w:rPr>
-                                  <w:rFonts w:ascii="文鼎粗魏碑" w:eastAsia="文鼎粗魏碑" w:cstheme="minorHAnsi" w:hint="eastAsia"/>
-                                  <w:color w:val="0D0D0D" w:themeColor="text1" w:themeTint="F2"/>
-                                  <w:w w:val="90"/>
-                                  <w:szCs w:val="24"/>
-                                </w:rPr>
-                                <w:t>會眾來服事</w:t>
-                              </w:r>
-                              <w:proofErr w:type="gramEnd"/>
-                              <w:r>
-                                <w:rPr>
-                                  <w:rFonts w:ascii="文鼎粗魏碑" w:eastAsia="文鼎粗魏碑" w:cstheme="minorHAnsi" w:hint="eastAsia"/>
-                                  <w:color w:val="0D0D0D" w:themeColor="text1" w:themeTint="F2"/>
-                                  <w:w w:val="90"/>
-                                  <w:szCs w:val="24"/>
-                                </w:rPr>
-                                <w:t xml:space="preserve">　神。使我們與我們得救的身分相稱。</w:t>
+                                <w:t>我們因信主耶穌基督而蒙　神國福音的恩典，成為基督的肢體，並按主的命令彼此相愛。因此我們奉獻自己成為基督的教會的事奉者，用彼此事奉、彼此順服、彼此成全，和彼此學習的心，效法基督成為服事人的僕人。將服事會眾的事看為優先，以服事會眾來服事　神。使我們與我們得救的身分相稱。</w:t>
                               </w:r>
                             </w:p>
                           </w:txbxContent>
@@ -4267,7 +3324,7 @@
           </mc:Choice>
           <mc:Fallback>
             <w:pict>
-              <v:group w14:anchorId="789743EB" id="群組 21" o:spid="_x0000_s1026" style="position:absolute;margin-left:538.15pt;margin-top:28.9pt;width:134.65pt;height:261.65pt;z-index:251664384;mso-position-horizontal-relative:page;mso-position-vertical-relative:page;mso-width-relative:margin;mso-height-relative:margin" coordsize="17094,33223" o:gfxdata="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">
+              <v:group w14:anchorId="789743EB" id="群組 21" o:spid="_x0000_s1026" style="position:absolute;margin-left:538.15pt;margin-top:28.9pt;width:134.65pt;height:261.65pt;z-index:251664384;mso-position-horizontal-relative:page;mso-position-vertical-relative:page;mso-width-relative:margin;mso-height-relative:margin" coordsize="17094,33223" o:gfxdata="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">
                 <v:shapetype id="_x0000_t75" coordsize="21600,21600" o:spt="75" o:preferrelative="t" path="m@4@5l@4@11@9@11@9@5xe" filled="f" stroked="f">
                   <v:stroke joinstyle="miter"/>
                   <v:formulas>
@@ -4287,10 +3344,11 @@
                   <v:path o:extrusionok="f" gradientshapeok="t" o:connecttype="rect"/>
                   <o:lock v:ext="edit" aspectratio="t"/>
                 </v:shapetype>
-                <v:shape id="圖片 18" o:spid="_x0000_s1027" type="#_x0000_t75" style="position:absolute;left:-8065;top:8065;width:33223;height:17094;rotation:90;visibility:visible;mso-wrap-style:square" o:gfxdata="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">
+                <v:shape id="圖片 18" o:spid="_x0000_s1027" type="#_x0000_t75" style="position:absolute;left:-8065;top:8065;width:33223;height:17094;rotation:90;visibility:visible;mso-wrap-style:square" o:gfxdata="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">
                   <v:imagedata r:id="rId9" o:title=""/>
+                  <v:path arrowok="t"/>
                 </v:shape>
-                <v:roundrect id="圓角矩形 7" o:spid="_x0000_s1028" style="position:absolute;left:1666;top:2875;width:14086;height:28296;visibility:visible;mso-wrap-style:square;v-text-anchor:top" arcsize="3131f" o:gfxdata="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" filled="f" stroked="f" strokeweight="2.5pt">
+                <v:roundrect id="圓角矩形 7" o:spid="_x0000_s1028" style="position:absolute;left:1666;top:2875;width:14086;height:28296;visibility:visible;mso-wrap-style:square;v-text-anchor:top" arcsize="3131f" o:gfxdata="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" filled="f" stroked="f" strokeweight="2.5pt">
                   <v:stroke joinstyle="miter"/>
                   <v:textbox style="layout-flow:vertical-ideographic" inset="1mm,1mm,1mm,1mm">
                     <w:txbxContent>
@@ -4335,47 +3393,7 @@
                             <w:w w:val="90"/>
                             <w:szCs w:val="24"/>
                           </w:rPr>
-                          <w:t>我們因信主耶穌基督而蒙　神國福音的恩典，成為基督的肢體，並按主的命令彼此相愛。因此我們奉獻自己成為基督的教會的</w:t>
-                        </w:r>
-                        <w:proofErr w:type="gramStart"/>
-                        <w:r>
-                          <w:rPr>
-                            <w:rFonts w:ascii="文鼎粗魏碑" w:eastAsia="文鼎粗魏碑" w:cstheme="minorHAnsi" w:hint="eastAsia"/>
-                            <w:color w:val="0D0D0D" w:themeColor="text1" w:themeTint="F2"/>
-                            <w:w w:val="90"/>
-                            <w:szCs w:val="24"/>
-                          </w:rPr>
-                          <w:t>事奉者</w:t>
-                        </w:r>
-                        <w:proofErr w:type="gramEnd"/>
-                        <w:r>
-                          <w:rPr>
-                            <w:rFonts w:ascii="文鼎粗魏碑" w:eastAsia="文鼎粗魏碑" w:cstheme="minorHAnsi" w:hint="eastAsia"/>
-                            <w:color w:val="0D0D0D" w:themeColor="text1" w:themeTint="F2"/>
-                            <w:w w:val="90"/>
-                            <w:szCs w:val="24"/>
-                          </w:rPr>
-                          <w:t>，用彼此事奉、彼此順服、彼此成全，和彼此學習的心，效法基督成為服事人的僕人。將服事會眾的事看為優先，以服事</w:t>
-                        </w:r>
-                        <w:proofErr w:type="gramStart"/>
-                        <w:r>
-                          <w:rPr>
-                            <w:rFonts w:ascii="文鼎粗魏碑" w:eastAsia="文鼎粗魏碑" w:cstheme="minorHAnsi" w:hint="eastAsia"/>
-                            <w:color w:val="0D0D0D" w:themeColor="text1" w:themeTint="F2"/>
-                            <w:w w:val="90"/>
-                            <w:szCs w:val="24"/>
-                          </w:rPr>
-                          <w:t>會眾來服事</w:t>
-                        </w:r>
-                        <w:proofErr w:type="gramEnd"/>
-                        <w:r>
-                          <w:rPr>
-                            <w:rFonts w:ascii="文鼎粗魏碑" w:eastAsia="文鼎粗魏碑" w:cstheme="minorHAnsi" w:hint="eastAsia"/>
-                            <w:color w:val="0D0D0D" w:themeColor="text1" w:themeTint="F2"/>
-                            <w:w w:val="90"/>
-                            <w:szCs w:val="24"/>
-                          </w:rPr>
-                          <w:t xml:space="preserve">　神。使我們與我們得救的身分相稱。</w:t>
+                          <w:t>我們因信主耶穌基督而蒙　神國福音的恩典，成為基督的肢體，並按主的命令彼此相愛。因此我們奉獻自己成為基督的教會的事奉者，用彼此事奉、彼此順服、彼此成全，和彼此學習的心，效法基督成為服事人的僕人。將服事會眾的事看為優先，以服事會眾來服事　神。使我們與我們得救的身分相稱。</w:t>
                         </w:r>
                       </w:p>
                     </w:txbxContent>
@@ -4390,6 +3408,7 @@
       <w:r>
         <w:rPr>
           <w:noProof/>
+          <w:lang w:bidi="he-IL"/>
         </w:rPr>
         <w:drawing>
           <wp:anchor distT="0" distB="0" distL="114300" distR="114300" simplePos="0" relativeHeight="251660288" behindDoc="0" locked="0" layoutInCell="1" allowOverlap="1" wp14:anchorId="0030E694" wp14:editId="20BCA934">
@@ -4450,6 +3469,7 @@
       <w:r>
         <w:rPr>
           <w:noProof/>
+          <w:lang w:bidi="he-IL"/>
         </w:rPr>
         <w:drawing>
           <wp:anchor distT="0" distB="0" distL="114300" distR="114300" simplePos="0" relativeHeight="251656192" behindDoc="0" locked="0" layoutInCell="1" allowOverlap="1" wp14:anchorId="7EAAEB92" wp14:editId="352781AB">
@@ -4530,6 +3550,7 @@
       <w:r>
         <w:rPr>
           <w:noProof/>
+          <w:lang w:bidi="he-IL"/>
         </w:rPr>
         <mc:AlternateContent>
           <mc:Choice Requires="wpg">
@@ -4598,7 +3619,6 @@
                                 </w:rPr>
                                 <w:t>聚會時間表</w:t>
                               </w:r>
-                              <w:proofErr w:type="gramStart"/>
                               <w:r>
                                 <w:rPr>
                                   <w:rFonts w:ascii="Barlow Condensed Medium" w:eastAsia="華康正顏楷體W9" w:hAnsi="Barlow Condensed Medium" w:cstheme="minorHAnsi" w:hint="eastAsia"/>
@@ -4608,7 +3628,6 @@
                                 </w:rPr>
                                 <w:t>》</w:t>
                               </w:r>
-                              <w:proofErr w:type="gramEnd"/>
                             </w:p>
                             <w:tbl>
                               <w:tblPr>
@@ -5382,7 +4401,6 @@
                                         <w:szCs w:val="26"/>
                                       </w:rPr>
                                     </w:pPr>
-                                    <w:proofErr w:type="gramStart"/>
                                     <w:r>
                                       <w:rPr>
                                         <w:rFonts w:ascii="Barlow Condensed Medium" w:eastAsia="標楷體" w:hAnsi="Barlow Condensed Medium" w:hint="eastAsia"/>
@@ -5393,7 +4411,6 @@
                                       </w:rPr>
                                       <w:t>拿細耳</w:t>
                                     </w:r>
-                                    <w:proofErr w:type="gramEnd"/>
                                     <w:r>
                                       <w:rPr>
                                         <w:rFonts w:ascii="Barlow Condensed Medium" w:eastAsia="標楷體" w:hAnsi="Barlow Condensed Medium" w:hint="eastAsia"/>
@@ -5547,7 +4564,6 @@
                                         <w:szCs w:val="26"/>
                                       </w:rPr>
                                     </w:pPr>
-                                    <w:proofErr w:type="gramStart"/>
                                     <w:r>
                                       <w:rPr>
                                         <w:rFonts w:ascii="Barlow Condensed Medium" w:eastAsia="標楷體" w:hAnsi="Barlow Condensed Medium" w:hint="eastAsia"/>
@@ -5558,7 +4574,6 @@
                                       </w:rPr>
                                       <w:t>社青小組</w:t>
                                     </w:r>
-                                    <w:proofErr w:type="gramEnd"/>
                                   </w:p>
                                 </w:tc>
                                 <w:tc>
@@ -5752,7 +4767,6 @@
                                         <w:szCs w:val="26"/>
                                       </w:rPr>
                                     </w:pPr>
-                                    <w:proofErr w:type="gramStart"/>
                                     <w:r>
                                       <w:rPr>
                                         <w:rFonts w:ascii="Barlow Condensed Medium" w:eastAsia="標楷體" w:hAnsi="Barlow Condensed Medium"/>
@@ -5763,7 +4777,6 @@
                                       </w:rPr>
                                       <w:t>明憲家</w:t>
                                     </w:r>
-                                    <w:proofErr w:type="gramEnd"/>
                                   </w:p>
                                 </w:tc>
                               </w:tr>
@@ -6342,12 +5355,12 @@
           </mc:Choice>
           <mc:Fallback>
             <w:pict>
-              <v:group w14:anchorId="5DF93223" id="群組 24" o:spid="_x0000_s1029" style="position:absolute;margin-left:533.85pt;margin-top:298.55pt;width:140.3pt;height:259.35pt;z-index:251662336;mso-position-horizontal-relative:page;mso-position-vertical-relative:page;mso-width-relative:margin;mso-height-relative:margin" coordsize="17818,32941" o:gfxdata="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">
+              <v:group w14:anchorId="5DF93223" id="群組 24" o:spid="_x0000_s1029" style="position:absolute;margin-left:533.85pt;margin-top:298.55pt;width:140.3pt;height:259.35pt;z-index:251662336;mso-position-horizontal-relative:page;mso-position-vertical-relative:page;mso-width-relative:margin;mso-height-relative:margin" coordsize="17818,32941" o:gfxdata="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">
                 <v:shapetype id="_x0000_t202" coordsize="21600,21600" o:spt="202" path="m,l,21600r21600,l21600,xe">
                   <v:stroke joinstyle="miter"/>
                   <v:path gradientshapeok="t" o:connecttype="rect"/>
                 </v:shapetype>
-                <v:shape id="_x0000_s1030" type="#_x0000_t202" style="position:absolute;left:351;top:293;width:17279;height:32590;visibility:visible;mso-wrap-style:square;v-text-anchor:top" o:gfxdata="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" stroked="f">
+                <v:shape id="_x0000_s1030" type="#_x0000_t202" style="position:absolute;left:351;top:293;width:17279;height:32590;visibility:visible;mso-wrap-style:square;v-text-anchor:top" o:gfxdata="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" stroked="f">
                   <v:textbox inset="0,0,0,0">
                     <w:txbxContent>
                       <w:p>
@@ -6364,7 +5377,6 @@
                           </w:rPr>
                           <w:t>聚會時間表</w:t>
                         </w:r>
-                        <w:proofErr w:type="gramStart"/>
                         <w:r>
                           <w:rPr>
                             <w:rFonts w:ascii="Barlow Condensed Medium" w:eastAsia="華康正顏楷體W9" w:hAnsi="Barlow Condensed Medium" w:cstheme="minorHAnsi" w:hint="eastAsia"/>
@@ -6374,7 +5386,6 @@
                           </w:rPr>
                           <w:t>》</w:t>
                         </w:r>
-                        <w:proofErr w:type="gramEnd"/>
                       </w:p>
                       <w:tbl>
                         <w:tblPr>
@@ -7148,7 +6159,6 @@
                                   <w:szCs w:val="26"/>
                                 </w:rPr>
                               </w:pPr>
-                              <w:proofErr w:type="gramStart"/>
                               <w:r>
                                 <w:rPr>
                                   <w:rFonts w:ascii="Barlow Condensed Medium" w:eastAsia="標楷體" w:hAnsi="Barlow Condensed Medium" w:hint="eastAsia"/>
@@ -7159,7 +6169,6 @@
                                 </w:rPr>
                                 <w:t>拿細耳</w:t>
                               </w:r>
-                              <w:proofErr w:type="gramEnd"/>
                               <w:r>
                                 <w:rPr>
                                   <w:rFonts w:ascii="Barlow Condensed Medium" w:eastAsia="標楷體" w:hAnsi="Barlow Condensed Medium" w:hint="eastAsia"/>
@@ -7313,7 +6322,6 @@
                                   <w:szCs w:val="26"/>
                                 </w:rPr>
                               </w:pPr>
-                              <w:proofErr w:type="gramStart"/>
                               <w:r>
                                 <w:rPr>
                                   <w:rFonts w:ascii="Barlow Condensed Medium" w:eastAsia="標楷體" w:hAnsi="Barlow Condensed Medium" w:hint="eastAsia"/>
@@ -7324,7 +6332,6 @@
                                 </w:rPr>
                                 <w:t>社青小組</w:t>
                               </w:r>
-                              <w:proofErr w:type="gramEnd"/>
                             </w:p>
                           </w:tc>
                           <w:tc>
@@ -7518,7 +6525,6 @@
                                   <w:szCs w:val="26"/>
                                 </w:rPr>
                               </w:pPr>
-                              <w:proofErr w:type="gramStart"/>
                               <w:r>
                                 <w:rPr>
                                   <w:rFonts w:ascii="Barlow Condensed Medium" w:eastAsia="標楷體" w:hAnsi="Barlow Condensed Medium"/>
@@ -7529,7 +6535,6 @@
                                 </w:rPr>
                                 <w:t>明憲家</w:t>
                               </w:r>
-                              <w:proofErr w:type="gramEnd"/>
                             </w:p>
                           </w:tc>
                         </w:tr>
@@ -8045,7 +7050,7 @@
                     </w:txbxContent>
                   </v:textbox>
                 </v:shape>
-                <v:roundrect id="圓角矩形 5" o:spid="_x0000_s1031" style="position:absolute;width:17818;height:32941;visibility:visible;mso-wrap-style:square;v-text-anchor:middle" arcsize="2169f" o:gfxdata="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" filled="f" strokecolor="#5a5a5a [2109]" strokeweight="2.5pt">
+                <v:roundrect id="圓角矩形 5" o:spid="_x0000_s1031" style="position:absolute;width:17818;height:32941;visibility:visible;mso-wrap-style:square;v-text-anchor:middle" arcsize="2169f" o:gfxdata="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" filled="f" strokecolor="#5a5a5a [2109]" strokeweight="2.5pt">
                   <v:stroke joinstyle="miter"/>
                 </v:roundrect>
                 <w10:wrap anchorx="page" anchory="page"/>
@@ -8102,6 +7107,7 @@
         <w:rPr>
           <w:rFonts w:ascii="Barlow Condensed Medium" w:hAnsi="Barlow Condensed Medium"/>
           <w:noProof/>
+          <w:lang w:bidi="he-IL"/>
         </w:rPr>
         <mc:AlternateContent>
           <mc:Choice Requires="wpg">
@@ -8470,7 +7476,6 @@
                                         <w:szCs w:val="26"/>
                                       </w:rPr>
                                     </w:pPr>
-                                    <w:proofErr w:type="gramStart"/>
                                     <w:r>
                                       <w:rPr>
                                         <w:rFonts w:ascii="Barlow Condensed Medium" w:eastAsia="華康儷楷書" w:hAnsi="Barlow Condensed Medium" w:cs="華康儷楷書" w:hint="eastAsia"/>
@@ -8479,18 +7484,7 @@
                                         <w:sz w:val="26"/>
                                         <w:szCs w:val="26"/>
                                       </w:rPr>
-                                      <w:t>恩待我們</w:t>
-                                    </w:r>
-                                    <w:proofErr w:type="gramEnd"/>
-                                    <w:r>
-                                      <w:rPr>
-                                        <w:rFonts w:ascii="Barlow Condensed Medium" w:eastAsia="華康儷楷書" w:hAnsi="Barlow Condensed Medium" w:cs="華康儷楷書" w:hint="eastAsia"/>
-                                        <w:color w:val="000000" w:themeColor="text1"/>
-                                        <w:w w:val="75"/>
-                                        <w:sz w:val="26"/>
-                                        <w:szCs w:val="26"/>
-                                      </w:rPr>
-                                      <w:t>片時</w:t>
+                                      <w:t>恩待我們片時</w:t>
                                     </w:r>
                                   </w:p>
                                 </w:tc>
@@ -8842,7 +7836,6 @@
                                         <w:szCs w:val="26"/>
                                       </w:rPr>
                                     </w:pPr>
-                                    <w:proofErr w:type="gramStart"/>
                                     <w:r>
                                       <w:rPr>
                                         <w:rFonts w:ascii="Barlow Condensed Medium" w:eastAsia="華康中黑體" w:hAnsi="Barlow Condensed Medium" w:hint="eastAsia"/>
@@ -8852,7 +7845,6 @@
                                       </w:rPr>
                                       <w:t>啟應</w:t>
                                     </w:r>
-                                    <w:proofErr w:type="gramEnd"/>
                                     <w:r>
                                       <w:rPr>
                                         <w:rFonts w:ascii="Barlow Condensed Medium" w:eastAsia="華康中黑體" w:hAnsi="Barlow Condensed Medium" w:hint="eastAsia"/>
@@ -9078,8 +8070,8 @@
           </mc:Choice>
           <mc:Fallback>
             <w:pict>
-              <v:group w14:anchorId="0AB0FEB2" id="群組 19" o:spid="_x0000_s1032" style="position:absolute;left:0;text-align:left;margin-left:534.4pt;margin-top:567.3pt;width:140.6pt;height:130.1pt;z-index:251652096;mso-position-horizontal-relative:page;mso-position-vertical-relative:page;mso-width-relative:margin;mso-height-relative:margin" coordorigin="108" coordsize="17868,16510" o:gfxdata="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">
-                <v:shape id="_x0000_s1033" type="#_x0000_t202" style="position:absolute;left:317;top:444;width:17634;height:15621;visibility:visible;mso-wrap-style:square;v-text-anchor:top" o:gfxdata="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" stroked="f">
+              <v:group w14:anchorId="0AB0FEB2" id="群組 19" o:spid="_x0000_s1032" style="position:absolute;left:0;text-align:left;margin-left:534.4pt;margin-top:567.3pt;width:140.6pt;height:130.1pt;z-index:251652096;mso-position-horizontal-relative:page;mso-position-vertical-relative:page;mso-width-relative:margin;mso-height-relative:margin" coordorigin="108" coordsize="17868,16510" o:gfxdata="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">
+                <v:shape id="_x0000_s1033" type="#_x0000_t202" style="position:absolute;left:317;top:444;width:17634;height:15621;visibility:visible;mso-wrap-style:square;v-text-anchor:top" o:gfxdata="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" stroked="f">
                   <v:textbox inset="0,0,0,0">
                     <w:txbxContent>
                       <w:p>
@@ -9396,7 +8388,6 @@
                                   <w:szCs w:val="26"/>
                                 </w:rPr>
                               </w:pPr>
-                              <w:proofErr w:type="gramStart"/>
                               <w:r>
                                 <w:rPr>
                                   <w:rFonts w:ascii="Barlow Condensed Medium" w:eastAsia="華康儷楷書" w:hAnsi="Barlow Condensed Medium" w:cs="華康儷楷書" w:hint="eastAsia"/>
@@ -9405,18 +8396,7 @@
                                   <w:sz w:val="26"/>
                                   <w:szCs w:val="26"/>
                                 </w:rPr>
-                                <w:t>恩待我們</w:t>
-                              </w:r>
-                              <w:proofErr w:type="gramEnd"/>
-                              <w:r>
-                                <w:rPr>
-                                  <w:rFonts w:ascii="Barlow Condensed Medium" w:eastAsia="華康儷楷書" w:hAnsi="Barlow Condensed Medium" w:cs="華康儷楷書" w:hint="eastAsia"/>
-                                  <w:color w:val="000000" w:themeColor="text1"/>
-                                  <w:w w:val="75"/>
-                                  <w:sz w:val="26"/>
-                                  <w:szCs w:val="26"/>
-                                </w:rPr>
-                                <w:t>片時</w:t>
+                                <w:t>恩待我們片時</w:t>
                               </w:r>
                             </w:p>
                           </w:tc>
@@ -9768,7 +8748,6 @@
                                   <w:szCs w:val="26"/>
                                 </w:rPr>
                               </w:pPr>
-                              <w:proofErr w:type="gramStart"/>
                               <w:r>
                                 <w:rPr>
                                   <w:rFonts w:ascii="Barlow Condensed Medium" w:eastAsia="華康中黑體" w:hAnsi="Barlow Condensed Medium" w:hint="eastAsia"/>
@@ -9778,7 +8757,6 @@
                                 </w:rPr>
                                 <w:t>啟應</w:t>
                               </w:r>
-                              <w:proofErr w:type="gramEnd"/>
                               <w:r>
                                 <w:rPr>
                                   <w:rFonts w:ascii="Barlow Condensed Medium" w:eastAsia="華康中黑體" w:hAnsi="Barlow Condensed Medium" w:hint="eastAsia"/>
@@ -9941,7 +8919,7 @@
                     </w:txbxContent>
                   </v:textbox>
                 </v:shape>
-                <v:roundrect id="圓角矩形 25" o:spid="_x0000_s1034" style="position:absolute;left:108;width:17869;height:16510;visibility:visible;mso-wrap-style:square;v-text-anchor:middle" arcsize="4542f" o:gfxdata="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" filled="f" strokecolor="#5a5a5a [2109]" strokeweight="2.5pt">
+                <v:roundrect id="圓角矩形 25" o:spid="_x0000_s1034" style="position:absolute;left:108;width:17869;height:16510;visibility:visible;mso-wrap-style:square;v-text-anchor:middle" arcsize="4542f" o:gfxdata="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" filled="f" strokecolor="#5a5a5a [2109]" strokeweight="2.5pt">
                   <v:stroke joinstyle="miter"/>
                 </v:roundrect>
                 <w10:wrap anchorx="page" anchory="page"/>
@@ -9988,6 +8966,7 @@
         <w:rPr>
           <w:rFonts w:ascii="Barlow Condensed Medium" w:hAnsi="Barlow Condensed Medium"/>
           <w:noProof/>
+          <w:lang w:bidi="he-IL"/>
         </w:rPr>
         <mc:AlternateContent>
           <mc:Choice Requires="wps">
@@ -10109,7 +9088,7 @@
           </mc:Choice>
           <mc:Fallback>
             <w:pict>
-              <v:shape w14:anchorId="76BD7DFF" id="文字方塊 2" o:spid="_x0000_s1035" type="#_x0000_t202" style="position:absolute;margin-left:31.4pt;margin-top:-54.1pt;width:109.8pt;height:110.6pt;z-index:251667456;visibility:visible;mso-wrap-style:square;mso-width-percent:0;mso-height-percent:200;mso-wrap-distance-left:9pt;mso-wrap-distance-top:3.6pt;mso-wrap-distance-right:9pt;mso-wrap-distance-bottom:3.6pt;mso-position-horizontal:absolute;mso-position-horizontal-relative:text;mso-position-vertical:absolute;mso-position-vertical-relative:text;mso-width-percent:0;mso-height-percent:200;mso-width-relative:margin;mso-height-relative:margin;v-text-anchor:top" o:gfxdata="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" filled="f" stroked="f">
+              <v:shape w14:anchorId="76BD7DFF" id="文字方塊 2" o:spid="_x0000_s1035" type="#_x0000_t202" style="position:absolute;margin-left:31.4pt;margin-top:-54.1pt;width:109.8pt;height:110.6pt;z-index:251667456;visibility:visible;mso-wrap-style:square;mso-width-percent:0;mso-height-percent:200;mso-wrap-distance-left:9pt;mso-wrap-distance-top:3.6pt;mso-wrap-distance-right:9pt;mso-wrap-distance-bottom:3.6pt;mso-position-horizontal:absolute;mso-position-horizontal-relative:text;mso-position-vertical:absolute;mso-position-vertical-relative:text;mso-width-percent:0;mso-height-percent:200;mso-width-relative:margin;mso-height-relative:margin;v-text-anchor:top" o:gfxdata="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" filled="f" stroked="f">
                 <v:textbox style="mso-fit-shape-to-text:t" inset="1mm,1mm,1mm,1mm">
                   <w:txbxContent>
                     <w:p>
@@ -10210,6 +9189,7 @@
         <w:rPr>
           <w:rFonts w:ascii="Barlow Condensed Medium" w:hAnsi="Barlow Condensed Medium"/>
           <w:noProof/>
+          <w:lang w:bidi="he-IL"/>
         </w:rPr>
         <mc:AlternateContent>
           <mc:Choice Requires="wps">
@@ -10308,7 +9288,7 @@
           </mc:Choice>
           <mc:Fallback>
             <w:pict>
-              <v:roundrect w14:anchorId="4775AEF3" id="圓角矩形 12" o:spid="_x0000_s1036" style="position:absolute;margin-left:-.9pt;margin-top:16.35pt;width:49.3pt;height:15.45pt;z-index:251648000;visibility:visible;mso-wrap-style:square;mso-width-percent:0;mso-height-percent:0;mso-wrap-distance-left:9pt;mso-wrap-distance-top:0;mso-wrap-distance-right:9pt;mso-wrap-distance-bottom:0;mso-position-horizontal:absolute;mso-position-horizontal-relative:text;mso-position-vertical:absolute;mso-position-vertical-relative:text;mso-width-percent:0;mso-height-percent:0;mso-width-relative:margin;mso-height-relative:margin;v-text-anchor:middle" arcsize="10923f" o:gfxdata="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" fillcolor="#5a5a5a [2109]" stroked="f" strokeweight="1pt">
+              <v:roundrect w14:anchorId="4775AEF3" id="圓角矩形 12" o:spid="_x0000_s1036" style="position:absolute;margin-left:-.9pt;margin-top:16.35pt;width:49.3pt;height:15.45pt;z-index:251648000;visibility:visible;mso-wrap-style:square;mso-width-percent:0;mso-height-percent:0;mso-wrap-distance-left:9pt;mso-wrap-distance-top:0;mso-wrap-distance-right:9pt;mso-wrap-distance-bottom:0;mso-position-horizontal:absolute;mso-position-horizontal-relative:text;mso-position-vertical:absolute;mso-position-vertical-relative:text;mso-width-percent:0;mso-height-percent:0;mso-width-relative:margin;mso-height-relative:margin;v-text-anchor:middle" arcsize="10923f" o:gfxdata="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" fillcolor="#5a5a5a [2109]" stroked="f" strokeweight="1pt">
                 <v:stroke joinstyle="miter"/>
                 <v:textbox inset=".5mm,0,.5mm,0">
                   <w:txbxContent>
@@ -10350,6 +9330,7 @@
         <w:rPr>
           <w:rFonts w:ascii="Barlow Condensed Medium" w:hAnsi="Barlow Condensed Medium"/>
           <w:noProof/>
+          <w:lang w:bidi="he-IL"/>
         </w:rPr>
         <mc:AlternateContent>
           <mc:Choice Requires="wps">
@@ -10448,7 +9429,7 @@
           </mc:Choice>
           <mc:Fallback>
             <w:pict>
-              <v:roundrect w14:anchorId="196DC3BF" id="圓角矩形 14" o:spid="_x0000_s1037" style="position:absolute;margin-left:-1.25pt;margin-top:16.7pt;width:83.6pt;height:15.3pt;z-index:251649024;visibility:visible;mso-wrap-style:square;mso-width-percent:0;mso-height-percent:0;mso-wrap-distance-left:9pt;mso-wrap-distance-top:0;mso-wrap-distance-right:9pt;mso-wrap-distance-bottom:0;mso-position-horizontal:absolute;mso-position-horizontal-relative:text;mso-position-vertical:absolute;mso-position-vertical-relative:text;mso-width-percent:0;mso-height-percent:0;mso-width-relative:margin;mso-height-relative:margin;v-text-anchor:middle" arcsize="10923f" o:gfxdata="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" fillcolor="#5a5a5a [2109]" stroked="f" strokeweight="1pt">
+              <v:roundrect w14:anchorId="196DC3BF" id="圓角矩形 14" o:spid="_x0000_s1037" style="position:absolute;margin-left:-1.25pt;margin-top:16.7pt;width:83.6pt;height:15.3pt;z-index:251649024;visibility:visible;mso-wrap-style:square;mso-width-percent:0;mso-height-percent:0;mso-wrap-distance-left:9pt;mso-wrap-distance-top:0;mso-wrap-distance-right:9pt;mso-wrap-distance-bottom:0;mso-position-horizontal:absolute;mso-position-horizontal-relative:text;mso-position-vertical:absolute;mso-position-vertical-relative:text;mso-width-percent:0;mso-height-percent:0;mso-width-relative:margin;mso-height-relative:margin;v-text-anchor:middle" arcsize="10923f" o:gfxdata="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" fillcolor="#5a5a5a [2109]" stroked="f" strokeweight="1pt">
                 <v:stroke joinstyle="miter"/>
                 <v:textbox inset=".5mm,0,.5mm,0">
                   <w:txbxContent>
@@ -10546,6 +9527,7 @@
         <w:rPr>
           <w:rFonts w:ascii="Barlow Condensed Medium" w:hAnsi="Barlow Condensed Medium"/>
           <w:noProof/>
+          <w:lang w:bidi="he-IL"/>
         </w:rPr>
         <mc:AlternateContent>
           <mc:Choice Requires="wps">
@@ -10644,7 +9626,7 @@
           </mc:Choice>
           <mc:Fallback>
             <w:pict>
-              <v:roundrect w14:anchorId="1A4DC044" id="圓角矩形 9" o:spid="_x0000_s1038" style="position:absolute;margin-left:-.6pt;margin-top:16.6pt;width:30.35pt;height:15.3pt;z-index:251650048;visibility:visible;mso-wrap-style:square;mso-width-percent:0;mso-height-percent:0;mso-wrap-distance-left:9pt;mso-wrap-distance-top:0;mso-wrap-distance-right:9pt;mso-wrap-distance-bottom:0;mso-position-horizontal:absolute;mso-position-horizontal-relative:text;mso-position-vertical:absolute;mso-position-vertical-relative:text;mso-width-percent:0;mso-height-percent:0;mso-width-relative:margin;mso-height-relative:margin;v-text-anchor:middle" arcsize="10923f" o:gfxdata="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" fillcolor="#5a5a5a [2109]" stroked="f" strokeweight="1pt">
+              <v:roundrect w14:anchorId="1A4DC044" id="圓角矩形 9" o:spid="_x0000_s1038" style="position:absolute;margin-left:-.6pt;margin-top:16.6pt;width:30.35pt;height:15.3pt;z-index:251650048;visibility:visible;mso-wrap-style:square;mso-width-percent:0;mso-height-percent:0;mso-wrap-distance-left:9pt;mso-wrap-distance-top:0;mso-wrap-distance-right:9pt;mso-wrap-distance-bottom:0;mso-position-horizontal:absolute;mso-position-horizontal-relative:text;mso-position-vertical:absolute;mso-position-vertical-relative:text;mso-width-percent:0;mso-height-percent:0;mso-width-relative:margin;mso-height-relative:margin;v-text-anchor:middle" arcsize="10923f" o:gfxdata="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" fillcolor="#5a5a5a [2109]" stroked="f" strokeweight="1pt">
                 <v:stroke joinstyle="miter"/>
                 <v:textbox inset=".5mm,0,.5mm,0">
                   <w:txbxContent>
@@ -10742,6 +9724,7 @@
         <w:rPr>
           <w:rFonts w:ascii="Barlow Condensed Medium" w:hAnsi="Barlow Condensed Medium"/>
           <w:noProof/>
+          <w:lang w:bidi="he-IL"/>
         </w:rPr>
         <w:drawing>
           <wp:anchor distT="0" distB="0" distL="114300" distR="114300" simplePos="0" relativeHeight="251655168" behindDoc="1" locked="0" layoutInCell="1" allowOverlap="1" wp14:anchorId="2AA2D55C" wp14:editId="4BA447FF">
@@ -10810,6 +9793,7 @@
         <w:rPr>
           <w:rFonts w:ascii="Barlow Condensed Medium" w:hAnsi="Barlow Condensed Medium"/>
           <w:noProof/>
+          <w:lang w:bidi="he-IL"/>
         </w:rPr>
         <mc:AlternateContent>
           <mc:Choice Requires="wps">
@@ -10908,7 +9892,7 @@
           </mc:Choice>
           <mc:Fallback>
             <w:pict>
-              <v:roundrect w14:anchorId="03BFD3A3" id="圓角矩形 13" o:spid="_x0000_s1039" style="position:absolute;margin-left:-.4pt;margin-top:16.65pt;width:49.3pt;height:15.3pt;z-index:251651072;visibility:visible;mso-wrap-style:square;mso-width-percent:0;mso-height-percent:0;mso-wrap-distance-left:9pt;mso-wrap-distance-top:0;mso-wrap-distance-right:9pt;mso-wrap-distance-bottom:0;mso-position-horizontal:absolute;mso-position-horizontal-relative:text;mso-position-vertical:absolute;mso-position-vertical-relative:text;mso-width-percent:0;mso-height-percent:0;mso-width-relative:margin;mso-height-relative:margin;v-text-anchor:middle" arcsize="10923f" o:gfxdata="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" fillcolor="#5a5a5a [2109]" stroked="f" strokeweight="1pt">
+              <v:roundrect w14:anchorId="03BFD3A3" id="圓角矩形 13" o:spid="_x0000_s1039" style="position:absolute;margin-left:-.4pt;margin-top:16.65pt;width:49.3pt;height:15.3pt;z-index:251651072;visibility:visible;mso-wrap-style:square;mso-width-percent:0;mso-height-percent:0;mso-wrap-distance-left:9pt;mso-wrap-distance-top:0;mso-wrap-distance-right:9pt;mso-wrap-distance-bottom:0;mso-position-horizontal:absolute;mso-position-horizontal-relative:text;mso-position-vertical:absolute;mso-position-vertical-relative:text;mso-width-percent:0;mso-height-percent:0;mso-width-relative:margin;mso-height-relative:margin;v-text-anchor:middle" arcsize="10923f" o:gfxdata="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" fillcolor="#5a5a5a [2109]" stroked="f" strokeweight="1pt">
                 <v:stroke joinstyle="miter"/>
                 <v:textbox inset=".5mm,0,.5mm,0">
                   <w:txbxContent>
@@ -10945,7 +9929,6 @@
         </w:rPr>
         <w:t xml:space="preserve">       </w:t>
       </w:r>
-      <w:proofErr w:type="gramStart"/>
       <w:r>
         <w:rPr>
           <w:rFonts w:ascii="Barlow Condensed Medium" w:eastAsia="華康中圓體" w:hAnsi="Barlow Condensed Medium"/>
@@ -10953,7 +9936,6 @@
         </w:rPr>
         <w:t>主堂</w:t>
       </w:r>
-      <w:proofErr w:type="gramEnd"/>
       <w:r>
         <w:rPr>
           <w:rFonts w:ascii="Barlow Condensed Medium" w:eastAsia="華康中圓體" w:hAnsi="Barlow Condensed Medium"/>
@@ -11046,6 +10028,7 @@
           <w:rFonts w:ascii="Barlow Condensed Medium" w:eastAsia="華康儷中黑" w:hAnsi="Barlow Condensed Medium"/>
           <w:noProof/>
           <w:w w:val="80"/>
+          <w:lang w:bidi="he-IL"/>
         </w:rPr>
         <mc:AlternateContent>
           <mc:Choice Requires="wps">
@@ -11097,7 +10080,6 @@
                                 <w:sz w:val="22"/>
                               </w:rPr>
                             </w:pPr>
-                            <w:proofErr w:type="gramStart"/>
                             <w:r>
                               <w:rPr>
                                 <w:rFonts w:ascii="Barlow Condensed Medium" w:eastAsia="華康儷中黑" w:hAnsi="Barlow Condensed Medium"/>
@@ -11105,7 +10087,6 @@
                               </w:rPr>
                               <w:t>教會臉書</w:t>
                             </w:r>
-                            <w:proofErr w:type="gramEnd"/>
                             <w:r>
                               <w:rPr>
                                 <w:rFonts w:ascii="Barlow Condensed Medium" w:eastAsia="華康儷中黑" w:hAnsi="Barlow Condensed Medium"/>
@@ -11148,7 +10129,7 @@
           </mc:Choice>
           <mc:Fallback>
             <w:pict>
-              <v:shape w14:anchorId="77C1E33A" id="_x0000_s1040" type="#_x0000_t202" style="position:absolute;margin-left:107.25pt;margin-top:6.2pt;width:125.55pt;height:16.3pt;z-index:251666432;visibility:visible;mso-wrap-style:square;mso-width-percent:0;mso-height-percent:0;mso-wrap-distance-left:9pt;mso-wrap-distance-top:3.6pt;mso-wrap-distance-right:9pt;mso-wrap-distance-bottom:3.6pt;mso-position-horizontal:absolute;mso-position-horizontal-relative:text;mso-position-vertical:absolute;mso-position-vertical-relative:text;mso-width-percent:0;mso-height-percent:0;mso-width-relative:margin;mso-height-relative:margin;v-text-anchor:top" o:gfxdata="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" filled="f" stroked="f">
+              <v:shape w14:anchorId="77C1E33A" id="_x0000_s1040" type="#_x0000_t202" style="position:absolute;margin-left:107.25pt;margin-top:6.2pt;width:125.55pt;height:16.3pt;z-index:251666432;visibility:visible;mso-wrap-style:square;mso-width-percent:0;mso-height-percent:0;mso-wrap-distance-left:9pt;mso-wrap-distance-top:3.6pt;mso-wrap-distance-right:9pt;mso-wrap-distance-bottom:3.6pt;mso-position-horizontal:absolute;mso-position-horizontal-relative:text;mso-position-vertical:absolute;mso-position-vertical-relative:text;mso-width-percent:0;mso-height-percent:0;mso-width-relative:margin;mso-height-relative:margin;v-text-anchor:top" o:gfxdata="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" filled="f" stroked="f">
                 <v:textbox inset="0,0,0,0">
                   <w:txbxContent>
                     <w:p>
@@ -11159,7 +10140,6 @@
                           <w:sz w:val="22"/>
                         </w:rPr>
                       </w:pPr>
-                      <w:proofErr w:type="gramStart"/>
                       <w:r>
                         <w:rPr>
                           <w:rFonts w:ascii="Barlow Condensed Medium" w:eastAsia="華康儷中黑" w:hAnsi="Barlow Condensed Medium"/>
@@ -11167,7 +10147,6 @@
                         </w:rPr>
                         <w:t>教會臉書</w:t>
                       </w:r>
-                      <w:proofErr w:type="gramEnd"/>
                       <w:r>
                         <w:rPr>
                           <w:rFonts w:ascii="Barlow Condensed Medium" w:eastAsia="華康儷中黑" w:hAnsi="Barlow Condensed Medium"/>
@@ -12007,6 +10986,7 @@
                 <w:color w:val="000000" w:themeColor="text1"/>
                 <w:sz w:val="18"/>
                 <w:szCs w:val="18"/>
+                <w:lang w:bidi="he-IL"/>
               </w:rPr>
               <mc:AlternateContent>
                 <mc:Choice Requires="wps">
@@ -12106,7 +11086,7 @@
                 </mc:Choice>
                 <mc:Fallback>
                   <w:pict>
-                    <v:rect w14:anchorId="343BC9BA" id="矩形 8" o:spid="_x0000_s1041" style="position:absolute;left:0;text-align:left;margin-left:-.7pt;margin-top:2.7pt;width:18.75pt;height:92.3pt;z-index:251663360;visibility:visible;mso-wrap-style:square;mso-width-percent:0;mso-height-percent:0;mso-wrap-distance-left:9pt;mso-wrap-distance-top:0;mso-wrap-distance-right:9pt;mso-wrap-distance-bottom:0;mso-position-horizontal:absolute;mso-position-horizontal-relative:text;mso-position-vertical:absolute;mso-position-vertical-relative:text;mso-width-percent:0;mso-height-percent:0;mso-width-relative:margin;mso-height-relative:margin;v-text-anchor:middle" o:gfxdata="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" fillcolor="#5a5a5a [2109]" stroked="f" strokeweight="1pt">
+                    <v:rect w14:anchorId="343BC9BA" id="矩形 8" o:spid="_x0000_s1041" style="position:absolute;left:0;text-align:left;margin-left:-.7pt;margin-top:2.7pt;width:18.75pt;height:92.3pt;z-index:251663360;visibility:visible;mso-wrap-style:square;mso-width-percent:0;mso-height-percent:0;mso-wrap-distance-left:9pt;mso-wrap-distance-top:0;mso-wrap-distance-right:9pt;mso-wrap-distance-bottom:0;mso-position-horizontal:absolute;mso-position-horizontal-relative:text;mso-position-vertical:absolute;mso-position-vertical-relative:text;mso-width-percent:0;mso-height-percent:0;mso-width-relative:margin;mso-height-relative:margin;v-text-anchor:middle" o:gfxdata="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" fillcolor="#5a5a5a [2109]" stroked="f" strokeweight="1pt">
                       <v:textbox style="layout-flow:vertical-ideographic" inset="1mm,1mm,1mm,1mm">
                         <w:txbxContent>
                           <w:p>
@@ -12164,7 +11144,6 @@
                 <w:szCs w:val="20"/>
               </w:rPr>
             </w:pPr>
-            <w:proofErr w:type="gramStart"/>
             <w:r>
               <w:rPr>
                 <w:rFonts w:eastAsia="華康儷中黑" w:cstheme="minorHAnsi"/>
@@ -12175,7 +11154,6 @@
               </w:rPr>
               <w:t>序樂</w:t>
             </w:r>
-            <w:proofErr w:type="gramEnd"/>
           </w:p>
         </w:tc>
         <w:tc>
@@ -12311,7 +11289,6 @@
                 <w:szCs w:val="20"/>
               </w:rPr>
             </w:pPr>
-            <w:proofErr w:type="gramStart"/>
             <w:r>
               <w:rPr>
                 <w:rFonts w:eastAsia="華康儷中黑" w:cstheme="minorHAnsi"/>
@@ -12322,7 +11299,6 @@
               </w:rPr>
               <w:t>宣召</w:t>
             </w:r>
-            <w:proofErr w:type="gramEnd"/>
           </w:p>
         </w:tc>
         <w:tc>
@@ -12778,7 +11754,6 @@
                 <w:szCs w:val="20"/>
               </w:rPr>
             </w:pPr>
-            <w:proofErr w:type="gramStart"/>
             <w:r>
               <w:rPr>
                 <w:rFonts w:eastAsia="華康儷中黑" w:cstheme="minorHAnsi"/>
@@ -12789,7 +11764,6 @@
               </w:rPr>
               <w:t>啟應文</w:t>
             </w:r>
-            <w:proofErr w:type="gramEnd"/>
           </w:p>
         </w:tc>
         <w:tc>
@@ -13075,6 +12049,7 @@
                 <w:color w:val="000000" w:themeColor="text1"/>
                 <w:sz w:val="18"/>
                 <w:szCs w:val="18"/>
+                <w:lang w:bidi="he-IL"/>
               </w:rPr>
               <mc:AlternateContent>
                 <mc:Choice Requires="wps">
@@ -13174,7 +12149,7 @@
                 </mc:Choice>
                 <mc:Fallback>
                   <w:pict>
-                    <v:rect w14:anchorId="363672F5" id="矩形 10" o:spid="_x0000_s1042" style="position:absolute;left:0;text-align:left;margin-left:-.7pt;margin-top:12.9pt;width:19.25pt;height:42.9pt;z-index:251659264;visibility:visible;mso-wrap-style:square;mso-width-percent:0;mso-height-percent:0;mso-wrap-distance-left:9pt;mso-wrap-distance-top:0;mso-wrap-distance-right:9pt;mso-wrap-distance-bottom:0;mso-position-horizontal:absolute;mso-position-horizontal-relative:text;mso-position-vertical:absolute;mso-position-vertical-relative:text;mso-width-percent:0;mso-height-percent:0;mso-width-relative:margin;mso-height-relative:margin;v-text-anchor:middle" o:gfxdata="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" fillcolor="#5a5a5a [2109]" stroked="f" strokeweight="1pt">
+                    <v:rect w14:anchorId="363672F5" id="矩形 10" o:spid="_x0000_s1042" style="position:absolute;left:0;text-align:left;margin-left:-.7pt;margin-top:12.9pt;width:19.25pt;height:42.9pt;z-index:251659264;visibility:visible;mso-wrap-style:square;mso-width-percent:0;mso-height-percent:0;mso-wrap-distance-left:9pt;mso-wrap-distance-top:0;mso-wrap-distance-right:9pt;mso-wrap-distance-bottom:0;mso-position-horizontal:absolute;mso-position-horizontal-relative:text;mso-position-vertical:absolute;mso-position-vertical-relative:text;mso-width-percent:0;mso-height-percent:0;mso-width-relative:margin;mso-height-relative:margin;v-text-anchor:middle" o:gfxdata="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" fillcolor="#5a5a5a [2109]" stroked="f" strokeweight="1pt">
                       <v:textbox style="layout-flow:vertical-ideographic" inset="1mm,1mm,1mm,1mm">
                         <w:txbxContent>
                           <w:p>
@@ -13435,7 +12410,6 @@
                 <w:szCs w:val="20"/>
               </w:rPr>
             </w:pPr>
-            <w:proofErr w:type="gramStart"/>
             <w:r>
               <w:rPr>
                 <w:rFonts w:ascii="Bahnschrift SemiBold Condensed" w:eastAsia="標楷體" w:hAnsi="Bahnschrift SemiBold Condensed" w:cs="Calibri" w:hint="eastAsia"/>
@@ -13446,7 +12420,6 @@
               </w:rPr>
               <w:t>以斯拉記</w:t>
             </w:r>
-            <w:proofErr w:type="gramEnd"/>
             <w:r>
               <w:rPr>
                 <w:rFonts w:ascii="Bahnschrift SemiBold Condensed" w:eastAsia="標楷體" w:hAnsi="Bahnschrift SemiBold Condensed" w:cs="Calibri" w:hint="eastAsia"/>
@@ -13843,6 +12816,7 @@
                 <w:color w:val="000000" w:themeColor="text1"/>
                 <w:sz w:val="18"/>
                 <w:szCs w:val="18"/>
+                <w:lang w:bidi="he-IL"/>
               </w:rPr>
               <mc:AlternateContent>
                 <mc:Choice Requires="wps">
@@ -13950,7 +12924,7 @@
                 </mc:Choice>
                 <mc:Fallback>
                   <w:pict>
-                    <v:rect w14:anchorId="4D37C684" id="矩形 11" o:spid="_x0000_s1043" style="position:absolute;left:0;text-align:left;margin-left:-.7pt;margin-top:1.65pt;width:19.25pt;height:111.25pt;z-index:251657216;visibility:visible;mso-wrap-style:square;mso-width-percent:0;mso-height-percent:0;mso-wrap-distance-left:9pt;mso-wrap-distance-top:0;mso-wrap-distance-right:9pt;mso-wrap-distance-bottom:0;mso-position-horizontal:absolute;mso-position-horizontal-relative:text;mso-position-vertical:absolute;mso-position-vertical-relative:text;mso-width-percent:0;mso-height-percent:0;mso-width-relative:margin;mso-height-relative:margin;v-text-anchor:middle" o:gfxdata="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" fillcolor="#5a5a5a [2109]" stroked="f" strokeweight="1pt">
+                    <v:rect w14:anchorId="4D37C684" id="矩形 11" o:spid="_x0000_s1043" style="position:absolute;left:0;text-align:left;margin-left:-.7pt;margin-top:1.65pt;width:19.25pt;height:111.25pt;z-index:251657216;visibility:visible;mso-wrap-style:square;mso-width-percent:0;mso-height-percent:0;mso-wrap-distance-left:9pt;mso-wrap-distance-top:0;mso-wrap-distance-right:9pt;mso-wrap-distance-bottom:0;mso-position-horizontal:absolute;mso-position-horizontal-relative:text;mso-position-vertical:absolute;mso-position-vertical-relative:text;mso-width-percent:0;mso-height-percent:0;mso-width-relative:margin;mso-height-relative:margin;v-text-anchor:middle" o:gfxdata="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" fillcolor="#5a5a5a [2109]" stroked="f" strokeweight="1pt">
                       <v:textbox style="layout-flow:vertical-ideographic" inset="1mm,1mm,1mm,1mm">
                         <w:txbxContent>
                           <w:p>
@@ -14690,7 +13664,6 @@
                 <w:szCs w:val="20"/>
               </w:rPr>
             </w:pPr>
-            <w:proofErr w:type="gramStart"/>
             <w:r>
               <w:rPr>
                 <w:rFonts w:eastAsia="華康儷中黑" w:cstheme="minorHAnsi" w:hint="eastAsia"/>
@@ -14701,7 +13674,6 @@
               </w:rPr>
               <w:t>公禱</w:t>
             </w:r>
-            <w:proofErr w:type="gramEnd"/>
           </w:p>
         </w:tc>
         <w:tc>
@@ -14837,7 +13809,6 @@
                 <w:szCs w:val="20"/>
               </w:rPr>
             </w:pPr>
-            <w:proofErr w:type="gramStart"/>
             <w:r>
               <w:rPr>
                 <w:rFonts w:eastAsia="華康儷中黑" w:cstheme="minorHAnsi"/>
@@ -14848,7 +13819,6 @@
               </w:rPr>
               <w:t>頌榮</w:t>
             </w:r>
-            <w:proofErr w:type="gramEnd"/>
           </w:p>
         </w:tc>
         <w:tc>
@@ -15071,7 +14041,6 @@
               </w:rPr>
               <w:t xml:space="preserve">: </w:t>
             </w:r>
-            <w:proofErr w:type="gramStart"/>
             <w:r>
               <w:rPr>
                 <w:rFonts w:ascii="Bahnschrift SemiBold Condensed" w:eastAsia="標楷體" w:hAnsi="Bahnschrift SemiBold Condensed" w:cstheme="minorHAnsi" w:hint="eastAsia"/>
@@ -15081,7 +14050,6 @@
               </w:rPr>
               <w:t>阿們頌</w:t>
             </w:r>
-            <w:proofErr w:type="gramEnd"/>
           </w:p>
         </w:tc>
         <w:tc>
@@ -15178,7 +14146,6 @@
                 <w:szCs w:val="20"/>
               </w:rPr>
             </w:pPr>
-            <w:proofErr w:type="gramStart"/>
             <w:r>
               <w:rPr>
                 <w:rFonts w:eastAsia="華康儷中黑" w:cstheme="minorHAnsi" w:hint="eastAsia"/>
@@ -15189,7 +14156,6 @@
               </w:rPr>
               <w:t>殿樂</w:t>
             </w:r>
-            <w:proofErr w:type="gramEnd"/>
           </w:p>
         </w:tc>
         <w:tc>
@@ -15652,6 +14618,7 @@
         <w:rPr>
           <w:rFonts w:ascii="Bahnschrift SemiBold Condensed" w:eastAsia="華康細黑體" w:hAnsi="Bahnschrift SemiBold Condensed"/>
           <w:noProof/>
+          <w:lang w:bidi="he-IL"/>
         </w:rPr>
         <mc:AlternateContent>
           <mc:Choice Requires="wps">
@@ -15714,7 +14681,7 @@
           </mc:Choice>
           <mc:Fallback>
             <w:pict>
-              <v:line w14:anchorId="17F18FD9" id="直線接點 2" o:spid="_x0000_s1026" style="position:absolute;z-index:251654144;visibility:visible;mso-wrap-style:square;mso-height-percent:0;mso-wrap-distance-left:9pt;mso-wrap-distance-top:0;mso-wrap-distance-right:9pt;mso-wrap-distance-bottom:0;mso-position-horizontal:absolute;mso-position-horizontal-relative:page;mso-position-vertical:absolute;mso-position-vertical-relative:page;mso-height-percent:0;mso-height-relative:margin" from="687.75pt,19.85pt" to="687.75pt,709.8pt" o:gfxdata="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" strokecolor="black [3213]" strokeweight=".5pt">
+              <v:line w14:anchorId="6117BA23" id="直線接點 2" o:spid="_x0000_s1026" style="position:absolute;z-index:251654144;visibility:visible;mso-wrap-style:square;mso-height-percent:0;mso-wrap-distance-left:9pt;mso-wrap-distance-top:0;mso-wrap-distance-right:9pt;mso-wrap-distance-bottom:0;mso-position-horizontal:absolute;mso-position-horizontal-relative:page;mso-position-vertical:absolute;mso-position-vertical-relative:page;mso-height-percent:0;mso-height-relative:margin" from="687.75pt,19.85pt" to="687.75pt,709.8pt" o:gfxdata="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" strokecolor="black [3213]" strokeweight=".5pt">
                 <v:stroke dashstyle="3 1" joinstyle="miter"/>
                 <w10:wrap anchorx="page" anchory="page"/>
               </v:line>
@@ -15851,19 +14818,8 @@
           <w:sz w:val="26"/>
           <w:szCs w:val="26"/>
         </w:rPr>
-        <w:t>我</w:t>
-      </w:r>
-      <w:proofErr w:type="gramStart"/>
-      <w:r>
-        <w:rPr>
-          <w:rFonts w:ascii="標楷體" w:eastAsia="標楷體" w:hAnsi="標楷體" w:cs="Arial" w:hint="eastAsia"/>
-          <w:w w:val="80"/>
-          <w:sz w:val="26"/>
-          <w:szCs w:val="26"/>
-        </w:rPr>
-        <w:t>為著</w:t>
-      </w:r>
-      <w:proofErr w:type="gramEnd"/>
+        <w:t>我為著</w:t>
+      </w:r>
       <w:r>
         <w:rPr>
           <w:rFonts w:ascii="新細明體-ExtB" w:eastAsia="新細明體-ExtB" w:hAnsi="新細明體-ExtB" w:cs="新細明體-ExtB" w:hint="eastAsia"/>
@@ -16116,7 +15072,6 @@
                 <w:w w:val="80"/>
               </w:rPr>
             </w:pPr>
-            <w:proofErr w:type="gramStart"/>
             <w:r>
               <w:rPr>
                 <w:rFonts w:ascii="Barlow Condensed Medium" w:eastAsia="華康中黑體" w:hAnsi="Barlow Condensed Medium" w:cstheme="minorHAnsi"/>
@@ -16124,7 +15079,6 @@
               </w:rPr>
               <w:t>主日事奉</w:t>
             </w:r>
-            <w:proofErr w:type="gramEnd"/>
           </w:p>
         </w:tc>
         <w:tc>
@@ -16155,17 +15109,8 @@
                 <w:rFonts w:ascii="Barlow Condensed Medium" w:eastAsia="華康中黑體" w:hAnsi="Barlow Condensed Medium" w:cstheme="minorHAnsi"/>
                 <w:w w:val="66"/>
               </w:rPr>
-              <w:t>本</w:t>
-            </w:r>
-            <w:proofErr w:type="gramStart"/>
-            <w:r>
-              <w:rPr>
-                <w:rFonts w:ascii="Barlow Condensed Medium" w:eastAsia="華康中黑體" w:hAnsi="Barlow Condensed Medium" w:cstheme="minorHAnsi"/>
-                <w:w w:val="66"/>
-              </w:rPr>
-              <w:t>週</w:t>
-            </w:r>
-            <w:proofErr w:type="gramEnd"/>
+              <w:t>本週</w:t>
+            </w:r>
             <w:r>
               <w:rPr>
                 <w:rFonts w:ascii="Barlow Condensed Medium" w:eastAsia="華康儷中黑" w:hAnsi="Barlow Condensed Medium" w:cstheme="minorHAnsi"/>
@@ -16275,17 +15220,8 @@
                 <w:rFonts w:ascii="Barlow Condensed Medium" w:eastAsia="華康中黑體" w:hAnsi="Barlow Condensed Medium" w:cstheme="minorHAnsi"/>
                 <w:w w:val="66"/>
               </w:rPr>
-              <w:t>下</w:t>
-            </w:r>
-            <w:proofErr w:type="gramStart"/>
-            <w:r>
-              <w:rPr>
-                <w:rFonts w:ascii="Barlow Condensed Medium" w:eastAsia="華康中黑體" w:hAnsi="Barlow Condensed Medium" w:cstheme="minorHAnsi"/>
-                <w:w w:val="66"/>
-              </w:rPr>
-              <w:t>週</w:t>
-            </w:r>
-            <w:proofErr w:type="gramEnd"/>
+              <w:t>下週</w:t>
+            </w:r>
             <w:r>
               <w:rPr>
                 <w:rFonts w:ascii="Barlow Condensed Medium" w:eastAsia="華康儷中黑" w:hAnsi="Barlow Condensed Medium" w:cstheme="minorHAnsi"/>
@@ -16704,7 +15640,14 @@
                 <w:rFonts w:ascii="Barlow Condensed Medium" w:eastAsia="標楷體" w:hAnsi="Barlow Condensed Medium" w:cstheme="minorHAnsi" w:hint="eastAsia"/>
                 <w:w w:val="80"/>
               </w:rPr>
-              <w:t>12</w:t>
+              <w:t>1</w:t>
+            </w:r>
+            <w:r>
+              <w:rPr>
+                <w:rFonts w:ascii="Barlow Condensed Medium" w:eastAsia="標楷體" w:hAnsi="Barlow Condensed Medium" w:cstheme="minorHAnsi" w:hint="eastAsia"/>
+                <w:w w:val="80"/>
+              </w:rPr>
+              <w:t>5</w:t>
             </w:r>
           </w:p>
         </w:tc>
@@ -16732,7 +15675,6 @@
                 <w:szCs w:val="28"/>
               </w:rPr>
             </w:pPr>
-            <w:proofErr w:type="gramStart"/>
             <w:r>
               <w:rPr>
                 <w:rFonts w:ascii="Barlow Condensed Medium" w:eastAsia="華康正顏楷體W9" w:hAnsi="Barlow Condensed Medium" w:cstheme="minorHAnsi"/>
@@ -16742,7 +15684,6 @@
               </w:rPr>
               <w:t>月值月長執</w:t>
             </w:r>
-            <w:proofErr w:type="gramEnd"/>
             <w:r>
               <w:rPr>
                 <w:rFonts w:ascii="Barlow Condensed Medium" w:eastAsia="標楷體" w:hAnsi="Barlow Condensed Medium" w:cstheme="minorHAnsi"/>
@@ -17010,7 +15951,7 @@
                 <w:rFonts w:ascii="Barlow Condensed Medium" w:eastAsia="標楷體" w:hAnsi="Barlow Condensed Medium" w:cstheme="minorHAnsi" w:hint="eastAsia"/>
                 <w:w w:val="80"/>
               </w:rPr>
-              <w:t>66</w:t>
+              <w:t>75</w:t>
             </w:r>
           </w:p>
         </w:tc>
@@ -17561,13 +16502,6 @@
                 <w:w w:val="80"/>
               </w:rPr>
             </w:pPr>
-            <w:r>
-              <w:rPr>
-                <w:rFonts w:ascii="Barlow Condensed Medium" w:eastAsia="標楷體" w:hAnsi="Barlow Condensed Medium" w:cstheme="minorHAnsi" w:hint="eastAsia"/>
-                <w:w w:val="80"/>
-              </w:rPr>
-              <w:t>8</w:t>
-            </w:r>
           </w:p>
         </w:tc>
         <w:tc>
@@ -17848,7 +16782,7 @@
                 <w:rFonts w:ascii="Barlow Condensed Medium" w:eastAsia="標楷體" w:hAnsi="Barlow Condensed Medium" w:cstheme="minorHAnsi" w:hint="eastAsia"/>
                 <w:w w:val="80"/>
               </w:rPr>
-              <w:t>5</w:t>
+              <w:t>--</w:t>
             </w:r>
           </w:p>
         </w:tc>
@@ -17899,7 +16833,6 @@
                 <w:w w:val="80"/>
               </w:rPr>
             </w:pPr>
-            <w:proofErr w:type="gramStart"/>
             <w:r>
               <w:rPr>
                 <w:rFonts w:ascii="Barlow Condensed Medium" w:eastAsia="華康中黑體" w:hAnsi="Barlow Condensed Medium" w:cstheme="minorHAnsi"/>
@@ -17907,7 +16840,6 @@
               </w:rPr>
               <w:t>司獻</w:t>
             </w:r>
-            <w:proofErr w:type="gramEnd"/>
           </w:p>
         </w:tc>
         <w:tc>
@@ -18128,7 +17060,7 @@
                 <w:rFonts w:ascii="Barlow Condensed Medium" w:eastAsia="標楷體" w:hAnsi="Barlow Condensed Medium" w:cstheme="minorHAnsi" w:hint="eastAsia"/>
                 <w:w w:val="80"/>
               </w:rPr>
-              <w:t>--</w:t>
+              <w:t>20</w:t>
             </w:r>
           </w:p>
         </w:tc>
@@ -18398,7 +17330,7 @@
                 <w:rFonts w:ascii="Barlow Condensed Medium" w:eastAsia="標楷體" w:hAnsi="Barlow Condensed Medium" w:cstheme="minorHAnsi" w:hint="eastAsia"/>
                 <w:w w:val="80"/>
               </w:rPr>
-              <w:t>18</w:t>
+              <w:t>20</w:t>
             </w:r>
           </w:p>
         </w:tc>
@@ -18858,7 +17790,7 @@
                 <w:rFonts w:ascii="Barlow Condensed Medium" w:eastAsia="標楷體" w:hAnsi="Barlow Condensed Medium" w:cstheme="minorHAnsi" w:hint="eastAsia"/>
                 <w:w w:val="80"/>
               </w:rPr>
-              <w:t>--</w:t>
+              <w:t>3</w:t>
             </w:r>
           </w:p>
         </w:tc>
@@ -19028,21 +17960,12 @@
                 <w:w w:val="80"/>
               </w:rPr>
             </w:pPr>
-            <w:proofErr w:type="gramStart"/>
             <w:r>
               <w:rPr>
                 <w:rFonts w:ascii="標楷體" w:eastAsia="標楷體" w:hAnsi="標楷體" w:cs="華康儷楷書" w:hint="eastAsia"/>
                 <w:w w:val="80"/>
               </w:rPr>
-              <w:t>拿細耳</w:t>
-            </w:r>
-            <w:proofErr w:type="gramEnd"/>
-            <w:r>
-              <w:rPr>
-                <w:rFonts w:ascii="標楷體" w:eastAsia="標楷體" w:hAnsi="標楷體" w:cs="華康儷楷書" w:hint="eastAsia"/>
-                <w:w w:val="80"/>
-              </w:rPr>
-              <w:t>小組</w:t>
+              <w:t>拿細耳小組</w:t>
             </w:r>
           </w:p>
         </w:tc>
@@ -19169,7 +18092,7 @@
                 <w:rFonts w:ascii="Barlow Condensed Medium" w:eastAsia="標楷體" w:hAnsi="Barlow Condensed Medium" w:cstheme="minorHAnsi" w:hint="eastAsia"/>
                 <w:w w:val="80"/>
               </w:rPr>
-              <w:t>--</w:t>
+              <w:t>4</w:t>
             </w:r>
           </w:p>
         </w:tc>
@@ -19523,7 +18446,6 @@
                 <w:szCs w:val="24"/>
               </w:rPr>
             </w:pPr>
-            <w:proofErr w:type="gramStart"/>
             <w:r>
               <w:rPr>
                 <w:rFonts w:ascii="標楷體" w:eastAsia="標楷體" w:hAnsi="標楷體" w:cstheme="majorBidi" w:hint="eastAsia"/>
@@ -19531,7 +18453,6 @@
               </w:rPr>
               <w:t>楊竣傑</w:t>
             </w:r>
-            <w:proofErr w:type="gramEnd"/>
           </w:p>
         </w:tc>
         <w:tc>
@@ -20001,7 +18922,7 @@
                 <w:rFonts w:ascii="Barlow Condensed Medium" w:eastAsia="標楷體" w:hAnsi="Barlow Condensed Medium" w:cstheme="minorHAnsi" w:hint="eastAsia"/>
                 <w:w w:val="80"/>
               </w:rPr>
-              <w:t>--</w:t>
+              <w:t>13</w:t>
             </w:r>
           </w:p>
         </w:tc>
@@ -20121,16 +19042,8 @@
               <w:rPr>
                 <w:rFonts w:ascii="標楷體" w:eastAsia="標楷體" w:hAnsi="標楷體" w:hint="eastAsia"/>
               </w:rPr>
-              <w:t>孫翠</w:t>
-            </w:r>
-            <w:proofErr w:type="gramStart"/>
-            <w:r>
-              <w:rPr>
-                <w:rFonts w:ascii="標楷體" w:eastAsia="標楷體" w:hAnsi="標楷體" w:hint="eastAsia"/>
-              </w:rPr>
-              <w:t>璘</w:t>
-            </w:r>
-            <w:proofErr w:type="gramEnd"/>
+              <w:t>孫翠璘</w:t>
+            </w:r>
           </w:p>
         </w:tc>
         <w:tc>
@@ -20287,7 +19200,7 @@
                 <w:rFonts w:ascii="Barlow Condensed Medium" w:eastAsia="標楷體" w:hAnsi="Barlow Condensed Medium" w:cstheme="minorHAnsi" w:hint="eastAsia"/>
                 <w:w w:val="80"/>
               </w:rPr>
-              <w:t>8</w:t>
+              <w:t>--</w:t>
             </w:r>
           </w:p>
         </w:tc>
@@ -20865,7 +19778,7 @@
                 <w:rFonts w:ascii="Barlow Condensed Medium" w:eastAsia="標楷體" w:hAnsi="Barlow Condensed Medium" w:cstheme="minorHAnsi" w:hint="eastAsia"/>
                 <w:w w:val="80"/>
               </w:rPr>
-              <w:t>--</w:t>
+              <w:t>3</w:t>
             </w:r>
           </w:p>
         </w:tc>
@@ -20918,7 +19831,6 @@
                 <w:w w:val="80"/>
               </w:rPr>
             </w:pPr>
-            <w:proofErr w:type="gramStart"/>
             <w:r>
               <w:rPr>
                 <w:rFonts w:ascii="Barlow Condensed Medium" w:eastAsia="華康中黑體" w:hAnsi="Barlow Condensed Medium" w:cstheme="minorHAnsi" w:hint="eastAsia"/>
@@ -20926,7 +19838,6 @@
               </w:rPr>
               <w:t>愛宴</w:t>
             </w:r>
-            <w:proofErr w:type="gramEnd"/>
           </w:p>
         </w:tc>
         <w:tc>
@@ -21093,7 +20004,6 @@
                 <w:w w:val="80"/>
               </w:rPr>
             </w:pPr>
-            <w:proofErr w:type="gramStart"/>
             <w:r>
               <w:rPr>
                 <w:rFonts w:ascii="Barlow Condensed Medium" w:eastAsia="華康中黑體" w:hAnsi="Barlow Condensed Medium" w:cstheme="minorHAnsi" w:hint="eastAsia"/>
@@ -21101,7 +20011,6 @@
               </w:rPr>
               <w:t>愛宴清洗</w:t>
             </w:r>
-            <w:proofErr w:type="gramEnd"/>
           </w:p>
         </w:tc>
         <w:tc>
@@ -21129,8 +20038,10 @@
                 <w:rFonts w:ascii="標楷體" w:eastAsia="標楷體" w:hAnsi="標楷體" w:cs="華康儷楷書" w:hint="eastAsia"/>
                 <w:szCs w:val="24"/>
               </w:rPr>
-              <w:t>邱惠玉</w:t>
-            </w:r>
+              <w:t>林淑雲</w:t>
+            </w:r>
+            <w:bookmarkStart w:id="6" w:name="_GoBack"/>
+            <w:bookmarkEnd w:id="6"/>
           </w:p>
         </w:tc>
         <w:tc>
@@ -21420,21 +20331,12 @@
                 <w:szCs w:val="24"/>
               </w:rPr>
             </w:pPr>
-            <w:proofErr w:type="gramStart"/>
             <w:r>
               <w:rPr>
                 <w:rFonts w:ascii="Barlow Condensed Medium" w:eastAsia="標楷體" w:hAnsi="Barlow Condensed Medium" w:cs="華康儷楷書" w:hint="eastAsia"/>
                 <w:szCs w:val="24"/>
               </w:rPr>
-              <w:t>机</w:t>
-            </w:r>
-            <w:proofErr w:type="gramEnd"/>
-            <w:r>
-              <w:rPr>
-                <w:rFonts w:ascii="Barlow Condensed Medium" w:eastAsia="標楷體" w:hAnsi="Barlow Condensed Medium" w:cs="華康儷楷書" w:hint="eastAsia"/>
-                <w:szCs w:val="24"/>
-              </w:rPr>
-              <w:t>忠三</w:t>
+              <w:t>机忠三</w:t>
             </w:r>
           </w:p>
         </w:tc>
@@ -25644,7 +24546,7 @@
                 <w:sz w:val="20"/>
                 <w:szCs w:val="20"/>
               </w:rPr>
-              <w:t>林後</w:t>
+              <w:t>拉</w:t>
             </w:r>
             <w:r>
               <w:rPr>
@@ -25655,20 +24557,182 @@
                 <w:sz w:val="20"/>
                 <w:szCs w:val="20"/>
               </w:rPr>
-              <w:t>7*-8:7</w:t>
-            </w:r>
-            <w:r>
-              <w:rPr>
-                <w:rFonts w:ascii="Yanone Kaffeesatz Regular" w:eastAsia="華康儷中黑" w:hAnsi="Yanone Kaffeesatz Regular" w:cs="DaunPenh" w:hint="eastAsia"/>
+              <w:t>3*-4:5(4:3)</w:t>
+            </w:r>
+          </w:p>
+        </w:tc>
+      </w:tr>
+      <w:tr>
+        <w:tc>
+          <w:tcPr>
+            <w:tcW w:w="911" w:type="dxa"/>
+            <w:tcBorders>
+              <w:top w:val="single" w:sz="4" w:space="0" w:color="auto"/>
+              <w:bottom w:val="single" w:sz="4" w:space="0" w:color="auto"/>
+              <w:right w:val="single" w:sz="4" w:space="0" w:color="auto"/>
+            </w:tcBorders>
+            <w:tcMar>
+              <w:left w:w="57" w:type="dxa"/>
+              <w:right w:w="57" w:type="dxa"/>
+            </w:tcMar>
+          </w:tcPr>
+          <w:p>
+            <w:pPr>
+              <w:snapToGrid w:val="0"/>
+              <w:rPr>
+                <w:rFonts w:ascii="Barlow Condensed Medium" w:eastAsia="華康儷中黑" w:hAnsi="Barlow Condensed Medium" w:cstheme="minorHAnsi"/>
+                <w:w w:val="125"/>
+                <w:sz w:val="20"/>
+                <w:szCs w:val="20"/>
+              </w:rPr>
+            </w:pPr>
+            <w:r>
+              <w:rPr>
+                <w:rFonts w:ascii="Barlow Condensed Medium" w:eastAsia="華康儷中黑" w:hAnsi="Barlow Condensed Medium" w:cstheme="minorHAnsi"/>
+                <w:w w:val="125"/>
+                <w:sz w:val="20"/>
+                <w:szCs w:val="20"/>
+              </w:rPr>
+              <w:t>一</w:t>
+            </w:r>
+            <w:r>
+              <w:rPr>
+                <w:rFonts w:ascii="Barlow Condensed Medium" w:eastAsia="華康儷中黑" w:hAnsi="Barlow Condensed Medium" w:cstheme="minorHAnsi"/>
+                <w:w w:val="125"/>
+                <w:sz w:val="20"/>
+                <w:szCs w:val="20"/>
+              </w:rPr>
+              <w:fldChar w:fldCharType="begin"/>
+            </w:r>
+            <w:r>
+              <w:rPr>
+                <w:rFonts w:ascii="Barlow Condensed Medium" w:eastAsia="華康儷中黑" w:hAnsi="Barlow Condensed Medium" w:cstheme="minorHAnsi"/>
+                <w:w w:val="125"/>
+                <w:sz w:val="20"/>
+                <w:szCs w:val="20"/>
+              </w:rPr>
+              <w:instrText xml:space="preserve"> =IF(pub_day+1&gt;this_mon_days, IF(pub_mon=12, 1, pub_mon+1), pub_mon) \* MERGEFORMAT </w:instrText>
+            </w:r>
+            <w:r>
+              <w:rPr>
+                <w:rFonts w:ascii="Barlow Condensed Medium" w:eastAsia="華康儷中黑" w:hAnsi="Barlow Condensed Medium" w:cstheme="minorHAnsi"/>
+                <w:w w:val="125"/>
+                <w:sz w:val="20"/>
+                <w:szCs w:val="20"/>
+              </w:rPr>
+              <w:fldChar w:fldCharType="separate"/>
+            </w:r>
+            <w:r>
+              <w:rPr>
+                <w:rFonts w:ascii="Barlow Condensed Medium" w:eastAsia="華康儷中黑" w:hAnsi="Barlow Condensed Medium" w:cstheme="minorHAnsi"/>
+                <w:noProof/>
+                <w:w w:val="125"/>
+                <w:sz w:val="20"/>
+                <w:szCs w:val="20"/>
+              </w:rPr>
+              <w:t>7</w:t>
+            </w:r>
+            <w:r>
+              <w:rPr>
+                <w:rFonts w:ascii="Barlow Condensed Medium" w:eastAsia="華康儷中黑" w:hAnsi="Barlow Condensed Medium" w:cstheme="minorHAnsi"/>
+                <w:w w:val="125"/>
+                <w:sz w:val="20"/>
+                <w:szCs w:val="20"/>
+              </w:rPr>
+              <w:fldChar w:fldCharType="end"/>
+            </w:r>
+            <w:r>
+              <w:rPr>
+                <w:rFonts w:ascii="Barlow Condensed Medium" w:eastAsia="華康儷中黑" w:hAnsi="Barlow Condensed Medium" w:cstheme="minorHAnsi"/>
+                <w:w w:val="125"/>
+                <w:sz w:val="20"/>
+                <w:szCs w:val="20"/>
+              </w:rPr>
+              <w:t>/</w:t>
+            </w:r>
+            <w:r>
+              <w:rPr>
+                <w:rFonts w:ascii="Barlow Condensed Medium" w:eastAsia="華康儷中黑" w:hAnsi="Barlow Condensed Medium" w:cstheme="minorHAnsi"/>
+                <w:w w:val="125"/>
+                <w:sz w:val="20"/>
+                <w:szCs w:val="20"/>
+              </w:rPr>
+              <w:fldChar w:fldCharType="begin"/>
+            </w:r>
+            <w:r>
+              <w:rPr>
+                <w:rFonts w:ascii="Barlow Condensed Medium" w:eastAsia="華康儷中黑" w:hAnsi="Barlow Condensed Medium" w:cstheme="minorHAnsi"/>
+                <w:w w:val="125"/>
+                <w:sz w:val="20"/>
+                <w:szCs w:val="20"/>
+              </w:rPr>
+              <w:instrText xml:space="preserve"> =IF(pub_day+1&gt;this_mon_days, -this_mon_days, 0)+pub_day+1 \* MERGEFORMAT </w:instrText>
+            </w:r>
+            <w:r>
+              <w:rPr>
+                <w:rFonts w:ascii="Barlow Condensed Medium" w:eastAsia="華康儷中黑" w:hAnsi="Barlow Condensed Medium" w:cstheme="minorHAnsi"/>
+                <w:w w:val="125"/>
+                <w:sz w:val="20"/>
+                <w:szCs w:val="20"/>
+              </w:rPr>
+              <w:fldChar w:fldCharType="separate"/>
+            </w:r>
+            <w:r>
+              <w:rPr>
+                <w:rFonts w:ascii="Barlow Condensed Medium" w:eastAsia="華康儷中黑" w:hAnsi="Barlow Condensed Medium" w:cstheme="minorHAnsi"/>
+                <w:noProof/>
+                <w:w w:val="125"/>
+                <w:sz w:val="20"/>
+                <w:szCs w:val="20"/>
+              </w:rPr>
+              <w:t>13</w:t>
+            </w:r>
+            <w:r>
+              <w:rPr>
+                <w:rFonts w:ascii="Barlow Condensed Medium" w:eastAsia="華康儷中黑" w:hAnsi="Barlow Condensed Medium" w:cstheme="minorHAnsi"/>
+                <w:w w:val="125"/>
+                <w:sz w:val="20"/>
+                <w:szCs w:val="20"/>
+              </w:rPr>
+              <w:fldChar w:fldCharType="end"/>
+            </w:r>
+            <w:r>
+              <w:rPr>
+                <w:rFonts w:ascii="Barlow Condensed Medium" w:eastAsia="華康儷中黑" w:hAnsi="Barlow Condensed Medium" w:cstheme="minorHAnsi"/>
+                <w:w w:val="125"/>
+                <w:sz w:val="20"/>
+                <w:szCs w:val="20"/>
+              </w:rPr>
+              <w:t xml:space="preserve"> </w:t>
+            </w:r>
+          </w:p>
+        </w:tc>
+        <w:tc>
+          <w:tcPr>
+            <w:tcW w:w="1904" w:type="dxa"/>
+            <w:tcBorders>
+              <w:top w:val="single" w:sz="4" w:space="0" w:color="auto"/>
+              <w:left w:val="single" w:sz="4" w:space="0" w:color="auto"/>
+              <w:bottom w:val="single" w:sz="4" w:space="0" w:color="auto"/>
+            </w:tcBorders>
+            <w:tcMar>
+              <w:left w:w="28" w:type="dxa"/>
+              <w:right w:w="28" w:type="dxa"/>
+            </w:tcMar>
+            <w:vAlign w:val="center"/>
+          </w:tcPr>
+          <w:p>
+            <w:pPr>
+              <w:snapToGrid w:val="0"/>
+              <w:rPr>
+                <w:rFonts w:ascii="Yanone Kaffeesatz Regular" w:eastAsia="華康儷中黑" w:hAnsi="Yanone Kaffeesatz Regular"/>
                 <w:b/>
                 <w:bCs/>
                 <w:w w:val="125"/>
                 <w:sz w:val="20"/>
                 <w:szCs w:val="20"/>
-                <w:lang w:val="en-NZ"/>
-              </w:rPr>
-              <w:t>(</w:t>
-            </w:r>
+              </w:rPr>
+            </w:pPr>
             <w:r>
               <w:rPr>
                 <w:rFonts w:ascii="Yanone Kaffeesatz Regular" w:eastAsia="華康儷中黑" w:hAnsi="Yanone Kaffeesatz Regular" w:cs="DaunPenh"/>
@@ -25677,21 +24741,174 @@
                 <w:w w:val="125"/>
                 <w:sz w:val="20"/>
                 <w:szCs w:val="20"/>
-                <w:lang w:val="en-NZ"/>
-              </w:rPr>
-              <w:t>7:</w:t>
-            </w:r>
-            <w:r>
-              <w:rPr>
-                <w:rFonts w:ascii="Yanone Kaffeesatz Regular" w:eastAsia="華康儷中黑" w:hAnsi="Yanone Kaffeesatz Regular" w:cs="DaunPenh" w:hint="eastAsia"/>
+              </w:rPr>
+              <w:t>4:6-5:5(4:16)</w:t>
+            </w:r>
+          </w:p>
+        </w:tc>
+      </w:tr>
+      <w:tr>
+        <w:tc>
+          <w:tcPr>
+            <w:tcW w:w="911" w:type="dxa"/>
+            <w:tcBorders>
+              <w:top w:val="single" w:sz="4" w:space="0" w:color="auto"/>
+              <w:bottom w:val="single" w:sz="4" w:space="0" w:color="auto"/>
+              <w:right w:val="single" w:sz="4" w:space="0" w:color="auto"/>
+            </w:tcBorders>
+            <w:tcMar>
+              <w:left w:w="57" w:type="dxa"/>
+              <w:right w:w="57" w:type="dxa"/>
+            </w:tcMar>
+          </w:tcPr>
+          <w:p>
+            <w:pPr>
+              <w:snapToGrid w:val="0"/>
+              <w:rPr>
+                <w:rFonts w:ascii="Barlow Condensed Medium" w:eastAsia="華康儷中黑" w:hAnsi="Barlow Condensed Medium" w:cstheme="minorHAnsi"/>
+                <w:w w:val="125"/>
+                <w:sz w:val="20"/>
+                <w:szCs w:val="20"/>
+              </w:rPr>
+            </w:pPr>
+            <w:r>
+              <w:rPr>
+                <w:rFonts w:ascii="Barlow Condensed Medium" w:eastAsia="華康儷中黑" w:hAnsi="Barlow Condensed Medium" w:cstheme="minorHAnsi"/>
+                <w:w w:val="125"/>
+                <w:sz w:val="20"/>
+                <w:szCs w:val="20"/>
+              </w:rPr>
+              <w:t>二</w:t>
+            </w:r>
+            <w:r>
+              <w:rPr>
+                <w:rFonts w:ascii="Barlow Condensed Medium" w:eastAsia="華康儷中黑" w:hAnsi="Barlow Condensed Medium" w:cstheme="minorHAnsi"/>
+                <w:w w:val="125"/>
+                <w:sz w:val="20"/>
+                <w:szCs w:val="20"/>
+              </w:rPr>
+              <w:fldChar w:fldCharType="begin"/>
+            </w:r>
+            <w:r>
+              <w:rPr>
+                <w:rFonts w:ascii="Barlow Condensed Medium" w:eastAsia="華康儷中黑" w:hAnsi="Barlow Condensed Medium" w:cstheme="minorHAnsi"/>
+                <w:w w:val="125"/>
+                <w:sz w:val="20"/>
+                <w:szCs w:val="20"/>
+              </w:rPr>
+              <w:instrText xml:space="preserve"> =IF(pub_day+2&gt;this_mon_days, IF(pub_mon=12, 1, pub_mon+1), pub_mon) \* MERGEFORMAT </w:instrText>
+            </w:r>
+            <w:r>
+              <w:rPr>
+                <w:rFonts w:ascii="Barlow Condensed Medium" w:eastAsia="華康儷中黑" w:hAnsi="Barlow Condensed Medium" w:cstheme="minorHAnsi"/>
+                <w:w w:val="125"/>
+                <w:sz w:val="20"/>
+                <w:szCs w:val="20"/>
+              </w:rPr>
+              <w:fldChar w:fldCharType="separate"/>
+            </w:r>
+            <w:r>
+              <w:rPr>
+                <w:rFonts w:ascii="Barlow Condensed Medium" w:eastAsia="華康儷中黑" w:hAnsi="Barlow Condensed Medium" w:cstheme="minorHAnsi"/>
+                <w:noProof/>
+                <w:w w:val="125"/>
+                <w:sz w:val="20"/>
+                <w:szCs w:val="20"/>
+              </w:rPr>
+              <w:t>7</w:t>
+            </w:r>
+            <w:r>
+              <w:rPr>
+                <w:rFonts w:ascii="Barlow Condensed Medium" w:eastAsia="華康儷中黑" w:hAnsi="Barlow Condensed Medium" w:cstheme="minorHAnsi"/>
+                <w:w w:val="125"/>
+                <w:sz w:val="20"/>
+                <w:szCs w:val="20"/>
+              </w:rPr>
+              <w:fldChar w:fldCharType="end"/>
+            </w:r>
+            <w:r>
+              <w:rPr>
+                <w:rFonts w:ascii="Barlow Condensed Medium" w:eastAsia="華康儷中黑" w:hAnsi="Barlow Condensed Medium" w:cstheme="minorHAnsi"/>
+                <w:w w:val="125"/>
+                <w:sz w:val="20"/>
+                <w:szCs w:val="20"/>
+              </w:rPr>
+              <w:t>/</w:t>
+            </w:r>
+            <w:r>
+              <w:rPr>
+                <w:rFonts w:ascii="Barlow Condensed Medium" w:eastAsia="華康儷中黑" w:hAnsi="Barlow Condensed Medium" w:cstheme="minorHAnsi"/>
+                <w:w w:val="125"/>
+                <w:sz w:val="20"/>
+                <w:szCs w:val="20"/>
+              </w:rPr>
+              <w:fldChar w:fldCharType="begin"/>
+            </w:r>
+            <w:r>
+              <w:rPr>
+                <w:rFonts w:ascii="Barlow Condensed Medium" w:eastAsia="華康儷中黑" w:hAnsi="Barlow Condensed Medium" w:cstheme="minorHAnsi"/>
+                <w:w w:val="125"/>
+                <w:sz w:val="20"/>
+                <w:szCs w:val="20"/>
+              </w:rPr>
+              <w:instrText xml:space="preserve"> =IF(pub_day+2&gt;this_mon_days, -this_mon_days, 0)+pub_day+2  \* MERGEFORMAT </w:instrText>
+            </w:r>
+            <w:r>
+              <w:rPr>
+                <w:rFonts w:ascii="Barlow Condensed Medium" w:eastAsia="華康儷中黑" w:hAnsi="Barlow Condensed Medium" w:cstheme="minorHAnsi"/>
+                <w:w w:val="125"/>
+                <w:sz w:val="20"/>
+                <w:szCs w:val="20"/>
+              </w:rPr>
+              <w:fldChar w:fldCharType="separate"/>
+            </w:r>
+            <w:r>
+              <w:rPr>
+                <w:rFonts w:ascii="Barlow Condensed Medium" w:eastAsia="華康儷中黑" w:hAnsi="Barlow Condensed Medium" w:cstheme="minorHAnsi"/>
+                <w:noProof/>
+                <w:w w:val="125"/>
+                <w:sz w:val="20"/>
+                <w:szCs w:val="20"/>
+              </w:rPr>
+              <w:t>14</w:t>
+            </w:r>
+            <w:r>
+              <w:rPr>
+                <w:rFonts w:ascii="Barlow Condensed Medium" w:eastAsia="華康儷中黑" w:hAnsi="Barlow Condensed Medium" w:cstheme="minorHAnsi"/>
+                <w:w w:val="125"/>
+                <w:sz w:val="20"/>
+                <w:szCs w:val="20"/>
+              </w:rPr>
+              <w:fldChar w:fldCharType="end"/>
+            </w:r>
+          </w:p>
+        </w:tc>
+        <w:tc>
+          <w:tcPr>
+            <w:tcW w:w="1904" w:type="dxa"/>
+            <w:tcBorders>
+              <w:top w:val="single" w:sz="4" w:space="0" w:color="auto"/>
+              <w:left w:val="single" w:sz="4" w:space="0" w:color="auto"/>
+              <w:bottom w:val="single" w:sz="4" w:space="0" w:color="auto"/>
+            </w:tcBorders>
+            <w:tcMar>
+              <w:left w:w="28" w:type="dxa"/>
+              <w:right w:w="28" w:type="dxa"/>
+            </w:tcMar>
+            <w:vAlign w:val="center"/>
+          </w:tcPr>
+          <w:p>
+            <w:pPr>
+              <w:snapToGrid w:val="0"/>
+              <w:rPr>
+                <w:rFonts w:ascii="Yanone Kaffeesatz Regular" w:eastAsia="華康儷中黑" w:hAnsi="Yanone Kaffeesatz Regular"/>
                 <w:b/>
                 <w:bCs/>
                 <w:w w:val="125"/>
                 <w:sz w:val="20"/>
                 <w:szCs w:val="20"/>
               </w:rPr>
-              <w:t>10</w:t>
-            </w:r>
+            </w:pPr>
             <w:r>
               <w:rPr>
                 <w:rFonts w:ascii="Yanone Kaffeesatz Regular" w:eastAsia="華康儷中黑" w:hAnsi="Yanone Kaffeesatz Regular" w:cs="DaunPenh"/>
@@ -25701,7 +24918,7 @@
                 <w:sz w:val="20"/>
                 <w:szCs w:val="20"/>
               </w:rPr>
-              <w:t>)</w:t>
+              <w:t>5:6-6:12(5:3)</w:t>
             </w:r>
           </w:p>
         </w:tc>
@@ -25730,7 +24947,6 @@
                 <w:szCs w:val="20"/>
               </w:rPr>
             </w:pPr>
-            <w:proofErr w:type="gramStart"/>
             <w:r>
               <w:rPr>
                 <w:rFonts w:ascii="Barlow Condensed Medium" w:eastAsia="華康儷中黑" w:hAnsi="Barlow Condensed Medium" w:cstheme="minorHAnsi"/>
@@ -25738,9 +24954,8 @@
                 <w:sz w:val="20"/>
                 <w:szCs w:val="20"/>
               </w:rPr>
-              <w:t>一</w:t>
-            </w:r>
-            <w:proofErr w:type="gramEnd"/>
+              <w:t>三</w:t>
+            </w:r>
             <w:r>
               <w:rPr>
                 <w:rFonts w:ascii="Barlow Condensed Medium" w:eastAsia="華康儷中黑" w:hAnsi="Barlow Condensed Medium" w:cstheme="minorHAnsi"/>
@@ -25757,7 +24972,7 @@
                 <w:sz w:val="20"/>
                 <w:szCs w:val="20"/>
               </w:rPr>
-              <w:instrText xml:space="preserve"> =IF(pub_day+1&gt;this_mon_days, IF(pub_mon=12, 1, pub_mon+1), pub_mon) \* MERGEFORMAT </w:instrText>
+              <w:instrText xml:space="preserve"> =IF(pub_day+3&gt;this_mon_days, IF(pub_mon=12, 1, pub_mon+1), pub_mon) \* MERGEFORMAT </w:instrText>
             </w:r>
             <w:r>
               <w:rPr>
@@ -25812,7 +25027,7 @@
                 <w:sz w:val="20"/>
                 <w:szCs w:val="20"/>
               </w:rPr>
-              <w:instrText xml:space="preserve"> =IF(pub_day+1&gt;this_mon_days, -this_mon_days, 0)+pub_day+1 \* MERGEFORMAT </w:instrText>
+              <w:instrText xml:space="preserve"> =IF(pub_day+3&gt;this_mon_days, -this_mon_days, 0)+pub_day+3 \* MERGEFORMAT </w:instrText>
             </w:r>
             <w:r>
               <w:rPr>
@@ -25831,7 +25046,7 @@
                 <w:sz w:val="20"/>
                 <w:szCs w:val="20"/>
               </w:rPr>
-              <w:t>13</w:t>
+              <w:t>15</w:t>
             </w:r>
             <w:r>
               <w:rPr>
@@ -25841,15 +25056,6 @@
                 <w:szCs w:val="20"/>
               </w:rPr>
               <w:fldChar w:fldCharType="end"/>
-            </w:r>
-            <w:r>
-              <w:rPr>
-                <w:rFonts w:ascii="Barlow Condensed Medium" w:eastAsia="華康儷中黑" w:hAnsi="Barlow Condensed Medium" w:cstheme="minorHAnsi"/>
-                <w:w w:val="125"/>
-                <w:sz w:val="20"/>
-                <w:szCs w:val="20"/>
-              </w:rPr>
-              <w:t xml:space="preserve"> </w:t>
             </w:r>
           </w:p>
         </w:tc>
@@ -25888,31 +25094,173 @@
                 <w:sz w:val="20"/>
                 <w:szCs w:val="20"/>
               </w:rPr>
-              <w:t>8:8-9*</w:t>
-            </w:r>
-            <w:r>
-              <w:rPr>
-                <w:rFonts w:ascii="Yanone Kaffeesatz Regular" w:eastAsia="華康儷中黑" w:hAnsi="Yanone Kaffeesatz Regular" w:cs="DaunPenh" w:hint="eastAsia"/>
+              <w:t>6:13-7:18(7:9-10)</w:t>
+            </w:r>
+          </w:p>
+        </w:tc>
+      </w:tr>
+      <w:tr>
+        <w:tc>
+          <w:tcPr>
+            <w:tcW w:w="911" w:type="dxa"/>
+            <w:tcBorders>
+              <w:top w:val="single" w:sz="4" w:space="0" w:color="auto"/>
+              <w:bottom w:val="single" w:sz="4" w:space="0" w:color="auto"/>
+              <w:right w:val="single" w:sz="4" w:space="0" w:color="auto"/>
+            </w:tcBorders>
+            <w:tcMar>
+              <w:left w:w="57" w:type="dxa"/>
+              <w:right w:w="57" w:type="dxa"/>
+            </w:tcMar>
+          </w:tcPr>
+          <w:p>
+            <w:pPr>
+              <w:snapToGrid w:val="0"/>
+              <w:rPr>
+                <w:rFonts w:ascii="Barlow Condensed Medium" w:eastAsia="華康儷中黑" w:hAnsi="Barlow Condensed Medium" w:cstheme="minorHAnsi"/>
+                <w:w w:val="125"/>
+                <w:sz w:val="20"/>
+                <w:szCs w:val="20"/>
+              </w:rPr>
+            </w:pPr>
+            <w:r>
+              <w:rPr>
+                <w:rFonts w:ascii="Barlow Condensed Medium" w:eastAsia="華康儷中黑" w:hAnsi="Barlow Condensed Medium" w:cstheme="minorHAnsi"/>
+                <w:w w:val="125"/>
+                <w:sz w:val="20"/>
+                <w:szCs w:val="20"/>
+              </w:rPr>
+              <w:t>四</w:t>
+            </w:r>
+            <w:r>
+              <w:rPr>
+                <w:rFonts w:ascii="Barlow Condensed Medium" w:eastAsia="華康儷中黑" w:hAnsi="Barlow Condensed Medium" w:cstheme="minorHAnsi"/>
+                <w:w w:val="125"/>
+                <w:sz w:val="20"/>
+                <w:szCs w:val="20"/>
+              </w:rPr>
+              <w:fldChar w:fldCharType="begin"/>
+            </w:r>
+            <w:r>
+              <w:rPr>
+                <w:rFonts w:ascii="Barlow Condensed Medium" w:eastAsia="華康儷中黑" w:hAnsi="Barlow Condensed Medium" w:cstheme="minorHAnsi"/>
+                <w:w w:val="125"/>
+                <w:sz w:val="20"/>
+                <w:szCs w:val="20"/>
+              </w:rPr>
+              <w:instrText xml:space="preserve"> =IF(pub_day+4&gt;this_mon_days, IF(pub_mon=12, 1, pub_mon+1), pub_mon) \* MERGEFORMAT </w:instrText>
+            </w:r>
+            <w:r>
+              <w:rPr>
+                <w:rFonts w:ascii="Barlow Condensed Medium" w:eastAsia="華康儷中黑" w:hAnsi="Barlow Condensed Medium" w:cstheme="minorHAnsi"/>
+                <w:w w:val="125"/>
+                <w:sz w:val="20"/>
+                <w:szCs w:val="20"/>
+              </w:rPr>
+              <w:fldChar w:fldCharType="separate"/>
+            </w:r>
+            <w:r>
+              <w:rPr>
+                <w:rFonts w:ascii="Barlow Condensed Medium" w:eastAsia="華康儷中黑" w:hAnsi="Barlow Condensed Medium" w:cstheme="minorHAnsi"/>
+                <w:noProof/>
+                <w:w w:val="125"/>
+                <w:sz w:val="20"/>
+                <w:szCs w:val="20"/>
+              </w:rPr>
+              <w:t>7</w:t>
+            </w:r>
+            <w:r>
+              <w:rPr>
+                <w:rFonts w:ascii="Barlow Condensed Medium" w:eastAsia="華康儷中黑" w:hAnsi="Barlow Condensed Medium" w:cstheme="minorHAnsi"/>
+                <w:w w:val="125"/>
+                <w:sz w:val="20"/>
+                <w:szCs w:val="20"/>
+              </w:rPr>
+              <w:fldChar w:fldCharType="end"/>
+            </w:r>
+            <w:r>
+              <w:rPr>
+                <w:rFonts w:ascii="Barlow Condensed Medium" w:eastAsia="華康儷中黑" w:hAnsi="Barlow Condensed Medium" w:cstheme="minorHAnsi"/>
+                <w:w w:val="125"/>
+                <w:sz w:val="20"/>
+                <w:szCs w:val="20"/>
+              </w:rPr>
+              <w:t>/</w:t>
+            </w:r>
+            <w:r>
+              <w:rPr>
+                <w:rFonts w:ascii="Barlow Condensed Medium" w:eastAsia="華康儷中黑" w:hAnsi="Barlow Condensed Medium" w:cstheme="minorHAnsi"/>
+                <w:w w:val="125"/>
+                <w:sz w:val="20"/>
+                <w:szCs w:val="20"/>
+              </w:rPr>
+              <w:fldChar w:fldCharType="begin"/>
+            </w:r>
+            <w:r>
+              <w:rPr>
+                <w:rFonts w:ascii="Barlow Condensed Medium" w:eastAsia="華康儷中黑" w:hAnsi="Barlow Condensed Medium" w:cstheme="minorHAnsi"/>
+                <w:w w:val="125"/>
+                <w:sz w:val="20"/>
+                <w:szCs w:val="20"/>
+              </w:rPr>
+              <w:instrText xml:space="preserve"> =IF(pub_day+4&gt;this_mon_days, -this_mon_days, 0)+pub_day+4 \* MERGEFORMAT </w:instrText>
+            </w:r>
+            <w:r>
+              <w:rPr>
+                <w:rFonts w:ascii="Barlow Condensed Medium" w:eastAsia="華康儷中黑" w:hAnsi="Barlow Condensed Medium" w:cstheme="minorHAnsi"/>
+                <w:w w:val="125"/>
+                <w:sz w:val="20"/>
+                <w:szCs w:val="20"/>
+              </w:rPr>
+              <w:fldChar w:fldCharType="separate"/>
+            </w:r>
+            <w:r>
+              <w:rPr>
+                <w:rFonts w:ascii="Barlow Condensed Medium" w:eastAsia="華康儷中黑" w:hAnsi="Barlow Condensed Medium" w:cstheme="minorHAnsi"/>
+                <w:noProof/>
+                <w:w w:val="125"/>
+                <w:sz w:val="20"/>
+                <w:szCs w:val="20"/>
+              </w:rPr>
+              <w:t>16</w:t>
+            </w:r>
+            <w:r>
+              <w:rPr>
+                <w:rFonts w:ascii="Barlow Condensed Medium" w:eastAsia="華康儷中黑" w:hAnsi="Barlow Condensed Medium" w:cstheme="minorHAnsi"/>
+                <w:w w:val="125"/>
+                <w:sz w:val="20"/>
+                <w:szCs w:val="20"/>
+              </w:rPr>
+              <w:fldChar w:fldCharType="end"/>
+            </w:r>
+          </w:p>
+        </w:tc>
+        <w:tc>
+          <w:tcPr>
+            <w:tcW w:w="1904" w:type="dxa"/>
+            <w:tcBorders>
+              <w:top w:val="single" w:sz="4" w:space="0" w:color="auto"/>
+              <w:left w:val="single" w:sz="4" w:space="0" w:color="auto"/>
+              <w:bottom w:val="single" w:sz="4" w:space="0" w:color="auto"/>
+            </w:tcBorders>
+            <w:tcMar>
+              <w:left w:w="28" w:type="dxa"/>
+              <w:right w:w="28" w:type="dxa"/>
+            </w:tcMar>
+            <w:vAlign w:val="center"/>
+          </w:tcPr>
+          <w:p>
+            <w:pPr>
+              <w:snapToGrid w:val="0"/>
+              <w:rPr>
+                <w:rFonts w:ascii="Yanone Kaffeesatz Regular" w:eastAsia="華康儷中黑" w:hAnsi="Yanone Kaffeesatz Regular"/>
                 <w:b/>
                 <w:bCs/>
                 <w:w w:val="125"/>
                 <w:sz w:val="20"/>
                 <w:szCs w:val="20"/>
-                <w:lang w:val="en-NZ"/>
-              </w:rPr>
-              <w:t>(</w:t>
-            </w:r>
-            <w:r>
-              <w:rPr>
-                <w:rFonts w:ascii="Yanone Kaffeesatz Regular" w:eastAsia="華康儷中黑" w:hAnsi="Yanone Kaffeesatz Regular" w:cs="DaunPenh" w:hint="eastAsia"/>
-                <w:b/>
-                <w:bCs/>
-                <w:w w:val="125"/>
-                <w:sz w:val="20"/>
-                <w:szCs w:val="20"/>
-              </w:rPr>
-              <w:t>8:14-15</w:t>
-            </w:r>
+              </w:rPr>
+            </w:pPr>
             <w:r>
               <w:rPr>
                 <w:rFonts w:ascii="Yanone Kaffeesatz Regular" w:eastAsia="華康儷中黑" w:hAnsi="Yanone Kaffeesatz Regular" w:cs="DaunPenh"/>
@@ -25922,7 +25270,7 @@
                 <w:sz w:val="20"/>
                 <w:szCs w:val="20"/>
               </w:rPr>
-              <w:t>)</w:t>
+              <w:t>7:19-8:14(7:27)</w:t>
             </w:r>
           </w:p>
         </w:tc>
@@ -25958,7 +25306,7 @@
                 <w:sz w:val="20"/>
                 <w:szCs w:val="20"/>
               </w:rPr>
-              <w:t>二</w:t>
+              <w:t>五</w:t>
             </w:r>
             <w:r>
               <w:rPr>
@@ -25976,7 +25324,7 @@
                 <w:sz w:val="20"/>
                 <w:szCs w:val="20"/>
               </w:rPr>
-              <w:instrText xml:space="preserve"> =IF(pub_day+2&gt;this_mon_days, IF(pub_mon=12, 1, pub_mon+1), pub_mon) \* MERGEFORMAT </w:instrText>
+              <w:instrText xml:space="preserve"> =IF(pub_day+5&gt;this_mon_days, IF(pub_mon=12, 1, pub_mon+1), pub_mon) \* MERGEFORMAT </w:instrText>
             </w:r>
             <w:r>
               <w:rPr>
@@ -26031,7 +25379,7 @@
                 <w:sz w:val="20"/>
                 <w:szCs w:val="20"/>
               </w:rPr>
-              <w:instrText xml:space="preserve"> =IF(pub_day+2&gt;this_mon_days, -this_mon_days, 0)+pub_day+2  \* MERGEFORMAT </w:instrText>
+              <w:instrText xml:space="preserve"> =IF(pub_day+5&gt;this_mon_days, -this_mon_days, 0)+pub_day+5 \* MERGEFORMAT </w:instrText>
             </w:r>
             <w:r>
               <w:rPr>
@@ -26050,7 +25398,7 @@
                 <w:sz w:val="20"/>
                 <w:szCs w:val="20"/>
               </w:rPr>
-              <w:t>14</w:t>
+              <w:t>17</w:t>
             </w:r>
             <w:r>
               <w:rPr>
@@ -26098,20 +25446,173 @@
                 <w:sz w:val="20"/>
                 <w:szCs w:val="20"/>
               </w:rPr>
-              <w:t>10*-11:15</w:t>
-            </w:r>
-            <w:r>
-              <w:rPr>
-                <w:rFonts w:ascii="Yanone Kaffeesatz Regular" w:eastAsia="華康儷中黑" w:hAnsi="Yanone Kaffeesatz Regular" w:cs="DaunPenh" w:hint="eastAsia"/>
+              <w:t>8:15-36(26,29)</w:t>
+            </w:r>
+          </w:p>
+        </w:tc>
+      </w:tr>
+      <w:tr>
+        <w:tc>
+          <w:tcPr>
+            <w:tcW w:w="911" w:type="dxa"/>
+            <w:tcBorders>
+              <w:top w:val="single" w:sz="4" w:space="0" w:color="auto"/>
+              <w:bottom w:val="single" w:sz="12" w:space="0" w:color="auto"/>
+              <w:right w:val="single" w:sz="4" w:space="0" w:color="auto"/>
+            </w:tcBorders>
+            <w:tcMar>
+              <w:left w:w="57" w:type="dxa"/>
+              <w:right w:w="57" w:type="dxa"/>
+            </w:tcMar>
+          </w:tcPr>
+          <w:p>
+            <w:pPr>
+              <w:snapToGrid w:val="0"/>
+              <w:rPr>
+                <w:rFonts w:ascii="Barlow Condensed Medium" w:eastAsia="華康儷中黑" w:hAnsi="Barlow Condensed Medium" w:cstheme="minorHAnsi"/>
+                <w:w w:val="125"/>
+                <w:sz w:val="20"/>
+                <w:szCs w:val="20"/>
+              </w:rPr>
+            </w:pPr>
+            <w:r>
+              <w:rPr>
+                <w:rFonts w:ascii="Barlow Condensed Medium" w:eastAsia="華康儷中黑" w:hAnsi="Barlow Condensed Medium" w:cstheme="minorHAnsi"/>
+                <w:w w:val="125"/>
+                <w:sz w:val="20"/>
+                <w:szCs w:val="20"/>
+              </w:rPr>
+              <w:t>六</w:t>
+            </w:r>
+            <w:r>
+              <w:rPr>
+                <w:rFonts w:ascii="Barlow Condensed Medium" w:eastAsia="華康儷中黑" w:hAnsi="Barlow Condensed Medium" w:cstheme="minorHAnsi"/>
+                <w:w w:val="125"/>
+                <w:sz w:val="20"/>
+                <w:szCs w:val="20"/>
+              </w:rPr>
+              <w:fldChar w:fldCharType="begin"/>
+            </w:r>
+            <w:r>
+              <w:rPr>
+                <w:rFonts w:ascii="Barlow Condensed Medium" w:eastAsia="華康儷中黑" w:hAnsi="Barlow Condensed Medium" w:cstheme="minorHAnsi"/>
+                <w:w w:val="125"/>
+                <w:sz w:val="20"/>
+                <w:szCs w:val="20"/>
+              </w:rPr>
+              <w:instrText xml:space="preserve"> =IF(pub_day+6&gt;this_mon_days, IF(pub_mon=12, 1, pub_mon+1), pub_mon) \* MERGEFORMAT </w:instrText>
+            </w:r>
+            <w:r>
+              <w:rPr>
+                <w:rFonts w:ascii="Barlow Condensed Medium" w:eastAsia="華康儷中黑" w:hAnsi="Barlow Condensed Medium" w:cstheme="minorHAnsi"/>
+                <w:w w:val="125"/>
+                <w:sz w:val="20"/>
+                <w:szCs w:val="20"/>
+              </w:rPr>
+              <w:fldChar w:fldCharType="separate"/>
+            </w:r>
+            <w:r>
+              <w:rPr>
+                <w:rFonts w:ascii="Barlow Condensed Medium" w:eastAsia="華康儷中黑" w:hAnsi="Barlow Condensed Medium" w:cstheme="minorHAnsi"/>
+                <w:noProof/>
+                <w:w w:val="125"/>
+                <w:sz w:val="20"/>
+                <w:szCs w:val="20"/>
+              </w:rPr>
+              <w:t>7</w:t>
+            </w:r>
+            <w:r>
+              <w:rPr>
+                <w:rFonts w:ascii="Barlow Condensed Medium" w:eastAsia="華康儷中黑" w:hAnsi="Barlow Condensed Medium" w:cstheme="minorHAnsi"/>
+                <w:w w:val="125"/>
+                <w:sz w:val="20"/>
+                <w:szCs w:val="20"/>
+              </w:rPr>
+              <w:fldChar w:fldCharType="end"/>
+            </w:r>
+            <w:r>
+              <w:rPr>
+                <w:rFonts w:ascii="Barlow Condensed Medium" w:eastAsia="華康儷中黑" w:hAnsi="Barlow Condensed Medium" w:cstheme="minorHAnsi"/>
+                <w:w w:val="125"/>
+                <w:sz w:val="20"/>
+                <w:szCs w:val="20"/>
+              </w:rPr>
+              <w:t>/</w:t>
+            </w:r>
+            <w:r>
+              <w:rPr>
+                <w:rFonts w:ascii="Barlow Condensed Medium" w:eastAsia="華康儷中黑" w:hAnsi="Barlow Condensed Medium" w:cstheme="minorHAnsi"/>
+                <w:w w:val="125"/>
+                <w:sz w:val="20"/>
+                <w:szCs w:val="20"/>
+              </w:rPr>
+              <w:fldChar w:fldCharType="begin"/>
+            </w:r>
+            <w:r>
+              <w:rPr>
+                <w:rFonts w:ascii="Barlow Condensed Medium" w:eastAsia="華康儷中黑" w:hAnsi="Barlow Condensed Medium" w:cstheme="minorHAnsi"/>
+                <w:w w:val="125"/>
+                <w:sz w:val="20"/>
+                <w:szCs w:val="20"/>
+              </w:rPr>
+              <w:instrText xml:space="preserve"> =IF(pub_day+6&gt;this_mon_days, -this_mon_days, 0)+pub_day+6 \* MERGEFORMAT </w:instrText>
+            </w:r>
+            <w:r>
+              <w:rPr>
+                <w:rFonts w:ascii="Barlow Condensed Medium" w:eastAsia="華康儷中黑" w:hAnsi="Barlow Condensed Medium" w:cstheme="minorHAnsi"/>
+                <w:w w:val="125"/>
+                <w:sz w:val="20"/>
+                <w:szCs w:val="20"/>
+              </w:rPr>
+              <w:fldChar w:fldCharType="separate"/>
+            </w:r>
+            <w:r>
+              <w:rPr>
+                <w:rFonts w:ascii="Barlow Condensed Medium" w:eastAsia="華康儷中黑" w:hAnsi="Barlow Condensed Medium" w:cstheme="minorHAnsi"/>
+                <w:noProof/>
+                <w:w w:val="125"/>
+                <w:sz w:val="20"/>
+                <w:szCs w:val="20"/>
+              </w:rPr>
+              <w:t>18</w:t>
+            </w:r>
+            <w:r>
+              <w:rPr>
+                <w:rFonts w:ascii="Barlow Condensed Medium" w:eastAsia="華康儷中黑" w:hAnsi="Barlow Condensed Medium" w:cstheme="minorHAnsi"/>
+                <w:w w:val="125"/>
+                <w:sz w:val="20"/>
+                <w:szCs w:val="20"/>
+              </w:rPr>
+              <w:fldChar w:fldCharType="end"/>
+            </w:r>
+          </w:p>
+        </w:tc>
+        <w:tc>
+          <w:tcPr>
+            <w:tcW w:w="1904" w:type="dxa"/>
+            <w:tcBorders>
+              <w:top w:val="single" w:sz="4" w:space="0" w:color="auto"/>
+              <w:left w:val="single" w:sz="4" w:space="0" w:color="auto"/>
+              <w:bottom w:val="single" w:sz="12" w:space="0" w:color="auto"/>
+            </w:tcBorders>
+            <w:tcMar>
+              <w:left w:w="28" w:type="dxa"/>
+              <w:right w:w="28" w:type="dxa"/>
+            </w:tcMar>
+            <w:vAlign w:val="center"/>
+          </w:tcPr>
+          <w:p>
+            <w:pPr>
+              <w:snapToGrid w:val="0"/>
+              <w:rPr>
+                <w:rFonts w:ascii="Yanone Kaffeesatz Regular" w:eastAsia="華康儷中黑" w:hAnsi="Yanone Kaffeesatz Regular"/>
                 <w:b/>
                 <w:bCs/>
                 <w:w w:val="125"/>
                 <w:sz w:val="20"/>
                 <w:szCs w:val="20"/>
-                <w:lang w:val="en-NZ"/>
-              </w:rPr>
-              <w:t>(</w:t>
-            </w:r>
+              </w:rPr>
+            </w:pPr>
             <w:r>
               <w:rPr>
                 <w:rFonts w:ascii="Yanone Kaffeesatz Regular" w:eastAsia="華康儷中黑" w:hAnsi="Yanone Kaffeesatz Regular" w:cs="DaunPenh"/>
@@ -26121,769 +25622,7 @@
                 <w:sz w:val="20"/>
                 <w:szCs w:val="20"/>
               </w:rPr>
-              <w:t>&lt;</w:t>
-            </w:r>
-            <w:r>
-              <w:rPr>
-                <w:rFonts w:ascii="Yanone Kaffeesatz Regular" w:eastAsia="華康儷中黑" w:hAnsi="Yanone Kaffeesatz Regular" w:cs="DaunPenh" w:hint="eastAsia"/>
-                <w:b/>
-                <w:bCs/>
-                <w:w w:val="125"/>
-                <w:sz w:val="20"/>
-                <w:szCs w:val="20"/>
-              </w:rPr>
-              <w:t>17-18</w:t>
-            </w:r>
-            <w:r>
-              <w:rPr>
-                <w:rFonts w:ascii="Yanone Kaffeesatz Regular" w:eastAsia="華康儷中黑" w:hAnsi="Yanone Kaffeesatz Regular" w:cs="DaunPenh"/>
-                <w:b/>
-                <w:bCs/>
-                <w:w w:val="125"/>
-                <w:sz w:val="20"/>
-                <w:szCs w:val="20"/>
-              </w:rPr>
-              <w:t>)</w:t>
-            </w:r>
-          </w:p>
-        </w:tc>
-      </w:tr>
-      <w:tr>
-        <w:tc>
-          <w:tcPr>
-            <w:tcW w:w="911" w:type="dxa"/>
-            <w:tcBorders>
-              <w:top w:val="single" w:sz="4" w:space="0" w:color="auto"/>
-              <w:bottom w:val="single" w:sz="4" w:space="0" w:color="auto"/>
-              <w:right w:val="single" w:sz="4" w:space="0" w:color="auto"/>
-            </w:tcBorders>
-            <w:tcMar>
-              <w:left w:w="57" w:type="dxa"/>
-              <w:right w:w="57" w:type="dxa"/>
-            </w:tcMar>
-          </w:tcPr>
-          <w:p>
-            <w:pPr>
-              <w:snapToGrid w:val="0"/>
-              <w:rPr>
-                <w:rFonts w:ascii="Barlow Condensed Medium" w:eastAsia="華康儷中黑" w:hAnsi="Barlow Condensed Medium" w:cstheme="minorHAnsi"/>
-                <w:w w:val="125"/>
-                <w:sz w:val="20"/>
-                <w:szCs w:val="20"/>
-              </w:rPr>
-            </w:pPr>
-            <w:proofErr w:type="gramStart"/>
-            <w:r>
-              <w:rPr>
-                <w:rFonts w:ascii="Barlow Condensed Medium" w:eastAsia="華康儷中黑" w:hAnsi="Barlow Condensed Medium" w:cstheme="minorHAnsi"/>
-                <w:w w:val="125"/>
-                <w:sz w:val="20"/>
-                <w:szCs w:val="20"/>
-              </w:rPr>
-              <w:t>三</w:t>
-            </w:r>
-            <w:proofErr w:type="gramEnd"/>
-            <w:r>
-              <w:rPr>
-                <w:rFonts w:ascii="Barlow Condensed Medium" w:eastAsia="華康儷中黑" w:hAnsi="Barlow Condensed Medium" w:cstheme="minorHAnsi"/>
-                <w:w w:val="125"/>
-                <w:sz w:val="20"/>
-                <w:szCs w:val="20"/>
-              </w:rPr>
-              <w:fldChar w:fldCharType="begin"/>
-            </w:r>
-            <w:r>
-              <w:rPr>
-                <w:rFonts w:ascii="Barlow Condensed Medium" w:eastAsia="華康儷中黑" w:hAnsi="Barlow Condensed Medium" w:cstheme="minorHAnsi"/>
-                <w:w w:val="125"/>
-                <w:sz w:val="20"/>
-                <w:szCs w:val="20"/>
-              </w:rPr>
-              <w:instrText xml:space="preserve"> =IF(pub_day+3&gt;this_mon_days, IF(pub_mon=12, 1, pub_mon+1), pub_mon) \* MERGEFORMAT </w:instrText>
-            </w:r>
-            <w:r>
-              <w:rPr>
-                <w:rFonts w:ascii="Barlow Condensed Medium" w:eastAsia="華康儷中黑" w:hAnsi="Barlow Condensed Medium" w:cstheme="minorHAnsi"/>
-                <w:w w:val="125"/>
-                <w:sz w:val="20"/>
-                <w:szCs w:val="20"/>
-              </w:rPr>
-              <w:fldChar w:fldCharType="separate"/>
-            </w:r>
-            <w:r>
-              <w:rPr>
-                <w:rFonts w:ascii="Barlow Condensed Medium" w:eastAsia="華康儷中黑" w:hAnsi="Barlow Condensed Medium" w:cstheme="minorHAnsi"/>
-                <w:noProof/>
-                <w:w w:val="125"/>
-                <w:sz w:val="20"/>
-                <w:szCs w:val="20"/>
-              </w:rPr>
-              <w:t>7</w:t>
-            </w:r>
-            <w:r>
-              <w:rPr>
-                <w:rFonts w:ascii="Barlow Condensed Medium" w:eastAsia="華康儷中黑" w:hAnsi="Barlow Condensed Medium" w:cstheme="minorHAnsi"/>
-                <w:w w:val="125"/>
-                <w:sz w:val="20"/>
-                <w:szCs w:val="20"/>
-              </w:rPr>
-              <w:fldChar w:fldCharType="end"/>
-            </w:r>
-            <w:r>
-              <w:rPr>
-                <w:rFonts w:ascii="Barlow Condensed Medium" w:eastAsia="華康儷中黑" w:hAnsi="Barlow Condensed Medium" w:cstheme="minorHAnsi"/>
-                <w:w w:val="125"/>
-                <w:sz w:val="20"/>
-                <w:szCs w:val="20"/>
-              </w:rPr>
-              <w:t>/</w:t>
-            </w:r>
-            <w:r>
-              <w:rPr>
-                <w:rFonts w:ascii="Barlow Condensed Medium" w:eastAsia="華康儷中黑" w:hAnsi="Barlow Condensed Medium" w:cstheme="minorHAnsi"/>
-                <w:w w:val="125"/>
-                <w:sz w:val="20"/>
-                <w:szCs w:val="20"/>
-              </w:rPr>
-              <w:fldChar w:fldCharType="begin"/>
-            </w:r>
-            <w:r>
-              <w:rPr>
-                <w:rFonts w:ascii="Barlow Condensed Medium" w:eastAsia="華康儷中黑" w:hAnsi="Barlow Condensed Medium" w:cstheme="minorHAnsi"/>
-                <w:w w:val="125"/>
-                <w:sz w:val="20"/>
-                <w:szCs w:val="20"/>
-              </w:rPr>
-              <w:instrText xml:space="preserve"> =IF(pub_day+3&gt;this_mon_days, -this_mon_days, 0)+pub_day+3 \* MERGEFORMAT </w:instrText>
-            </w:r>
-            <w:r>
-              <w:rPr>
-                <w:rFonts w:ascii="Barlow Condensed Medium" w:eastAsia="華康儷中黑" w:hAnsi="Barlow Condensed Medium" w:cstheme="minorHAnsi"/>
-                <w:w w:val="125"/>
-                <w:sz w:val="20"/>
-                <w:szCs w:val="20"/>
-              </w:rPr>
-              <w:fldChar w:fldCharType="separate"/>
-            </w:r>
-            <w:r>
-              <w:rPr>
-                <w:rFonts w:ascii="Barlow Condensed Medium" w:eastAsia="華康儷中黑" w:hAnsi="Barlow Condensed Medium" w:cstheme="minorHAnsi"/>
-                <w:noProof/>
-                <w:w w:val="125"/>
-                <w:sz w:val="20"/>
-                <w:szCs w:val="20"/>
-              </w:rPr>
-              <w:t>15</w:t>
-            </w:r>
-            <w:r>
-              <w:rPr>
-                <w:rFonts w:ascii="Barlow Condensed Medium" w:eastAsia="華康儷中黑" w:hAnsi="Barlow Condensed Medium" w:cstheme="minorHAnsi"/>
-                <w:w w:val="125"/>
-                <w:sz w:val="20"/>
-                <w:szCs w:val="20"/>
-              </w:rPr>
-              <w:fldChar w:fldCharType="end"/>
-            </w:r>
-          </w:p>
-        </w:tc>
-        <w:tc>
-          <w:tcPr>
-            <w:tcW w:w="1904" w:type="dxa"/>
-            <w:tcBorders>
-              <w:top w:val="single" w:sz="4" w:space="0" w:color="auto"/>
-              <w:left w:val="single" w:sz="4" w:space="0" w:color="auto"/>
-              <w:bottom w:val="single" w:sz="4" w:space="0" w:color="auto"/>
-            </w:tcBorders>
-            <w:tcMar>
-              <w:left w:w="28" w:type="dxa"/>
-              <w:right w:w="28" w:type="dxa"/>
-            </w:tcMar>
-            <w:vAlign w:val="center"/>
-          </w:tcPr>
-          <w:p>
-            <w:pPr>
-              <w:snapToGrid w:val="0"/>
-              <w:rPr>
-                <w:rFonts w:ascii="Yanone Kaffeesatz Regular" w:eastAsia="華康儷中黑" w:hAnsi="Yanone Kaffeesatz Regular"/>
-                <w:b/>
-                <w:bCs/>
-                <w:w w:val="125"/>
-                <w:sz w:val="20"/>
-                <w:szCs w:val="20"/>
-              </w:rPr>
-            </w:pPr>
-            <w:r>
-              <w:rPr>
-                <w:rFonts w:ascii="Yanone Kaffeesatz Regular" w:eastAsia="華康儷中黑" w:hAnsi="Yanone Kaffeesatz Regular" w:cs="DaunPenh"/>
-                <w:b/>
-                <w:bCs/>
-                <w:w w:val="125"/>
-                <w:sz w:val="20"/>
-                <w:szCs w:val="20"/>
-              </w:rPr>
-              <w:t>11:16-12:10</w:t>
-            </w:r>
-            <w:r>
-              <w:rPr>
-                <w:rFonts w:ascii="Yanone Kaffeesatz Regular" w:eastAsia="華康儷中黑" w:hAnsi="Yanone Kaffeesatz Regular" w:cs="DaunPenh" w:hint="eastAsia"/>
-                <w:b/>
-                <w:bCs/>
-                <w:w w:val="125"/>
-                <w:sz w:val="20"/>
-                <w:szCs w:val="20"/>
-                <w:lang w:val="en-NZ"/>
-              </w:rPr>
-              <w:t>(</w:t>
-            </w:r>
-            <w:r>
-              <w:rPr>
-                <w:rFonts w:ascii="Yanone Kaffeesatz Regular" w:eastAsia="華康儷中黑" w:hAnsi="Yanone Kaffeesatz Regular" w:cs="DaunPenh"/>
-                <w:b/>
-                <w:bCs/>
-                <w:w w:val="125"/>
-                <w:sz w:val="20"/>
-                <w:szCs w:val="20"/>
-              </w:rPr>
-              <w:t>12:9)</w:t>
-            </w:r>
-          </w:p>
-        </w:tc>
-      </w:tr>
-      <w:tr>
-        <w:tc>
-          <w:tcPr>
-            <w:tcW w:w="911" w:type="dxa"/>
-            <w:tcBorders>
-              <w:top w:val="single" w:sz="4" w:space="0" w:color="auto"/>
-              <w:bottom w:val="single" w:sz="4" w:space="0" w:color="auto"/>
-              <w:right w:val="single" w:sz="4" w:space="0" w:color="auto"/>
-            </w:tcBorders>
-            <w:tcMar>
-              <w:left w:w="57" w:type="dxa"/>
-              <w:right w:w="57" w:type="dxa"/>
-            </w:tcMar>
-          </w:tcPr>
-          <w:p>
-            <w:pPr>
-              <w:snapToGrid w:val="0"/>
-              <w:rPr>
-                <w:rFonts w:ascii="Barlow Condensed Medium" w:eastAsia="華康儷中黑" w:hAnsi="Barlow Condensed Medium" w:cstheme="minorHAnsi"/>
-                <w:w w:val="125"/>
-                <w:sz w:val="20"/>
-                <w:szCs w:val="20"/>
-              </w:rPr>
-            </w:pPr>
-            <w:r>
-              <w:rPr>
-                <w:rFonts w:ascii="Barlow Condensed Medium" w:eastAsia="華康儷中黑" w:hAnsi="Barlow Condensed Medium" w:cstheme="minorHAnsi"/>
-                <w:w w:val="125"/>
-                <w:sz w:val="20"/>
-                <w:szCs w:val="20"/>
-              </w:rPr>
-              <w:t>四</w:t>
-            </w:r>
-            <w:r>
-              <w:rPr>
-                <w:rFonts w:ascii="Barlow Condensed Medium" w:eastAsia="華康儷中黑" w:hAnsi="Barlow Condensed Medium" w:cstheme="minorHAnsi"/>
-                <w:w w:val="125"/>
-                <w:sz w:val="20"/>
-                <w:szCs w:val="20"/>
-              </w:rPr>
-              <w:fldChar w:fldCharType="begin"/>
-            </w:r>
-            <w:r>
-              <w:rPr>
-                <w:rFonts w:ascii="Barlow Condensed Medium" w:eastAsia="華康儷中黑" w:hAnsi="Barlow Condensed Medium" w:cstheme="minorHAnsi"/>
-                <w:w w:val="125"/>
-                <w:sz w:val="20"/>
-                <w:szCs w:val="20"/>
-              </w:rPr>
-              <w:instrText xml:space="preserve"> =IF(pub_day+4&gt;this_mon_days, IF(pub_mon=12, 1, pub_mon+1), pub_mon) \* MERGEFORMAT </w:instrText>
-            </w:r>
-            <w:r>
-              <w:rPr>
-                <w:rFonts w:ascii="Barlow Condensed Medium" w:eastAsia="華康儷中黑" w:hAnsi="Barlow Condensed Medium" w:cstheme="minorHAnsi"/>
-                <w:w w:val="125"/>
-                <w:sz w:val="20"/>
-                <w:szCs w:val="20"/>
-              </w:rPr>
-              <w:fldChar w:fldCharType="separate"/>
-            </w:r>
-            <w:r>
-              <w:rPr>
-                <w:rFonts w:ascii="Barlow Condensed Medium" w:eastAsia="華康儷中黑" w:hAnsi="Barlow Condensed Medium" w:cstheme="minorHAnsi"/>
-                <w:noProof/>
-                <w:w w:val="125"/>
-                <w:sz w:val="20"/>
-                <w:szCs w:val="20"/>
-              </w:rPr>
-              <w:t>7</w:t>
-            </w:r>
-            <w:r>
-              <w:rPr>
-                <w:rFonts w:ascii="Barlow Condensed Medium" w:eastAsia="華康儷中黑" w:hAnsi="Barlow Condensed Medium" w:cstheme="minorHAnsi"/>
-                <w:w w:val="125"/>
-                <w:sz w:val="20"/>
-                <w:szCs w:val="20"/>
-              </w:rPr>
-              <w:fldChar w:fldCharType="end"/>
-            </w:r>
-            <w:r>
-              <w:rPr>
-                <w:rFonts w:ascii="Barlow Condensed Medium" w:eastAsia="華康儷中黑" w:hAnsi="Barlow Condensed Medium" w:cstheme="minorHAnsi"/>
-                <w:w w:val="125"/>
-                <w:sz w:val="20"/>
-                <w:szCs w:val="20"/>
-              </w:rPr>
-              <w:t>/</w:t>
-            </w:r>
-            <w:r>
-              <w:rPr>
-                <w:rFonts w:ascii="Barlow Condensed Medium" w:eastAsia="華康儷中黑" w:hAnsi="Barlow Condensed Medium" w:cstheme="minorHAnsi"/>
-                <w:w w:val="125"/>
-                <w:sz w:val="20"/>
-                <w:szCs w:val="20"/>
-              </w:rPr>
-              <w:fldChar w:fldCharType="begin"/>
-            </w:r>
-            <w:r>
-              <w:rPr>
-                <w:rFonts w:ascii="Barlow Condensed Medium" w:eastAsia="華康儷中黑" w:hAnsi="Barlow Condensed Medium" w:cstheme="minorHAnsi"/>
-                <w:w w:val="125"/>
-                <w:sz w:val="20"/>
-                <w:szCs w:val="20"/>
-              </w:rPr>
-              <w:instrText xml:space="preserve"> =IF(pub_day+4&gt;this_mon_days, -this_mon_days, 0)+pub_day+4 \* MERGEFORMAT </w:instrText>
-            </w:r>
-            <w:r>
-              <w:rPr>
-                <w:rFonts w:ascii="Barlow Condensed Medium" w:eastAsia="華康儷中黑" w:hAnsi="Barlow Condensed Medium" w:cstheme="minorHAnsi"/>
-                <w:w w:val="125"/>
-                <w:sz w:val="20"/>
-                <w:szCs w:val="20"/>
-              </w:rPr>
-              <w:fldChar w:fldCharType="separate"/>
-            </w:r>
-            <w:r>
-              <w:rPr>
-                <w:rFonts w:ascii="Barlow Condensed Medium" w:eastAsia="華康儷中黑" w:hAnsi="Barlow Condensed Medium" w:cstheme="minorHAnsi"/>
-                <w:noProof/>
-                <w:w w:val="125"/>
-                <w:sz w:val="20"/>
-                <w:szCs w:val="20"/>
-              </w:rPr>
-              <w:t>16</w:t>
-            </w:r>
-            <w:r>
-              <w:rPr>
-                <w:rFonts w:ascii="Barlow Condensed Medium" w:eastAsia="華康儷中黑" w:hAnsi="Barlow Condensed Medium" w:cstheme="minorHAnsi"/>
-                <w:w w:val="125"/>
-                <w:sz w:val="20"/>
-                <w:szCs w:val="20"/>
-              </w:rPr>
-              <w:fldChar w:fldCharType="end"/>
-            </w:r>
-          </w:p>
-        </w:tc>
-        <w:tc>
-          <w:tcPr>
-            <w:tcW w:w="1904" w:type="dxa"/>
-            <w:tcBorders>
-              <w:top w:val="single" w:sz="4" w:space="0" w:color="auto"/>
-              <w:left w:val="single" w:sz="4" w:space="0" w:color="auto"/>
-              <w:bottom w:val="single" w:sz="4" w:space="0" w:color="auto"/>
-            </w:tcBorders>
-            <w:tcMar>
-              <w:left w:w="28" w:type="dxa"/>
-              <w:right w:w="28" w:type="dxa"/>
-            </w:tcMar>
-            <w:vAlign w:val="center"/>
-          </w:tcPr>
-          <w:p>
-            <w:pPr>
-              <w:snapToGrid w:val="0"/>
-              <w:rPr>
-                <w:rFonts w:ascii="Yanone Kaffeesatz Regular" w:eastAsia="華康儷中黑" w:hAnsi="Yanone Kaffeesatz Regular"/>
-                <w:b/>
-                <w:bCs/>
-                <w:w w:val="125"/>
-                <w:sz w:val="20"/>
-                <w:szCs w:val="20"/>
-              </w:rPr>
-            </w:pPr>
-            <w:r>
-              <w:rPr>
-                <w:rFonts w:ascii="Yanone Kaffeesatz Regular" w:eastAsia="華康儷中黑" w:hAnsi="Yanone Kaffeesatz Regular" w:cs="DaunPenh"/>
-                <w:b/>
-                <w:bCs/>
-                <w:w w:val="125"/>
-                <w:sz w:val="20"/>
-                <w:szCs w:val="20"/>
-              </w:rPr>
-              <w:t>12:11-13*(13:10)</w:t>
-            </w:r>
-          </w:p>
-        </w:tc>
-      </w:tr>
-      <w:tr>
-        <w:tc>
-          <w:tcPr>
-            <w:tcW w:w="911" w:type="dxa"/>
-            <w:tcBorders>
-              <w:top w:val="single" w:sz="4" w:space="0" w:color="auto"/>
-              <w:bottom w:val="single" w:sz="4" w:space="0" w:color="auto"/>
-              <w:right w:val="single" w:sz="4" w:space="0" w:color="auto"/>
-            </w:tcBorders>
-            <w:tcMar>
-              <w:left w:w="57" w:type="dxa"/>
-              <w:right w:w="57" w:type="dxa"/>
-            </w:tcMar>
-          </w:tcPr>
-          <w:p>
-            <w:pPr>
-              <w:snapToGrid w:val="0"/>
-              <w:rPr>
-                <w:rFonts w:ascii="Barlow Condensed Medium" w:eastAsia="華康儷中黑" w:hAnsi="Barlow Condensed Medium" w:cstheme="minorHAnsi"/>
-                <w:w w:val="125"/>
-                <w:sz w:val="20"/>
-                <w:szCs w:val="20"/>
-              </w:rPr>
-            </w:pPr>
-            <w:r>
-              <w:rPr>
-                <w:rFonts w:ascii="Barlow Condensed Medium" w:eastAsia="華康儷中黑" w:hAnsi="Barlow Condensed Medium" w:cstheme="minorHAnsi"/>
-                <w:w w:val="125"/>
-                <w:sz w:val="20"/>
-                <w:szCs w:val="20"/>
-              </w:rPr>
-              <w:t>五</w:t>
-            </w:r>
-            <w:r>
-              <w:rPr>
-                <w:rFonts w:ascii="Barlow Condensed Medium" w:eastAsia="華康儷中黑" w:hAnsi="Barlow Condensed Medium" w:cstheme="minorHAnsi"/>
-                <w:w w:val="125"/>
-                <w:sz w:val="20"/>
-                <w:szCs w:val="20"/>
-              </w:rPr>
-              <w:fldChar w:fldCharType="begin"/>
-            </w:r>
-            <w:r>
-              <w:rPr>
-                <w:rFonts w:ascii="Barlow Condensed Medium" w:eastAsia="華康儷中黑" w:hAnsi="Barlow Condensed Medium" w:cstheme="minorHAnsi"/>
-                <w:w w:val="125"/>
-                <w:sz w:val="20"/>
-                <w:szCs w:val="20"/>
-              </w:rPr>
-              <w:instrText xml:space="preserve"> =IF(pub_day+5&gt;this_mon_days, IF(pub_mon=12, 1, pub_mon+1), pub_mon) \* MERGEFORMAT </w:instrText>
-            </w:r>
-            <w:r>
-              <w:rPr>
-                <w:rFonts w:ascii="Barlow Condensed Medium" w:eastAsia="華康儷中黑" w:hAnsi="Barlow Condensed Medium" w:cstheme="minorHAnsi"/>
-                <w:w w:val="125"/>
-                <w:sz w:val="20"/>
-                <w:szCs w:val="20"/>
-              </w:rPr>
-              <w:fldChar w:fldCharType="separate"/>
-            </w:r>
-            <w:r>
-              <w:rPr>
-                <w:rFonts w:ascii="Barlow Condensed Medium" w:eastAsia="華康儷中黑" w:hAnsi="Barlow Condensed Medium" w:cstheme="minorHAnsi"/>
-                <w:noProof/>
-                <w:w w:val="125"/>
-                <w:sz w:val="20"/>
-                <w:szCs w:val="20"/>
-              </w:rPr>
-              <w:t>7</w:t>
-            </w:r>
-            <w:r>
-              <w:rPr>
-                <w:rFonts w:ascii="Barlow Condensed Medium" w:eastAsia="華康儷中黑" w:hAnsi="Barlow Condensed Medium" w:cstheme="minorHAnsi"/>
-                <w:w w:val="125"/>
-                <w:sz w:val="20"/>
-                <w:szCs w:val="20"/>
-              </w:rPr>
-              <w:fldChar w:fldCharType="end"/>
-            </w:r>
-            <w:r>
-              <w:rPr>
-                <w:rFonts w:ascii="Barlow Condensed Medium" w:eastAsia="華康儷中黑" w:hAnsi="Barlow Condensed Medium" w:cstheme="minorHAnsi"/>
-                <w:w w:val="125"/>
-                <w:sz w:val="20"/>
-                <w:szCs w:val="20"/>
-              </w:rPr>
-              <w:t>/</w:t>
-            </w:r>
-            <w:r>
-              <w:rPr>
-                <w:rFonts w:ascii="Barlow Condensed Medium" w:eastAsia="華康儷中黑" w:hAnsi="Barlow Condensed Medium" w:cstheme="minorHAnsi"/>
-                <w:w w:val="125"/>
-                <w:sz w:val="20"/>
-                <w:szCs w:val="20"/>
-              </w:rPr>
-              <w:fldChar w:fldCharType="begin"/>
-            </w:r>
-            <w:r>
-              <w:rPr>
-                <w:rFonts w:ascii="Barlow Condensed Medium" w:eastAsia="華康儷中黑" w:hAnsi="Barlow Condensed Medium" w:cstheme="minorHAnsi"/>
-                <w:w w:val="125"/>
-                <w:sz w:val="20"/>
-                <w:szCs w:val="20"/>
-              </w:rPr>
-              <w:instrText xml:space="preserve"> =IF(pub_day+5&gt;this_mon_days, -this_mon_days, 0)+pub_day+5 \* MERGEFORMAT </w:instrText>
-            </w:r>
-            <w:r>
-              <w:rPr>
-                <w:rFonts w:ascii="Barlow Condensed Medium" w:eastAsia="華康儷中黑" w:hAnsi="Barlow Condensed Medium" w:cstheme="minorHAnsi"/>
-                <w:w w:val="125"/>
-                <w:sz w:val="20"/>
-                <w:szCs w:val="20"/>
-              </w:rPr>
-              <w:fldChar w:fldCharType="separate"/>
-            </w:r>
-            <w:r>
-              <w:rPr>
-                <w:rFonts w:ascii="Barlow Condensed Medium" w:eastAsia="華康儷中黑" w:hAnsi="Barlow Condensed Medium" w:cstheme="minorHAnsi"/>
-                <w:noProof/>
-                <w:w w:val="125"/>
-                <w:sz w:val="20"/>
-                <w:szCs w:val="20"/>
-              </w:rPr>
-              <w:t>17</w:t>
-            </w:r>
-            <w:r>
-              <w:rPr>
-                <w:rFonts w:ascii="Barlow Condensed Medium" w:eastAsia="華康儷中黑" w:hAnsi="Barlow Condensed Medium" w:cstheme="minorHAnsi"/>
-                <w:w w:val="125"/>
-                <w:sz w:val="20"/>
-                <w:szCs w:val="20"/>
-              </w:rPr>
-              <w:fldChar w:fldCharType="end"/>
-            </w:r>
-          </w:p>
-        </w:tc>
-        <w:tc>
-          <w:tcPr>
-            <w:tcW w:w="1904" w:type="dxa"/>
-            <w:tcBorders>
-              <w:top w:val="single" w:sz="4" w:space="0" w:color="auto"/>
-              <w:left w:val="single" w:sz="4" w:space="0" w:color="auto"/>
-              <w:bottom w:val="single" w:sz="4" w:space="0" w:color="auto"/>
-            </w:tcBorders>
-            <w:tcMar>
-              <w:left w:w="28" w:type="dxa"/>
-              <w:right w:w="28" w:type="dxa"/>
-            </w:tcMar>
-            <w:vAlign w:val="center"/>
-          </w:tcPr>
-          <w:p>
-            <w:pPr>
-              <w:snapToGrid w:val="0"/>
-              <w:rPr>
-                <w:rFonts w:ascii="Yanone Kaffeesatz Regular" w:eastAsia="華康儷中黑" w:hAnsi="Yanone Kaffeesatz Regular"/>
-                <w:b/>
-                <w:bCs/>
-                <w:w w:val="125"/>
-                <w:sz w:val="20"/>
-                <w:szCs w:val="20"/>
-              </w:rPr>
-            </w:pPr>
-            <w:r>
-              <w:rPr>
-                <w:rFonts w:ascii="Yanone Kaffeesatz Regular" w:eastAsia="華康儷中黑" w:hAnsi="Yanone Kaffeesatz Regular" w:cs="DaunPenh"/>
-                <w:b/>
-                <w:bCs/>
-                <w:w w:val="125"/>
-                <w:sz w:val="20"/>
-                <w:szCs w:val="20"/>
-              </w:rPr>
-              <w:t>拉</w:t>
-            </w:r>
-            <w:r>
-              <w:rPr>
-                <w:rFonts w:ascii="Yanone Kaffeesatz Regular" w:eastAsia="華康儷中黑" w:hAnsi="Yanone Kaffeesatz Regular" w:cs="DaunPenh"/>
-                <w:b/>
-                <w:bCs/>
-                <w:w w:val="125"/>
-                <w:sz w:val="20"/>
-                <w:szCs w:val="20"/>
-              </w:rPr>
-              <w:t>1*-2:35(1:4)</w:t>
-            </w:r>
-          </w:p>
-        </w:tc>
-      </w:tr>
-      <w:tr>
-        <w:tc>
-          <w:tcPr>
-            <w:tcW w:w="911" w:type="dxa"/>
-            <w:tcBorders>
-              <w:top w:val="single" w:sz="4" w:space="0" w:color="auto"/>
-              <w:bottom w:val="single" w:sz="12" w:space="0" w:color="auto"/>
-              <w:right w:val="single" w:sz="4" w:space="0" w:color="auto"/>
-            </w:tcBorders>
-            <w:tcMar>
-              <w:left w:w="57" w:type="dxa"/>
-              <w:right w:w="57" w:type="dxa"/>
-            </w:tcMar>
-          </w:tcPr>
-          <w:p>
-            <w:pPr>
-              <w:snapToGrid w:val="0"/>
-              <w:rPr>
-                <w:rFonts w:ascii="Barlow Condensed Medium" w:eastAsia="華康儷中黑" w:hAnsi="Barlow Condensed Medium" w:cstheme="minorHAnsi"/>
-                <w:w w:val="125"/>
-                <w:sz w:val="20"/>
-                <w:szCs w:val="20"/>
-              </w:rPr>
-            </w:pPr>
-            <w:r>
-              <w:rPr>
-                <w:rFonts w:ascii="Barlow Condensed Medium" w:eastAsia="華康儷中黑" w:hAnsi="Barlow Condensed Medium" w:cstheme="minorHAnsi"/>
-                <w:w w:val="125"/>
-                <w:sz w:val="20"/>
-                <w:szCs w:val="20"/>
-              </w:rPr>
-              <w:t>六</w:t>
-            </w:r>
-            <w:r>
-              <w:rPr>
-                <w:rFonts w:ascii="Barlow Condensed Medium" w:eastAsia="華康儷中黑" w:hAnsi="Barlow Condensed Medium" w:cstheme="minorHAnsi"/>
-                <w:w w:val="125"/>
-                <w:sz w:val="20"/>
-                <w:szCs w:val="20"/>
-              </w:rPr>
-              <w:fldChar w:fldCharType="begin"/>
-            </w:r>
-            <w:r>
-              <w:rPr>
-                <w:rFonts w:ascii="Barlow Condensed Medium" w:eastAsia="華康儷中黑" w:hAnsi="Barlow Condensed Medium" w:cstheme="minorHAnsi"/>
-                <w:w w:val="125"/>
-                <w:sz w:val="20"/>
-                <w:szCs w:val="20"/>
-              </w:rPr>
-              <w:instrText xml:space="preserve"> =IF(pub_day+6&gt;this_mon_days, IF(pub_mon=12, 1, pub_mon+1), pub_mon) \* MERGEFORMAT </w:instrText>
-            </w:r>
-            <w:r>
-              <w:rPr>
-                <w:rFonts w:ascii="Barlow Condensed Medium" w:eastAsia="華康儷中黑" w:hAnsi="Barlow Condensed Medium" w:cstheme="minorHAnsi"/>
-                <w:w w:val="125"/>
-                <w:sz w:val="20"/>
-                <w:szCs w:val="20"/>
-              </w:rPr>
-              <w:fldChar w:fldCharType="separate"/>
-            </w:r>
-            <w:r>
-              <w:rPr>
-                <w:rFonts w:ascii="Barlow Condensed Medium" w:eastAsia="華康儷中黑" w:hAnsi="Barlow Condensed Medium" w:cstheme="minorHAnsi"/>
-                <w:noProof/>
-                <w:w w:val="125"/>
-                <w:sz w:val="20"/>
-                <w:szCs w:val="20"/>
-              </w:rPr>
-              <w:t>7</w:t>
-            </w:r>
-            <w:r>
-              <w:rPr>
-                <w:rFonts w:ascii="Barlow Condensed Medium" w:eastAsia="華康儷中黑" w:hAnsi="Barlow Condensed Medium" w:cstheme="minorHAnsi"/>
-                <w:w w:val="125"/>
-                <w:sz w:val="20"/>
-                <w:szCs w:val="20"/>
-              </w:rPr>
-              <w:fldChar w:fldCharType="end"/>
-            </w:r>
-            <w:r>
-              <w:rPr>
-                <w:rFonts w:ascii="Barlow Condensed Medium" w:eastAsia="華康儷中黑" w:hAnsi="Barlow Condensed Medium" w:cstheme="minorHAnsi"/>
-                <w:w w:val="125"/>
-                <w:sz w:val="20"/>
-                <w:szCs w:val="20"/>
-              </w:rPr>
-              <w:t>/</w:t>
-            </w:r>
-            <w:r>
-              <w:rPr>
-                <w:rFonts w:ascii="Barlow Condensed Medium" w:eastAsia="華康儷中黑" w:hAnsi="Barlow Condensed Medium" w:cstheme="minorHAnsi"/>
-                <w:w w:val="125"/>
-                <w:sz w:val="20"/>
-                <w:szCs w:val="20"/>
-              </w:rPr>
-              <w:fldChar w:fldCharType="begin"/>
-            </w:r>
-            <w:r>
-              <w:rPr>
-                <w:rFonts w:ascii="Barlow Condensed Medium" w:eastAsia="華康儷中黑" w:hAnsi="Barlow Condensed Medium" w:cstheme="minorHAnsi"/>
-                <w:w w:val="125"/>
-                <w:sz w:val="20"/>
-                <w:szCs w:val="20"/>
-              </w:rPr>
-              <w:instrText xml:space="preserve"> =IF(pub_day+6&gt;this_mon_days, -this_mon_days, 0)+pub_day+6 \* MERGEFORMAT </w:instrText>
-            </w:r>
-            <w:r>
-              <w:rPr>
-                <w:rFonts w:ascii="Barlow Condensed Medium" w:eastAsia="華康儷中黑" w:hAnsi="Barlow Condensed Medium" w:cstheme="minorHAnsi"/>
-                <w:w w:val="125"/>
-                <w:sz w:val="20"/>
-                <w:szCs w:val="20"/>
-              </w:rPr>
-              <w:fldChar w:fldCharType="separate"/>
-            </w:r>
-            <w:r>
-              <w:rPr>
-                <w:rFonts w:ascii="Barlow Condensed Medium" w:eastAsia="華康儷中黑" w:hAnsi="Barlow Condensed Medium" w:cstheme="minorHAnsi"/>
-                <w:noProof/>
-                <w:w w:val="125"/>
-                <w:sz w:val="20"/>
-                <w:szCs w:val="20"/>
-              </w:rPr>
-              <w:t>18</w:t>
-            </w:r>
-            <w:r>
-              <w:rPr>
-                <w:rFonts w:ascii="Barlow Condensed Medium" w:eastAsia="華康儷中黑" w:hAnsi="Barlow Condensed Medium" w:cstheme="minorHAnsi"/>
-                <w:w w:val="125"/>
-                <w:sz w:val="20"/>
-                <w:szCs w:val="20"/>
-              </w:rPr>
-              <w:fldChar w:fldCharType="end"/>
-            </w:r>
-          </w:p>
-        </w:tc>
-        <w:tc>
-          <w:tcPr>
-            <w:tcW w:w="1904" w:type="dxa"/>
-            <w:tcBorders>
-              <w:top w:val="single" w:sz="4" w:space="0" w:color="auto"/>
-              <w:left w:val="single" w:sz="4" w:space="0" w:color="auto"/>
-              <w:bottom w:val="single" w:sz="12" w:space="0" w:color="auto"/>
-            </w:tcBorders>
-            <w:tcMar>
-              <w:left w:w="28" w:type="dxa"/>
-              <w:right w:w="28" w:type="dxa"/>
-            </w:tcMar>
-            <w:vAlign w:val="center"/>
-          </w:tcPr>
-          <w:p>
-            <w:pPr>
-              <w:snapToGrid w:val="0"/>
-              <w:rPr>
-                <w:rFonts w:ascii="Yanone Kaffeesatz Regular" w:eastAsia="華康儷中黑" w:hAnsi="Yanone Kaffeesatz Regular"/>
-                <w:b/>
-                <w:bCs/>
-                <w:w w:val="125"/>
-                <w:sz w:val="20"/>
-                <w:szCs w:val="20"/>
-              </w:rPr>
-            </w:pPr>
-            <w:r>
-              <w:rPr>
-                <w:rFonts w:ascii="Yanone Kaffeesatz Regular" w:eastAsia="華康儷中黑" w:hAnsi="Yanone Kaffeesatz Regular" w:cs="DaunPenh"/>
-                <w:b/>
-                <w:bCs/>
-                <w:w w:val="125"/>
-                <w:sz w:val="20"/>
-                <w:szCs w:val="20"/>
-              </w:rPr>
-              <w:t>2:36-70(62-63)</w:t>
+              <w:t>9*-10:4(9:8)</w:t>
             </w:r>
           </w:p>
         </w:tc>
@@ -26908,6 +25647,7 @@
           <w:w w:val="60"/>
           <w:sz w:val="26"/>
           <w:szCs w:val="26"/>
+          <w:lang w:bidi="he-IL"/>
         </w:rPr>
         <w:drawing>
           <wp:anchor distT="0" distB="0" distL="114300" distR="114300" simplePos="0" relativeHeight="251653120" behindDoc="1" locked="0" layoutInCell="1" allowOverlap="1" wp14:anchorId="433B7986" wp14:editId="39AC0942">
@@ -26965,7 +25705,6 @@
           </wp:anchor>
         </w:drawing>
       </w:r>
-      <w:proofErr w:type="gramStart"/>
       <w:r>
         <w:rPr>
           <w:rFonts w:ascii="Yanone Kaffeesatz Regular" w:eastAsia="華康儷中黑" w:hAnsi="Yanone Kaffeesatz Regular" w:cs="Arial"/>
@@ -26975,7 +25714,6 @@
         </w:rPr>
         <w:t>註</w:t>
       </w:r>
-      <w:proofErr w:type="gramEnd"/>
       <w:r>
         <w:rPr>
           <w:rFonts w:ascii="Yanone Kaffeesatz Regular" w:eastAsia="華康儷中黑" w:hAnsi="Yanone Kaffeesatz Regular" w:cs="Arial" w:hint="eastAsia"/>
@@ -27142,7 +25880,6 @@
         </w:rPr>
         <w:t>，</w:t>
       </w:r>
-      <w:proofErr w:type="gramStart"/>
       <w:r>
         <w:rPr>
           <w:rFonts w:ascii="Yanone Kaffeesatz Regular" w:eastAsia="華康儷中黑" w:hAnsi="Yanone Kaffeesatz Regular" w:cs="Arial" w:hint="eastAsia"/>
@@ -27168,17 +25905,7 @@
           <w:sz w:val="26"/>
           <w:szCs w:val="26"/>
         </w:rPr>
-        <w:t>省略</w:t>
-      </w:r>
-      <w:proofErr w:type="gramEnd"/>
-      <w:r>
-        <w:rPr>
-          <w:rFonts w:ascii="Yanone Kaffeesatz Regular" w:eastAsia="華康儷中黑" w:hAnsi="Yanone Kaffeesatz Regular" w:cs="Arial" w:hint="eastAsia"/>
-          <w:w w:val="60"/>
-          <w:sz w:val="26"/>
-          <w:szCs w:val="26"/>
-        </w:rPr>
-        <w:t>章</w:t>
+        <w:t>省略章</w:t>
       </w:r>
       <w:r>
         <w:rPr>
@@ -27302,7 +26029,7 @@
           <w:sz w:val="26"/>
           <w:szCs w:val="26"/>
         </w:rPr>
-        <w:t>與神和好的職份</w:t>
+        <w:t>祖譜不明的人</w:t>
       </w:r>
       <w:r>
         <w:rPr>
@@ -27327,7 +26054,6 @@
           <w:szCs w:val="26"/>
         </w:rPr>
       </w:pPr>
-      <w:proofErr w:type="gramStart"/>
       <w:r>
         <w:rPr>
           <w:rFonts w:ascii="Barlow Condensed Medium" w:eastAsia="華康儷中黑" w:hAnsi="Barlow Condensed Medium" w:cs="Arial" w:hint="eastAsia"/>
@@ -27335,17 +26061,7 @@
           <w:sz w:val="26"/>
           <w:szCs w:val="26"/>
         </w:rPr>
-        <w:t>鑰</w:t>
-      </w:r>
-      <w:proofErr w:type="gramEnd"/>
-      <w:r>
-        <w:rPr>
-          <w:rFonts w:ascii="Barlow Condensed Medium" w:eastAsia="華康儷中黑" w:hAnsi="Barlow Condensed Medium" w:cs="Arial" w:hint="eastAsia"/>
-          <w:w w:val="80"/>
-          <w:sz w:val="26"/>
-          <w:szCs w:val="26"/>
-        </w:rPr>
-        <w:t>節</w:t>
+        <w:t>鑰節</w:t>
       </w:r>
       <w:r>
         <w:rPr>
@@ -27365,9 +26081,8 @@
           <w:sz w:val="26"/>
           <w:szCs w:val="26"/>
         </w:rPr>
-        <w:t>一切都是出於神；他藉著基督使我們與他和好，又將勸人與他和好的使命賜給我們。</w:t>
-      </w:r>
-      <w:proofErr w:type="gramStart"/>
+        <w:t>這些人在族譜之中尋查自己的譜系，卻尋不著，因此算為不潔，不得作祭司。省長對他們說，不可吃至聖的物，直到有會用烏陵和土明的祭司興起來。</w:t>
+      </w:r>
       <w:r>
         <w:rPr>
           <w:rFonts w:ascii="Barlow Condensed Medium" w:eastAsia="華康儷中黑" w:hAnsi="Barlow Condensed Medium" w:cs="Calibri" w:hint="eastAsia"/>
@@ -27376,9 +26091,8 @@
           <w:sz w:val="26"/>
           <w:szCs w:val="26"/>
         </w:rPr>
-        <w:t>（</w:t>
-      </w:r>
-      <w:proofErr w:type="gramEnd"/>
+        <w:t>(</w:t>
+      </w:r>
       <w:r>
         <w:rPr>
           <w:rFonts w:ascii="Barlow Condensed Medium" w:eastAsia="華康儷中黑" w:hAnsi="Barlow Condensed Medium" w:cs="Calibri" w:hint="eastAsia"/>
@@ -27387,7 +26101,7 @@
           <w:sz w:val="26"/>
           <w:szCs w:val="26"/>
         </w:rPr>
-        <w:t>林</w:t>
+        <w:t>拉</w:t>
       </w:r>
       <w:r>
         <w:rPr>
@@ -27397,37 +26111,7 @@
           <w:sz w:val="26"/>
           <w:szCs w:val="26"/>
         </w:rPr>
-        <w:t>後</w:t>
-      </w:r>
-      <w:r>
-        <w:rPr>
-          <w:rFonts w:ascii="Barlow Condensed Medium" w:eastAsia="華康儷中黑" w:hAnsi="Barlow Condensed Medium" w:cs="Calibri" w:hint="eastAsia"/>
-          <w:bCs/>
-          <w:w w:val="70"/>
-          <w:sz w:val="26"/>
-          <w:szCs w:val="26"/>
-        </w:rPr>
-        <w:t>5</w:t>
-      </w:r>
-      <w:r>
-        <w:rPr>
-          <w:rFonts w:ascii="Barlow Condensed Medium" w:eastAsia="華康儷中黑" w:hAnsi="Barlow Condensed Medium" w:cs="Calibri" w:hint="eastAsia"/>
-          <w:bCs/>
-          <w:w w:val="70"/>
-          <w:sz w:val="26"/>
-          <w:szCs w:val="26"/>
-        </w:rPr>
-        <w:t>:</w:t>
-      </w:r>
-      <w:r>
-        <w:rPr>
-          <w:rFonts w:ascii="Barlow Condensed Medium" w:eastAsia="華康儷中黑" w:hAnsi="Barlow Condensed Medium" w:cs="Calibri" w:hint="eastAsia"/>
-          <w:bCs/>
-          <w:w w:val="70"/>
-          <w:sz w:val="26"/>
-          <w:szCs w:val="26"/>
-        </w:rPr>
-        <w:t>18</w:t>
+        <w:t>2:62-63</w:t>
       </w:r>
       <w:r>
         <w:rPr>
@@ -27549,7 +26233,7 @@
                 <w:sz w:val="26"/>
                 <w:szCs w:val="26"/>
               </w:rPr>
-              <w:t>使徒的職份是什麼</w:t>
+              <w:t>波斯王古列為何行懷柔政策</w:t>
             </w:r>
             <w:r>
               <w:rPr>
@@ -27621,7 +26305,7 @@
                 <w:sz w:val="26"/>
                 <w:szCs w:val="26"/>
               </w:rPr>
-              <w:t>為何基督的死成全了　神的義</w:t>
+              <w:t>為何回歸的人造冊還要查祖譜</w:t>
             </w:r>
             <w:r>
               <w:rPr>
@@ -27693,7 +26377,7 @@
                 <w:sz w:val="26"/>
                 <w:szCs w:val="26"/>
               </w:rPr>
-              <w:t>什麼是與　神和好</w:t>
+              <w:t>為何以色列人千里跋涉要回一個不曾去過的故鄉</w:t>
             </w:r>
             <w:r>
               <w:rPr>
@@ -27774,47 +26458,7 @@
                 <w:sz w:val="26"/>
                 <w:szCs w:val="26"/>
               </w:rPr>
-              <w:t>為何外</w:t>
-            </w:r>
-            <w:proofErr w:type="gramStart"/>
-            <w:r>
-              <w:rPr>
-                <w:rFonts w:ascii="Barlow Condensed Medium" w:eastAsia="華康中黑體" w:hAnsi="Barlow Condensed Medium" w:cs="Arial" w:hint="eastAsia"/>
-                <w:w w:val="75"/>
-                <w:sz w:val="26"/>
-                <w:szCs w:val="26"/>
-              </w:rPr>
-              <w:t>邦</w:t>
-            </w:r>
-            <w:proofErr w:type="gramEnd"/>
-            <w:r>
-              <w:rPr>
-                <w:rFonts w:ascii="Barlow Condensed Medium" w:eastAsia="華康中黑體" w:hAnsi="Barlow Condensed Medium" w:cs="Arial" w:hint="eastAsia"/>
-                <w:w w:val="75"/>
-                <w:sz w:val="26"/>
-                <w:szCs w:val="26"/>
-              </w:rPr>
-              <w:t>人</w:t>
-            </w:r>
-            <w:proofErr w:type="gramStart"/>
-            <w:r>
-              <w:rPr>
-                <w:rFonts w:ascii="Barlow Condensed Medium" w:eastAsia="華康中黑體" w:hAnsi="Barlow Condensed Medium" w:cs="Arial" w:hint="eastAsia"/>
-                <w:w w:val="75"/>
-                <w:sz w:val="26"/>
-                <w:szCs w:val="26"/>
-              </w:rPr>
-              <w:t>不懂與</w:t>
-            </w:r>
-            <w:proofErr w:type="gramEnd"/>
-            <w:r>
-              <w:rPr>
-                <w:rFonts w:ascii="Barlow Condensed Medium" w:eastAsia="華康中黑體" w:hAnsi="Barlow Condensed Medium" w:cs="Arial" w:hint="eastAsia"/>
-                <w:w w:val="75"/>
-                <w:sz w:val="26"/>
-                <w:szCs w:val="26"/>
-              </w:rPr>
-              <w:t xml:space="preserve">　神和好</w:t>
+              <w:t>身分認同如何使人團結在一起</w:t>
             </w:r>
             <w:r>
               <w:rPr>
@@ -27869,6 +26513,7 @@
         <w:rPr>
           <w:rFonts w:ascii="Barlow Condensed Medium" w:hAnsi="Barlow Condensed Medium"/>
           <w:noProof/>
+          <w:lang w:bidi="he-IL"/>
         </w:rPr>
         <mc:AlternateContent>
           <mc:Choice Requires="wps">
@@ -27934,7 +26579,7 @@
           </mc:Choice>
           <mc:Fallback>
             <w:pict>
-              <v:line w14:anchorId="75116C2C" id="直線接點 6" o:spid="_x0000_s1026" style="position:absolute;z-index:251665408;visibility:visible;mso-wrap-style:square;mso-width-percent:0;mso-height-percent:0;mso-wrap-distance-left:9pt;mso-wrap-distance-top:0;mso-wrap-distance-right:9pt;mso-wrap-distance-bottom:0;mso-position-horizontal:absolute;mso-position-horizontal-relative:page;mso-position-vertical:absolute;mso-position-vertical-relative:page;mso-width-percent:0;mso-height-percent:0;mso-width-relative:margin;mso-height-relative:margin" from="343.9pt,19.85pt" to="345.05pt,710.95pt" o:gfxdata="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" strokecolor="black [3213]" strokeweight=".5pt">
+              <v:line w14:anchorId="1B20A6B8" id="直線接點 6" o:spid="_x0000_s1026" style="position:absolute;z-index:251665408;visibility:visible;mso-wrap-style:square;mso-width-percent:0;mso-height-percent:0;mso-wrap-distance-left:9pt;mso-wrap-distance-top:0;mso-wrap-distance-right:9pt;mso-wrap-distance-bottom:0;mso-position-horizontal:absolute;mso-position-horizontal-relative:page;mso-position-vertical:absolute;mso-position-vertical-relative:page;mso-width-percent:0;mso-height-percent:0;mso-width-relative:margin;mso-height-relative:margin" from="343.9pt,19.85pt" to="345.05pt,710.95pt" o:gfxdata="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" strokecolor="black [3213]" strokeweight=".5pt">
                 <v:stroke dashstyle="3 1" joinstyle="miter"/>
                 <w10:wrap anchorx="page" anchory="page"/>
               </v:line>
@@ -27946,6 +26591,7 @@
         <w:rPr>
           <w:rFonts w:ascii="Barlow Condensed Medium" w:hAnsi="Barlow Condensed Medium"/>
           <w:noProof/>
+          <w:lang w:bidi="he-IL"/>
         </w:rPr>
         <mc:AlternateContent>
           <mc:Choice Requires="wps">
@@ -28011,7 +26657,7 @@
           </mc:Choice>
           <mc:Fallback>
             <w:pict>
-              <v:line w14:anchorId="3381A121" id="直線接點 4" o:spid="_x0000_s1026" style="position:absolute;z-index:251661312;visibility:visible;mso-wrap-style:square;mso-width-percent:0;mso-height-percent:0;mso-wrap-distance-left:9pt;mso-wrap-distance-top:0;mso-wrap-distance-right:9pt;mso-wrap-distance-bottom:0;mso-position-horizontal:absolute;mso-position-horizontal-relative:page;mso-position-vertical:absolute;mso-position-vertical-relative:page;mso-width-percent:0;mso-height-percent:0;mso-width-relative:margin;mso-height-relative:margin" from="343.9pt,19.85pt" to="345.05pt,710.95pt" o:gfxdata="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" strokecolor="black [3213]" strokeweight=".5pt">
+              <v:line w14:anchorId="64BC22F0" id="直線接點 4" o:spid="_x0000_s1026" style="position:absolute;z-index:251661312;visibility:visible;mso-wrap-style:square;mso-width-percent:0;mso-height-percent:0;mso-wrap-distance-left:9pt;mso-wrap-distance-top:0;mso-wrap-distance-right:9pt;mso-wrap-distance-bottom:0;mso-position-horizontal:absolute;mso-position-horizontal-relative:page;mso-position-vertical:absolute;mso-position-vertical-relative:page;mso-width-percent:0;mso-height-percent:0;mso-width-relative:margin;mso-height-relative:margin" from="343.9pt,19.85pt" to="345.05pt,710.95pt" o:gfxdata="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" strokecolor="black [3213]" strokeweight=".5pt">
                 <v:stroke dashstyle="3 1" joinstyle="miter"/>
                 <w10:wrap anchorx="page" anchory="page"/>
               </v:line>
@@ -28033,7 +26679,6 @@
         </w:rPr>
         <w:t>本</w:t>
       </w:r>
-      <w:proofErr w:type="gramStart"/>
       <w:r>
         <w:rPr>
           <w:rFonts w:ascii="Barlow Condensed Medium" w:eastAsia="華康正顏楷體W9" w:hAnsi="Barlow Condensed Medium" w:cstheme="minorHAnsi"/>
@@ -28041,7 +26686,6 @@
         </w:rPr>
         <w:t>週講章</w:t>
       </w:r>
-      <w:proofErr w:type="gramEnd"/>
       <w:r>
         <w:rPr>
           <w:rFonts w:ascii="Barlow Condensed Medium" w:eastAsia="華康正顏楷體W9" w:hAnsi="Barlow Condensed Medium" w:cstheme="minorHAnsi"/>
@@ -28205,16 +26849,7 @@
           <w:sz w:val="26"/>
           <w:szCs w:val="26"/>
         </w:rPr>
-        <w:t>與神和好</w:t>
-      </w:r>
-      <w:r>
-        <w:rPr>
-          <w:rFonts w:ascii="Barlow Condensed Medium" w:eastAsia="華康儷金黑" w:hAnsi="Barlow Condensed Medium" w:cs="Calibri" w:hint="eastAsia"/>
-          <w:color w:val="404040"/>
-          <w:sz w:val="26"/>
-          <w:szCs w:val="26"/>
-        </w:rPr>
-        <w:t>的職份</w:t>
+        <w:t>祖譜不明的人</w:t>
       </w:r>
       <w:r>
         <w:rPr>
@@ -28296,7 +26931,7 @@
                 <w:sz w:val="26"/>
                 <w:szCs w:val="26"/>
               </w:rPr>
-              <w:t>林後</w:t>
+              <w:t>拉</w:t>
             </w:r>
             <w:r>
               <w:rPr>
@@ -28305,7 +26940,7 @@
                 <w:sz w:val="26"/>
                 <w:szCs w:val="26"/>
               </w:rPr>
-              <w:t>5:11-21</w:t>
+              <w:t>2:59-70</w:t>
             </w:r>
           </w:p>
         </w:tc>
@@ -28342,270 +26977,205 @@
       <w:pPr>
         <w:kinsoku w:val="0"/>
         <w:snapToGrid w:val="0"/>
-        <w:spacing w:afterLines="50" w:after="165" w:line="290" w:lineRule="exact"/>
+        <w:spacing w:afterLines="50" w:after="165" w:line="290" w:lineRule="atLeast"/>
         <w:jc w:val="both"/>
         <w:rPr>
           <w:rFonts w:ascii="Barlow Condensed Medium" w:eastAsia="華康細黑體" w:hAnsi="Barlow Condensed Medium" w:cs="微軟正黑體"/>
-          <w:w w:val="68"/>
+          <w:w w:val="63"/>
           <w:sz w:val="26"/>
           <w:szCs w:val="26"/>
         </w:rPr>
       </w:pPr>
-      <w:proofErr w:type="gramStart"/>
       <w:r>
         <w:rPr>
           <w:rFonts w:ascii="Barlow Condensed Medium" w:eastAsia="華康儷中黑" w:hAnsi="Barlow Condensed Medium" w:hint="eastAsia"/>
-          <w:w w:val="68"/>
+          <w:w w:val="63"/>
           <w:sz w:val="26"/>
           <w:szCs w:val="26"/>
         </w:rPr>
-        <w:t>保羅把傳福音</w:t>
-      </w:r>
-      <w:proofErr w:type="gramEnd"/>
+        <w:t>波斯王古列在主前</w:t>
+      </w:r>
       <w:r>
         <w:rPr>
           <w:rFonts w:ascii="Barlow Condensed Medium" w:eastAsia="華康儷中黑" w:hAnsi="Barlow Condensed Medium" w:hint="eastAsia"/>
-          <w:w w:val="68"/>
+          <w:w w:val="63"/>
           <w:sz w:val="26"/>
           <w:szCs w:val="26"/>
         </w:rPr>
-        <w:t>的大使命具體地解釋為使人與　神和好的職份。而</w:t>
-      </w:r>
-      <w:proofErr w:type="gramStart"/>
+        <w:t>538</w:t>
+      </w:r>
       <w:r>
         <w:rPr>
           <w:rFonts w:ascii="Barlow Condensed Medium" w:eastAsia="華康儷中黑" w:hAnsi="Barlow Condensed Medium" w:hint="eastAsia"/>
-          <w:w w:val="68"/>
+          <w:w w:val="63"/>
           <w:sz w:val="26"/>
           <w:szCs w:val="26"/>
         </w:rPr>
-        <w:t>領受這職份</w:t>
-      </w:r>
-      <w:proofErr w:type="gramEnd"/>
+        <w:t>吞滅巴比倫，早在兩百年前有先知預言</w:t>
+      </w:r>
       <w:r>
         <w:rPr>
           <w:rFonts w:ascii="Barlow Condensed Medium" w:eastAsia="華康儷中黑" w:hAnsi="Barlow Condensed Medium" w:hint="eastAsia"/>
-          <w:w w:val="68"/>
+          <w:w w:val="63"/>
           <w:sz w:val="26"/>
           <w:szCs w:val="26"/>
         </w:rPr>
-        <w:t>的人，必然是親身經驗這與　神和好的過程，即成為新造的人，且為主而活。</w:t>
-      </w:r>
-      <w:r>
-        <w:rPr>
-          <w:rFonts w:ascii="Barlow Condensed Medium" w:eastAsia="華康細黑體" w:hAnsi="Barlow Condensed Medium" w:cs="微軟正黑體" w:hint="eastAsia"/>
-          <w:w w:val="68"/>
+        <w:t>(</w:t>
+      </w:r>
+      <w:r>
+        <w:rPr>
+          <w:rFonts w:ascii="Barlow Condensed Medium" w:eastAsia="華康儷中黑" w:hAnsi="Barlow Condensed Medium" w:hint="eastAsia"/>
+          <w:w w:val="63"/>
           <w:sz w:val="26"/>
           <w:szCs w:val="26"/>
         </w:rPr>
-        <w:t>除了要證明自己的職份是來自　神福音的大能，更希望將這個服事　神的經驗和心態與教會信徒分享，好讓信徒能分辨出，出入在他們中間眾多的使徒或傳道者，甚至是異教思想的學者，誰才是事奉主和傳揚真道的忠心僕人。最明顯的特徵就是放棄</w:t>
-      </w:r>
-      <w:proofErr w:type="gramStart"/>
-      <w:r>
-        <w:rPr>
-          <w:rFonts w:ascii="Barlow Condensed Medium" w:eastAsia="華康細黑體" w:hAnsi="Barlow Condensed Medium" w:cs="微軟正黑體" w:hint="eastAsia"/>
-          <w:w w:val="68"/>
+        <w:t>賽</w:t>
+      </w:r>
+      <w:r>
+        <w:rPr>
+          <w:rFonts w:ascii="Barlow Condensed Medium" w:eastAsia="華康儷中黑" w:hAnsi="Barlow Condensed Medium" w:hint="eastAsia"/>
+          <w:w w:val="63"/>
           <w:sz w:val="26"/>
           <w:szCs w:val="26"/>
         </w:rPr>
-        <w:t>過去在罪中</w:t>
-      </w:r>
-      <w:proofErr w:type="gramEnd"/>
-      <w:r>
-        <w:rPr>
-          <w:rFonts w:ascii="Barlow Condensed Medium" w:eastAsia="華康細黑體" w:hAnsi="Barlow Condensed Medium" w:cs="微軟正黑體" w:hint="eastAsia"/>
-          <w:w w:val="68"/>
+        <w:t xml:space="preserve">44:28,45:1; </w:t>
+      </w:r>
+      <w:r>
+        <w:rPr>
+          <w:rFonts w:ascii="Barlow Condensed Medium" w:eastAsia="華康儷中黑" w:hAnsi="Barlow Condensed Medium" w:hint="eastAsia"/>
+          <w:w w:val="63"/>
           <w:sz w:val="26"/>
           <w:szCs w:val="26"/>
         </w:rPr>
-        <w:t>生活的自己，在耶穌基督的</w:t>
-      </w:r>
-      <w:proofErr w:type="gramStart"/>
-      <w:r>
-        <w:rPr>
-          <w:rFonts w:ascii="Barlow Condensed Medium" w:eastAsia="華康細黑體" w:hAnsi="Barlow Condensed Medium" w:cs="微軟正黑體" w:hint="eastAsia"/>
-          <w:w w:val="68"/>
+        <w:t>耶</w:t>
+      </w:r>
+      <w:r>
+        <w:rPr>
+          <w:rFonts w:ascii="Barlow Condensed Medium" w:eastAsia="華康儷中黑" w:hAnsi="Barlow Condensed Medium" w:hint="eastAsia"/>
+          <w:w w:val="63"/>
           <w:sz w:val="26"/>
           <w:szCs w:val="26"/>
         </w:rPr>
-        <w:t>救恩下</w:t>
-      </w:r>
-      <w:proofErr w:type="gramEnd"/>
-      <w:r>
-        <w:rPr>
-          <w:rFonts w:ascii="Barlow Condensed Medium" w:eastAsia="華康細黑體" w:hAnsi="Barlow Condensed Medium" w:cs="微軟正黑體" w:hint="eastAsia"/>
-          <w:w w:val="68"/>
+        <w:t>25:11-12 )</w:t>
+      </w:r>
+      <w:r>
+        <w:rPr>
+          <w:rFonts w:ascii="Barlow Condensed Medium" w:eastAsia="華康儷中黑" w:hAnsi="Barlow Condensed Medium" w:hint="eastAsia"/>
+          <w:w w:val="63"/>
           <w:sz w:val="26"/>
           <w:szCs w:val="26"/>
         </w:rPr>
-        <w:t>成為新造的人，</w:t>
-      </w:r>
-      <w:proofErr w:type="gramStart"/>
+        <w:t>，正式控制巴勒斯坦和猶大之後，用懷柔政策，釋放早年被擄的百姓。</w:t>
+      </w:r>
       <w:r>
         <w:rPr>
           <w:rFonts w:ascii="Barlow Condensed Medium" w:eastAsia="華康細黑體" w:hAnsi="Barlow Condensed Medium" w:cs="微軟正黑體" w:hint="eastAsia"/>
-          <w:w w:val="68"/>
+          <w:w w:val="63"/>
           <w:sz w:val="26"/>
           <w:szCs w:val="26"/>
         </w:rPr>
-        <w:t>又獻上</w:t>
-      </w:r>
-      <w:proofErr w:type="gramEnd"/>
+        <w:t>古列在二十年間將一個無名的小國以攔擴大成為囊括瑪代、波斯、呂底亞、亞述，最後又征服巴比倫的大帝國。而古列就是先知以賽亞和耶利米所預言，　神的牧人，波斯王居魯士。又耶利米預言，以色列人要服事巴比倫</w:t>
+      </w:r>
       <w:r>
         <w:rPr>
           <w:rFonts w:ascii="Barlow Condensed Medium" w:eastAsia="華康細黑體" w:hAnsi="Barlow Condensed Medium" w:cs="微軟正黑體" w:hint="eastAsia"/>
-          <w:w w:val="68"/>
+          <w:w w:val="63"/>
           <w:sz w:val="26"/>
           <w:szCs w:val="26"/>
         </w:rPr>
-        <w:t>自己，為了追隨和宣揚主耶穌基督的福音和教訓</w:t>
-      </w:r>
-      <w:proofErr w:type="gramStart"/>
+        <w:t>70</w:t>
+      </w:r>
       <w:r>
         <w:rPr>
           <w:rFonts w:ascii="Barlow Condensed Medium" w:eastAsia="華康細黑體" w:hAnsi="Barlow Condensed Medium" w:cs="微軟正黑體" w:hint="eastAsia"/>
-          <w:w w:val="68"/>
+          <w:w w:val="63"/>
           <w:sz w:val="26"/>
           <w:szCs w:val="26"/>
         </w:rPr>
-        <w:t>而活的人</w:t>
-      </w:r>
-      <w:proofErr w:type="gramEnd"/>
+        <w:t>年，就是經過兩代。若用約亞敬王被</w:t>
+      </w:r>
       <w:r>
         <w:rPr>
           <w:rFonts w:ascii="Barlow Condensed Medium" w:eastAsia="華康細黑體" w:hAnsi="Barlow Condensed Medium" w:cs="微軟正黑體" w:hint="eastAsia"/>
-          <w:w w:val="68"/>
+          <w:w w:val="63"/>
           <w:sz w:val="26"/>
           <w:szCs w:val="26"/>
         </w:rPr>
-        <w:t>。而保羅自己</w:t>
-      </w:r>
-      <w:proofErr w:type="gramStart"/>
+        <w:t>(597 BC)</w:t>
+      </w:r>
       <w:r>
         <w:rPr>
           <w:rFonts w:ascii="Barlow Condensed Medium" w:eastAsia="華康細黑體" w:hAnsi="Barlow Condensed Medium" w:cs="微軟正黑體" w:hint="eastAsia"/>
-          <w:w w:val="68"/>
+          <w:w w:val="63"/>
           <w:sz w:val="26"/>
           <w:szCs w:val="26"/>
         </w:rPr>
-        <w:t>甚至在宣教</w:t>
-      </w:r>
-      <w:proofErr w:type="gramEnd"/>
+        <w:t>擄作為第一次算起，大約是經過了</w:t>
+      </w:r>
       <w:r>
         <w:rPr>
           <w:rFonts w:ascii="Barlow Condensed Medium" w:eastAsia="華康細黑體" w:hAnsi="Barlow Condensed Medium" w:cs="微軟正黑體" w:hint="eastAsia"/>
-          <w:w w:val="68"/>
+          <w:w w:val="63"/>
           <w:sz w:val="26"/>
           <w:szCs w:val="26"/>
         </w:rPr>
-        <w:t>的過程中，忍受各樣的逼迫、缺乏和死亡的威脅，卻仍然以事奉主的職份為樂。並要求讓聖靈和眾人的良心</w:t>
+        <w:t>60</w:t>
       </w:r>
       <w:r>
         <w:rPr>
           <w:rFonts w:ascii="Barlow Condensed Medium" w:eastAsia="華康細黑體" w:hAnsi="Barlow Condensed Medium" w:cs="微軟正黑體" w:hint="eastAsia"/>
-          <w:w w:val="68"/>
+          <w:w w:val="63"/>
           <w:sz w:val="26"/>
           <w:szCs w:val="26"/>
         </w:rPr>
-        <w:t xml:space="preserve">(11, </w:t>
+        <w:t>年。猶太人分三批回歸故土。設巴薩和所羅巴伯是第一批，他們重建了聖殿，甚至還獲得波斯王的資助，像是從推羅運來的香柏木。其次是以斯拉</w:t>
       </w:r>
       <w:r>
         <w:rPr>
           <w:rFonts w:ascii="Barlow Condensed Medium" w:eastAsia="華康細黑體" w:hAnsi="Barlow Condensed Medium" w:cs="微軟正黑體" w:hint="eastAsia"/>
-          <w:w w:val="68"/>
+          <w:w w:val="63"/>
           <w:sz w:val="26"/>
           <w:szCs w:val="26"/>
         </w:rPr>
-        <w:t>人的靈</w:t>
+        <w:t>(457 BC)</w:t>
       </w:r>
       <w:r>
         <w:rPr>
           <w:rFonts w:ascii="Barlow Condensed Medium" w:eastAsia="華康細黑體" w:hAnsi="Barlow Condensed Medium" w:cs="微軟正黑體" w:hint="eastAsia"/>
-          <w:w w:val="68"/>
+          <w:w w:val="63"/>
           <w:sz w:val="26"/>
           <w:szCs w:val="26"/>
         </w:rPr>
-        <w:t>)</w:t>
+        <w:t>，最後是尼希米</w:t>
       </w:r>
       <w:r>
         <w:rPr>
           <w:rFonts w:ascii="Barlow Condensed Medium" w:eastAsia="華康細黑體" w:hAnsi="Barlow Condensed Medium" w:cs="微軟正黑體" w:hint="eastAsia"/>
-          <w:w w:val="68"/>
+          <w:w w:val="63"/>
           <w:sz w:val="26"/>
           <w:szCs w:val="26"/>
         </w:rPr>
-        <w:t>，來檢驗他的內心，不是那些只在</w:t>
-      </w:r>
-      <w:proofErr w:type="gramStart"/>
+        <w:t>(444 BC)</w:t>
+      </w:r>
       <w:r>
         <w:rPr>
           <w:rFonts w:ascii="Barlow Condensed Medium" w:eastAsia="華康細黑體" w:hAnsi="Barlow Condensed Medium" w:cs="微軟正黑體" w:hint="eastAsia"/>
-          <w:w w:val="68"/>
+          <w:w w:val="63"/>
           <w:sz w:val="26"/>
           <w:szCs w:val="26"/>
         </w:rPr>
-        <w:t>外表說的</w:t>
-      </w:r>
-      <w:proofErr w:type="gramEnd"/>
-      <w:r>
-        <w:rPr>
-          <w:rFonts w:ascii="Barlow Condensed Medium" w:eastAsia="華康細黑體" w:hAnsi="Barlow Condensed Medium" w:cs="微軟正黑體" w:hint="eastAsia"/>
-          <w:w w:val="68"/>
-          <w:sz w:val="26"/>
-          <w:szCs w:val="26"/>
-        </w:rPr>
-        <w:t>、作的好看的人。這是為了分辨末日的假教師，</w:t>
-      </w:r>
-      <w:proofErr w:type="gramStart"/>
-      <w:r>
-        <w:rPr>
-          <w:rFonts w:ascii="Barlow Condensed Medium" w:eastAsia="華康細黑體" w:hAnsi="Barlow Condensed Medium" w:cs="微軟正黑體" w:hint="eastAsia"/>
-          <w:w w:val="68"/>
-          <w:sz w:val="26"/>
-          <w:szCs w:val="26"/>
-        </w:rPr>
-        <w:t>藉傳福音</w:t>
-      </w:r>
-      <w:proofErr w:type="gramEnd"/>
-      <w:r>
-        <w:rPr>
-          <w:rFonts w:ascii="Barlow Condensed Medium" w:eastAsia="華康細黑體" w:hAnsi="Barlow Condensed Medium" w:cs="微軟正黑體" w:hint="eastAsia"/>
-          <w:w w:val="68"/>
-          <w:sz w:val="26"/>
-          <w:szCs w:val="26"/>
-        </w:rPr>
-        <w:t>來</w:t>
-      </w:r>
-      <w:proofErr w:type="gramStart"/>
-      <w:r>
-        <w:rPr>
-          <w:rFonts w:ascii="Barlow Condensed Medium" w:eastAsia="華康細黑體" w:hAnsi="Barlow Condensed Medium" w:cs="微軟正黑體" w:hint="eastAsia"/>
-          <w:w w:val="68"/>
-          <w:sz w:val="26"/>
-          <w:szCs w:val="26"/>
-        </w:rPr>
-        <w:t>餵</w:t>
-      </w:r>
-      <w:proofErr w:type="gramEnd"/>
-      <w:r>
-        <w:rPr>
-          <w:rFonts w:ascii="Barlow Condensed Medium" w:eastAsia="華康細黑體" w:hAnsi="Barlow Condensed Medium" w:cs="微軟正黑體" w:hint="eastAsia"/>
-          <w:w w:val="68"/>
-          <w:sz w:val="26"/>
-          <w:szCs w:val="26"/>
-        </w:rPr>
-        <w:t>飽自己口腹的人。</w:t>
+        <w:t>，完成了耶路撒冷的城牆。然而在一開始召集以色列人返鄉，大部份的人都是在巴比倫境內出生，根本沒有去過耶路撒冷。在祖譜難以驗證的情況下，他們容許這些人列在十二支派的家族中，是一種通融，也是一種對願意表示自己身分認同的肯定。</w:t>
       </w:r>
     </w:p>
     <w:p>
       <w:pPr>
         <w:kinsoku w:val="0"/>
         <w:snapToGrid w:val="0"/>
-        <w:spacing w:afterLines="50" w:after="165" w:line="290" w:lineRule="exact"/>
+        <w:spacing w:afterLines="50" w:after="165" w:line="290" w:lineRule="atLeast"/>
         <w:jc w:val="both"/>
         <w:rPr>
           <w:rFonts w:ascii="Barlow Condensed Medium" w:eastAsia="華康細黑體" w:hAnsi="Barlow Condensed Medium" w:cs="微軟正黑體"/>
-          <w:w w:val="68"/>
+          <w:w w:val="63"/>
           <w:sz w:val="26"/>
           <w:szCs w:val="26"/>
         </w:rPr>
@@ -28613,180 +27183,49 @@
       <w:r>
         <w:rPr>
           <w:rFonts w:ascii="Barlow Condensed Medium" w:eastAsia="華康儷中黑" w:hAnsi="Barlow Condensed Medium" w:hint="eastAsia"/>
-          <w:w w:val="68"/>
+          <w:w w:val="63"/>
           <w:sz w:val="26"/>
           <w:szCs w:val="26"/>
         </w:rPr>
-        <w:t>保羅一再見證無罪的基督為眾人的罪而死，為成全了　神的義，被律法所表明的。然而，人必須信這福音才能與　神和好，成為新造的人，就是真正悔改的人。</w:t>
+        <w:t>按家族點名造冊就是要確認每一個回歸者的以色列人身分，確保　神的百姓重建祂的聖殿的聖潔性。所以匡列祖譜不明的人，特別是利未家族不得任祭司。</w:t>
       </w:r>
       <w:r>
         <w:rPr>
           <w:rFonts w:ascii="Barlow Condensed Medium" w:eastAsia="華康細黑體" w:hAnsi="Barlow Condensed Medium" w:cs="微軟正黑體" w:hint="eastAsia"/>
-          <w:w w:val="68"/>
+          <w:w w:val="63"/>
           <w:sz w:val="26"/>
           <w:szCs w:val="26"/>
         </w:rPr>
-        <w:t>人若不能相信道德展現人性的價值，又不相信有一位終極的宇宙創造者和主宰者將會審判人和伸張公義，且又不相信良善的生命值得繼續，那麼福音對這樣的人是沒有的，愚蠢的。簡單地說，要相信基督的福音，必須先敬畏　神。但是</w:t>
-      </w:r>
-      <w:proofErr w:type="gramStart"/>
+        <w:t>因為以色列人回歸猶大是有任務的，是受波斯王的命令回去重建耶和華的聖殿的。對於回歸的以色列人來說卻有更重大的意義，就是　神耶和華的預言實現，救贖和復興以色列的日子將到來。所以，重建聖殿是最重要，也是最神聖的任務，必須要嚴守律法中的聖潔。在一切重建之前，從重啟獻祭開始，祭司的事奉就必須聖潔。因此，祖譜不明的祭司家族必須被視為不潔，而不能執行祭司的工作。就像其中有娶基列女子巴西萊的人，可能名字不詳，就用了母親的名字稱為巴西華的子孫。然而，省長設巴薩或後來的所羅巴伯下了一個但書，就等到會用烏陵和土明的祭司興起</w:t>
+      </w:r>
       <w:r>
         <w:rPr>
           <w:rFonts w:ascii="Barlow Condensed Medium" w:eastAsia="華康細黑體" w:hAnsi="Barlow Condensed Medium" w:cs="微軟正黑體" w:hint="eastAsia"/>
-          <w:w w:val="68"/>
+          <w:w w:val="63"/>
           <w:sz w:val="26"/>
           <w:szCs w:val="26"/>
         </w:rPr>
-        <w:t>弔詭</w:t>
-      </w:r>
-      <w:proofErr w:type="gramEnd"/>
+        <w:t>(63)</w:t>
+      </w:r>
       <w:r>
         <w:rPr>
           <w:rFonts w:ascii="Barlow Condensed Medium" w:eastAsia="華康細黑體" w:hAnsi="Barlow Condensed Medium" w:cs="微軟正黑體" w:hint="eastAsia"/>
-          <w:w w:val="68"/>
+          <w:w w:val="63"/>
           <w:sz w:val="26"/>
           <w:szCs w:val="26"/>
         </w:rPr>
-        <w:t>的是，敬畏　神的猶太人卻殺了基督，無意間成就了　神的義。所以，要進一步追究的是，如何才能與　神真和好。就是在敬畏　神的事上不能虛偽，人相互壓迫</w:t>
-      </w:r>
-      <w:proofErr w:type="gramStart"/>
-      <w:r>
-        <w:rPr>
-          <w:rFonts w:ascii="Barlow Condensed Medium" w:eastAsia="華康細黑體" w:hAnsi="Barlow Condensed Medium" w:cs="微軟正黑體" w:hint="eastAsia"/>
-          <w:w w:val="68"/>
-          <w:sz w:val="26"/>
-          <w:szCs w:val="26"/>
-        </w:rPr>
-        <w:t>就是罪了</w:t>
-      </w:r>
-      <w:proofErr w:type="gramEnd"/>
-      <w:r>
-        <w:rPr>
-          <w:rFonts w:ascii="Barlow Condensed Medium" w:eastAsia="華康細黑體" w:hAnsi="Barlow Condensed Medium" w:cs="微軟正黑體" w:hint="eastAsia"/>
-          <w:w w:val="68"/>
-          <w:sz w:val="26"/>
-          <w:szCs w:val="26"/>
-        </w:rPr>
-        <w:t xml:space="preserve">，又藉著敬畏　神的名義來逼迫異己更是陷　</w:t>
-      </w:r>
-      <w:proofErr w:type="gramStart"/>
-      <w:r>
-        <w:rPr>
-          <w:rFonts w:ascii="Barlow Condensed Medium" w:eastAsia="華康細黑體" w:hAnsi="Barlow Condensed Medium" w:cs="微軟正黑體" w:hint="eastAsia"/>
-          <w:w w:val="68"/>
-          <w:sz w:val="26"/>
-          <w:szCs w:val="26"/>
-        </w:rPr>
-        <w:t>神於不</w:t>
-      </w:r>
-      <w:proofErr w:type="gramEnd"/>
-      <w:r>
-        <w:rPr>
-          <w:rFonts w:ascii="Barlow Condensed Medium" w:eastAsia="華康細黑體" w:hAnsi="Barlow Condensed Medium" w:cs="微軟正黑體" w:hint="eastAsia"/>
-          <w:w w:val="68"/>
-          <w:sz w:val="26"/>
-          <w:szCs w:val="26"/>
-        </w:rPr>
-        <w:t>義的大罪。而這都是罪藉著文化和世界的知識對人的綑綁。所以，</w:t>
-      </w:r>
-      <w:r>
-        <w:rPr>
-          <w:rFonts w:ascii="Barlow Condensed Medium" w:eastAsia="華康細黑體" w:hAnsi="Barlow Condensed Medium" w:cs="微軟正黑體" w:hint="eastAsia"/>
-          <w:w w:val="68"/>
-          <w:sz w:val="26"/>
-          <w:szCs w:val="26"/>
-        </w:rPr>
-        <w:t xml:space="preserve">基督的拯救最大的意義就是在此，人所無法逃脫的，基督要使人自由。而過程就如同基督的死與復活，人要在自己的舊文化和知識中死了，就是悔改，卻在基督裡讓一切都更新，變成真正敬畏　</w:t>
-      </w:r>
-      <w:proofErr w:type="gramStart"/>
-      <w:r>
-        <w:rPr>
-          <w:rFonts w:ascii="Barlow Condensed Medium" w:eastAsia="華康細黑體" w:hAnsi="Barlow Condensed Medium" w:cs="微軟正黑體" w:hint="eastAsia"/>
-          <w:w w:val="68"/>
-          <w:sz w:val="26"/>
-          <w:szCs w:val="26"/>
-        </w:rPr>
-        <w:t>神且能</w:t>
-      </w:r>
-      <w:proofErr w:type="gramEnd"/>
-      <w:r>
-        <w:rPr>
-          <w:rFonts w:ascii="Barlow Condensed Medium" w:eastAsia="華康細黑體" w:hAnsi="Barlow Condensed Medium" w:cs="微軟正黑體" w:hint="eastAsia"/>
-          <w:w w:val="68"/>
-          <w:sz w:val="26"/>
-          <w:szCs w:val="26"/>
-        </w:rPr>
-        <w:t>用謙卑</w:t>
-      </w:r>
-      <w:proofErr w:type="gramStart"/>
-      <w:r>
-        <w:rPr>
-          <w:rFonts w:ascii="Barlow Condensed Medium" w:eastAsia="華康細黑體" w:hAnsi="Barlow Condensed Medium" w:cs="微軟正黑體" w:hint="eastAsia"/>
-          <w:w w:val="68"/>
-          <w:sz w:val="26"/>
-          <w:szCs w:val="26"/>
-        </w:rPr>
-        <w:t>和愛事奉</w:t>
-      </w:r>
-      <w:proofErr w:type="gramEnd"/>
-      <w:r>
-        <w:rPr>
-          <w:rFonts w:ascii="Barlow Condensed Medium" w:eastAsia="華康細黑體" w:hAnsi="Barlow Condensed Medium" w:cs="微軟正黑體" w:hint="eastAsia"/>
-          <w:w w:val="68"/>
-          <w:sz w:val="26"/>
-          <w:szCs w:val="26"/>
-        </w:rPr>
-        <w:t xml:space="preserve">人和事奉　神的人。當人為事奉人和事奉　神而活著，就回到了　</w:t>
-      </w:r>
-      <w:proofErr w:type="gramStart"/>
-      <w:r>
-        <w:rPr>
-          <w:rFonts w:ascii="Barlow Condensed Medium" w:eastAsia="華康細黑體" w:hAnsi="Barlow Condensed Medium" w:cs="微軟正黑體" w:hint="eastAsia"/>
-          <w:w w:val="68"/>
-          <w:sz w:val="26"/>
-          <w:szCs w:val="26"/>
-        </w:rPr>
-        <w:t>神起出</w:t>
-      </w:r>
-      <w:proofErr w:type="gramEnd"/>
-      <w:r>
-        <w:rPr>
-          <w:rFonts w:ascii="Barlow Condensed Medium" w:eastAsia="華康細黑體" w:hAnsi="Barlow Condensed Medium" w:cs="微軟正黑體" w:hint="eastAsia"/>
-          <w:w w:val="68"/>
-          <w:sz w:val="26"/>
-          <w:szCs w:val="26"/>
-        </w:rPr>
-        <w:t>創造人的美好。　神就要藉耶穌基督的死，免除人的罪在</w:t>
-      </w:r>
-      <w:proofErr w:type="gramStart"/>
-      <w:r>
-        <w:rPr>
-          <w:rFonts w:ascii="Barlow Condensed Medium" w:eastAsia="華康細黑體" w:hAnsi="Barlow Condensed Medium" w:cs="微軟正黑體" w:hint="eastAsia"/>
-          <w:w w:val="68"/>
-          <w:sz w:val="26"/>
-          <w:szCs w:val="26"/>
-        </w:rPr>
-        <w:t>公義上的</w:t>
-      </w:r>
-      <w:proofErr w:type="gramEnd"/>
-      <w:r>
-        <w:rPr>
-          <w:rFonts w:ascii="Barlow Condensed Medium" w:eastAsia="華康細黑體" w:hAnsi="Barlow Condensed Medium" w:cs="微軟正黑體" w:hint="eastAsia"/>
-          <w:w w:val="68"/>
-          <w:sz w:val="26"/>
-          <w:szCs w:val="26"/>
-        </w:rPr>
-        <w:t>責任。如此，人才能與　神真正的和好，因為　神嫉惡如仇。</w:t>
+        <w:t>，就是有能力能求得　神的旨意，再來決定這些祖譜不明的人身分。因為　神明白萬事。</w:t>
       </w:r>
     </w:p>
     <w:p>
       <w:pPr>
         <w:kinsoku w:val="0"/>
         <w:snapToGrid w:val="0"/>
-        <w:spacing w:afterLines="50" w:after="165" w:line="290" w:lineRule="exact"/>
+        <w:spacing w:afterLines="50" w:after="165" w:line="290" w:lineRule="atLeast"/>
         <w:jc w:val="both"/>
         <w:rPr>
           <w:rFonts w:ascii="Barlow Condensed Medium" w:eastAsia="華康細黑體" w:hAnsi="Barlow Condensed Medium" w:cs="微軟正黑體"/>
-          <w:w w:val="68"/>
+          <w:w w:val="63"/>
           <w:sz w:val="26"/>
           <w:szCs w:val="26"/>
         </w:rPr>
@@ -28794,190 +27233,246 @@
       <w:r>
         <w:rPr>
           <w:rFonts w:ascii="Barlow Condensed Medium" w:eastAsia="華康儷中黑" w:hAnsi="Barlow Condensed Medium" w:hint="eastAsia"/>
-          <w:w w:val="68"/>
+          <w:w w:val="63"/>
           <w:sz w:val="26"/>
           <w:szCs w:val="26"/>
         </w:rPr>
-        <w:t>與　神和好的過程，先是照人的看法認識基督，進而照聖靈的看法來認識</w:t>
-      </w:r>
-      <w:proofErr w:type="gramStart"/>
+        <w:t>共</w:t>
+      </w:r>
       <w:r>
         <w:rPr>
           <w:rFonts w:ascii="Barlow Condensed Medium" w:eastAsia="華康儷中黑" w:hAnsi="Barlow Condensed Medium" w:hint="eastAsia"/>
-          <w:w w:val="68"/>
+          <w:w w:val="63"/>
           <w:sz w:val="26"/>
           <w:szCs w:val="26"/>
         </w:rPr>
-        <w:t>祂</w:t>
-      </w:r>
-      <w:proofErr w:type="gramEnd"/>
+        <w:t>4</w:t>
+      </w:r>
       <w:r>
         <w:rPr>
           <w:rFonts w:ascii="Barlow Condensed Medium" w:eastAsia="華康儷中黑" w:hAnsi="Barlow Condensed Medium" w:hint="eastAsia"/>
-          <w:w w:val="68"/>
+          <w:w w:val="63"/>
           <w:sz w:val="26"/>
           <w:szCs w:val="26"/>
         </w:rPr>
-        <w:t>和信</w:t>
-      </w:r>
-      <w:proofErr w:type="gramStart"/>
+        <w:t>萬多人或</w:t>
+      </w:r>
       <w:r>
         <w:rPr>
           <w:rFonts w:ascii="Barlow Condensed Medium" w:eastAsia="華康儷中黑" w:hAnsi="Barlow Condensed Medium" w:hint="eastAsia"/>
-          <w:w w:val="68"/>
+          <w:w w:val="63"/>
           <w:sz w:val="26"/>
           <w:szCs w:val="26"/>
         </w:rPr>
-        <w:t>祂</w:t>
-      </w:r>
-      <w:proofErr w:type="gramEnd"/>
+        <w:t>3</w:t>
+      </w:r>
       <w:r>
         <w:rPr>
           <w:rFonts w:ascii="Barlow Condensed Medium" w:eastAsia="華康儷中黑" w:hAnsi="Barlow Condensed Medium" w:hint="eastAsia"/>
-          <w:w w:val="68"/>
+          <w:w w:val="63"/>
           <w:sz w:val="26"/>
           <w:szCs w:val="26"/>
         </w:rPr>
-        <w:t xml:space="preserve">。就是　</w:t>
-      </w:r>
-      <w:proofErr w:type="gramStart"/>
+        <w:t>萬，其實確切數字並不重要。而是這支隊伍，帶著物資、僕人和牲口，要行走</w:t>
+      </w:r>
       <w:r>
         <w:rPr>
           <w:rFonts w:ascii="Barlow Condensed Medium" w:eastAsia="華康儷中黑" w:hAnsi="Barlow Condensed Medium" w:hint="eastAsia"/>
-          <w:w w:val="68"/>
+          <w:w w:val="63"/>
           <w:sz w:val="26"/>
           <w:szCs w:val="26"/>
         </w:rPr>
-        <w:t>神先藉</w:t>
-      </w:r>
-      <w:proofErr w:type="gramEnd"/>
+        <w:t>1350</w:t>
+      </w:r>
       <w:r>
         <w:rPr>
           <w:rFonts w:ascii="Barlow Condensed Medium" w:eastAsia="華康儷中黑" w:hAnsi="Barlow Condensed Medium" w:hint="eastAsia"/>
-          <w:w w:val="68"/>
+          <w:w w:val="63"/>
           <w:sz w:val="26"/>
           <w:szCs w:val="26"/>
         </w:rPr>
-        <w:t>基督的死，赦免人與人和好，而人也如此赦免與人和好。</w:t>
+        <w:t>公里，回到甚至從未見過的故鄉，為的是重建他們的神的殿。</w:t>
       </w:r>
       <w:r>
         <w:rPr>
           <w:rFonts w:ascii="Barlow Condensed Medium" w:eastAsia="華康細黑體" w:hAnsi="Barlow Condensed Medium" w:cs="微軟正黑體" w:hint="eastAsia"/>
-          <w:w w:val="68"/>
+          <w:w w:val="63"/>
           <w:sz w:val="26"/>
           <w:szCs w:val="26"/>
         </w:rPr>
-        <w:t>所謂和好，可以更具體地說，是在兩者之間沒有相互的虧欠，或更積極地說，是彼此以愛和</w:t>
-      </w:r>
-      <w:proofErr w:type="gramStart"/>
+        <w:t>總數超過上述點數的總和是合理的，少了才不合理。有可能最後的總數是加上了女子和小孩，又有可能是隨行的非以色列人的波斯官員、士兵和僕人。無論如何，是這群人確實包括了以色列十二支派的代表，和所有聖殿事奉工作的家族，有祭司、利未人、殿門守衛、唱歌的和殿役。又在各支派中可能有各種工匠。甚是至波斯官方的行政人員和衛隊。畢竟這趟旅程要走上四個月，必有足夠的物資，和安全顧慮。所以他們帶的牲口都是交通運輸用的，並沒有牛、羊。同時還有僕人，甚至足以奉獻給　神的金銀，顯然這些以色列人平均的社會地位並不低下。值得注意的是，眾族長在到達耶路撒冷後所獻給　神的禮物，有金子</w:t>
+      </w:r>
       <w:r>
         <w:rPr>
           <w:rFonts w:ascii="Barlow Condensed Medium" w:eastAsia="華康細黑體" w:hAnsi="Barlow Condensed Medium" w:cs="微軟正黑體" w:hint="eastAsia"/>
-          <w:w w:val="68"/>
+          <w:w w:val="63"/>
           <w:sz w:val="26"/>
           <w:szCs w:val="26"/>
         </w:rPr>
-        <w:t>公義相款待</w:t>
-      </w:r>
-      <w:proofErr w:type="gramEnd"/>
+        <w:t>6</w:t>
+      </w:r>
       <w:r>
         <w:rPr>
           <w:rFonts w:ascii="Barlow Condensed Medium" w:eastAsia="華康細黑體" w:hAnsi="Barlow Condensed Medium" w:cs="微軟正黑體" w:hint="eastAsia"/>
-          <w:w w:val="68"/>
+          <w:w w:val="63"/>
           <w:sz w:val="26"/>
           <w:szCs w:val="26"/>
         </w:rPr>
-        <w:t>。先有人與　神的和好，再有人與人的和好，最後全世界若都在這基督用愛和公義所帶來的和好之中，就不再有仇恨，也不再有罪和任何的壓迫在人</w:t>
-      </w:r>
-      <w:proofErr w:type="gramStart"/>
+        <w:t>萬</w:t>
+      </w:r>
       <w:r>
         <w:rPr>
           <w:rFonts w:ascii="Barlow Condensed Medium" w:eastAsia="華康細黑體" w:hAnsi="Barlow Condensed Medium" w:cs="微軟正黑體" w:hint="eastAsia"/>
-          <w:w w:val="68"/>
+          <w:w w:val="63"/>
           <w:sz w:val="26"/>
           <w:szCs w:val="26"/>
         </w:rPr>
-        <w:t>中間，</w:t>
-      </w:r>
-      <w:proofErr w:type="gramEnd"/>
+        <w:t>1</w:t>
+      </w:r>
       <w:r>
         <w:rPr>
           <w:rFonts w:ascii="Barlow Condensed Medium" w:eastAsia="華康細黑體" w:hAnsi="Barlow Condensed Medium" w:cs="微軟正黑體" w:hint="eastAsia"/>
-          <w:w w:val="68"/>
+          <w:w w:val="63"/>
           <w:sz w:val="26"/>
           <w:szCs w:val="26"/>
         </w:rPr>
-        <w:t>這就是　神</w:t>
-      </w:r>
-      <w:proofErr w:type="gramStart"/>
+        <w:t>千達利克</w:t>
+      </w:r>
       <w:r>
         <w:rPr>
           <w:rFonts w:ascii="Barlow Condensed Medium" w:eastAsia="華康細黑體" w:hAnsi="Barlow Condensed Medium" w:cs="微軟正黑體" w:hint="eastAsia"/>
-          <w:w w:val="68"/>
+          <w:w w:val="63"/>
           <w:sz w:val="26"/>
           <w:szCs w:val="26"/>
         </w:rPr>
-        <w:t>的國了</w:t>
-      </w:r>
-      <w:proofErr w:type="gramEnd"/>
+        <w:t>(</w:t>
+      </w:r>
       <w:r>
         <w:rPr>
           <w:rFonts w:ascii="Barlow Condensed Medium" w:eastAsia="華康細黑體" w:hAnsi="Barlow Condensed Medium" w:cs="微軟正黑體" w:hint="eastAsia"/>
-          <w:w w:val="68"/>
+          <w:w w:val="63"/>
           <w:sz w:val="26"/>
           <w:szCs w:val="26"/>
         </w:rPr>
-        <w:t>。然而，講了這麼多大道理，到底在哥林多教會發生了什麼事，阻礙了福音使人與　神和好的工作？不外乎就是前書所提及的</w:t>
-      </w:r>
-      <w:proofErr w:type="gramStart"/>
+        <w:t>約</w:t>
+      </w:r>
       <w:r>
         <w:rPr>
           <w:rFonts w:ascii="Barlow Condensed Medium" w:eastAsia="華康細黑體" w:hAnsi="Barlow Condensed Medium" w:cs="微軟正黑體" w:hint="eastAsia"/>
-          <w:w w:val="68"/>
+          <w:w w:val="63"/>
           <w:sz w:val="26"/>
           <w:szCs w:val="26"/>
         </w:rPr>
-        <w:t>分黨結派</w:t>
-      </w:r>
-      <w:proofErr w:type="gramEnd"/>
+        <w:t>500</w:t>
+      </w:r>
       <w:r>
         <w:rPr>
           <w:rFonts w:ascii="Barlow Condensed Medium" w:eastAsia="華康細黑體" w:hAnsi="Barlow Condensed Medium" w:cs="微軟正黑體" w:hint="eastAsia"/>
-          <w:w w:val="68"/>
+          <w:w w:val="63"/>
           <w:sz w:val="26"/>
           <w:szCs w:val="26"/>
         </w:rPr>
-        <w:t>和異端學說等意見人士，將世界爭權奪利的文化帶進了教會，就是仇恨和紛爭的來源。然而要重返和好，就是要回到耶穌基督為我們所作的典範。誠如保羅所說：你們要效法我，像我效法基督。最重要的就是放棄自己的權利，作</w:t>
-      </w:r>
-      <w:proofErr w:type="gramStart"/>
+        <w:t>公斤</w:t>
+      </w:r>
       <w:r>
         <w:rPr>
           <w:rFonts w:ascii="Barlow Condensed Medium" w:eastAsia="華康細黑體" w:hAnsi="Barlow Condensed Medium" w:cs="微軟正黑體" w:hint="eastAsia"/>
-          <w:w w:val="68"/>
+          <w:w w:val="63"/>
           <w:sz w:val="26"/>
           <w:szCs w:val="26"/>
         </w:rPr>
-        <w:t>最</w:t>
-      </w:r>
-      <w:proofErr w:type="gramEnd"/>
+        <w:t>)</w:t>
+      </w:r>
       <w:r>
         <w:rPr>
           <w:rFonts w:ascii="Barlow Condensed Medium" w:eastAsia="華康細黑體" w:hAnsi="Barlow Condensed Medium" w:cs="微軟正黑體" w:hint="eastAsia"/>
-          <w:w w:val="68"/>
+          <w:w w:val="63"/>
           <w:sz w:val="26"/>
           <w:szCs w:val="26"/>
         </w:rPr>
-        <w:t>僕人來服事人；仇恨和紛爭就會消失。</w:t>
+        <w:t>和銀子</w:t>
+      </w:r>
+      <w:r>
+        <w:rPr>
+          <w:rFonts w:ascii="Barlow Condensed Medium" w:eastAsia="華康細黑體" w:hAnsi="Barlow Condensed Medium" w:cs="微軟正黑體" w:hint="eastAsia"/>
+          <w:w w:val="63"/>
+          <w:sz w:val="26"/>
+          <w:szCs w:val="26"/>
+        </w:rPr>
+        <w:t>6</w:t>
+      </w:r>
+      <w:r>
+        <w:rPr>
+          <w:rFonts w:ascii="Barlow Condensed Medium" w:eastAsia="華康細黑體" w:hAnsi="Barlow Condensed Medium" w:cs="微軟正黑體" w:hint="eastAsia"/>
+          <w:w w:val="63"/>
+          <w:sz w:val="26"/>
+          <w:szCs w:val="26"/>
+        </w:rPr>
+        <w:t>千彌那</w:t>
+      </w:r>
+      <w:r>
+        <w:rPr>
+          <w:rFonts w:ascii="Barlow Condensed Medium" w:eastAsia="華康細黑體" w:hAnsi="Barlow Condensed Medium" w:cs="微軟正黑體" w:hint="eastAsia"/>
+          <w:w w:val="63"/>
+          <w:sz w:val="26"/>
+          <w:szCs w:val="26"/>
+        </w:rPr>
+        <w:t>(</w:t>
+      </w:r>
+      <w:r>
+        <w:rPr>
+          <w:rFonts w:ascii="Barlow Condensed Medium" w:eastAsia="華康細黑體" w:hAnsi="Barlow Condensed Medium" w:cs="微軟正黑體" w:hint="eastAsia"/>
+          <w:w w:val="63"/>
+          <w:sz w:val="26"/>
+          <w:szCs w:val="26"/>
+        </w:rPr>
+        <w:t>約</w:t>
+      </w:r>
+      <w:r>
+        <w:rPr>
+          <w:rFonts w:ascii="Barlow Condensed Medium" w:eastAsia="華康細黑體" w:hAnsi="Barlow Condensed Medium" w:cs="微軟正黑體" w:hint="eastAsia"/>
+          <w:w w:val="63"/>
+          <w:sz w:val="26"/>
+          <w:szCs w:val="26"/>
+        </w:rPr>
+        <w:t>2.9</w:t>
+      </w:r>
+      <w:r>
+        <w:rPr>
+          <w:rFonts w:ascii="Barlow Condensed Medium" w:eastAsia="華康細黑體" w:hAnsi="Barlow Condensed Medium" w:cs="微軟正黑體" w:hint="eastAsia"/>
+          <w:w w:val="63"/>
+          <w:sz w:val="26"/>
+          <w:szCs w:val="26"/>
+        </w:rPr>
+        <w:t>噸</w:t>
+      </w:r>
+      <w:r>
+        <w:rPr>
+          <w:rFonts w:ascii="Barlow Condensed Medium" w:eastAsia="華康細黑體" w:hAnsi="Barlow Condensed Medium" w:cs="微軟正黑體" w:hint="eastAsia"/>
+          <w:w w:val="63"/>
+          <w:sz w:val="26"/>
+          <w:szCs w:val="26"/>
+        </w:rPr>
+        <w:t>)</w:t>
+      </w:r>
+      <w:r>
+        <w:rPr>
+          <w:rFonts w:ascii="Barlow Condensed Medium" w:eastAsia="華康細黑體" w:hAnsi="Barlow Condensed Medium" w:cs="微軟正黑體" w:hint="eastAsia"/>
+          <w:w w:val="63"/>
+          <w:sz w:val="26"/>
+          <w:szCs w:val="26"/>
+        </w:rPr>
+        <w:t>，其中達利克金幣，是要到古列王後幾十年，由大利烏一世所鑄造，田為上面有他的頭像而聞名。是寫書的人，使用後來通用的波斯貨幣作為計算單位。</w:t>
       </w:r>
     </w:p>
     <w:p>
       <w:pPr>
         <w:kinsoku w:val="0"/>
         <w:snapToGrid w:val="0"/>
-        <w:spacing w:afterLines="50" w:after="165" w:line="290" w:lineRule="exact"/>
+        <w:spacing w:afterLines="50" w:after="165" w:line="290" w:lineRule="atLeast"/>
         <w:rPr>
           <w:rFonts w:ascii="Cambria" w:eastAsia="華康細黑體" w:hAnsi="Cambria" w:cs="Cambria"/>
-          <w:w w:val="68"/>
+          <w:w w:val="63"/>
           <w:sz w:val="26"/>
           <w:szCs w:val="26"/>
         </w:rPr>
@@ -28985,370 +27480,157 @@
       <w:r>
         <w:rPr>
           <w:rFonts w:ascii="Barlow Condensed Medium" w:eastAsia="華康儷中黑" w:hAnsi="Barlow Condensed Medium" w:cs="新細明體"/>
-          <w:w w:val="68"/>
+          <w:w w:val="63"/>
           <w:sz w:val="26"/>
           <w:szCs w:val="26"/>
         </w:rPr>
         <w:t>＜</w:t>
       </w:r>
-      <w:proofErr w:type="gramStart"/>
       <w:r>
         <w:rPr>
           <w:rFonts w:ascii="Barlow Condensed Medium" w:eastAsia="華康儷中黑" w:hAnsi="Barlow Condensed Medium" w:cs="新細明體" w:hint="eastAsia"/>
-          <w:w w:val="68"/>
+          <w:w w:val="63"/>
           <w:sz w:val="26"/>
           <w:szCs w:val="26"/>
         </w:rPr>
-        <w:t>從牧者</w:t>
-      </w:r>
-      <w:proofErr w:type="gramEnd"/>
-      <w:r>
-        <w:rPr>
-          <w:rFonts w:ascii="Barlow Condensed Medium" w:eastAsia="華康儷中黑" w:hAnsi="Barlow Condensed Medium" w:cs="新細明體" w:hint="eastAsia"/>
-          <w:w w:val="68"/>
+        <w:t>國家認同</w:t>
+      </w:r>
+      <w:r>
+        <w:rPr>
+          <w:rFonts w:ascii="Barlow Condensed Medium" w:eastAsia="華康儷中黑" w:hAnsi="Barlow Condensed Medium" w:cs="新細明體"/>
+          <w:w w:val="63"/>
           <w:sz w:val="26"/>
           <w:szCs w:val="26"/>
         </w:rPr>
-        <w:t>到牧師</w:t>
-      </w:r>
-      <w:r>
-        <w:rPr>
-          <w:rFonts w:ascii="Barlow Condensed Medium" w:eastAsia="華康儷中黑" w:hAnsi="Barlow Condensed Medium" w:cs="新細明體"/>
-          <w:w w:val="68"/>
+        <w:t>＞</w:t>
+      </w:r>
+      <w:r>
+        <w:rPr>
+          <w:rFonts w:ascii="Cambria" w:eastAsia="華康細黑體" w:hAnsi="Cambria" w:cs="Cambria" w:hint="eastAsia"/>
+          <w:w w:val="63"/>
           <w:sz w:val="26"/>
           <w:szCs w:val="26"/>
         </w:rPr>
-        <w:t>＞</w:t>
+        <w:t>上星期矢板明夫因為被受指使的中國黑道藉用港澳身分來台攻擊而上了新聞版面。敏感的時機點是，中共在</w:t>
       </w:r>
       <w:r>
         <w:rPr>
           <w:rFonts w:ascii="Cambria" w:eastAsia="華康細黑體" w:hAnsi="Cambria" w:cs="Cambria" w:hint="eastAsia"/>
-          <w:w w:val="68"/>
+          <w:w w:val="63"/>
           <w:sz w:val="26"/>
           <w:szCs w:val="26"/>
         </w:rPr>
-        <w:t>初代教會</w:t>
-      </w:r>
-      <w:proofErr w:type="gramStart"/>
+        <w:t>7/1</w:t>
+      </w:r>
       <w:r>
         <w:rPr>
           <w:rFonts w:ascii="Cambria" w:eastAsia="華康細黑體" w:hAnsi="Cambria" w:cs="Cambria" w:hint="eastAsia"/>
-          <w:w w:val="68"/>
+          <w:w w:val="63"/>
           <w:sz w:val="26"/>
           <w:szCs w:val="26"/>
         </w:rPr>
-        <w:t>依循主耶穌</w:t>
-      </w:r>
-      <w:proofErr w:type="gramEnd"/>
+        <w:t>剛通過了《民族團結進步促進法》，將境外長臂管轄權正當化。而相同的攻擊手法，就是中共在反送中期間，利用黑道來威嚇香港的民主人士，甚至被失踪和殺害。人稱矢板老師是中日混血兒，父親是日本人在中國的遺孤。矢板</w:t>
+      </w:r>
       <w:r>
         <w:rPr>
           <w:rFonts w:ascii="Cambria" w:eastAsia="華康細黑體" w:hAnsi="Cambria" w:cs="Cambria" w:hint="eastAsia"/>
-          <w:w w:val="68"/>
+          <w:w w:val="63"/>
           <w:sz w:val="26"/>
           <w:szCs w:val="26"/>
         </w:rPr>
-        <w:t>給彼得的使命「</w:t>
-      </w:r>
-      <w:proofErr w:type="gramStart"/>
+        <w:t>15</w:t>
+      </w:r>
       <w:r>
         <w:rPr>
           <w:rFonts w:ascii="Cambria" w:eastAsia="華康細黑體" w:hAnsi="Cambria" w:cs="Cambria" w:hint="eastAsia"/>
-          <w:w w:val="68"/>
+          <w:w w:val="63"/>
           <w:sz w:val="26"/>
           <w:szCs w:val="26"/>
         </w:rPr>
-        <w:t>你牧養</w:t>
-      </w:r>
-      <w:proofErr w:type="gramEnd"/>
+        <w:t>歲時，與父親舉家遷回日本定居。矢板</w:t>
+      </w:r>
       <w:r>
         <w:rPr>
           <w:rFonts w:ascii="Cambria" w:eastAsia="華康細黑體" w:hAnsi="Cambria" w:cs="Cambria" w:hint="eastAsia"/>
-          <w:w w:val="68"/>
+          <w:w w:val="63"/>
           <w:sz w:val="26"/>
           <w:szCs w:val="26"/>
         </w:rPr>
-        <w:t>我的小羊」，使徒</w:t>
-      </w:r>
-      <w:proofErr w:type="gramStart"/>
+        <w:t>1997</w:t>
+      </w:r>
       <w:r>
         <w:rPr>
           <w:rFonts w:ascii="Cambria" w:eastAsia="華康細黑體" w:hAnsi="Cambria" w:cs="Cambria" w:hint="eastAsia"/>
-          <w:w w:val="68"/>
+          <w:w w:val="63"/>
           <w:sz w:val="26"/>
           <w:szCs w:val="26"/>
         </w:rPr>
-        <w:t>和老長就</w:t>
-      </w:r>
-      <w:proofErr w:type="gramEnd"/>
+        <w:t>年從日本慶應義塾大學畢業，</w:t>
+      </w:r>
       <w:r>
         <w:rPr>
           <w:rFonts w:ascii="Cambria" w:eastAsia="華康細黑體" w:hAnsi="Cambria" w:cs="Cambria" w:hint="eastAsia"/>
-          <w:w w:val="68"/>
+          <w:w w:val="63"/>
           <w:sz w:val="26"/>
           <w:szCs w:val="26"/>
         </w:rPr>
-        <w:t>扮演教會的「牧羊人」的角色。羅馬教廷成立後，在大公教會，就是前天主教，牧養的角色就落在主教和神父身上。宗教改革之後，因為信徒皆祭司的精神，所以按各宗派的制度</w:t>
-      </w:r>
-      <w:proofErr w:type="gramStart"/>
+        <w:t>2002</w:t>
+      </w:r>
       <w:r>
         <w:rPr>
           <w:rFonts w:ascii="Cambria" w:eastAsia="華康細黑體" w:hAnsi="Cambria" w:cs="Cambria" w:hint="eastAsia"/>
-          <w:w w:val="68"/>
+          <w:w w:val="63"/>
           <w:sz w:val="26"/>
           <w:szCs w:val="26"/>
         </w:rPr>
-        <w:t>來按立牧師</w:t>
-      </w:r>
-      <w:proofErr w:type="gramEnd"/>
+        <w:t>年在中國社會科學院完成博士課程後進入產經新聞社。</w:t>
+      </w:r>
       <w:r>
         <w:rPr>
           <w:rFonts w:ascii="Cambria" w:eastAsia="華康細黑體" w:hAnsi="Cambria" w:cs="Cambria" w:hint="eastAsia"/>
-          <w:w w:val="68"/>
+          <w:w w:val="63"/>
           <w:sz w:val="26"/>
           <w:szCs w:val="26"/>
         </w:rPr>
-        <w:t>的職分。有人在爭論牧師是聖靈的恩賜</w:t>
+        <w:t>2020</w:t>
       </w:r>
       <w:r>
         <w:rPr>
           <w:rFonts w:ascii="Cambria" w:eastAsia="華康細黑體" w:hAnsi="Cambria" w:cs="Cambria" w:hint="eastAsia"/>
-          <w:w w:val="68"/>
+          <w:w w:val="63"/>
           <w:sz w:val="26"/>
           <w:szCs w:val="26"/>
         </w:rPr>
-        <w:t>(</w:t>
-      </w:r>
-      <w:proofErr w:type="gramStart"/>
+        <w:t>年來台，出任產經新聞社台北支局長。</w:t>
+      </w:r>
       <w:r>
         <w:rPr>
           <w:rFonts w:ascii="Cambria" w:eastAsia="華康細黑體" w:hAnsi="Cambria" w:cs="Cambria" w:hint="eastAsia"/>
-          <w:w w:val="68"/>
+          <w:w w:val="63"/>
           <w:sz w:val="26"/>
           <w:szCs w:val="26"/>
         </w:rPr>
-        <w:t>弗</w:t>
-      </w:r>
-      <w:proofErr w:type="gramEnd"/>
+        <w:t>2024</w:t>
+      </w:r>
       <w:r>
         <w:rPr>
           <w:rFonts w:ascii="Cambria" w:eastAsia="華康細黑體" w:hAnsi="Cambria" w:cs="Cambria" w:hint="eastAsia"/>
-          <w:w w:val="68"/>
+          <w:w w:val="63"/>
           <w:sz w:val="26"/>
           <w:szCs w:val="26"/>
         </w:rPr>
-        <w:t>4:11)</w:t>
-      </w:r>
-      <w:r>
-        <w:rPr>
-          <w:rFonts w:ascii="Cambria" w:eastAsia="華康細黑體" w:hAnsi="Cambria" w:cs="Cambria" w:hint="eastAsia"/>
-          <w:w w:val="68"/>
-          <w:sz w:val="26"/>
-          <w:szCs w:val="26"/>
-        </w:rPr>
-        <w:t>或是眾人選出的長老，如果是為了權力，那麼寧可兩者都不是。因為</w:t>
-      </w:r>
-      <w:proofErr w:type="gramStart"/>
-      <w:r>
-        <w:rPr>
-          <w:rFonts w:ascii="Cambria" w:eastAsia="華康細黑體" w:hAnsi="Cambria" w:cs="Cambria" w:hint="eastAsia"/>
-          <w:w w:val="68"/>
-          <w:sz w:val="26"/>
-          <w:szCs w:val="26"/>
-        </w:rPr>
-        <w:t>雖是牧者</w:t>
-      </w:r>
-      <w:proofErr w:type="gramEnd"/>
-      <w:r>
-        <w:rPr>
-          <w:rFonts w:ascii="Cambria" w:eastAsia="華康細黑體" w:hAnsi="Cambria" w:cs="Cambria" w:hint="eastAsia"/>
-          <w:w w:val="68"/>
-          <w:sz w:val="26"/>
-          <w:szCs w:val="26"/>
-        </w:rPr>
-        <w:t>有帶領的角色，卻是像僕人服事他的羊群，這才是耶穌作在門徒身上的典範。按長老會</w:t>
-      </w:r>
-      <w:proofErr w:type="gramStart"/>
-      <w:r>
-        <w:rPr>
-          <w:rFonts w:ascii="Cambria" w:eastAsia="華康細黑體" w:hAnsi="Cambria" w:cs="Cambria" w:hint="eastAsia"/>
-          <w:w w:val="68"/>
-          <w:sz w:val="26"/>
-          <w:szCs w:val="26"/>
-        </w:rPr>
-        <w:t>的教制</w:t>
-      </w:r>
-      <w:proofErr w:type="gramEnd"/>
-      <w:r>
-        <w:rPr>
-          <w:rFonts w:ascii="Cambria" w:eastAsia="華康細黑體" w:hAnsi="Cambria" w:cs="Cambria" w:hint="eastAsia"/>
-          <w:w w:val="68"/>
-          <w:sz w:val="26"/>
-          <w:szCs w:val="26"/>
-        </w:rPr>
-        <w:t>，牧師由中</w:t>
-      </w:r>
-      <w:proofErr w:type="gramStart"/>
-      <w:r>
-        <w:rPr>
-          <w:rFonts w:ascii="Cambria" w:eastAsia="華康細黑體" w:hAnsi="Cambria" w:cs="Cambria" w:hint="eastAsia"/>
-          <w:w w:val="68"/>
-          <w:sz w:val="26"/>
-          <w:szCs w:val="26"/>
-        </w:rPr>
-        <w:t>會按立</w:t>
-      </w:r>
-      <w:proofErr w:type="gramEnd"/>
-      <w:r>
-        <w:rPr>
-          <w:rFonts w:ascii="Cambria" w:eastAsia="華康細黑體" w:hAnsi="Cambria" w:cs="Cambria" w:hint="eastAsia"/>
-          <w:w w:val="68"/>
-          <w:sz w:val="26"/>
-          <w:szCs w:val="26"/>
-        </w:rPr>
-        <w:t>，是　神話語的</w:t>
-      </w:r>
-      <w:proofErr w:type="gramStart"/>
-      <w:r>
-        <w:rPr>
-          <w:rFonts w:ascii="Cambria" w:eastAsia="華康細黑體" w:hAnsi="Cambria" w:cs="Cambria" w:hint="eastAsia"/>
-          <w:w w:val="68"/>
-          <w:sz w:val="26"/>
-          <w:szCs w:val="26"/>
-        </w:rPr>
-        <w:t>事奉者</w:t>
-      </w:r>
-      <w:proofErr w:type="gramEnd"/>
-      <w:r>
-        <w:rPr>
-          <w:rFonts w:ascii="Cambria" w:eastAsia="華康細黑體" w:hAnsi="Cambria" w:cs="Cambria" w:hint="eastAsia"/>
-          <w:w w:val="68"/>
-          <w:sz w:val="26"/>
-          <w:szCs w:val="26"/>
-        </w:rPr>
-        <w:t>，</w:t>
-      </w:r>
-      <w:proofErr w:type="gramStart"/>
-      <w:r>
-        <w:rPr>
-          <w:rFonts w:ascii="Cambria" w:eastAsia="華康細黑體" w:hAnsi="Cambria" w:cs="Cambria" w:hint="eastAsia"/>
-          <w:w w:val="68"/>
-          <w:sz w:val="26"/>
-          <w:szCs w:val="26"/>
-        </w:rPr>
-        <w:t>施行聖禮</w:t>
-      </w:r>
-      <w:proofErr w:type="gramEnd"/>
-      <w:r>
-        <w:rPr>
-          <w:rFonts w:ascii="Cambria" w:eastAsia="華康細黑體" w:hAnsi="Cambria" w:cs="Cambria" w:hint="eastAsia"/>
-          <w:w w:val="68"/>
-          <w:sz w:val="26"/>
-          <w:szCs w:val="26"/>
-        </w:rPr>
-        <w:t>，稱為教育的長老，且與會眾選出的治理長老共同治理教會。其中牧師也兼有長老牧養的職份，同時受新約中所有任職的品德要求的約束。然而，牧師最重要的就是宣講聖經中的福音。又正如保羅所言，在信徒皆祭司</w:t>
-      </w:r>
-      <w:r>
-        <w:rPr>
-          <w:rFonts w:ascii="Cambria" w:eastAsia="華康細黑體" w:hAnsi="Cambria" w:cs="Cambria" w:hint="eastAsia"/>
-          <w:w w:val="68"/>
-          <w:sz w:val="26"/>
-          <w:szCs w:val="26"/>
-        </w:rPr>
-        <w:t>(</w:t>
-      </w:r>
-      <w:r>
-        <w:rPr>
-          <w:rFonts w:ascii="Cambria" w:eastAsia="華康細黑體" w:hAnsi="Cambria" w:cs="Cambria" w:hint="eastAsia"/>
-          <w:w w:val="68"/>
-          <w:sz w:val="26"/>
-          <w:szCs w:val="26"/>
-        </w:rPr>
-        <w:t>使人與　神和好的職份</w:t>
-      </w:r>
-      <w:r>
-        <w:rPr>
-          <w:rFonts w:ascii="Cambria" w:eastAsia="華康細黑體" w:hAnsi="Cambria" w:cs="Cambria" w:hint="eastAsia"/>
-          <w:w w:val="68"/>
-          <w:sz w:val="26"/>
-          <w:szCs w:val="26"/>
-        </w:rPr>
-        <w:t>)</w:t>
-      </w:r>
-      <w:r>
-        <w:rPr>
-          <w:rFonts w:ascii="Cambria" w:eastAsia="華康細黑體" w:hAnsi="Cambria" w:cs="Cambria" w:hint="eastAsia"/>
-          <w:w w:val="68"/>
-          <w:sz w:val="26"/>
-          <w:szCs w:val="26"/>
-        </w:rPr>
-        <w:t>的約新教會中，要在聖靈和自己的良心</w:t>
-      </w:r>
-      <w:r>
-        <w:rPr>
-          <w:rFonts w:ascii="Cambria" w:eastAsia="華康細黑體" w:hAnsi="Cambria" w:cs="Cambria" w:hint="eastAsia"/>
-          <w:w w:val="68"/>
-          <w:sz w:val="26"/>
-          <w:szCs w:val="26"/>
-        </w:rPr>
-        <w:t>(</w:t>
-      </w:r>
-      <w:r>
-        <w:rPr>
-          <w:rFonts w:ascii="Cambria" w:eastAsia="華康細黑體" w:hAnsi="Cambria" w:cs="Cambria" w:hint="eastAsia"/>
-          <w:w w:val="68"/>
-          <w:sz w:val="26"/>
-          <w:szCs w:val="26"/>
-        </w:rPr>
-        <w:t>靈</w:t>
-      </w:r>
-      <w:r>
-        <w:rPr>
-          <w:rFonts w:ascii="Cambria" w:eastAsia="華康細黑體" w:hAnsi="Cambria" w:cs="Cambria" w:hint="eastAsia"/>
-          <w:w w:val="68"/>
-          <w:sz w:val="26"/>
-          <w:szCs w:val="26"/>
-        </w:rPr>
-        <w:t>)</w:t>
-      </w:r>
-      <w:r>
-        <w:rPr>
-          <w:rFonts w:ascii="Cambria" w:eastAsia="華康細黑體" w:hAnsi="Cambria" w:cs="Cambria" w:hint="eastAsia"/>
-          <w:w w:val="68"/>
-          <w:sz w:val="26"/>
-          <w:szCs w:val="26"/>
-        </w:rPr>
-        <w:t>中分辨，什麼才是從　神來的教導，又誰才是　神差遣的牧者。顯然，台中的富足教會沒有領受保羅的教導，因為他們的牧師不事奉　神，</w:t>
-      </w:r>
-      <w:proofErr w:type="gramStart"/>
-      <w:r>
-        <w:rPr>
-          <w:rFonts w:ascii="Cambria" w:eastAsia="華康細黑體" w:hAnsi="Cambria" w:cs="Cambria" w:hint="eastAsia"/>
-          <w:w w:val="68"/>
-          <w:sz w:val="26"/>
-          <w:szCs w:val="26"/>
-        </w:rPr>
-        <w:t>只事奉</w:t>
-      </w:r>
-      <w:proofErr w:type="gramEnd"/>
-      <w:r>
-        <w:rPr>
-          <w:rFonts w:ascii="Cambria" w:eastAsia="華康細黑體" w:hAnsi="Cambria" w:cs="Cambria" w:hint="eastAsia"/>
-          <w:w w:val="68"/>
-          <w:sz w:val="26"/>
-          <w:szCs w:val="26"/>
-        </w:rPr>
-        <w:t>自己的肚腹。</w:t>
+        <w:t>年申請入籍中華民國。他自己說，因為「把台灣當作自己的家」，希望留在台灣、捍衛台灣的民主自由。他走過了中、日、台三個國家，卻選擇了台灣作為他的身分認同。我想他真正看見的是，台灣是華人世界的民主自由聖地。中文是他的母語，日文是他的第二語言，但是他選擇和認同的卻是民主和自由的價值。因為愛和認同，我們一起成為台灣的國民；相同地，因為追隨耶穌基督，我們也一同成為　神國的子民。</w:t>
       </w:r>
     </w:p>
     <w:p>
       <w:pPr>
         <w:kinsoku w:val="0"/>
         <w:snapToGrid w:val="0"/>
-        <w:spacing w:afterLines="50" w:after="165" w:line="290" w:lineRule="exact"/>
+        <w:spacing w:afterLines="50" w:after="165" w:line="290" w:lineRule="atLeast"/>
         <w:jc w:val="both"/>
         <w:rPr>
           <w:rFonts w:ascii="Barlow Condensed Medium" w:eastAsia="華康儷中黑" w:hAnsi="Barlow Condensed Medium"/>
-          <w:w w:val="68"/>
+          <w:w w:val="63"/>
           <w:sz w:val="26"/>
           <w:szCs w:val="26"/>
         </w:rPr>
@@ -29356,225 +27638,25 @@
       <w:r>
         <w:rPr>
           <w:rFonts w:ascii="Barlow Condensed Medium" w:eastAsia="華康儷中黑" w:hAnsi="Barlow Condensed Medium" w:hint="eastAsia"/>
-          <w:w w:val="68"/>
+          <w:w w:val="63"/>
           <w:sz w:val="26"/>
           <w:szCs w:val="26"/>
         </w:rPr>
-        <w:t>保羅用書信為自己使徒的身分辯護，是給那些在哥林多教會反對他的人。他深信他所領受的職份，正是為了實踐　神召喚人與</w:t>
-      </w:r>
-      <w:proofErr w:type="gramStart"/>
-      <w:r>
-        <w:rPr>
-          <w:rFonts w:ascii="Barlow Condensed Medium" w:eastAsia="華康儷中黑" w:hAnsi="Barlow Condensed Medium" w:hint="eastAsia"/>
-          <w:w w:val="68"/>
+        <w:t>在人手雖短缺，但是事奉　神的事仍需聖潔。雖然血源不明，但是自我的身分認同比任何力量更有忠心。所有人都是相信他們是　神的子民而凝聚成共同體。</w:t>
+      </w:r>
+      <w:r>
+        <w:rPr>
+          <w:rFonts w:ascii="Barlow Condensed Medium" w:eastAsia="華康細黑體" w:hAnsi="Barlow Condensed Medium" w:cs="微軟正黑體" w:hint="eastAsia"/>
+          <w:w w:val="63"/>
           <w:sz w:val="26"/>
           <w:szCs w:val="26"/>
         </w:rPr>
-        <w:t>祂</w:t>
-      </w:r>
-      <w:proofErr w:type="gramEnd"/>
-      <w:r>
-        <w:rPr>
-          <w:rFonts w:ascii="Barlow Condensed Medium" w:eastAsia="華康儷中黑" w:hAnsi="Barlow Condensed Medium" w:hint="eastAsia"/>
-          <w:w w:val="68"/>
-          <w:sz w:val="26"/>
-          <w:szCs w:val="26"/>
-        </w:rPr>
-        <w:t>和好的大使命，為而主活。</w:t>
+        <w:t>從巴比倫回歸的以色列人，因為保留了自己的語言、文化、信仰和先知的教導和預言，成為他們內心真正的身分認同。因此，重建耶路撒冷和聖殿的呼召，召喚他們成為　神的預言和救恩實現的見證人，成為他們的使命，也是他的榮光。又在異邦經歷服事人的磨練，和不同文明的學習和衝擊，使回歸的人帶著更寬闊的世界觀和包容性，來接納有相同信仰認同的人，不執著於血緣和種族。</w:t>
       </w:r>
       <w:r>
         <w:rPr>
           <w:rFonts w:ascii="Barlow Condensed Medium" w:eastAsia="華康細黑體" w:hAnsi="Barlow Condensed Medium" w:cs="微軟正黑體" w:hint="eastAsia"/>
-          <w:w w:val="68"/>
-          <w:sz w:val="26"/>
-          <w:szCs w:val="26"/>
-        </w:rPr>
-        <w:t>又與其說保羅是為自己辯護，</w:t>
-      </w:r>
-      <w:proofErr w:type="gramStart"/>
-      <w:r>
-        <w:rPr>
-          <w:rFonts w:ascii="Barlow Condensed Medium" w:eastAsia="華康細黑體" w:hAnsi="Barlow Condensed Medium" w:cs="微軟正黑體" w:hint="eastAsia"/>
-          <w:w w:val="68"/>
-          <w:sz w:val="26"/>
-          <w:szCs w:val="26"/>
-        </w:rPr>
-        <w:t>倒不如說是為</w:t>
-      </w:r>
-      <w:proofErr w:type="gramEnd"/>
-      <w:r>
-        <w:rPr>
-          <w:rFonts w:ascii="Barlow Condensed Medium" w:eastAsia="華康細黑體" w:hAnsi="Barlow Condensed Medium" w:cs="微軟正黑體" w:hint="eastAsia"/>
-          <w:w w:val="68"/>
-          <w:sz w:val="26"/>
-          <w:szCs w:val="26"/>
-        </w:rPr>
-        <w:t xml:space="preserve">他所傳的福音辯護。因為這　</w:t>
-      </w:r>
-      <w:proofErr w:type="gramStart"/>
-      <w:r>
-        <w:rPr>
-          <w:rFonts w:ascii="Barlow Condensed Medium" w:eastAsia="華康細黑體" w:hAnsi="Barlow Condensed Medium" w:cs="微軟正黑體" w:hint="eastAsia"/>
-          <w:w w:val="68"/>
-          <w:sz w:val="26"/>
-          <w:szCs w:val="26"/>
-        </w:rPr>
-        <w:t>神召人</w:t>
-      </w:r>
-      <w:proofErr w:type="gramEnd"/>
-      <w:r>
-        <w:rPr>
-          <w:rFonts w:ascii="Barlow Condensed Medium" w:eastAsia="華康細黑體" w:hAnsi="Barlow Condensed Medium" w:cs="微軟正黑體" w:hint="eastAsia"/>
-          <w:w w:val="68"/>
-          <w:sz w:val="26"/>
-          <w:szCs w:val="26"/>
-        </w:rPr>
-        <w:t>與</w:t>
-      </w:r>
-      <w:proofErr w:type="gramStart"/>
-      <w:r>
-        <w:rPr>
-          <w:rFonts w:ascii="Barlow Condensed Medium" w:eastAsia="華康細黑體" w:hAnsi="Barlow Condensed Medium" w:cs="微軟正黑體" w:hint="eastAsia"/>
-          <w:w w:val="68"/>
-          <w:sz w:val="26"/>
-          <w:szCs w:val="26"/>
-        </w:rPr>
-        <w:t>祂</w:t>
-      </w:r>
-      <w:proofErr w:type="gramEnd"/>
-      <w:r>
-        <w:rPr>
-          <w:rFonts w:ascii="Barlow Condensed Medium" w:eastAsia="華康細黑體" w:hAnsi="Barlow Condensed Medium" w:cs="微軟正黑體" w:hint="eastAsia"/>
-          <w:w w:val="68"/>
-          <w:sz w:val="26"/>
-          <w:szCs w:val="26"/>
-        </w:rPr>
-        <w:t>和好的福音若是真，那麼保羅所領受的職份和信息都是真的。而這都在保羅所作的工，哥林多教會當中認識他的人，以及聖靈和人的良心見證之下。又保羅語重心長，因為外</w:t>
-      </w:r>
-      <w:proofErr w:type="gramStart"/>
-      <w:r>
-        <w:rPr>
-          <w:rFonts w:ascii="Barlow Condensed Medium" w:eastAsia="華康細黑體" w:hAnsi="Barlow Condensed Medium" w:cs="微軟正黑體" w:hint="eastAsia"/>
-          <w:w w:val="68"/>
-          <w:sz w:val="26"/>
-          <w:szCs w:val="26"/>
-        </w:rPr>
-        <w:t>邦</w:t>
-      </w:r>
-      <w:proofErr w:type="gramEnd"/>
-      <w:r>
-        <w:rPr>
-          <w:rFonts w:ascii="Barlow Condensed Medium" w:eastAsia="華康細黑體" w:hAnsi="Barlow Condensed Medium" w:cs="微軟正黑體" w:hint="eastAsia"/>
-          <w:w w:val="68"/>
-          <w:sz w:val="26"/>
-          <w:szCs w:val="26"/>
-        </w:rPr>
-        <w:t>信徒原本不認識　神，不懂得敬畏　神和與　神和好的意義，所以才會在信主後，繼續行他們過去習以為常的罪。因此，</w:t>
-      </w:r>
-      <w:proofErr w:type="gramStart"/>
-      <w:r>
-        <w:rPr>
-          <w:rFonts w:ascii="Barlow Condensed Medium" w:eastAsia="華康細黑體" w:hAnsi="Barlow Condensed Medium" w:cs="微軟正黑體" w:hint="eastAsia"/>
-          <w:w w:val="68"/>
-          <w:sz w:val="26"/>
-          <w:szCs w:val="26"/>
-        </w:rPr>
-        <w:t>離開罪且悔改</w:t>
-      </w:r>
-      <w:proofErr w:type="gramEnd"/>
-      <w:r>
-        <w:rPr>
-          <w:rFonts w:ascii="Barlow Condensed Medium" w:eastAsia="華康細黑體" w:hAnsi="Barlow Condensed Medium" w:cs="微軟正黑體" w:hint="eastAsia"/>
-          <w:w w:val="68"/>
-          <w:sz w:val="26"/>
-          <w:szCs w:val="26"/>
-        </w:rPr>
-        <w:t>就是與　神和好，然後來追隨主耶穌，在</w:t>
-      </w:r>
-      <w:proofErr w:type="gramStart"/>
-      <w:r>
-        <w:rPr>
-          <w:rFonts w:ascii="Barlow Condensed Medium" w:eastAsia="華康細黑體" w:hAnsi="Barlow Condensed Medium" w:cs="微軟正黑體" w:hint="eastAsia"/>
-          <w:w w:val="68"/>
-          <w:sz w:val="26"/>
-          <w:szCs w:val="26"/>
-        </w:rPr>
-        <w:t>祂</w:t>
-      </w:r>
-      <w:proofErr w:type="gramEnd"/>
-      <w:r>
-        <w:rPr>
-          <w:rFonts w:ascii="Barlow Condensed Medium" w:eastAsia="華康細黑體" w:hAnsi="Barlow Condensed Medium" w:cs="微軟正黑體" w:hint="eastAsia"/>
-          <w:w w:val="68"/>
-          <w:sz w:val="26"/>
-          <w:szCs w:val="26"/>
-        </w:rPr>
-        <w:t>裡面成為新造的人，過愛　神與愛人的生活。並</w:t>
-      </w:r>
-      <w:proofErr w:type="gramStart"/>
-      <w:r>
-        <w:rPr>
-          <w:rFonts w:ascii="Barlow Condensed Medium" w:eastAsia="華康細黑體" w:hAnsi="Barlow Condensed Medium" w:cs="微軟正黑體" w:hint="eastAsia"/>
-          <w:w w:val="68"/>
-          <w:sz w:val="26"/>
-          <w:szCs w:val="26"/>
-        </w:rPr>
-        <w:t>領受這召人</w:t>
-      </w:r>
-      <w:proofErr w:type="gramEnd"/>
-      <w:r>
-        <w:rPr>
-          <w:rFonts w:ascii="Barlow Condensed Medium" w:eastAsia="華康細黑體" w:hAnsi="Barlow Condensed Medium" w:cs="微軟正黑體" w:hint="eastAsia"/>
-          <w:w w:val="68"/>
-          <w:sz w:val="26"/>
-          <w:szCs w:val="26"/>
-        </w:rPr>
-        <w:t>與　神和好的職份。</w:t>
-      </w:r>
-      <w:proofErr w:type="gramStart"/>
-      <w:r>
-        <w:rPr>
-          <w:rFonts w:ascii="Barlow Condensed Medium" w:eastAsia="華康細黑體" w:hAnsi="Barlow Condensed Medium" w:cs="微軟正黑體" w:hint="eastAsia"/>
-          <w:w w:val="68"/>
-          <w:sz w:val="26"/>
-          <w:szCs w:val="26"/>
-        </w:rPr>
-        <w:t>正如，</w:t>
-      </w:r>
-      <w:proofErr w:type="gramEnd"/>
-      <w:r>
-        <w:rPr>
-          <w:rFonts w:ascii="Barlow Condensed Medium" w:eastAsia="華康細黑體" w:hAnsi="Barlow Condensed Medium" w:cs="微軟正黑體" w:hint="eastAsia"/>
-          <w:w w:val="68"/>
-          <w:sz w:val="26"/>
-          <w:szCs w:val="26"/>
-        </w:rPr>
-        <w:t>眾使徒所領受的，</w:t>
-      </w:r>
-      <w:proofErr w:type="gramStart"/>
-      <w:r>
-        <w:rPr>
-          <w:rFonts w:ascii="Barlow Condensed Medium" w:eastAsia="華康細黑體" w:hAnsi="Barlow Condensed Medium" w:cs="微軟正黑體" w:hint="eastAsia"/>
-          <w:w w:val="68"/>
-          <w:sz w:val="26"/>
-          <w:szCs w:val="26"/>
-        </w:rPr>
-        <w:t>羅保也</w:t>
-      </w:r>
-      <w:proofErr w:type="gramEnd"/>
-      <w:r>
-        <w:rPr>
-          <w:rFonts w:ascii="Barlow Condensed Medium" w:eastAsia="華康細黑體" w:hAnsi="Barlow Condensed Medium" w:cs="微軟正黑體" w:hint="eastAsia"/>
-          <w:w w:val="68"/>
-          <w:sz w:val="26"/>
-          <w:szCs w:val="26"/>
-        </w:rPr>
-        <w:t>領受了，並將它傳給信的人。</w:t>
-      </w:r>
-      <w:r>
-        <w:rPr>
-          <w:rFonts w:ascii="Barlow Condensed Medium" w:eastAsia="華康細黑體" w:hAnsi="Barlow Condensed Medium" w:cs="微軟正黑體" w:hint="eastAsia"/>
-          <w:w w:val="68"/>
+          <w:w w:val="63"/>
           <w:sz w:val="26"/>
           <w:szCs w:val="26"/>
         </w:rPr>
@@ -29601,7 +27683,7 @@
 </file>
 
 <file path=word/endnotes.xml><?xml version="1.0" encoding="utf-8"?>
-<w:endnotes xmlns:wpc="http://schemas.microsoft.com/office/word/2010/wordprocessingCanvas" xmlns:cx="http://schemas.microsoft.com/office/drawing/2014/chartex" xmlns:cx1="http://schemas.microsoft.com/office/drawing/2015/9/8/chartex" xmlns:cx2="http://schemas.microsoft.com/office/drawing/2015/10/21/chartex" xmlns:cx3="http://schemas.microsoft.com/office/drawing/2016/5/9/chartex" xmlns:cx4="http://schemas.microsoft.com/office/drawing/2016/5/10/chartex" xmlns:cx5="http://schemas.microsoft.com/office/drawing/2016/5/11/chartex" xmlns:cx6="http://schemas.microsoft.com/office/drawing/2016/5/12/chartex" xmlns:cx7="http://schemas.microsoft.com/office/drawing/2016/5/13/chartex" xmlns:cx8="http://schemas.microsoft.com/office/drawing/2016/5/14/chartex" xmlns:mc="http://schemas.openxmlformats.org/markup-compatibility/2006" xmlns:aink="http://schemas.microsoft.com/office/drawing/2016/ink" xmlns:am3d="http://schemas.microsoft.com/office/drawing/2017/model3d" xmlns:o="urn:schemas-microsoft-com:office:office" xmlns:oel="http://schemas.microsoft.com/office/2019/extlst" xmlns:r="http://schemas.openxmlformats.org/officeDocument/2006/relationships" xmlns:m="http://schemas.openxmlformats.org/officeDocument/2006/math" xmlns:v="urn:schemas-microsoft-com:vml" xmlns:wp14="http://schemas.microsoft.com/office/word/2010/wordprocessingDrawing" xmlns:wp="http://schemas.openxmlformats.org/drawingml/2006/wordprocessingDrawing" xmlns:w10="urn:schemas-microsoft-com:office:word" xmlns:w="http://schemas.openxmlformats.org/wordprocessingml/2006/main" xmlns:w14="http://schemas.microsoft.com/office/word/2010/wordml" xmlns:w15="http://schemas.microsoft.com/office/word/2012/wordml" xmlns:w16cex="http://schemas.microsoft.com/office/word/2018/wordml/cex" xmlns:w16cid="http://schemas.microsoft.com/office/word/2016/wordml/cid" xmlns:w16="http://schemas.microsoft.com/office/word/2018/wordml" xmlns:w16sdtdh="http://schemas.microsoft.com/office/word/2020/wordml/sdtdatahash" xmlns:w16se="http://schemas.microsoft.com/office/word/2015/wordml/symex" xmlns:wpg="http://schemas.microsoft.com/office/word/2010/wordprocessingGroup" xmlns:wpi="http://schemas.microsoft.com/office/word/2010/wordprocessingInk" xmlns:wne="http://schemas.microsoft.com/office/word/2006/wordml" xmlns:wps="http://schemas.microsoft.com/office/word/2010/wordprocessingShape" mc:Ignorable="w14 w15 w16se w16cid w16 w16cex w16sdtdh wp14">
+<w:endnotes xmlns:wpc="http://schemas.microsoft.com/office/word/2010/wordprocessingCanvas" xmlns:mc="http://schemas.openxmlformats.org/markup-compatibility/2006" xmlns:o="urn:schemas-microsoft-com:office:office" xmlns:r="http://schemas.openxmlformats.org/officeDocument/2006/relationships" xmlns:m="http://schemas.openxmlformats.org/officeDocument/2006/math" xmlns:v="urn:schemas-microsoft-com:vml" xmlns:wp14="http://schemas.microsoft.com/office/word/2010/wordprocessingDrawing" xmlns:wp="http://schemas.openxmlformats.org/drawingml/2006/wordprocessingDrawing" xmlns:w10="urn:schemas-microsoft-com:office:word" xmlns:w="http://schemas.openxmlformats.org/wordprocessingml/2006/main" xmlns:w14="http://schemas.microsoft.com/office/word/2010/wordml" xmlns:w15="http://schemas.microsoft.com/office/word/2012/wordml" xmlns:wpg="http://schemas.microsoft.com/office/word/2010/wordprocessingGroup" xmlns:wpi="http://schemas.microsoft.com/office/word/2010/wordprocessingInk" xmlns:wne="http://schemas.microsoft.com/office/word/2006/wordml" xmlns:wps="http://schemas.microsoft.com/office/word/2010/wordprocessingShape" mc:Ignorable="w14 w15 wp14">
   <w:endnote w:type="separator" w:id="-1">
     <w:p>
       <w:r>
@@ -29620,7 +27702,7 @@
 </file>
 
 <file path=word/footnotes.xml><?xml version="1.0" encoding="utf-8"?>
-<w:footnotes xmlns:wpc="http://schemas.microsoft.com/office/word/2010/wordprocessingCanvas" xmlns:cx="http://schemas.microsoft.com/office/drawing/2014/chartex" xmlns:cx1="http://schemas.microsoft.com/office/drawing/2015/9/8/chartex" xmlns:cx2="http://schemas.microsoft.com/office/drawing/2015/10/21/chartex" xmlns:cx3="http://schemas.microsoft.com/office/drawing/2016/5/9/chartex" xmlns:cx4="http://schemas.microsoft.com/office/drawing/2016/5/10/chartex" xmlns:cx5="http://schemas.microsoft.com/office/drawing/2016/5/11/chartex" xmlns:cx6="http://schemas.microsoft.com/office/drawing/2016/5/12/chartex" xmlns:cx7="http://schemas.microsoft.com/office/drawing/2016/5/13/chartex" xmlns:cx8="http://schemas.microsoft.com/office/drawing/2016/5/14/chartex" xmlns:mc="http://schemas.openxmlformats.org/markup-compatibility/2006" xmlns:aink="http://schemas.microsoft.com/office/drawing/2016/ink" xmlns:am3d="http://schemas.microsoft.com/office/drawing/2017/model3d" xmlns:o="urn:schemas-microsoft-com:office:office" xmlns:oel="http://schemas.microsoft.com/office/2019/extlst" xmlns:r="http://schemas.openxmlformats.org/officeDocument/2006/relationships" xmlns:m="http://schemas.openxmlformats.org/officeDocument/2006/math" xmlns:v="urn:schemas-microsoft-com:vml" xmlns:wp14="http://schemas.microsoft.com/office/word/2010/wordprocessingDrawing" xmlns:wp="http://schemas.openxmlformats.org/drawingml/2006/wordprocessingDrawing" xmlns:w10="urn:schemas-microsoft-com:office:word" xmlns:w="http://schemas.openxmlformats.org/wordprocessingml/2006/main" xmlns:w14="http://schemas.microsoft.com/office/word/2010/wordml" xmlns:w15="http://schemas.microsoft.com/office/word/2012/wordml" xmlns:w16cex="http://schemas.microsoft.com/office/word/2018/wordml/cex" xmlns:w16cid="http://schemas.microsoft.com/office/word/2016/wordml/cid" xmlns:w16="http://schemas.microsoft.com/office/word/2018/wordml" xmlns:w16sdtdh="http://schemas.microsoft.com/office/word/2020/wordml/sdtdatahash" xmlns:w16se="http://schemas.microsoft.com/office/word/2015/wordml/symex" xmlns:wpg="http://schemas.microsoft.com/office/word/2010/wordprocessingGroup" xmlns:wpi="http://schemas.microsoft.com/office/word/2010/wordprocessingInk" xmlns:wne="http://schemas.microsoft.com/office/word/2006/wordml" xmlns:wps="http://schemas.microsoft.com/office/word/2010/wordprocessingShape" mc:Ignorable="w14 w15 w16se w16cid w16 w16cex w16sdtdh wp14">
+<w:footnotes xmlns:wpc="http://schemas.microsoft.com/office/word/2010/wordprocessingCanvas" xmlns:mc="http://schemas.openxmlformats.org/markup-compatibility/2006" xmlns:o="urn:schemas-microsoft-com:office:office" xmlns:r="http://schemas.openxmlformats.org/officeDocument/2006/relationships" xmlns:m="http://schemas.openxmlformats.org/officeDocument/2006/math" xmlns:v="urn:schemas-microsoft-com:vml" xmlns:wp14="http://schemas.microsoft.com/office/word/2010/wordprocessingDrawing" xmlns:wp="http://schemas.openxmlformats.org/drawingml/2006/wordprocessingDrawing" xmlns:w10="urn:schemas-microsoft-com:office:word" xmlns:w="http://schemas.openxmlformats.org/wordprocessingml/2006/main" xmlns:w14="http://schemas.microsoft.com/office/word/2010/wordml" xmlns:w15="http://schemas.microsoft.com/office/word/2012/wordml" xmlns:wpg="http://schemas.microsoft.com/office/word/2010/wordprocessingGroup" xmlns:wpi="http://schemas.microsoft.com/office/word/2010/wordprocessingInk" xmlns:wne="http://schemas.microsoft.com/office/word/2006/wordml" xmlns:wps="http://schemas.microsoft.com/office/word/2010/wordprocessingShape" mc:Ignorable="w14 w15 wp14">
   <w:footnote w:type="separator" w:id="-1">
     <w:p>
       <w:r>
@@ -29639,7 +27721,7 @@
 </file>
 
 <file path=word/header1.xml><?xml version="1.0" encoding="utf-8"?>
-<w:hdr xmlns:wpc="http://schemas.microsoft.com/office/word/2010/wordprocessingCanvas" xmlns:cx="http://schemas.microsoft.com/office/drawing/2014/chartex" xmlns:cx1="http://schemas.microsoft.com/office/drawing/2015/9/8/chartex" xmlns:cx2="http://schemas.microsoft.com/office/drawing/2015/10/21/chartex" xmlns:cx3="http://schemas.microsoft.com/office/drawing/2016/5/9/chartex" xmlns:cx4="http://schemas.microsoft.com/office/drawing/2016/5/10/chartex" xmlns:cx5="http://schemas.microsoft.com/office/drawing/2016/5/11/chartex" xmlns:cx6="http://schemas.microsoft.com/office/drawing/2016/5/12/chartex" xmlns:cx7="http://schemas.microsoft.com/office/drawing/2016/5/13/chartex" xmlns:cx8="http://schemas.microsoft.com/office/drawing/2016/5/14/chartex" xmlns:mc="http://schemas.openxmlformats.org/markup-compatibility/2006" xmlns:aink="http://schemas.microsoft.com/office/drawing/2016/ink" xmlns:am3d="http://schemas.microsoft.com/office/drawing/2017/model3d" xmlns:o="urn:schemas-microsoft-com:office:office" xmlns:oel="http://schemas.microsoft.com/office/2019/extlst" xmlns:r="http://schemas.openxmlformats.org/officeDocument/2006/relationships" xmlns:m="http://schemas.openxmlformats.org/officeDocument/2006/math" xmlns:v="urn:schemas-microsoft-com:vml" xmlns:wp14="http://schemas.microsoft.com/office/word/2010/wordprocessingDrawing" xmlns:wp="http://schemas.openxmlformats.org/drawingml/2006/wordprocessingDrawing" xmlns:w10="urn:schemas-microsoft-com:office:word" xmlns:w="http://schemas.openxmlformats.org/wordprocessingml/2006/main" xmlns:w14="http://schemas.microsoft.com/office/word/2010/wordml" xmlns:w15="http://schemas.microsoft.com/office/word/2012/wordml" xmlns:w16cex="http://schemas.microsoft.com/office/word/2018/wordml/cex" xmlns:w16cid="http://schemas.microsoft.com/office/word/2016/wordml/cid" xmlns:w16="http://schemas.microsoft.com/office/word/2018/wordml" xmlns:w16sdtdh="http://schemas.microsoft.com/office/word/2020/wordml/sdtdatahash" xmlns:w16se="http://schemas.microsoft.com/office/word/2015/wordml/symex" xmlns:wpg="http://schemas.microsoft.com/office/word/2010/wordprocessingGroup" xmlns:wpi="http://schemas.microsoft.com/office/word/2010/wordprocessingInk" xmlns:wne="http://schemas.microsoft.com/office/word/2006/wordml" xmlns:wps="http://schemas.microsoft.com/office/word/2010/wordprocessingShape" mc:Ignorable="w14 w15 w16se w16cid w16 w16cex w16sdtdh wp14">
+<w:hdr xmlns:wpc="http://schemas.microsoft.com/office/word/2010/wordprocessingCanvas" xmlns:mc="http://schemas.openxmlformats.org/markup-compatibility/2006" xmlns:o="urn:schemas-microsoft-com:office:office" xmlns:r="http://schemas.openxmlformats.org/officeDocument/2006/relationships" xmlns:m="http://schemas.openxmlformats.org/officeDocument/2006/math" xmlns:v="urn:schemas-microsoft-com:vml" xmlns:wp14="http://schemas.microsoft.com/office/word/2010/wordprocessingDrawing" xmlns:wp="http://schemas.openxmlformats.org/drawingml/2006/wordprocessingDrawing" xmlns:w10="urn:schemas-microsoft-com:office:word" xmlns:w="http://schemas.openxmlformats.org/wordprocessingml/2006/main" xmlns:w14="http://schemas.microsoft.com/office/word/2010/wordml" xmlns:w15="http://schemas.microsoft.com/office/word/2012/wordml" xmlns:wpg="http://schemas.microsoft.com/office/word/2010/wordprocessingGroup" xmlns:wpi="http://schemas.microsoft.com/office/word/2010/wordprocessingInk" xmlns:wne="http://schemas.microsoft.com/office/word/2006/wordml" xmlns:wps="http://schemas.microsoft.com/office/word/2010/wordprocessingShape" mc:Ignorable="w14 w15 wp14">
   <w:p>
     <w:pPr>
       <w:pStyle w:val="a4"/>
@@ -30097,7 +28179,7 @@
 </file>
 
 <file path=word/header2.xml><?xml version="1.0" encoding="utf-8"?>
-<w:hdr xmlns:wpc="http://schemas.microsoft.com/office/word/2010/wordprocessingCanvas" xmlns:cx="http://schemas.microsoft.com/office/drawing/2014/chartex" xmlns:cx1="http://schemas.microsoft.com/office/drawing/2015/9/8/chartex" xmlns:cx2="http://schemas.microsoft.com/office/drawing/2015/10/21/chartex" xmlns:cx3="http://schemas.microsoft.com/office/drawing/2016/5/9/chartex" xmlns:cx4="http://schemas.microsoft.com/office/drawing/2016/5/10/chartex" xmlns:cx5="http://schemas.microsoft.com/office/drawing/2016/5/11/chartex" xmlns:cx6="http://schemas.microsoft.com/office/drawing/2016/5/12/chartex" xmlns:cx7="http://schemas.microsoft.com/office/drawing/2016/5/13/chartex" xmlns:cx8="http://schemas.microsoft.com/office/drawing/2016/5/14/chartex" xmlns:mc="http://schemas.openxmlformats.org/markup-compatibility/2006" xmlns:aink="http://schemas.microsoft.com/office/drawing/2016/ink" xmlns:am3d="http://schemas.microsoft.com/office/drawing/2017/model3d" xmlns:o="urn:schemas-microsoft-com:office:office" xmlns:oel="http://schemas.microsoft.com/office/2019/extlst" xmlns:r="http://schemas.openxmlformats.org/officeDocument/2006/relationships" xmlns:m="http://schemas.openxmlformats.org/officeDocument/2006/math" xmlns:v="urn:schemas-microsoft-com:vml" xmlns:wp14="http://schemas.microsoft.com/office/word/2010/wordprocessingDrawing" xmlns:wp="http://schemas.openxmlformats.org/drawingml/2006/wordprocessingDrawing" xmlns:w10="urn:schemas-microsoft-com:office:word" xmlns:w="http://schemas.openxmlformats.org/wordprocessingml/2006/main" xmlns:w14="http://schemas.microsoft.com/office/word/2010/wordml" xmlns:w15="http://schemas.microsoft.com/office/word/2012/wordml" xmlns:w16cex="http://schemas.microsoft.com/office/word/2018/wordml/cex" xmlns:w16cid="http://schemas.microsoft.com/office/word/2016/wordml/cid" xmlns:w16="http://schemas.microsoft.com/office/word/2018/wordml" xmlns:w16sdtdh="http://schemas.microsoft.com/office/word/2020/wordml/sdtdatahash" xmlns:w16se="http://schemas.microsoft.com/office/word/2015/wordml/symex" xmlns:wpg="http://schemas.microsoft.com/office/word/2010/wordprocessingGroup" xmlns:wpi="http://schemas.microsoft.com/office/word/2010/wordprocessingInk" xmlns:wne="http://schemas.microsoft.com/office/word/2006/wordml" xmlns:wps="http://schemas.microsoft.com/office/word/2010/wordprocessingShape" mc:Ignorable="w14 w15 w16se w16cid w16 w16cex w16sdtdh wp14">
+<w:hdr xmlns:wpc="http://schemas.microsoft.com/office/word/2010/wordprocessingCanvas" xmlns:mc="http://schemas.openxmlformats.org/markup-compatibility/2006" xmlns:o="urn:schemas-microsoft-com:office:office" xmlns:r="http://schemas.openxmlformats.org/officeDocument/2006/relationships" xmlns:m="http://schemas.openxmlformats.org/officeDocument/2006/math" xmlns:v="urn:schemas-microsoft-com:vml" xmlns:wp14="http://schemas.microsoft.com/office/word/2010/wordprocessingDrawing" xmlns:wp="http://schemas.openxmlformats.org/drawingml/2006/wordprocessingDrawing" xmlns:w10="urn:schemas-microsoft-com:office:word" xmlns:w="http://schemas.openxmlformats.org/wordprocessingml/2006/main" xmlns:w14="http://schemas.microsoft.com/office/word/2010/wordml" xmlns:w15="http://schemas.microsoft.com/office/word/2012/wordml" xmlns:wpg="http://schemas.microsoft.com/office/word/2010/wordprocessingGroup" xmlns:wpi="http://schemas.microsoft.com/office/word/2010/wordprocessingInk" xmlns:wne="http://schemas.microsoft.com/office/word/2006/wordml" xmlns:wps="http://schemas.microsoft.com/office/word/2010/wordprocessingShape" mc:Ignorable="w14 w15 wp14">
   <w:p>
     <w:pPr>
       <w:pStyle w:val="a4"/>
@@ -30555,7 +28637,7 @@
 </file>
 
 <file path=word/header3.xml><?xml version="1.0" encoding="utf-8"?>
-<w:hdr xmlns:wpc="http://schemas.microsoft.com/office/word/2010/wordprocessingCanvas" xmlns:cx="http://schemas.microsoft.com/office/drawing/2014/chartex" xmlns:cx1="http://schemas.microsoft.com/office/drawing/2015/9/8/chartex" xmlns:cx2="http://schemas.microsoft.com/office/drawing/2015/10/21/chartex" xmlns:cx3="http://schemas.microsoft.com/office/drawing/2016/5/9/chartex" xmlns:cx4="http://schemas.microsoft.com/office/drawing/2016/5/10/chartex" xmlns:cx5="http://schemas.microsoft.com/office/drawing/2016/5/11/chartex" xmlns:cx6="http://schemas.microsoft.com/office/drawing/2016/5/12/chartex" xmlns:cx7="http://schemas.microsoft.com/office/drawing/2016/5/13/chartex" xmlns:cx8="http://schemas.microsoft.com/office/drawing/2016/5/14/chartex" xmlns:mc="http://schemas.openxmlformats.org/markup-compatibility/2006" xmlns:aink="http://schemas.microsoft.com/office/drawing/2016/ink" xmlns:am3d="http://schemas.microsoft.com/office/drawing/2017/model3d" xmlns:o="urn:schemas-microsoft-com:office:office" xmlns:oel="http://schemas.microsoft.com/office/2019/extlst" xmlns:r="http://schemas.openxmlformats.org/officeDocument/2006/relationships" xmlns:m="http://schemas.openxmlformats.org/officeDocument/2006/math" xmlns:v="urn:schemas-microsoft-com:vml" xmlns:wp14="http://schemas.microsoft.com/office/word/2010/wordprocessingDrawing" xmlns:wp="http://schemas.openxmlformats.org/drawingml/2006/wordprocessingDrawing" xmlns:w10="urn:schemas-microsoft-com:office:word" xmlns:w="http://schemas.openxmlformats.org/wordprocessingml/2006/main" xmlns:w14="http://schemas.microsoft.com/office/word/2010/wordml" xmlns:w15="http://schemas.microsoft.com/office/word/2012/wordml" xmlns:w16cex="http://schemas.microsoft.com/office/word/2018/wordml/cex" xmlns:w16cid="http://schemas.microsoft.com/office/word/2016/wordml/cid" xmlns:w16="http://schemas.microsoft.com/office/word/2018/wordml" xmlns:w16sdtdh="http://schemas.microsoft.com/office/word/2020/wordml/sdtdatahash" xmlns:w16se="http://schemas.microsoft.com/office/word/2015/wordml/symex" xmlns:wpg="http://schemas.microsoft.com/office/word/2010/wordprocessingGroup" xmlns:wpi="http://schemas.microsoft.com/office/word/2010/wordprocessingInk" xmlns:wne="http://schemas.microsoft.com/office/word/2006/wordml" xmlns:wps="http://schemas.microsoft.com/office/word/2010/wordprocessingShape" mc:Ignorable="w14 w15 w16se w16cid w16 w16cex w16sdtdh wp14">
+<w:hdr xmlns:wpc="http://schemas.microsoft.com/office/word/2010/wordprocessingCanvas" xmlns:mc="http://schemas.openxmlformats.org/markup-compatibility/2006" xmlns:o="urn:schemas-microsoft-com:office:office" xmlns:r="http://schemas.openxmlformats.org/officeDocument/2006/relationships" xmlns:m="http://schemas.openxmlformats.org/officeDocument/2006/math" xmlns:v="urn:schemas-microsoft-com:vml" xmlns:wp14="http://schemas.microsoft.com/office/word/2010/wordprocessingDrawing" xmlns:wp="http://schemas.openxmlformats.org/drawingml/2006/wordprocessingDrawing" xmlns:w10="urn:schemas-microsoft-com:office:word" xmlns:w="http://schemas.openxmlformats.org/wordprocessingml/2006/main" xmlns:w14="http://schemas.microsoft.com/office/word/2010/wordml" xmlns:w15="http://schemas.microsoft.com/office/word/2012/wordml" xmlns:wpg="http://schemas.microsoft.com/office/word/2010/wordprocessingGroup" xmlns:wpi="http://schemas.microsoft.com/office/word/2010/wordprocessingInk" xmlns:wne="http://schemas.microsoft.com/office/word/2006/wordml" xmlns:wps="http://schemas.microsoft.com/office/word/2010/wordprocessingShape" mc:Ignorable="w14 w15 wp14">
   <w:p>
     <w:pPr>
       <w:pStyle w:val="a4"/>
@@ -31013,7 +29095,7 @@
 </file>
 
 <file path=word/header4.xml><?xml version="1.0" encoding="utf-8"?>
-<w:hdr xmlns:wpc="http://schemas.microsoft.com/office/word/2010/wordprocessingCanvas" xmlns:cx="http://schemas.microsoft.com/office/drawing/2014/chartex" xmlns:cx1="http://schemas.microsoft.com/office/drawing/2015/9/8/chartex" xmlns:cx2="http://schemas.microsoft.com/office/drawing/2015/10/21/chartex" xmlns:cx3="http://schemas.microsoft.com/office/drawing/2016/5/9/chartex" xmlns:cx4="http://schemas.microsoft.com/office/drawing/2016/5/10/chartex" xmlns:cx5="http://schemas.microsoft.com/office/drawing/2016/5/11/chartex" xmlns:cx6="http://schemas.microsoft.com/office/drawing/2016/5/12/chartex" xmlns:cx7="http://schemas.microsoft.com/office/drawing/2016/5/13/chartex" xmlns:cx8="http://schemas.microsoft.com/office/drawing/2016/5/14/chartex" xmlns:mc="http://schemas.openxmlformats.org/markup-compatibility/2006" xmlns:aink="http://schemas.microsoft.com/office/drawing/2016/ink" xmlns:am3d="http://schemas.microsoft.com/office/drawing/2017/model3d" xmlns:o="urn:schemas-microsoft-com:office:office" xmlns:oel="http://schemas.microsoft.com/office/2019/extlst" xmlns:r="http://schemas.openxmlformats.org/officeDocument/2006/relationships" xmlns:m="http://schemas.openxmlformats.org/officeDocument/2006/math" xmlns:v="urn:schemas-microsoft-com:vml" xmlns:wp14="http://schemas.microsoft.com/office/word/2010/wordprocessingDrawing" xmlns:wp="http://schemas.openxmlformats.org/drawingml/2006/wordprocessingDrawing" xmlns:w10="urn:schemas-microsoft-com:office:word" xmlns:w="http://schemas.openxmlformats.org/wordprocessingml/2006/main" xmlns:w14="http://schemas.microsoft.com/office/word/2010/wordml" xmlns:w15="http://schemas.microsoft.com/office/word/2012/wordml" xmlns:w16cex="http://schemas.microsoft.com/office/word/2018/wordml/cex" xmlns:w16cid="http://schemas.microsoft.com/office/word/2016/wordml/cid" xmlns:w16="http://schemas.microsoft.com/office/word/2018/wordml" xmlns:w16sdtdh="http://schemas.microsoft.com/office/word/2020/wordml/sdtdatahash" xmlns:w16se="http://schemas.microsoft.com/office/word/2015/wordml/symex" xmlns:wpg="http://schemas.microsoft.com/office/word/2010/wordprocessingGroup" xmlns:wpi="http://schemas.microsoft.com/office/word/2010/wordprocessingInk" xmlns:wne="http://schemas.microsoft.com/office/word/2006/wordml" xmlns:wps="http://schemas.microsoft.com/office/word/2010/wordprocessingShape" mc:Ignorable="w14 w15 w16se w16cid w16 w16cex w16sdtdh wp14">
+<w:hdr xmlns:wpc="http://schemas.microsoft.com/office/word/2010/wordprocessingCanvas" xmlns:mc="http://schemas.openxmlformats.org/markup-compatibility/2006" xmlns:o="urn:schemas-microsoft-com:office:office" xmlns:r="http://schemas.openxmlformats.org/officeDocument/2006/relationships" xmlns:m="http://schemas.openxmlformats.org/officeDocument/2006/math" xmlns:v="urn:schemas-microsoft-com:vml" xmlns:wp14="http://schemas.microsoft.com/office/word/2010/wordprocessingDrawing" xmlns:wp="http://schemas.openxmlformats.org/drawingml/2006/wordprocessingDrawing" xmlns:w10="urn:schemas-microsoft-com:office:word" xmlns:w="http://schemas.openxmlformats.org/wordprocessingml/2006/main" xmlns:w14="http://schemas.microsoft.com/office/word/2010/wordml" xmlns:w15="http://schemas.microsoft.com/office/word/2012/wordml" xmlns:wpg="http://schemas.microsoft.com/office/word/2010/wordprocessingGroup" xmlns:wpi="http://schemas.microsoft.com/office/word/2010/wordprocessingInk" xmlns:wne="http://schemas.microsoft.com/office/word/2006/wordml" xmlns:wps="http://schemas.microsoft.com/office/word/2010/wordprocessingShape" mc:Ignorable="w14 w15 wp14">
   <w:p>
     <w:pPr>
       <w:pStyle w:val="a4"/>
@@ -31085,7 +29167,7 @@
         <w:b/>
         <w:noProof/>
       </w:rPr>
-      <w:t>2627</w:t>
+      <w:t>2628</w:t>
     </w:r>
     <w:r>
       <w:rPr>
@@ -31222,7 +29304,7 @@
         <w:b/>
         <w:noProof/>
       </w:rPr>
-      <w:t>05</w:t>
+      <w:t>12</w:t>
     </w:r>
     <w:r>
       <w:rPr>
@@ -31294,7 +29376,7 @@
         <w:b/>
         <w:noProof/>
       </w:rPr>
-      <w:t>2627</w:t>
+      <w:t>2628</w:t>
     </w:r>
     <w:r>
       <w:rPr>
@@ -31431,7 +29513,7 @@
         <w:b/>
         <w:noProof/>
       </w:rPr>
-      <w:t>05</w:t>
+      <w:t>12</w:t>
     </w:r>
     <w:r>
       <w:rPr>
@@ -31471,7 +29553,7 @@
 </file>
 
 <file path=word/numbering.xml><?xml version="1.0" encoding="utf-8"?>
-<w:numbering xmlns:wpc="http://schemas.microsoft.com/office/word/2010/wordprocessingCanvas" xmlns:cx="http://schemas.microsoft.com/office/drawing/2014/chartex" xmlns:cx1="http://schemas.microsoft.com/office/drawing/2015/9/8/chartex" xmlns:cx2="http://schemas.microsoft.com/office/drawing/2015/10/21/chartex" xmlns:cx3="http://schemas.microsoft.com/office/drawing/2016/5/9/chartex" xmlns:cx4="http://schemas.microsoft.com/office/drawing/2016/5/10/chartex" xmlns:cx5="http://schemas.microsoft.com/office/drawing/2016/5/11/chartex" xmlns:cx6="http://schemas.microsoft.com/office/drawing/2016/5/12/chartex" xmlns:cx7="http://schemas.microsoft.com/office/drawing/2016/5/13/chartex" xmlns:cx8="http://schemas.microsoft.com/office/drawing/2016/5/14/chartex" xmlns:mc="http://schemas.openxmlformats.org/markup-compatibility/2006" xmlns:aink="http://schemas.microsoft.com/office/drawing/2016/ink" xmlns:am3d="http://schemas.microsoft.com/office/drawing/2017/model3d" xmlns:o="urn:schemas-microsoft-com:office:office" xmlns:oel="http://schemas.microsoft.com/office/2019/extlst" xmlns:r="http://schemas.openxmlformats.org/officeDocument/2006/relationships" xmlns:m="http://schemas.openxmlformats.org/officeDocument/2006/math" xmlns:v="urn:schemas-microsoft-com:vml" xmlns:wp14="http://schemas.microsoft.com/office/word/2010/wordprocessingDrawing" xmlns:wp="http://schemas.openxmlformats.org/drawingml/2006/wordprocessingDrawing" xmlns:w10="urn:schemas-microsoft-com:office:word" xmlns:w="http://schemas.openxmlformats.org/wordprocessingml/2006/main" xmlns:w14="http://schemas.microsoft.com/office/word/2010/wordml" xmlns:w15="http://schemas.microsoft.com/office/word/2012/wordml" xmlns:w16cex="http://schemas.microsoft.com/office/word/2018/wordml/cex" xmlns:w16cid="http://schemas.microsoft.com/office/word/2016/wordml/cid" xmlns:w16="http://schemas.microsoft.com/office/word/2018/wordml" xmlns:w16sdtdh="http://schemas.microsoft.com/office/word/2020/wordml/sdtdatahash" xmlns:w16se="http://schemas.microsoft.com/office/word/2015/wordml/symex" xmlns:wpg="http://schemas.microsoft.com/office/word/2010/wordprocessingGroup" xmlns:wpi="http://schemas.microsoft.com/office/word/2010/wordprocessingInk" xmlns:wne="http://schemas.microsoft.com/office/word/2006/wordml" xmlns:wps="http://schemas.microsoft.com/office/word/2010/wordprocessingShape" mc:Ignorable="w14 w15 w16se w16cid w16 w16cex w16sdtdh wp14">
+<w:numbering xmlns:wpc="http://schemas.microsoft.com/office/word/2010/wordprocessingCanvas" xmlns:mc="http://schemas.openxmlformats.org/markup-compatibility/2006" xmlns:o="urn:schemas-microsoft-com:office:office" xmlns:r="http://schemas.openxmlformats.org/officeDocument/2006/relationships" xmlns:m="http://schemas.openxmlformats.org/officeDocument/2006/math" xmlns:v="urn:schemas-microsoft-com:vml" xmlns:wp14="http://schemas.microsoft.com/office/word/2010/wordprocessingDrawing" xmlns:wp="http://schemas.openxmlformats.org/drawingml/2006/wordprocessingDrawing" xmlns:w10="urn:schemas-microsoft-com:office:word" xmlns:w="http://schemas.openxmlformats.org/wordprocessingml/2006/main" xmlns:w14="http://schemas.microsoft.com/office/word/2010/wordml" xmlns:w15="http://schemas.microsoft.com/office/word/2012/wordml" xmlns:wpg="http://schemas.microsoft.com/office/word/2010/wordprocessingGroup" xmlns:wpi="http://schemas.microsoft.com/office/word/2010/wordprocessingInk" xmlns:wne="http://schemas.microsoft.com/office/word/2006/wordml" xmlns:wps="http://schemas.microsoft.com/office/word/2010/wordprocessingShape" mc:Ignorable="w14 w15 wp14">
   <w:abstractNum w:abstractNumId="0" w15:restartNumberingAfterBreak="0">
     <w:nsid w:val="0397573A"/>
     <w:multiLevelType w:val="hybridMultilevel"/>
@@ -33163,68 +31245,68 @@
       </w:pPr>
     </w:lvl>
   </w:abstractNum>
-  <w:num w:numId="1" w16cid:durableId="1767071836">
+  <w:num w:numId="1">
     <w:abstractNumId w:val="18"/>
   </w:num>
-  <w:num w:numId="2" w16cid:durableId="1255280274">
+  <w:num w:numId="2">
     <w:abstractNumId w:val="5"/>
   </w:num>
-  <w:num w:numId="3" w16cid:durableId="529995535">
+  <w:num w:numId="3">
     <w:abstractNumId w:val="9"/>
   </w:num>
-  <w:num w:numId="4" w16cid:durableId="689796733">
+  <w:num w:numId="4">
     <w:abstractNumId w:val="3"/>
   </w:num>
-  <w:num w:numId="5" w16cid:durableId="1254434969">
+  <w:num w:numId="5">
     <w:abstractNumId w:val="10"/>
   </w:num>
-  <w:num w:numId="6" w16cid:durableId="818574313">
+  <w:num w:numId="6">
     <w:abstractNumId w:val="17"/>
   </w:num>
-  <w:num w:numId="7" w16cid:durableId="1318804349">
+  <w:num w:numId="7">
     <w:abstractNumId w:val="16"/>
   </w:num>
-  <w:num w:numId="8" w16cid:durableId="668479998">
+  <w:num w:numId="8">
     <w:abstractNumId w:val="8"/>
   </w:num>
-  <w:num w:numId="9" w16cid:durableId="408843920">
+  <w:num w:numId="9">
     <w:abstractNumId w:val="14"/>
   </w:num>
-  <w:num w:numId="10" w16cid:durableId="134219932">
+  <w:num w:numId="10">
     <w:abstractNumId w:val="4"/>
   </w:num>
-  <w:num w:numId="11" w16cid:durableId="2096825914">
+  <w:num w:numId="11">
     <w:abstractNumId w:val="11"/>
   </w:num>
-  <w:num w:numId="12" w16cid:durableId="2130321286">
+  <w:num w:numId="12">
     <w:abstractNumId w:val="2"/>
   </w:num>
-  <w:num w:numId="13" w16cid:durableId="1753156348">
+  <w:num w:numId="13">
     <w:abstractNumId w:val="12"/>
   </w:num>
-  <w:num w:numId="14" w16cid:durableId="805396686">
+  <w:num w:numId="14">
     <w:abstractNumId w:val="13"/>
   </w:num>
-  <w:num w:numId="15" w16cid:durableId="840046732">
+  <w:num w:numId="15">
     <w:abstractNumId w:val="1"/>
   </w:num>
-  <w:num w:numId="16" w16cid:durableId="84155467">
+  <w:num w:numId="16">
     <w:abstractNumId w:val="0"/>
   </w:num>
-  <w:num w:numId="17" w16cid:durableId="1980383587">
+  <w:num w:numId="17">
     <w:abstractNumId w:val="15"/>
   </w:num>
-  <w:num w:numId="18" w16cid:durableId="201091499">
+  <w:num w:numId="18">
     <w:abstractNumId w:val="7"/>
   </w:num>
-  <w:num w:numId="19" w16cid:durableId="436799194">
+  <w:num w:numId="19">
     <w:abstractNumId w:val="6"/>
   </w:num>
 </w:numbering>
 </file>
 
 <file path=word/styles.xml><?xml version="1.0" encoding="utf-8"?>
-<w:styles xmlns:mc="http://schemas.openxmlformats.org/markup-compatibility/2006" xmlns:r="http://schemas.openxmlformats.org/officeDocument/2006/relationships" xmlns:w="http://schemas.openxmlformats.org/wordprocessingml/2006/main" xmlns:w14="http://schemas.microsoft.com/office/word/2010/wordml" xmlns:w15="http://schemas.microsoft.com/office/word/2012/wordml" xmlns:w16cex="http://schemas.microsoft.com/office/word/2018/wordml/cex" xmlns:w16cid="http://schemas.microsoft.com/office/word/2016/wordml/cid" xmlns:w16="http://schemas.microsoft.com/office/word/2018/wordml" xmlns:w16sdtdh="http://schemas.microsoft.com/office/word/2020/wordml/sdtdatahash" xmlns:w16se="http://schemas.microsoft.com/office/word/2015/wordml/symex" mc:Ignorable="w14 w15 w16se w16cid w16 w16cex w16sdtdh">
+<w:styles xmlns:mc="http://schemas.openxmlformats.org/markup-compatibility/2006" xmlns:r="http://schemas.openxmlformats.org/officeDocument/2006/relationships" xmlns:w="http://schemas.openxmlformats.org/wordprocessingml/2006/main" xmlns:w14="http://schemas.microsoft.com/office/word/2010/wordml" xmlns:w15="http://schemas.microsoft.com/office/word/2012/wordml" mc:Ignorable="w14 w15">
   <w:docDefaults>
     <w:rPrDefault>
       <w:rPr>
@@ -33237,7 +31319,7 @@
     </w:rPrDefault>
     <w:pPrDefault/>
   </w:docDefaults>
-  <w:latentStyles w:defLockedState="0" w:defUIPriority="99" w:defSemiHidden="0" w:defUnhideWhenUsed="0" w:defQFormat="0" w:count="376">
+  <w:latentStyles w:defLockedState="0" w:defUIPriority="99" w:defSemiHidden="0" w:defUnhideWhenUsed="0" w:defQFormat="0" w:count="371">
     <w:lsdException w:name="Normal" w:uiPriority="0" w:qFormat="1"/>
     <w:lsdException w:name="heading 1" w:uiPriority="9" w:qFormat="1"/>
     <w:lsdException w:name="heading 2" w:semiHidden="1" w:uiPriority="9" w:unhideWhenUsed="1" w:qFormat="1"/>
@@ -33609,11 +31691,6 @@
     <w:lsdException w:name="List Table 5 Dark Accent 6" w:uiPriority="50"/>
     <w:lsdException w:name="List Table 6 Colorful Accent 6" w:uiPriority="51"/>
     <w:lsdException w:name="List Table 7 Colorful Accent 6" w:uiPriority="52"/>
-    <w:lsdException w:name="Mention" w:semiHidden="1" w:unhideWhenUsed="1"/>
-    <w:lsdException w:name="Smart Hyperlink" w:semiHidden="1" w:unhideWhenUsed="1"/>
-    <w:lsdException w:name="Hashtag" w:semiHidden="1" w:unhideWhenUsed="1"/>
-    <w:lsdException w:name="Unresolved Mention" w:semiHidden="1" w:unhideWhenUsed="1"/>
-    <w:lsdException w:name="Smart Link" w:semiHidden="1" w:unhideWhenUsed="1"/>
   </w:latentStyles>
   <w:style w:type="paragraph" w:default="1" w:styleId="a">
     <w:name w:val="Normal"/>
@@ -34269,7 +32346,7 @@
 </file>
 
 <file path=customXml/itemProps1.xml><?xml version="1.0" encoding="utf-8"?>
-<ds:datastoreItem xmlns:ds="http://schemas.openxmlformats.org/officeDocument/2006/customXml" ds:itemID="{E849FFEB-B444-4F77-AFDB-B686C2A4B022}">
+<ds:datastoreItem xmlns:ds="http://schemas.openxmlformats.org/officeDocument/2006/customXml" ds:itemID="{3A7A8495-E4C2-460E-A06C-C974C6B07FA4}">
   <ds:schemaRefs>
     <ds:schemaRef ds:uri="http://schemas.openxmlformats.org/officeDocument/2006/bibliography"/>
   </ds:schemaRefs>
